--- a/Java/SpringBoot_terms.docx
+++ b/Java/SpringBoot_terms.docx
@@ -6,9 +6,11 @@
       <w:pPr>
         <w:spacing w:after="0"/>
       </w:pPr>
+      <w:proofErr w:type="gramStart"/>
       <w:r>
         <w:t>collection :</w:t>
       </w:r>
+      <w:proofErr w:type="gramEnd"/>
     </w:p>
     <w:p>
       <w:pPr>
@@ -55,7 +57,15 @@
         <w:spacing w:after="0"/>
       </w:pPr>
       <w:r>
-        <w:t>| `HashMap`       | JS Map/Object  | `put`, `get`, `remove`, `</w:t>
+        <w:t>| `HashMap`       | JS Map/</w:t>
+      </w:r>
+      <w:proofErr w:type="gramStart"/>
+      <w:r>
+        <w:t>Object  |</w:t>
+      </w:r>
+      <w:proofErr w:type="gramEnd"/>
+      <w:r>
+        <w:t xml:space="preserve"> `put`, `get`, `remove`, `</w:t>
       </w:r>
       <w:proofErr w:type="spellStart"/>
       <w:r>
@@ -120,6 +130,7 @@
         </w:rPr>
       </w:pPr>
       <w:proofErr w:type="spellStart"/>
+      <w:proofErr w:type="gramStart"/>
       <w:r>
         <w:rPr>
           <w:b/>
@@ -133,8 +144,25 @@
           <w:b/>
           <w:bCs/>
         </w:rPr>
-        <w:t xml:space="preserve"> : JAR &amp; WAR ?</w:t>
-      </w:r>
+        <w:t xml:space="preserve"> :</w:t>
+      </w:r>
+      <w:proofErr w:type="gramEnd"/>
+      <w:r>
+        <w:rPr>
+          <w:b/>
+          <w:bCs/>
+        </w:rPr>
+        <w:t xml:space="preserve"> JAR &amp; </w:t>
+      </w:r>
+      <w:proofErr w:type="gramStart"/>
+      <w:r>
+        <w:rPr>
+          <w:b/>
+          <w:bCs/>
+        </w:rPr>
+        <w:t>WAR ?</w:t>
+      </w:r>
+      <w:proofErr w:type="gramEnd"/>
     </w:p>
     <w:p>
       <w:pPr>
@@ -147,23 +175,32 @@
         <w:t>✅</w:t>
       </w:r>
       <w:r>
-        <w:t xml:space="preserve"> ANS : "JAR and WAR are Java packaging formats. A Spring Boot executable JAR typically packages the application with its dependencies and embedded server, so it can be started with java -jar. A WAR is intended for deployment to a servlet container such as an externally managed Tomcat, although Spring Boot can also create executable WARs. JAR is the common choice for modern Spring Boot applications, especially containerized deployments."</w:t>
-      </w:r>
-    </w:p>
-    <w:p>
-      <w:pPr>
-        <w:spacing w:after="0"/>
-      </w:pPr>
-    </w:p>
-    <w:p>
-      <w:pPr>
-        <w:spacing w:after="0"/>
-        <w:rPr>
-          <w:b/>
-          <w:bCs/>
-        </w:rPr>
-      </w:pPr>
-      <w:proofErr w:type="spellStart"/>
+        <w:t xml:space="preserve"> </w:t>
+      </w:r>
+      <w:proofErr w:type="gramStart"/>
+      <w:r>
+        <w:t>ANS :</w:t>
+      </w:r>
+      <w:proofErr w:type="gramEnd"/>
+      <w:r>
+        <w:t xml:space="preserve"> "JAR and WAR are Java packaging formats. A Spring Boot executable JAR typically packages the application with its dependencies and embedded server, so it can be started with java -jar. A WAR is intended for deployment to a servlet container such as an externally managed Tomcat, although Spring Boot can also create executable WARs. JAR is the common choice for modern Spring Boot applications, especially containerized deployments."</w:t>
+      </w:r>
+    </w:p>
+    <w:p>
+      <w:pPr>
+        <w:spacing w:after="0"/>
+      </w:pPr>
+    </w:p>
+    <w:p>
+      <w:pPr>
+        <w:spacing w:after="0"/>
+        <w:rPr>
+          <w:b/>
+          <w:bCs/>
+        </w:rPr>
+      </w:pPr>
+      <w:proofErr w:type="spellStart"/>
+      <w:proofErr w:type="gramStart"/>
       <w:r>
         <w:rPr>
           <w:b/>
@@ -177,8 +214,25 @@
           <w:b/>
           <w:bCs/>
         </w:rPr>
-        <w:t xml:space="preserve"> : configuration properties or YAML ?</w:t>
-      </w:r>
+        <w:t xml:space="preserve"> :</w:t>
+      </w:r>
+      <w:proofErr w:type="gramEnd"/>
+      <w:r>
+        <w:rPr>
+          <w:b/>
+          <w:bCs/>
+        </w:rPr>
+        <w:t xml:space="preserve"> configuration properties or </w:t>
+      </w:r>
+      <w:proofErr w:type="gramStart"/>
+      <w:r>
+        <w:rPr>
+          <w:b/>
+          <w:bCs/>
+        </w:rPr>
+        <w:t>YAML ?</w:t>
+      </w:r>
+      <w:proofErr w:type="gramEnd"/>
     </w:p>
     <w:p>
       <w:pPr>
@@ -191,13 +245,23 @@
         <w:t>✅</w:t>
       </w:r>
       <w:r>
-        <w:t xml:space="preserve"> ANS : "Spring Boot configuration properties or YAML files are external configuration sources used to configure application behavior without hardcoding environment-specific or changeable values in Java code. </w:t>
-      </w:r>
-      <w:proofErr w:type="spellStart"/>
+        <w:t xml:space="preserve"> </w:t>
+      </w:r>
+      <w:proofErr w:type="gramStart"/>
+      <w:r>
+        <w:t>ANS :</w:t>
+      </w:r>
+      <w:proofErr w:type="gramEnd"/>
+      <w:r>
+        <w:t xml:space="preserve"> "Spring Boot configuration properties or YAML files are external configuration sources used to configure application behavior without hardcoding environment-specific or changeable values in Java code. </w:t>
+      </w:r>
+      <w:proofErr w:type="spellStart"/>
+      <w:proofErr w:type="gramStart"/>
       <w:r>
         <w:t>application.properties</w:t>
       </w:r>
       <w:proofErr w:type="spellEnd"/>
+      <w:proofErr w:type="gramEnd"/>
       <w:r>
         <w:t xml:space="preserve"> uses key-value syntax, while </w:t>
       </w:r>
@@ -307,15 +371,29 @@
           <w:b/>
           <w:bCs/>
         </w:rPr>
-        <w:t>Spring Core terms :</w:t>
-      </w:r>
-    </w:p>
-    <w:p>
-      <w:pPr>
-        <w:spacing w:after="0"/>
-      </w:pPr>
-      <w:r>
-        <w:t xml:space="preserve">IOC : inversion of control. Spring says before you were creating object in class, now </w:t>
+        <w:t xml:space="preserve">Spring Core </w:t>
+      </w:r>
+      <w:proofErr w:type="gramStart"/>
+      <w:r>
+        <w:rPr>
+          <w:b/>
+          <w:bCs/>
+        </w:rPr>
+        <w:t>terms :</w:t>
+      </w:r>
+      <w:proofErr w:type="gramEnd"/>
+    </w:p>
+    <w:p>
+      <w:pPr>
+        <w:spacing w:after="0"/>
+      </w:pPr>
+      <w:proofErr w:type="gramStart"/>
+      <w:r>
+        <w:t>IOC :</w:t>
+      </w:r>
+      <w:proofErr w:type="gramEnd"/>
+      <w:r>
+        <w:t xml:space="preserve"> inversion of control. Spring says before you were creating object in class, now </w:t>
       </w:r>
       <w:proofErr w:type="spellStart"/>
       <w:r>
@@ -344,7 +422,15 @@
         <w:spacing w:after="0"/>
       </w:pPr>
       <w:r>
-        <w:t>IoC Container : Spring has a container called Application Context.</w:t>
+        <w:t xml:space="preserve">IoC </w:t>
+      </w:r>
+      <w:proofErr w:type="gramStart"/>
+      <w:r>
+        <w:t>Container :</w:t>
+      </w:r>
+      <w:proofErr w:type="gramEnd"/>
+      <w:r>
+        <w:t xml:space="preserve"> Spring has a container called Application Context.</w:t>
       </w:r>
     </w:p>
     <w:p>
@@ -372,7 +458,15 @@
         <w:t>Beans</w:t>
       </w:r>
       <w:r>
-        <w:t>: Object which are managed by Spring called as beans.(note: only object created by Spring is called as Beans)</w:t>
+        <w:t xml:space="preserve">: Object which are managed by Spring called as </w:t>
+      </w:r>
+      <w:proofErr w:type="gramStart"/>
+      <w:r>
+        <w:t>beans.(</w:t>
+      </w:r>
+      <w:proofErr w:type="gramEnd"/>
+      <w:r>
+        <w:t>note: only object created by Spring is called as Beans)</w:t>
       </w:r>
     </w:p>
     <w:p>
@@ -396,12 +490,17 @@
         <w:t xml:space="preserve">     class </w:t>
       </w:r>
       <w:proofErr w:type="spellStart"/>
+      <w:proofErr w:type="gramStart"/>
       <w:r>
         <w:t>DbService</w:t>
       </w:r>
       <w:proofErr w:type="spellEnd"/>
       <w:r>
-        <w:t>{}</w:t>
+        <w:t>{</w:t>
+      </w:r>
+      <w:proofErr w:type="gramEnd"/>
+      <w:r>
+        <w:t>}</w:t>
       </w:r>
     </w:p>
     <w:p>
@@ -430,8 +529,17 @@
           <w:b/>
           <w:bCs/>
         </w:rPr>
-        <w:t>How Spring Knows what to create :</w:t>
-      </w:r>
+        <w:t xml:space="preserve">How Spring Knows what to </w:t>
+      </w:r>
+      <w:proofErr w:type="gramStart"/>
+      <w:r>
+        <w:rPr>
+          <w:b/>
+          <w:bCs/>
+        </w:rPr>
+        <w:t>create :</w:t>
+      </w:r>
+      <w:proofErr w:type="gramEnd"/>
       <w:r>
         <w:rPr>
           <w:b/>
@@ -459,8 +567,13 @@
         <w:spacing w:after="0"/>
       </w:pPr>
       <w:r>
-        <w:t>Spring scans our whole project and looks for special annotations. Main ones are listed below :</w:t>
-      </w:r>
+        <w:t xml:space="preserve">Spring scans our whole project and looks for special annotations. Main ones are listed </w:t>
+      </w:r>
+      <w:proofErr w:type="gramStart"/>
+      <w:r>
+        <w:t>below :</w:t>
+      </w:r>
+      <w:proofErr w:type="gramEnd"/>
       <w:r>
         <w:br/>
       </w:r>
@@ -503,12 +616,17 @@
         <w:t xml:space="preserve">class </w:t>
       </w:r>
       <w:proofErr w:type="spellStart"/>
+      <w:proofErr w:type="gramStart"/>
       <w:r>
         <w:t>DbService</w:t>
       </w:r>
       <w:proofErr w:type="spellEnd"/>
       <w:r>
-        <w:t>(){}</w:t>
+        <w:t>(){</w:t>
+      </w:r>
+      <w:proofErr w:type="gramEnd"/>
+      <w:r>
+        <w:t>}</w:t>
       </w:r>
       <w:r>
         <w:t xml:space="preserve"> // means spring create this object</w:t>
@@ -559,6 +677,7 @@
         <w:t xml:space="preserve">class </w:t>
       </w:r>
       <w:proofErr w:type="spellStart"/>
+      <w:proofErr w:type="gramStart"/>
       <w:r>
         <w:t>User</w:t>
       </w:r>
@@ -567,7 +686,11 @@
       </w:r>
       <w:proofErr w:type="spellEnd"/>
       <w:r>
-        <w:t>(){}</w:t>
+        <w:t>(){</w:t>
+      </w:r>
+      <w:proofErr w:type="gramEnd"/>
+      <w:r>
+        <w:t>}</w:t>
       </w:r>
       <w:r>
         <w:t xml:space="preserve"> // means spring create this object</w:t>
@@ -618,6 +741,7 @@
         <w:t xml:space="preserve">class </w:t>
       </w:r>
       <w:proofErr w:type="spellStart"/>
+      <w:proofErr w:type="gramStart"/>
       <w:r>
         <w:t>User</w:t>
       </w:r>
@@ -626,7 +750,11 @@
       </w:r>
       <w:proofErr w:type="spellEnd"/>
       <w:r>
-        <w:t>(){}</w:t>
+        <w:t>(){</w:t>
+      </w:r>
+      <w:proofErr w:type="gramEnd"/>
+      <w:r>
+        <w:t>}</w:t>
       </w:r>
       <w:r>
         <w:t xml:space="preserve"> // means spring create this object</w:t>
@@ -657,24 +785,43 @@
           <w:b/>
           <w:bCs/>
         </w:rPr>
-        <w:t>do dependency injection for created repository :</w:t>
-      </w:r>
-    </w:p>
-    <w:p>
-      <w:pPr>
-        <w:spacing w:after="0"/>
-      </w:pPr>
-      <w:r>
-        <w:t xml:space="preserve">Option 1 : use </w:t>
+        <w:t xml:space="preserve">do dependency injection for created </w:t>
+      </w:r>
+      <w:proofErr w:type="gramStart"/>
+      <w:r>
+        <w:rPr>
+          <w:b/>
+          <w:bCs/>
+        </w:rPr>
+        <w:t>repository :</w:t>
+      </w:r>
+      <w:proofErr w:type="gramEnd"/>
+    </w:p>
+    <w:p>
+      <w:pPr>
+        <w:spacing w:after="0"/>
+      </w:pPr>
+      <w:r>
+        <w:t xml:space="preserve">Option </w:t>
+      </w:r>
+      <w:proofErr w:type="gramStart"/>
+      <w:r>
+        <w:t>1 :</w:t>
+      </w:r>
+      <w:proofErr w:type="gramEnd"/>
+      <w:r>
+        <w:t xml:space="preserve"> use </w:t>
       </w:r>
       <w:r>
         <w:t xml:space="preserve">@Autowired Annotation (with this problem is we </w:t>
       </w:r>
       <w:proofErr w:type="spellStart"/>
+      <w:proofErr w:type="gramStart"/>
       <w:r>
         <w:t>cant</w:t>
       </w:r>
       <w:proofErr w:type="spellEnd"/>
+      <w:proofErr w:type="gramEnd"/>
       <w:r>
         <w:t xml:space="preserve"> make</w:t>
       </w:r>
@@ -733,7 +880,15 @@
         <w:spacing w:after="0"/>
       </w:pPr>
       <w:r>
-        <w:t>Option 2 : use Spring constructor</w:t>
+        <w:t xml:space="preserve">Option </w:t>
+      </w:r>
+      <w:proofErr w:type="gramStart"/>
+      <w:r>
+        <w:t>2 :</w:t>
+      </w:r>
+      <w:proofErr w:type="gramEnd"/>
+      <w:r>
+        <w:t xml:space="preserve"> use Spring constructor</w:t>
       </w:r>
     </w:p>
     <w:p>
@@ -744,6 +899,7 @@
         <w:t xml:space="preserve">public </w:t>
       </w:r>
       <w:proofErr w:type="spellStart"/>
+      <w:proofErr w:type="gramStart"/>
       <w:r>
         <w:t>D</w:t>
       </w:r>
@@ -755,6 +911,7 @@
         <w:t>(</w:t>
       </w:r>
       <w:proofErr w:type="spellStart"/>
+      <w:proofErr w:type="gramEnd"/>
       <w:r>
         <w:t>UserService</w:t>
       </w:r>
@@ -763,6 +920,7 @@
         <w:t xml:space="preserve"> </w:t>
       </w:r>
       <w:proofErr w:type="spellStart"/>
+      <w:proofErr w:type="gramStart"/>
       <w:r>
         <w:t>userService</w:t>
       </w:r>
@@ -773,6 +931,7 @@
       <w:r>
         <w:t>)</w:t>
       </w:r>
+      <w:proofErr w:type="gramEnd"/>
       <w:r>
         <w:t>{</w:t>
       </w:r>
@@ -893,6 +1052,7 @@
           <w:color w:val="0070C0"/>
         </w:rPr>
       </w:pPr>
+      <w:proofErr w:type="gramStart"/>
       <w:r>
         <w:rPr>
           <w:b/>
@@ -907,15 +1067,32 @@
           <w:bCs/>
           <w:color w:val="0070C0"/>
         </w:rPr>
-        <w:t>How spring chooses which implementation for DB?</w:t>
-      </w:r>
-    </w:p>
-    <w:p>
-      <w:pPr>
-        <w:spacing w:after="0"/>
-      </w:pPr>
-      <w:r>
-        <w:t>If multiple implementation of DB exists, spring gets confused</w:t>
+        <w:t>How</w:t>
+      </w:r>
+      <w:proofErr w:type="gramEnd"/>
+      <w:r>
+        <w:rPr>
+          <w:b/>
+          <w:bCs/>
+          <w:color w:val="0070C0"/>
+        </w:rPr>
+        <w:t xml:space="preserve"> spring chooses which implementation for DB?</w:t>
+      </w:r>
+    </w:p>
+    <w:p>
+      <w:pPr>
+        <w:spacing w:after="0"/>
+      </w:pPr>
+      <w:r>
+        <w:t xml:space="preserve">If multiple </w:t>
+      </w:r>
+      <w:proofErr w:type="gramStart"/>
+      <w:r>
+        <w:t>implementation</w:t>
+      </w:r>
+      <w:proofErr w:type="gramEnd"/>
+      <w:r>
+        <w:t xml:space="preserve"> of DB exists, spring gets confused</w:t>
       </w:r>
     </w:p>
     <w:p>
@@ -980,7 +1157,15 @@
         <w:t>Qualifier</w:t>
       </w:r>
       <w:r>
-        <w:t xml:space="preserve">(“database_name”) :  </w:t>
+        <w:t>(“database_name”</w:t>
+      </w:r>
+      <w:proofErr w:type="gramStart"/>
+      <w:r>
+        <w:t>) :</w:t>
+      </w:r>
+      <w:proofErr w:type="gramEnd"/>
+      <w:r>
+        <w:t xml:space="preserve">  </w:t>
       </w:r>
     </w:p>
     <w:p>
@@ -1013,12 +1198,17 @@
         <w:t xml:space="preserve"> </w:t>
       </w:r>
       <w:proofErr w:type="spellStart"/>
+      <w:proofErr w:type="gramStart"/>
       <w:r>
         <w:t>userService</w:t>
       </w:r>
       <w:proofErr w:type="spellEnd"/>
       <w:r>
-        <w:t xml:space="preserve"> ){</w:t>
+        <w:t xml:space="preserve"> )</w:t>
+      </w:r>
+      <w:proofErr w:type="gramEnd"/>
+      <w:r>
+        <w:t>{</w:t>
       </w:r>
     </w:p>
     <w:p>
@@ -1110,12 +1300,14 @@
           <w:color w:val="000000" w:themeColor="text1"/>
         </w:rPr>
       </w:pPr>
+      <w:proofErr w:type="gramStart"/>
       <w:r>
         <w:rPr>
           <w:color w:val="0070C0"/>
         </w:rPr>
         <w:t>Eg :</w:t>
       </w:r>
+      <w:proofErr w:type="gramEnd"/>
       <w:r>
         <w:rPr>
           <w:color w:val="000000" w:themeColor="text1"/>
@@ -1148,22 +1340,44 @@
         <w:rPr>
           <w:color w:val="000000" w:themeColor="text1"/>
         </w:rPr>
-        <w:t xml:space="preserve"> implements Database {}  // now spring says use this by default</w:t>
-      </w:r>
-    </w:p>
-    <w:p>
-      <w:pPr>
-        <w:spacing w:after="0"/>
-        <w:rPr>
-          <w:color w:val="000000" w:themeColor="text1"/>
-        </w:rPr>
-      </w:pPr>
-      <w:r>
-        <w:rPr>
-          <w:color w:val="000000" w:themeColor="text1"/>
-        </w:rPr>
-        <w:t>when to use @Primary :</w:t>
-      </w:r>
+        <w:t xml:space="preserve"> implements Database </w:t>
+      </w:r>
+      <w:proofErr w:type="gramStart"/>
+      <w:r>
+        <w:rPr>
+          <w:color w:val="000000" w:themeColor="text1"/>
+        </w:rPr>
+        <w:t>{}  /</w:t>
+      </w:r>
+      <w:proofErr w:type="gramEnd"/>
+      <w:r>
+        <w:rPr>
+          <w:color w:val="000000" w:themeColor="text1"/>
+        </w:rPr>
+        <w:t>/ now spring says use this by default</w:t>
+      </w:r>
+    </w:p>
+    <w:p>
+      <w:pPr>
+        <w:spacing w:after="0"/>
+        <w:rPr>
+          <w:color w:val="000000" w:themeColor="text1"/>
+        </w:rPr>
+      </w:pPr>
+      <w:r>
+        <w:rPr>
+          <w:color w:val="000000" w:themeColor="text1"/>
+        </w:rPr>
+        <w:t>when to use @</w:t>
+      </w:r>
+      <w:proofErr w:type="gramStart"/>
+      <w:r>
+        <w:rPr>
+          <w:color w:val="000000" w:themeColor="text1"/>
+        </w:rPr>
+        <w:t>Primary :</w:t>
+      </w:r>
+      <w:proofErr w:type="gramEnd"/>
     </w:p>
     <w:p>
       <w:pPr>
@@ -1200,35 +1414,70 @@
           <w:color w:val="000000" w:themeColor="text1"/>
         </w:rPr>
       </w:pPr>
-      <w:r>
-        <w:rPr>
-          <w:color w:val="000000" w:themeColor="text1"/>
-        </w:rPr>
-        <w:t>Downside : hardcoded in code, cannot change per environment easily</w:t>
-      </w:r>
-    </w:p>
-    <w:p>
-      <w:pPr>
-        <w:spacing w:after="0"/>
-        <w:rPr>
-          <w:color w:val="000000" w:themeColor="text1"/>
-        </w:rPr>
-      </w:pPr>
-    </w:p>
-    <w:p>
-      <w:pPr>
-        <w:spacing w:after="0"/>
-        <w:rPr>
-          <w:color w:val="000000" w:themeColor="text1"/>
-        </w:rPr>
-      </w:pPr>
-      <w:r>
-        <w:rPr>
-          <w:b/>
-          <w:bCs/>
-          <w:color w:val="000000" w:themeColor="text1"/>
-        </w:rPr>
-        <w:t>Option 3 : Recommended Use Spring profiles</w:t>
+      <w:proofErr w:type="gramStart"/>
+      <w:r>
+        <w:rPr>
+          <w:color w:val="000000" w:themeColor="text1"/>
+        </w:rPr>
+        <w:t>Downside :</w:t>
+      </w:r>
+      <w:proofErr w:type="gramEnd"/>
+      <w:r>
+        <w:rPr>
+          <w:color w:val="000000" w:themeColor="text1"/>
+        </w:rPr>
+        <w:t xml:space="preserve"> hardcoded in code, cannot change per environment easily</w:t>
+      </w:r>
+    </w:p>
+    <w:p>
+      <w:pPr>
+        <w:spacing w:after="0"/>
+        <w:rPr>
+          <w:color w:val="000000" w:themeColor="text1"/>
+        </w:rPr>
+      </w:pPr>
+    </w:p>
+    <w:p>
+      <w:pPr>
+        <w:spacing w:after="0"/>
+        <w:rPr>
+          <w:color w:val="000000" w:themeColor="text1"/>
+        </w:rPr>
+      </w:pPr>
+      <w:r>
+        <w:rPr>
+          <w:b/>
+          <w:bCs/>
+          <w:color w:val="000000" w:themeColor="text1"/>
+        </w:rPr>
+        <w:t xml:space="preserve">Option </w:t>
+      </w:r>
+      <w:proofErr w:type="gramStart"/>
+      <w:r>
+        <w:rPr>
+          <w:b/>
+          <w:bCs/>
+          <w:color w:val="000000" w:themeColor="text1"/>
+        </w:rPr>
+        <w:t>3 :</w:t>
+      </w:r>
+      <w:proofErr w:type="gramEnd"/>
+      <w:r>
+        <w:rPr>
+          <w:b/>
+          <w:bCs/>
+          <w:color w:val="000000" w:themeColor="text1"/>
+        </w:rPr>
+        <w:t xml:space="preserve"> Recommended Use Spring </w:t>
+      </w:r>
+      <w:proofErr w:type="gramStart"/>
+      <w:r>
+        <w:rPr>
+          <w:b/>
+          <w:bCs/>
+          <w:color w:val="000000" w:themeColor="text1"/>
+        </w:rPr>
+        <w:t>profiles</w:t>
       </w:r>
       <w:r>
         <w:rPr>
@@ -1236,6 +1485,7 @@
         </w:rPr>
         <w:t xml:space="preserve"> :</w:t>
       </w:r>
+      <w:proofErr w:type="gramEnd"/>
     </w:p>
     <w:p>
       <w:pPr>
@@ -1276,7 +1526,21 @@
         <w:rPr>
           <w:color w:val="000000" w:themeColor="text1"/>
         </w:rPr>
-        <w:t xml:space="preserve"> implements Database {}  // for dev</w:t>
+        <w:t xml:space="preserve"> implements Database </w:t>
+      </w:r>
+      <w:proofErr w:type="gramStart"/>
+      <w:r>
+        <w:rPr>
+          <w:color w:val="000000" w:themeColor="text1"/>
+        </w:rPr>
+        <w:t>{}  /</w:t>
+      </w:r>
+      <w:proofErr w:type="gramEnd"/>
+      <w:r>
+        <w:rPr>
+          <w:color w:val="000000" w:themeColor="text1"/>
+        </w:rPr>
+        <w:t>/ for dev</w:t>
       </w:r>
     </w:p>
     <w:p>
@@ -1326,7 +1590,21 @@
         <w:rPr>
           <w:color w:val="000000" w:themeColor="text1"/>
         </w:rPr>
-        <w:t xml:space="preserve"> implements Database {}  // for prod</w:t>
+        <w:t xml:space="preserve"> implements Database </w:t>
+      </w:r>
+      <w:proofErr w:type="gramStart"/>
+      <w:r>
+        <w:rPr>
+          <w:color w:val="000000" w:themeColor="text1"/>
+        </w:rPr>
+        <w:t>{}  /</w:t>
+      </w:r>
+      <w:proofErr w:type="gramEnd"/>
+      <w:r>
+        <w:rPr>
+          <w:color w:val="000000" w:themeColor="text1"/>
+        </w:rPr>
+        <w:t>/ for prod</w:t>
       </w:r>
     </w:p>
     <w:p>
@@ -1348,6 +1626,7 @@
         <w:t xml:space="preserve">Activate profile in </w:t>
       </w:r>
       <w:proofErr w:type="spellStart"/>
+      <w:proofErr w:type="gramStart"/>
       <w:r>
         <w:rPr>
           <w:color w:val="000000" w:themeColor="text1"/>
@@ -1355,6 +1634,7 @@
         <w:t>application.properties</w:t>
       </w:r>
       <w:proofErr w:type="spellEnd"/>
+      <w:proofErr w:type="gramEnd"/>
       <w:r>
         <w:rPr>
           <w:color w:val="000000" w:themeColor="text1"/>
@@ -1362,17 +1642,25 @@
         <w:t xml:space="preserve"> : </w:t>
       </w:r>
       <w:proofErr w:type="spellStart"/>
+      <w:proofErr w:type="gramStart"/>
       <w:r>
         <w:rPr>
           <w:color w:val="0070C0"/>
         </w:rPr>
-        <w:t>spring.profile.active</w:t>
-      </w:r>
-      <w:proofErr w:type="spellEnd"/>
+        <w:t>spring.profile</w:t>
+      </w:r>
+      <w:proofErr w:type="gramEnd"/>
       <w:r>
         <w:rPr>
           <w:color w:val="0070C0"/>
         </w:rPr>
+        <w:t>.active</w:t>
+      </w:r>
+      <w:proofErr w:type="spellEnd"/>
+      <w:r>
+        <w:rPr>
+          <w:color w:val="0070C0"/>
+        </w:rPr>
         <w:t>=dev</w:t>
       </w:r>
       <w:r>
@@ -1490,6 +1778,7 @@
         <w:spacing w:after="0"/>
       </w:pPr>
       <w:proofErr w:type="spellStart"/>
+      <w:proofErr w:type="gramStart"/>
       <w:r>
         <w:rPr>
           <w:color w:val="000000" w:themeColor="text1"/>
@@ -1497,6 +1786,7 @@
         <w:t>application.properties</w:t>
       </w:r>
       <w:proofErr w:type="spellEnd"/>
+      <w:proofErr w:type="gramEnd"/>
       <w:r>
         <w:rPr>
           <w:color w:val="000000" w:themeColor="text1"/>
@@ -1504,6 +1794,7 @@
         <w:t xml:space="preserve"> : </w:t>
       </w:r>
       <w:proofErr w:type="spellStart"/>
+      <w:proofErr w:type="gramStart"/>
       <w:r>
         <w:rPr>
           <w:color w:val="0070C0"/>
@@ -1511,6 +1802,7 @@
         <w:t>db.type</w:t>
       </w:r>
       <w:proofErr w:type="spellEnd"/>
+      <w:proofErr w:type="gramEnd"/>
       <w:r>
         <w:rPr>
           <w:color w:val="0070C0"/>
@@ -1575,7 +1867,14 @@
         <w:rPr>
           <w:color w:val="000000" w:themeColor="text1"/>
         </w:rPr>
-        <w:t xml:space="preserve"> (name=“</w:t>
+        <w:t xml:space="preserve"> (name</w:t>
+      </w:r>
+      <w:proofErr w:type="gramStart"/>
+      <w:r>
+        <w:rPr>
+          <w:color w:val="000000" w:themeColor="text1"/>
+        </w:rPr>
+        <w:t>=“</w:t>
       </w:r>
       <w:proofErr w:type="spellStart"/>
       <w:r>
@@ -1585,6 +1884,7 @@
         <w:t>db.type</w:t>
       </w:r>
       <w:proofErr w:type="spellEnd"/>
+      <w:proofErr w:type="gramEnd"/>
       <w:r>
         <w:rPr>
           <w:color w:val="000000" w:themeColor="text1"/>
@@ -1599,6 +1899,7 @@
         <w:t>havingValue</w:t>
       </w:r>
       <w:proofErr w:type="spellEnd"/>
+      <w:proofErr w:type="gramStart"/>
       <w:r>
         <w:rPr>
           <w:color w:val="000000" w:themeColor="text1"/>
@@ -1613,6 +1914,7 @@
         <w:t>mysql</w:t>
       </w:r>
       <w:proofErr w:type="spellEnd"/>
+      <w:proofErr w:type="gramEnd"/>
       <w:r>
         <w:rPr>
           <w:color w:val="000000" w:themeColor="text1"/>
@@ -1642,7 +1944,21 @@
         <w:rPr>
           <w:color w:val="000000" w:themeColor="text1"/>
         </w:rPr>
-        <w:t xml:space="preserve"> implements Database {}  // for </w:t>
+        <w:t xml:space="preserve"> implements Database </w:t>
+      </w:r>
+      <w:proofErr w:type="gramStart"/>
+      <w:r>
+        <w:rPr>
+          <w:color w:val="000000" w:themeColor="text1"/>
+        </w:rPr>
+        <w:t>{}  /</w:t>
+      </w:r>
+      <w:proofErr w:type="gramEnd"/>
+      <w:r>
+        <w:rPr>
+          <w:color w:val="000000" w:themeColor="text1"/>
+        </w:rPr>
+        <w:t xml:space="preserve">/ for </w:t>
       </w:r>
       <w:proofErr w:type="spellStart"/>
       <w:r>
@@ -1730,7 +2046,14 @@
         <w:rPr>
           <w:color w:val="000000" w:themeColor="text1"/>
         </w:rPr>
-        <w:t xml:space="preserve"> (name=“</w:t>
+        <w:t xml:space="preserve"> (name</w:t>
+      </w:r>
+      <w:proofErr w:type="gramStart"/>
+      <w:r>
+        <w:rPr>
+          <w:color w:val="000000" w:themeColor="text1"/>
+        </w:rPr>
+        <w:t>=“</w:t>
       </w:r>
       <w:proofErr w:type="spellStart"/>
       <w:r>
@@ -1740,6 +2063,7 @@
         <w:t>db.type</w:t>
       </w:r>
       <w:proofErr w:type="spellEnd"/>
+      <w:proofErr w:type="gramEnd"/>
       <w:r>
         <w:rPr>
           <w:color w:val="000000" w:themeColor="text1"/>
@@ -1754,6 +2078,7 @@
         <w:t>havingValue</w:t>
       </w:r>
       <w:proofErr w:type="spellEnd"/>
+      <w:proofErr w:type="gramStart"/>
       <w:r>
         <w:rPr>
           <w:color w:val="000000" w:themeColor="text1"/>
@@ -1768,6 +2093,7 @@
         <w:t>postgres</w:t>
       </w:r>
       <w:proofErr w:type="spellEnd"/>
+      <w:proofErr w:type="gramEnd"/>
       <w:r>
         <w:rPr>
           <w:color w:val="000000" w:themeColor="text1"/>
@@ -1873,7 +2199,21 @@
           <w:color w:val="000000" w:themeColor="text1"/>
         </w:rPr>
         <w:tab/>
-        <w:t>for feature toggling and provider selection. While profile are for environment separation</w:t>
+        <w:t xml:space="preserve">for feature toggling and provider selection. While profile </w:t>
+      </w:r>
+      <w:proofErr w:type="gramStart"/>
+      <w:r>
+        <w:rPr>
+          <w:color w:val="000000" w:themeColor="text1"/>
+        </w:rPr>
+        <w:t>are</w:t>
+      </w:r>
+      <w:proofErr w:type="gramEnd"/>
+      <w:r>
+        <w:rPr>
+          <w:color w:val="000000" w:themeColor="text1"/>
+        </w:rPr>
+        <w:t xml:space="preserve"> for environment separation</w:t>
       </w:r>
     </w:p>
     <w:p>
@@ -1944,12 +2284,14 @@
           <w:color w:val="000000" w:themeColor="text1"/>
         </w:rPr>
       </w:pPr>
+      <w:proofErr w:type="gramStart"/>
       <w:r>
         <w:rPr>
           <w:color w:val="000000" w:themeColor="text1"/>
         </w:rPr>
         <w:t>Flow :</w:t>
       </w:r>
+      <w:proofErr w:type="gramEnd"/>
     </w:p>
     <w:p>
       <w:pPr>
@@ -2099,7 +2441,14 @@
         <w:rPr>
           <w:color w:val="000000" w:themeColor="text1"/>
         </w:rPr>
-        <w:t xml:space="preserve">public void start(){ </w:t>
+        <w:t xml:space="preserve">public void </w:t>
+      </w:r>
+      <w:proofErr w:type="gramStart"/>
+      <w:r>
+        <w:rPr>
+          <w:color w:val="000000" w:themeColor="text1"/>
+        </w:rPr>
+        <w:t xml:space="preserve">start(){ </w:t>
       </w:r>
       <w:proofErr w:type="spellStart"/>
       <w:r>
@@ -2109,6 +2458,7 @@
         <w:t>println</w:t>
       </w:r>
       <w:proofErr w:type="spellEnd"/>
+      <w:proofErr w:type="gramEnd"/>
       <w:r>
         <w:rPr>
           <w:color w:val="000000" w:themeColor="text1"/>
@@ -2149,7 +2499,14 @@
         <w:rPr>
           <w:color w:val="000000" w:themeColor="text1"/>
         </w:rPr>
-        <w:t xml:space="preserve">public void stop(){ </w:t>
+        <w:t xml:space="preserve">public void </w:t>
+      </w:r>
+      <w:proofErr w:type="gramStart"/>
+      <w:r>
+        <w:rPr>
+          <w:color w:val="000000" w:themeColor="text1"/>
+        </w:rPr>
+        <w:t xml:space="preserve">stop(){ </w:t>
       </w:r>
       <w:proofErr w:type="spellStart"/>
       <w:r>
@@ -2159,6 +2516,7 @@
         <w:t>println</w:t>
       </w:r>
       <w:proofErr w:type="spellEnd"/>
+      <w:proofErr w:type="gramEnd"/>
       <w:r>
         <w:rPr>
           <w:color w:val="000000" w:themeColor="text1"/>
@@ -2185,7 +2543,21 @@
         <w:rPr>
           <w:color w:val="000000" w:themeColor="text1"/>
         </w:rPr>
-        <w:t xml:space="preserve">to check config we can use @Value in class or @ConfigurationPropertiesScan in </w:t>
+        <w:t xml:space="preserve">to check </w:t>
+      </w:r>
+      <w:proofErr w:type="gramStart"/>
+      <w:r>
+        <w:rPr>
+          <w:color w:val="000000" w:themeColor="text1"/>
+        </w:rPr>
+        <w:t>config</w:t>
+      </w:r>
+      <w:proofErr w:type="gramEnd"/>
+      <w:r>
+        <w:rPr>
+          <w:color w:val="000000" w:themeColor="text1"/>
+        </w:rPr>
+        <w:t xml:space="preserve"> we can use @Value in class or @ConfigurationPropertiesScan in </w:t>
       </w:r>
       <w:proofErr w:type="spellStart"/>
       <w:r>
@@ -2213,7 +2585,21 @@
         <w:rPr>
           <w:color w:val="000000" w:themeColor="text1"/>
         </w:rPr>
-        <w:t>@Value(`${db.type}`)</w:t>
+        <w:t>@Value(`${</w:t>
+      </w:r>
+      <w:proofErr w:type="gramStart"/>
+      <w:r>
+        <w:rPr>
+          <w:color w:val="000000" w:themeColor="text1"/>
+        </w:rPr>
+        <w:t>db.type</w:t>
+      </w:r>
+      <w:proofErr w:type="gramEnd"/>
+      <w:r>
+        <w:rPr>
+          <w:color w:val="000000" w:themeColor="text1"/>
+        </w:rPr>
+        <w:t>}`)</w:t>
       </w:r>
     </w:p>
     <w:p>
@@ -2351,8 +2737,16 @@
         <w:rPr>
           <w:color w:val="000000" w:themeColor="text1"/>
         </w:rPr>
-        <w:t>Public Database database(){</w:t>
-      </w:r>
+        <w:t xml:space="preserve">Public Database </w:t>
+      </w:r>
+      <w:proofErr w:type="gramStart"/>
+      <w:r>
+        <w:rPr>
+          <w:color w:val="000000" w:themeColor="text1"/>
+        </w:rPr>
+        <w:t>database(){</w:t>
+      </w:r>
+      <w:proofErr w:type="gramEnd"/>
     </w:p>
     <w:p>
       <w:pPr>
@@ -2368,6 +2762,7 @@
         <w:t xml:space="preserve">Return new </w:t>
       </w:r>
       <w:proofErr w:type="spellStart"/>
+      <w:proofErr w:type="gramStart"/>
       <w:r>
         <w:rPr>
           <w:color w:val="000000" w:themeColor="text1"/>
@@ -2379,245 +2774,5075 @@
         <w:rPr>
           <w:color w:val="000000" w:themeColor="text1"/>
         </w:rPr>
+        <w:t>(</w:t>
+      </w:r>
+      <w:proofErr w:type="gramEnd"/>
+      <w:r>
+        <w:rPr>
+          <w:color w:val="000000" w:themeColor="text1"/>
+        </w:rPr>
+        <w:t>);</w:t>
+      </w:r>
+    </w:p>
+    <w:p>
+      <w:pPr>
+        <w:spacing w:after="0"/>
+        <w:rPr>
+          <w:color w:val="000000" w:themeColor="text1"/>
+        </w:rPr>
+      </w:pPr>
+      <w:r>
+        <w:rPr>
+          <w:color w:val="000000" w:themeColor="text1"/>
+        </w:rPr>
+        <w:t>}</w:t>
+      </w:r>
+    </w:p>
+    <w:p>
+      <w:pPr>
+        <w:spacing w:after="0"/>
+        <w:rPr>
+          <w:color w:val="000000" w:themeColor="text1"/>
+        </w:rPr>
+      </w:pPr>
+      <w:r>
+        <w:rPr>
+          <w:color w:val="000000" w:themeColor="text1"/>
+        </w:rPr>
+        <w:t>}</w:t>
+      </w:r>
+    </w:p>
+    <w:p>
+      <w:pPr>
+        <w:spacing w:after="0"/>
+        <w:rPr>
+          <w:b/>
+          <w:bCs/>
+          <w:color w:val="0070C0"/>
+        </w:rPr>
+      </w:pPr>
+      <w:r>
+        <w:rPr>
+          <w:b/>
+          <w:bCs/>
+          <w:color w:val="0070C0"/>
+        </w:rPr>
+        <w:t xml:space="preserve">How Spring internals </w:t>
+      </w:r>
+      <w:proofErr w:type="gramStart"/>
+      <w:r>
+        <w:rPr>
+          <w:b/>
+          <w:bCs/>
+          <w:color w:val="0070C0"/>
+        </w:rPr>
+        <w:t>run :</w:t>
+      </w:r>
+      <w:proofErr w:type="gramEnd"/>
+      <w:r>
+        <w:rPr>
+          <w:b/>
+          <w:bCs/>
+          <w:color w:val="0070C0"/>
+        </w:rPr>
+        <w:t xml:space="preserve"> </w:t>
+      </w:r>
+      <w:proofErr w:type="spellStart"/>
+      <w:proofErr w:type="gramStart"/>
+      <w:r>
+        <w:rPr>
+          <w:b/>
+          <w:bCs/>
+          <w:color w:val="0070C0"/>
+        </w:rPr>
+        <w:t>SpringApplication.run</w:t>
+      </w:r>
+      <w:proofErr w:type="spellEnd"/>
+      <w:r>
+        <w:rPr>
+          <w:b/>
+          <w:bCs/>
+          <w:color w:val="0070C0"/>
+        </w:rPr>
+        <w:t xml:space="preserve">( </w:t>
+      </w:r>
+      <w:proofErr w:type="spellStart"/>
+      <w:r>
+        <w:rPr>
+          <w:b/>
+          <w:bCs/>
+          <w:color w:val="0070C0"/>
+        </w:rPr>
+        <w:t>Application.class</w:t>
+      </w:r>
+      <w:proofErr w:type="spellEnd"/>
+      <w:proofErr w:type="gramEnd"/>
+      <w:r>
+        <w:rPr>
+          <w:b/>
+          <w:bCs/>
+          <w:color w:val="0070C0"/>
+        </w:rPr>
+        <w:t xml:space="preserve">, </w:t>
+      </w:r>
+      <w:proofErr w:type="spellStart"/>
+      <w:r>
+        <w:rPr>
+          <w:b/>
+          <w:bCs/>
+          <w:color w:val="0070C0"/>
+        </w:rPr>
+        <w:t>args</w:t>
+      </w:r>
+      <w:proofErr w:type="spellEnd"/>
+      <w:r>
+        <w:rPr>
+          <w:b/>
+          <w:bCs/>
+          <w:color w:val="0070C0"/>
+        </w:rPr>
+        <w:t>)</w:t>
+      </w:r>
+    </w:p>
+    <w:p>
+      <w:pPr>
+        <w:spacing w:after="0"/>
+        <w:rPr>
+          <w:color w:val="000000" w:themeColor="text1"/>
+        </w:rPr>
+      </w:pPr>
+      <w:r>
+        <w:rPr>
+          <w:color w:val="000000" w:themeColor="text1"/>
+        </w:rPr>
+        <w:t xml:space="preserve">How </w:t>
+      </w:r>
+      <w:proofErr w:type="spellStart"/>
+      <w:proofErr w:type="gramStart"/>
+      <w:r>
+        <w:rPr>
+          <w:color w:val="000000" w:themeColor="text1"/>
+        </w:rPr>
+        <w:t>SpringApplication.run</w:t>
+      </w:r>
+      <w:proofErr w:type="spellEnd"/>
+      <w:r>
+        <w:rPr>
+          <w:color w:val="000000" w:themeColor="text1"/>
+        </w:rPr>
+        <w:t xml:space="preserve">( </w:t>
+      </w:r>
+      <w:proofErr w:type="spellStart"/>
+      <w:r>
+        <w:rPr>
+          <w:color w:val="000000" w:themeColor="text1"/>
+        </w:rPr>
+        <w:t>Application.class</w:t>
+      </w:r>
+      <w:proofErr w:type="spellEnd"/>
+      <w:proofErr w:type="gramEnd"/>
+      <w:r>
+        <w:rPr>
+          <w:color w:val="000000" w:themeColor="text1"/>
+        </w:rPr>
+        <w:t xml:space="preserve">, </w:t>
+      </w:r>
+      <w:proofErr w:type="spellStart"/>
+      <w:r>
+        <w:rPr>
+          <w:color w:val="000000" w:themeColor="text1"/>
+        </w:rPr>
+        <w:t>args</w:t>
+      </w:r>
+      <w:proofErr w:type="spellEnd"/>
+      <w:r>
+        <w:rPr>
+          <w:color w:val="000000" w:themeColor="text1"/>
+        </w:rPr>
+        <w:t>)</w:t>
+      </w:r>
+      <w:r>
+        <w:rPr>
+          <w:color w:val="000000" w:themeColor="text1"/>
+        </w:rPr>
+        <w:t xml:space="preserve"> will do </w:t>
+      </w:r>
+      <w:proofErr w:type="gramStart"/>
+      <w:r>
+        <w:rPr>
+          <w:color w:val="000000" w:themeColor="text1"/>
+        </w:rPr>
+        <w:t>following :</w:t>
+      </w:r>
+      <w:proofErr w:type="gramEnd"/>
+      <w:r>
+        <w:rPr>
+          <w:color w:val="000000" w:themeColor="text1"/>
+        </w:rPr>
+        <w:t xml:space="preserve"> </w:t>
+      </w:r>
+    </w:p>
+    <w:p>
+      <w:pPr>
+        <w:spacing w:after="0"/>
+        <w:rPr>
+          <w:color w:val="000000" w:themeColor="text1"/>
+        </w:rPr>
+      </w:pPr>
+      <w:proofErr w:type="spellStart"/>
+      <w:r>
+        <w:rPr>
+          <w:color w:val="000000" w:themeColor="text1"/>
+        </w:rPr>
+        <w:t>i</w:t>
+      </w:r>
+      <w:proofErr w:type="spellEnd"/>
+      <w:r>
+        <w:rPr>
+          <w:color w:val="000000" w:themeColor="text1"/>
+        </w:rPr>
+        <w:t xml:space="preserve">) </w:t>
+      </w:r>
+      <w:r>
+        <w:rPr>
+          <w:color w:val="000000" w:themeColor="text1"/>
+        </w:rPr>
+        <w:t xml:space="preserve">Application </w:t>
+      </w:r>
+      <w:proofErr w:type="gramStart"/>
+      <w:r>
+        <w:rPr>
+          <w:color w:val="000000" w:themeColor="text1"/>
+        </w:rPr>
+        <w:t xml:space="preserve">start, </w:t>
+      </w:r>
+      <w:r>
+        <w:rPr>
+          <w:color w:val="000000" w:themeColor="text1"/>
+        </w:rPr>
+        <w:t xml:space="preserve">  </w:t>
+      </w:r>
+      <w:proofErr w:type="gramEnd"/>
+      <w:r>
+        <w:rPr>
+          <w:color w:val="000000" w:themeColor="text1"/>
+        </w:rPr>
+        <w:t xml:space="preserve">              </w:t>
+      </w:r>
+      <w:r>
+        <w:rPr>
+          <w:color w:val="000000" w:themeColor="text1"/>
+        </w:rPr>
+        <w:t xml:space="preserve">ii) web server starts, </w:t>
+      </w:r>
+    </w:p>
+    <w:p>
+      <w:pPr>
+        <w:spacing w:after="0"/>
+        <w:rPr>
+          <w:color w:val="000000" w:themeColor="text1"/>
+        </w:rPr>
+      </w:pPr>
+      <w:r>
+        <w:rPr>
+          <w:color w:val="000000" w:themeColor="text1"/>
+        </w:rPr>
+        <w:t>iii) REST APIs start working, iv) configuration happens automatically</w:t>
+      </w:r>
+    </w:p>
+    <w:p>
+      <w:pPr>
+        <w:spacing w:after="0"/>
+        <w:rPr>
+          <w:b/>
+          <w:bCs/>
+          <w:color w:val="000000" w:themeColor="text1"/>
+        </w:rPr>
+      </w:pPr>
+      <w:r>
+        <w:rPr>
+          <w:b/>
+          <w:bCs/>
+          <w:color w:val="000000" w:themeColor="text1"/>
+        </w:rPr>
+        <w:lastRenderedPageBreak/>
+        <w:t xml:space="preserve">Will check what </w:t>
+      </w:r>
+      <w:proofErr w:type="spellStart"/>
+      <w:proofErr w:type="gramStart"/>
+      <w:r>
+        <w:rPr>
+          <w:b/>
+          <w:bCs/>
+          <w:color w:val="000000" w:themeColor="text1"/>
+        </w:rPr>
+        <w:t>SpringApplication.run</w:t>
+      </w:r>
+      <w:proofErr w:type="spellEnd"/>
+      <w:r>
+        <w:rPr>
+          <w:b/>
+          <w:bCs/>
+          <w:color w:val="000000" w:themeColor="text1"/>
+        </w:rPr>
+        <w:t>(</w:t>
+      </w:r>
+      <w:proofErr w:type="gramEnd"/>
+      <w:r>
+        <w:rPr>
+          <w:b/>
+          <w:bCs/>
+          <w:color w:val="000000" w:themeColor="text1"/>
+        </w:rPr>
+        <w:t>) do and how config works internally</w:t>
+      </w:r>
+      <w:r>
+        <w:rPr>
+          <w:b/>
+          <w:bCs/>
+          <w:color w:val="000000" w:themeColor="text1"/>
+        </w:rPr>
+        <w:t>?</w:t>
+      </w:r>
+    </w:p>
+    <w:p>
+      <w:pPr>
+        <w:spacing w:after="0"/>
+        <w:rPr>
+          <w:color w:val="0070C0"/>
+        </w:rPr>
+      </w:pPr>
+      <w:r>
+        <w:rPr>
+          <w:color w:val="0070C0"/>
+        </w:rPr>
+        <w:t>High Level startup pipeline</w:t>
+      </w:r>
+    </w:p>
+    <w:p>
+      <w:pPr>
+        <w:spacing w:after="0"/>
+        <w:rPr>
+          <w:color w:val="0070C0"/>
+        </w:rPr>
+      </w:pPr>
+      <w:proofErr w:type="gramStart"/>
+      <w:r>
+        <w:rPr>
+          <w:color w:val="0070C0"/>
+        </w:rPr>
+        <w:t>main(</w:t>
+      </w:r>
+      <w:proofErr w:type="gramEnd"/>
+      <w:r>
+        <w:rPr>
+          <w:color w:val="0070C0"/>
+        </w:rPr>
+        <w:t xml:space="preserve">)     </w:t>
+      </w:r>
+      <w:r>
+        <w:rPr>
+          <w:color w:val="000000" w:themeColor="text1"/>
+        </w:rPr>
+        <w:t>calls</w:t>
+      </w:r>
+      <w:r>
+        <w:rPr>
+          <w:color w:val="000000" w:themeColor="text1"/>
+        </w:rPr>
+        <w:t xml:space="preserve"> </w:t>
+      </w:r>
+      <w:r>
+        <w:rPr>
+          <w:color w:val="0070C0"/>
+        </w:rPr>
+        <w:t xml:space="preserve">-&gt; </w:t>
+      </w:r>
+      <w:proofErr w:type="spellStart"/>
+      <w:proofErr w:type="gramStart"/>
+      <w:r>
+        <w:rPr>
+          <w:color w:val="0070C0"/>
+        </w:rPr>
+        <w:t>SpringApplication.run</w:t>
+      </w:r>
+      <w:proofErr w:type="spellEnd"/>
+      <w:r>
+        <w:rPr>
+          <w:color w:val="0070C0"/>
+        </w:rPr>
+        <w:t xml:space="preserve">( </w:t>
+      </w:r>
+      <w:proofErr w:type="spellStart"/>
+      <w:r>
+        <w:rPr>
+          <w:color w:val="0070C0"/>
+        </w:rPr>
+        <w:t>Application.class</w:t>
+      </w:r>
+      <w:proofErr w:type="spellEnd"/>
+      <w:proofErr w:type="gramEnd"/>
+      <w:r>
+        <w:rPr>
+          <w:color w:val="0070C0"/>
+        </w:rPr>
+        <w:t xml:space="preserve">, </w:t>
+      </w:r>
+      <w:proofErr w:type="spellStart"/>
+      <w:proofErr w:type="gramStart"/>
+      <w:r>
+        <w:rPr>
+          <w:color w:val="0070C0"/>
+        </w:rPr>
+        <w:t>args</w:t>
+      </w:r>
+      <w:proofErr w:type="spellEnd"/>
+      <w:r>
+        <w:rPr>
+          <w:color w:val="0070C0"/>
+        </w:rPr>
+        <w:t>)</w:t>
+      </w:r>
+      <w:r>
+        <w:rPr>
+          <w:color w:val="0070C0"/>
+        </w:rPr>
+        <w:t xml:space="preserve">   </w:t>
+      </w:r>
+      <w:proofErr w:type="gramEnd"/>
+      <w:r>
+        <w:rPr>
+          <w:color w:val="000000" w:themeColor="text1"/>
+        </w:rPr>
+        <w:t>starts</w:t>
+      </w:r>
+      <w:r>
+        <w:rPr>
+          <w:color w:val="0070C0"/>
+        </w:rPr>
+        <w:t>-&gt; Application ready to serve</w:t>
+      </w:r>
+    </w:p>
+    <w:p>
+      <w:pPr>
+        <w:spacing w:after="0"/>
+        <w:rPr>
+          <w:b/>
+          <w:bCs/>
+          <w:color w:val="0070C0"/>
+        </w:rPr>
+      </w:pPr>
+    </w:p>
+    <w:p>
+      <w:pPr>
+        <w:spacing w:after="0"/>
+        <w:rPr>
+          <w:color w:val="0070C0"/>
+        </w:rPr>
+      </w:pPr>
+      <w:proofErr w:type="spellStart"/>
+      <w:proofErr w:type="gramStart"/>
+      <w:r>
+        <w:rPr>
+          <w:color w:val="0070C0"/>
+        </w:rPr>
+        <w:t>SpringApplication.run</w:t>
+      </w:r>
+      <w:proofErr w:type="spellEnd"/>
+      <w:r>
+        <w:rPr>
+          <w:color w:val="0070C0"/>
+        </w:rPr>
+        <w:t xml:space="preserve">( </w:t>
+      </w:r>
+      <w:proofErr w:type="spellStart"/>
+      <w:r>
+        <w:rPr>
+          <w:color w:val="0070C0"/>
+        </w:rPr>
+        <w:t>Application.class</w:t>
+      </w:r>
+      <w:proofErr w:type="spellEnd"/>
+      <w:proofErr w:type="gramEnd"/>
+      <w:r>
+        <w:rPr>
+          <w:color w:val="0070C0"/>
+        </w:rPr>
+        <w:t xml:space="preserve">, </w:t>
+      </w:r>
+      <w:proofErr w:type="spellStart"/>
+      <w:r>
+        <w:rPr>
+          <w:color w:val="0070C0"/>
+        </w:rPr>
+        <w:t>args</w:t>
+      </w:r>
+      <w:proofErr w:type="spellEnd"/>
+      <w:r>
+        <w:rPr>
+          <w:color w:val="0070C0"/>
+        </w:rPr>
+        <w:t>)</w:t>
+      </w:r>
+      <w:r>
+        <w:rPr>
+          <w:color w:val="0070C0"/>
+        </w:rPr>
+        <w:t>:</w:t>
+      </w:r>
+    </w:p>
+    <w:p>
+      <w:pPr>
+        <w:pStyle w:val="ListParagraph"/>
+        <w:numPr>
+          <w:ilvl w:val="0"/>
+          <w:numId w:val="5"/>
+        </w:numPr>
+        <w:spacing w:after="0"/>
+        <w:rPr>
+          <w:color w:val="000000" w:themeColor="text1"/>
+        </w:rPr>
+      </w:pPr>
+      <w:r>
+        <w:rPr>
+          <w:color w:val="000000" w:themeColor="text1"/>
+        </w:rPr>
+        <w:t xml:space="preserve">Create </w:t>
+      </w:r>
+      <w:proofErr w:type="spellStart"/>
+      <w:r>
+        <w:rPr>
+          <w:color w:val="000000" w:themeColor="text1"/>
+        </w:rPr>
+        <w:t>SpringApplication</w:t>
+      </w:r>
+      <w:proofErr w:type="spellEnd"/>
+    </w:p>
+    <w:p>
+      <w:pPr>
+        <w:pStyle w:val="ListParagraph"/>
+        <w:numPr>
+          <w:ilvl w:val="0"/>
+          <w:numId w:val="5"/>
+        </w:numPr>
+        <w:spacing w:after="0"/>
+        <w:rPr>
+          <w:color w:val="000000" w:themeColor="text1"/>
+        </w:rPr>
+      </w:pPr>
+      <w:r>
+        <w:rPr>
+          <w:color w:val="000000" w:themeColor="text1"/>
+        </w:rPr>
+        <w:t>Prepare environment</w:t>
+      </w:r>
+    </w:p>
+    <w:p>
+      <w:pPr>
+        <w:pStyle w:val="ListParagraph"/>
+        <w:numPr>
+          <w:ilvl w:val="0"/>
+          <w:numId w:val="5"/>
+        </w:numPr>
+        <w:spacing w:after="0"/>
+        <w:rPr>
+          <w:color w:val="000000" w:themeColor="text1"/>
+        </w:rPr>
+      </w:pPr>
+      <w:r>
+        <w:rPr>
+          <w:color w:val="000000" w:themeColor="text1"/>
+        </w:rPr>
+        <w:t>Create application context</w:t>
+      </w:r>
+    </w:p>
+    <w:p>
+      <w:pPr>
+        <w:pStyle w:val="ListParagraph"/>
+        <w:numPr>
+          <w:ilvl w:val="0"/>
+          <w:numId w:val="5"/>
+        </w:numPr>
+        <w:spacing w:after="0"/>
+        <w:rPr>
+          <w:color w:val="000000" w:themeColor="text1"/>
+        </w:rPr>
+      </w:pPr>
+      <w:r>
+        <w:rPr>
+          <w:color w:val="000000" w:themeColor="text1"/>
+        </w:rPr>
+        <w:t>Select auto configurations</w:t>
+      </w:r>
+    </w:p>
+    <w:p>
+      <w:pPr>
+        <w:pStyle w:val="ListParagraph"/>
+        <w:numPr>
+          <w:ilvl w:val="0"/>
+          <w:numId w:val="5"/>
+        </w:numPr>
+        <w:spacing w:after="0"/>
+        <w:rPr>
+          <w:color w:val="000000" w:themeColor="text1"/>
+        </w:rPr>
+      </w:pPr>
+      <w:proofErr w:type="spellStart"/>
+      <w:proofErr w:type="gramStart"/>
+      <w:r>
+        <w:rPr>
+          <w:color w:val="000000" w:themeColor="text1"/>
+        </w:rPr>
+        <w:t>context.refresh</w:t>
+      </w:r>
+      <w:proofErr w:type="spellEnd"/>
+      <w:proofErr w:type="gramEnd"/>
+      <w:r>
+        <w:rPr>
+          <w:color w:val="000000" w:themeColor="text1"/>
+        </w:rPr>
+        <w:t>() -&gt; after refresh application ready to serve</w:t>
+      </w:r>
+    </w:p>
+    <w:p>
+      <w:pPr>
+        <w:spacing w:after="0"/>
+        <w:ind w:left="360"/>
+        <w:rPr>
+          <w:color w:val="000000" w:themeColor="text1"/>
+        </w:rPr>
+      </w:pPr>
+    </w:p>
+    <w:p>
+      <w:pPr>
+        <w:spacing w:after="0"/>
+        <w:ind w:left="360"/>
+        <w:rPr>
+          <w:color w:val="000000" w:themeColor="text1"/>
+        </w:rPr>
+      </w:pPr>
+      <w:r>
+        <w:rPr>
+          <w:b/>
+          <w:bCs/>
+        </w:rPr>
+        <w:t>Phase 1)</w:t>
+      </w:r>
+      <w:r>
+        <w:t xml:space="preserve"> </w:t>
+      </w:r>
+      <w:r>
+        <w:rPr>
+          <w:color w:val="000000" w:themeColor="text1"/>
+        </w:rPr>
+        <w:t xml:space="preserve">Create </w:t>
+      </w:r>
+      <w:proofErr w:type="spellStart"/>
+      <w:r>
+        <w:rPr>
+          <w:color w:val="000000" w:themeColor="text1"/>
+        </w:rPr>
+        <w:t>SpringApplication</w:t>
+      </w:r>
+      <w:proofErr w:type="spellEnd"/>
+    </w:p>
+    <w:p>
+      <w:pPr>
+        <w:spacing w:after="0"/>
+        <w:ind w:left="360"/>
+        <w:rPr>
+          <w:color w:val="000000" w:themeColor="text1"/>
+        </w:rPr>
+      </w:pPr>
+      <w:r>
+        <w:t>new</w:t>
+      </w:r>
+      <w:r>
+        <w:rPr>
+          <w:color w:val="000000" w:themeColor="text1"/>
+        </w:rPr>
+        <w:t xml:space="preserve"> </w:t>
+      </w:r>
+      <w:proofErr w:type="spellStart"/>
+      <w:proofErr w:type="gramStart"/>
+      <w:r>
+        <w:rPr>
+          <w:color w:val="000000" w:themeColor="text1"/>
+        </w:rPr>
+        <w:t>SpringApplication</w:t>
+      </w:r>
+      <w:proofErr w:type="spellEnd"/>
+      <w:r>
+        <w:rPr>
+          <w:color w:val="000000" w:themeColor="text1"/>
+        </w:rPr>
+        <w:t>(</w:t>
+      </w:r>
+      <w:proofErr w:type="gramEnd"/>
+      <w:r>
+        <w:rPr>
+          <w:color w:val="000000" w:themeColor="text1"/>
+        </w:rPr>
+        <w:t>) -&gt;</w:t>
+      </w:r>
+    </w:p>
+    <w:p>
+      <w:pPr>
+        <w:pStyle w:val="ListParagraph"/>
+        <w:numPr>
+          <w:ilvl w:val="0"/>
+          <w:numId w:val="6"/>
+        </w:numPr>
+        <w:spacing w:after="0"/>
+      </w:pPr>
+      <w:r>
+        <w:t>detect application type</w:t>
+      </w:r>
+    </w:p>
+    <w:p>
+      <w:pPr>
+        <w:pStyle w:val="ListParagraph"/>
+        <w:numPr>
+          <w:ilvl w:val="0"/>
+          <w:numId w:val="6"/>
+        </w:numPr>
+        <w:spacing w:after="0"/>
+      </w:pPr>
+      <w:r>
+        <w:t>load initializers</w:t>
+      </w:r>
+    </w:p>
+    <w:p>
+      <w:pPr>
+        <w:pStyle w:val="ListParagraph"/>
+        <w:numPr>
+          <w:ilvl w:val="0"/>
+          <w:numId w:val="6"/>
+        </w:numPr>
+        <w:spacing w:after="0"/>
+        <w:rPr>
+          <w:color w:val="000000" w:themeColor="text1"/>
+        </w:rPr>
+      </w:pPr>
+      <w:r>
+        <w:t>load listeners</w:t>
+      </w:r>
+    </w:p>
+    <w:p>
+      <w:pPr>
+        <w:spacing w:after="0"/>
+        <w:ind w:left="360"/>
+        <w:rPr>
+          <w:color w:val="000000" w:themeColor="text1"/>
+        </w:rPr>
+      </w:pPr>
+      <w:r>
+        <w:rPr>
+          <w:color w:val="000000" w:themeColor="text1"/>
+        </w:rPr>
+        <w:t># The 1</w:t>
+      </w:r>
+      <w:r>
+        <w:rPr>
+          <w:color w:val="000000" w:themeColor="text1"/>
+          <w:vertAlign w:val="superscript"/>
+        </w:rPr>
+        <w:t>st</w:t>
+      </w:r>
+      <w:r>
+        <w:rPr>
+          <w:color w:val="000000" w:themeColor="text1"/>
+        </w:rPr>
+        <w:t xml:space="preserve"> thing </w:t>
+      </w:r>
+      <w:proofErr w:type="spellStart"/>
+      <w:r>
+        <w:rPr>
+          <w:color w:val="000000" w:themeColor="text1"/>
+        </w:rPr>
+        <w:t>springboot</w:t>
+      </w:r>
+      <w:proofErr w:type="spellEnd"/>
+      <w:r>
+        <w:rPr>
+          <w:color w:val="000000" w:themeColor="text1"/>
+        </w:rPr>
+        <w:t xml:space="preserve"> does creates a </w:t>
+      </w:r>
+      <w:proofErr w:type="spellStart"/>
+      <w:r>
+        <w:rPr>
+          <w:color w:val="000000" w:themeColor="text1"/>
+        </w:rPr>
+        <w:t>SpringApplication</w:t>
+      </w:r>
+      <w:proofErr w:type="spellEnd"/>
+      <w:r>
+        <w:rPr>
+          <w:color w:val="000000" w:themeColor="text1"/>
+        </w:rPr>
+        <w:t xml:space="preserve"> object</w:t>
+      </w:r>
+    </w:p>
+    <w:p>
+      <w:pPr>
+        <w:spacing w:after="0"/>
+        <w:ind w:left="360"/>
+        <w:rPr>
+          <w:color w:val="000000" w:themeColor="text1"/>
+        </w:rPr>
+      </w:pPr>
+      <w:r>
+        <w:rPr>
+          <w:color w:val="000000" w:themeColor="text1"/>
+        </w:rPr>
+        <w:t># during this phase boot performs some important setups</w:t>
+      </w:r>
+    </w:p>
+    <w:p>
+      <w:pPr>
+        <w:spacing w:after="0"/>
+        <w:ind w:left="360"/>
+        <w:rPr>
+          <w:color w:val="000000" w:themeColor="text1"/>
+        </w:rPr>
+      </w:pPr>
+      <w:r>
+        <w:rPr>
+          <w:color w:val="000000" w:themeColor="text1"/>
+        </w:rPr>
+        <w:t xml:space="preserve"># one of </w:t>
+      </w:r>
+      <w:proofErr w:type="spellStart"/>
+      <w:r>
+        <w:rPr>
+          <w:color w:val="000000" w:themeColor="text1"/>
+        </w:rPr>
+        <w:t>themost</w:t>
+      </w:r>
+      <w:proofErr w:type="spellEnd"/>
+      <w:r>
+        <w:rPr>
+          <w:color w:val="000000" w:themeColor="text1"/>
+        </w:rPr>
+        <w:t xml:space="preserve"> important task is to detect application type</w:t>
+      </w:r>
+    </w:p>
+    <w:p>
+      <w:pPr>
+        <w:spacing w:after="0"/>
+        <w:ind w:left="360"/>
+        <w:rPr>
+          <w:color w:val="000000" w:themeColor="text1"/>
+        </w:rPr>
+      </w:pPr>
+      <w:r>
+        <w:rPr>
+          <w:color w:val="000000" w:themeColor="text1"/>
+        </w:rPr>
+        <w:t xml:space="preserve"># </w:t>
+      </w:r>
+      <w:proofErr w:type="spellStart"/>
+      <w:r>
+        <w:rPr>
+          <w:color w:val="000000" w:themeColor="text1"/>
+        </w:rPr>
+        <w:t>springboot</w:t>
+      </w:r>
+      <w:proofErr w:type="spellEnd"/>
+      <w:r>
+        <w:rPr>
+          <w:color w:val="000000" w:themeColor="text1"/>
+        </w:rPr>
+        <w:t xml:space="preserve"> supports three types of </w:t>
+      </w:r>
+      <w:proofErr w:type="gramStart"/>
+      <w:r>
+        <w:rPr>
+          <w:color w:val="000000" w:themeColor="text1"/>
+        </w:rPr>
+        <w:t>application :</w:t>
+      </w:r>
+      <w:proofErr w:type="gramEnd"/>
+      <w:r>
+        <w:rPr>
+          <w:color w:val="000000" w:themeColor="text1"/>
+        </w:rPr>
+        <w:t xml:space="preserve"> </w:t>
+      </w:r>
+      <w:r>
+        <w:rPr>
+          <w:b/>
+          <w:bCs/>
+          <w:color w:val="000000" w:themeColor="text1"/>
+        </w:rPr>
+        <w:t>SERVLET, REACTIVE, NONE</w:t>
+      </w:r>
+    </w:p>
+    <w:p>
+      <w:pPr>
+        <w:spacing w:after="0"/>
+        <w:ind w:left="360"/>
+        <w:rPr>
+          <w:color w:val="000000" w:themeColor="text1"/>
+        </w:rPr>
+      </w:pPr>
+      <w:r>
+        <w:rPr>
+          <w:color w:val="000000" w:themeColor="text1"/>
+        </w:rPr>
+        <w:t xml:space="preserve">The framework determines this automatically by inspecting the </w:t>
+      </w:r>
+      <w:proofErr w:type="spellStart"/>
+      <w:r>
+        <w:rPr>
+          <w:color w:val="000000" w:themeColor="text1"/>
+        </w:rPr>
+        <w:t>classpath</w:t>
+      </w:r>
+      <w:proofErr w:type="spellEnd"/>
+      <w:r>
+        <w:rPr>
+          <w:color w:val="000000" w:themeColor="text1"/>
+        </w:rPr>
+        <w:t>.</w:t>
+      </w:r>
+    </w:p>
+    <w:p>
+      <w:pPr>
+        <w:spacing w:after="0"/>
+        <w:ind w:left="360"/>
+        <w:rPr>
+          <w:color w:val="000000" w:themeColor="text1"/>
+        </w:rPr>
+      </w:pPr>
+      <w:proofErr w:type="gramStart"/>
+      <w:r>
+        <w:rPr>
+          <w:color w:val="000000" w:themeColor="text1"/>
+        </w:rPr>
+        <w:t>Example :</w:t>
+      </w:r>
+      <w:proofErr w:type="gramEnd"/>
+      <w:r>
+        <w:rPr>
+          <w:color w:val="000000" w:themeColor="text1"/>
+        </w:rPr>
+        <w:t xml:space="preserve"> if class from spring MVC or the servlet API are present, boot assumes this is a web application</w:t>
+      </w:r>
+    </w:p>
+    <w:p>
+      <w:pPr>
+        <w:spacing w:after="0"/>
+        <w:ind w:left="360"/>
+        <w:rPr>
+          <w:color w:val="000000" w:themeColor="text1"/>
+        </w:rPr>
+      </w:pPr>
+      <w:r>
+        <w:rPr>
+          <w:color w:val="000000" w:themeColor="text1"/>
+        </w:rPr>
+        <w:t xml:space="preserve">This mechanism is called </w:t>
+      </w:r>
+      <w:proofErr w:type="spellStart"/>
+      <w:r>
+        <w:rPr>
+          <w:b/>
+          <w:bCs/>
+          <w:color w:val="000000" w:themeColor="text1"/>
+        </w:rPr>
+        <w:t>Classpath</w:t>
+      </w:r>
+      <w:proofErr w:type="spellEnd"/>
+      <w:r>
+        <w:rPr>
+          <w:b/>
+          <w:bCs/>
+          <w:color w:val="000000" w:themeColor="text1"/>
+        </w:rPr>
+        <w:t>-based configuration</w:t>
+      </w:r>
+    </w:p>
+    <w:p>
+      <w:pPr>
+        <w:spacing w:after="0"/>
+      </w:pPr>
+      <w:r>
+        <w:rPr>
+          <w:b/>
+          <w:bCs/>
+          <w:color w:val="000000" w:themeColor="text1"/>
+        </w:rPr>
+        <w:t xml:space="preserve">      </w:t>
+      </w:r>
+      <w:proofErr w:type="spellStart"/>
+      <w:r>
+        <w:rPr>
+          <w:b/>
+          <w:bCs/>
+          <w:color w:val="000000" w:themeColor="text1"/>
+        </w:rPr>
+        <w:t>Classpath</w:t>
+      </w:r>
+      <w:proofErr w:type="spellEnd"/>
+      <w:r>
+        <w:rPr>
+          <w:b/>
+          <w:bCs/>
+          <w:color w:val="000000" w:themeColor="text1"/>
+        </w:rPr>
+        <w:t xml:space="preserve">-based </w:t>
+      </w:r>
+      <w:proofErr w:type="gramStart"/>
+      <w:r>
+        <w:rPr>
+          <w:b/>
+          <w:bCs/>
+          <w:color w:val="000000" w:themeColor="text1"/>
+        </w:rPr>
+        <w:t>configuration</w:t>
+      </w:r>
+      <w:r>
+        <w:rPr>
+          <w:b/>
+          <w:bCs/>
+          <w:color w:val="000000" w:themeColor="text1"/>
+        </w:rPr>
+        <w:t xml:space="preserve"> :</w:t>
+      </w:r>
+      <w:proofErr w:type="gramEnd"/>
+      <w:r>
+        <w:rPr>
+          <w:b/>
+          <w:bCs/>
+          <w:color w:val="000000" w:themeColor="text1"/>
+        </w:rPr>
+        <w:t xml:space="preserve"> </w:t>
+      </w:r>
+      <w:proofErr w:type="spellStart"/>
+      <w:r>
+        <w:rPr>
+          <w:color w:val="000000" w:themeColor="text1"/>
+        </w:rPr>
+        <w:t>Springboot</w:t>
+      </w:r>
+      <w:proofErr w:type="spellEnd"/>
+      <w:r>
+        <w:rPr>
+          <w:color w:val="000000" w:themeColor="text1"/>
+        </w:rPr>
+        <w:t xml:space="preserve"> </w:t>
+      </w:r>
+      <w:proofErr w:type="spellStart"/>
+      <w:r>
+        <w:rPr>
+          <w:color w:val="000000" w:themeColor="text1"/>
+        </w:rPr>
+        <w:t>behaviour</w:t>
+      </w:r>
+      <w:proofErr w:type="spellEnd"/>
+      <w:r>
+        <w:rPr>
+          <w:color w:val="000000" w:themeColor="text1"/>
+        </w:rPr>
+        <w:t xml:space="preserve"> changes based on dependencies we include.</w:t>
+      </w:r>
+    </w:p>
+    <w:p>
+      <w:pPr>
+        <w:spacing w:after="0"/>
+      </w:pPr>
+    </w:p>
+    <w:p>
+      <w:pPr>
+        <w:spacing w:after="0"/>
+        <w:rPr>
+          <w:color w:val="000000" w:themeColor="text1"/>
+        </w:rPr>
+      </w:pPr>
+      <w:r>
+        <w:rPr>
+          <w:b/>
+          <w:bCs/>
+        </w:rPr>
+        <w:t xml:space="preserve">Phase </w:t>
+      </w:r>
+      <w:r>
+        <w:rPr>
+          <w:b/>
+          <w:bCs/>
+        </w:rPr>
+        <w:t>2</w:t>
+      </w:r>
+      <w:r>
+        <w:rPr>
+          <w:b/>
+          <w:bCs/>
+        </w:rPr>
+        <w:t>)</w:t>
+      </w:r>
+      <w:r>
+        <w:t xml:space="preserve"> </w:t>
+      </w:r>
+      <w:r>
+        <w:rPr>
+          <w:color w:val="000000" w:themeColor="text1"/>
+        </w:rPr>
+        <w:t xml:space="preserve">Prepare </w:t>
+      </w:r>
+      <w:proofErr w:type="gramStart"/>
+      <w:r>
+        <w:rPr>
+          <w:color w:val="000000" w:themeColor="text1"/>
+        </w:rPr>
+        <w:t>environment</w:t>
+      </w:r>
+      <w:r>
+        <w:rPr>
+          <w:color w:val="000000" w:themeColor="text1"/>
+        </w:rPr>
+        <w:t xml:space="preserve"> :</w:t>
+      </w:r>
+      <w:proofErr w:type="gramEnd"/>
+      <w:r>
+        <w:rPr>
+          <w:color w:val="000000" w:themeColor="text1"/>
+        </w:rPr>
+        <w:t xml:space="preserve"> </w:t>
+      </w:r>
+      <w:r>
+        <w:rPr>
+          <w:color w:val="000000" w:themeColor="text1"/>
+        </w:rPr>
+        <w:t xml:space="preserve">Before starting the spring container, boot prepares an object called </w:t>
+      </w:r>
+      <w:proofErr w:type="spellStart"/>
+      <w:r>
+        <w:rPr>
+          <w:color w:val="000000" w:themeColor="text1"/>
+        </w:rPr>
+        <w:t>environmet</w:t>
+      </w:r>
+      <w:proofErr w:type="spellEnd"/>
+    </w:p>
+    <w:p>
+      <w:pPr>
+        <w:spacing w:after="0"/>
+        <w:rPr>
+          <w:color w:val="000000" w:themeColor="text1"/>
+        </w:rPr>
+      </w:pPr>
+      <w:r>
+        <w:rPr>
+          <w:color w:val="000000" w:themeColor="text1"/>
+        </w:rPr>
+        <w:t>Environment and priorities</w:t>
+      </w:r>
+    </w:p>
+    <w:p>
+      <w:pPr>
+        <w:pStyle w:val="ListParagraph"/>
+        <w:numPr>
+          <w:ilvl w:val="0"/>
+          <w:numId w:val="8"/>
+        </w:numPr>
+        <w:spacing w:after="0"/>
+        <w:rPr>
+          <w:color w:val="000000" w:themeColor="text1"/>
+        </w:rPr>
+      </w:pPr>
+      <w:r>
+        <w:rPr>
+          <w:color w:val="000000" w:themeColor="text1"/>
+        </w:rPr>
+        <w:t>command line arguments</w:t>
+      </w:r>
+    </w:p>
+    <w:p>
+      <w:pPr>
+        <w:pStyle w:val="ListParagraph"/>
+        <w:numPr>
+          <w:ilvl w:val="0"/>
+          <w:numId w:val="8"/>
+        </w:numPr>
+        <w:spacing w:after="0"/>
+        <w:rPr>
+          <w:color w:val="000000" w:themeColor="text1"/>
+        </w:rPr>
+      </w:pPr>
+      <w:r>
+        <w:rPr>
+          <w:color w:val="000000" w:themeColor="text1"/>
+        </w:rPr>
+        <w:t>JVM system properties</w:t>
+      </w:r>
+    </w:p>
+    <w:p>
+      <w:pPr>
+        <w:pStyle w:val="ListParagraph"/>
+        <w:numPr>
+          <w:ilvl w:val="0"/>
+          <w:numId w:val="8"/>
+        </w:numPr>
+        <w:spacing w:after="0"/>
+        <w:rPr>
+          <w:color w:val="000000" w:themeColor="text1"/>
+        </w:rPr>
+      </w:pPr>
+      <w:r>
+        <w:rPr>
+          <w:color w:val="000000" w:themeColor="text1"/>
+        </w:rPr>
+        <w:t>OS environment variables</w:t>
+      </w:r>
+    </w:p>
+    <w:p>
+      <w:pPr>
+        <w:pStyle w:val="ListParagraph"/>
+        <w:numPr>
+          <w:ilvl w:val="0"/>
+          <w:numId w:val="8"/>
+        </w:numPr>
+        <w:spacing w:after="0"/>
+        <w:rPr>
+          <w:color w:val="000000" w:themeColor="text1"/>
+        </w:rPr>
+      </w:pPr>
+      <w:proofErr w:type="spellStart"/>
+      <w:r>
+        <w:rPr>
+          <w:color w:val="000000" w:themeColor="text1"/>
+        </w:rPr>
+        <w:t>Application.properties</w:t>
+      </w:r>
+      <w:proofErr w:type="spellEnd"/>
+      <w:r>
+        <w:rPr>
+          <w:color w:val="000000" w:themeColor="text1"/>
+        </w:rPr>
+        <w:t xml:space="preserve"> / </w:t>
+      </w:r>
+      <w:proofErr w:type="spellStart"/>
+      <w:r>
+        <w:rPr>
+          <w:color w:val="000000" w:themeColor="text1"/>
+        </w:rPr>
+        <w:t>yml</w:t>
+      </w:r>
+      <w:proofErr w:type="spellEnd"/>
+    </w:p>
+    <w:p>
+      <w:pPr>
+        <w:pStyle w:val="ListParagraph"/>
+        <w:numPr>
+          <w:ilvl w:val="0"/>
+          <w:numId w:val="8"/>
+        </w:numPr>
+        <w:spacing w:after="0"/>
+        <w:rPr>
+          <w:color w:val="000000" w:themeColor="text1"/>
+        </w:rPr>
+      </w:pPr>
+      <w:r>
+        <w:rPr>
+          <w:color w:val="000000" w:themeColor="text1"/>
+        </w:rPr>
+        <w:t>Default properties</w:t>
+      </w:r>
+    </w:p>
+    <w:p>
+      <w:pPr>
+        <w:spacing w:after="0"/>
+        <w:rPr>
+          <w:color w:val="000000" w:themeColor="text1"/>
+        </w:rPr>
+      </w:pPr>
+      <w:r>
+        <w:rPr>
+          <w:color w:val="000000" w:themeColor="text1"/>
+        </w:rPr>
+        <w:t>Spring merges all these properties together, and follow the mentioned order</w:t>
+      </w:r>
+      <w:r>
+        <w:rPr>
+          <w:color w:val="000000" w:themeColor="text1"/>
+        </w:rPr>
+        <w:t>.</w:t>
+      </w:r>
+    </w:p>
+    <w:p>
+      <w:pPr>
+        <w:spacing w:after="0"/>
+        <w:rPr>
+          <w:color w:val="000000" w:themeColor="text1"/>
+        </w:rPr>
+      </w:pPr>
+      <w:proofErr w:type="gramStart"/>
+      <w:r>
+        <w:rPr>
+          <w:color w:val="000000" w:themeColor="text1"/>
+        </w:rPr>
+        <w:t>Note :Higher</w:t>
+      </w:r>
+      <w:proofErr w:type="gramEnd"/>
+      <w:r>
+        <w:rPr>
+          <w:color w:val="000000" w:themeColor="text1"/>
+        </w:rPr>
+        <w:t xml:space="preserve"> priority will override lower priority. This allows config to be overridden in production environment</w:t>
+      </w:r>
+    </w:p>
+    <w:p>
+      <w:pPr>
+        <w:spacing w:after="0"/>
+        <w:rPr>
+          <w:color w:val="000000" w:themeColor="text1"/>
+        </w:rPr>
+      </w:pPr>
+      <w:r>
+        <w:rPr>
+          <w:color w:val="000000" w:themeColor="text1"/>
+        </w:rPr>
+        <w:t xml:space="preserve">For </w:t>
+      </w:r>
+      <w:proofErr w:type="spellStart"/>
+      <w:proofErr w:type="gramStart"/>
+      <w:r>
+        <w:rPr>
+          <w:color w:val="000000" w:themeColor="text1"/>
+        </w:rPr>
+        <w:t>eg</w:t>
+      </w:r>
+      <w:proofErr w:type="spellEnd"/>
+      <w:r>
+        <w:rPr>
+          <w:color w:val="000000" w:themeColor="text1"/>
+        </w:rPr>
+        <w:t xml:space="preserve"> :</w:t>
+      </w:r>
+      <w:proofErr w:type="gramEnd"/>
+      <w:r>
+        <w:rPr>
+          <w:color w:val="000000" w:themeColor="text1"/>
+        </w:rPr>
+        <w:t xml:space="preserve"> command line argument can override </w:t>
+      </w:r>
+      <w:proofErr w:type="spellStart"/>
+      <w:r>
+        <w:rPr>
+          <w:color w:val="000000" w:themeColor="text1"/>
+        </w:rPr>
+        <w:t>application.yml</w:t>
+      </w:r>
+      <w:proofErr w:type="spellEnd"/>
+    </w:p>
+    <w:p>
+      <w:pPr>
+        <w:spacing w:after="0"/>
+        <w:rPr>
+          <w:color w:val="000000" w:themeColor="text1"/>
+        </w:rPr>
+      </w:pPr>
+    </w:p>
+    <w:p>
+      <w:pPr>
+        <w:spacing w:after="0"/>
+        <w:rPr>
+          <w:color w:val="000000" w:themeColor="text1"/>
+        </w:rPr>
+      </w:pPr>
+      <w:r>
+        <w:rPr>
+          <w:b/>
+          <w:bCs/>
+        </w:rPr>
+        <w:t xml:space="preserve">Phase </w:t>
+      </w:r>
+      <w:r>
+        <w:rPr>
+          <w:b/>
+          <w:bCs/>
+        </w:rPr>
+        <w:t>3</w:t>
+      </w:r>
+      <w:r>
+        <w:rPr>
+          <w:b/>
+          <w:bCs/>
+        </w:rPr>
+        <w:t>)</w:t>
+      </w:r>
+      <w:r>
+        <w:t xml:space="preserve"> </w:t>
+      </w:r>
+      <w:r>
+        <w:rPr>
+          <w:color w:val="000000" w:themeColor="text1"/>
+        </w:rPr>
+        <w:t xml:space="preserve">Create application </w:t>
+      </w:r>
+      <w:proofErr w:type="gramStart"/>
+      <w:r>
+        <w:rPr>
+          <w:color w:val="000000" w:themeColor="text1"/>
+        </w:rPr>
+        <w:t>context</w:t>
+      </w:r>
+      <w:r>
+        <w:rPr>
+          <w:color w:val="000000" w:themeColor="text1"/>
+        </w:rPr>
+        <w:t xml:space="preserve"> :</w:t>
+      </w:r>
+      <w:proofErr w:type="gramEnd"/>
+      <w:r>
+        <w:rPr>
+          <w:color w:val="000000" w:themeColor="text1"/>
+        </w:rPr>
+        <w:t xml:space="preserve"> </w:t>
+      </w:r>
+      <w:proofErr w:type="spellStart"/>
+      <w:r>
+        <w:rPr>
+          <w:color w:val="000000" w:themeColor="text1"/>
+        </w:rPr>
+        <w:t>ApplicationContext</w:t>
+      </w:r>
+      <w:proofErr w:type="spellEnd"/>
+      <w:r>
+        <w:rPr>
+          <w:color w:val="000000" w:themeColor="text1"/>
+        </w:rPr>
+        <w:t xml:space="preserve"> is the </w:t>
+      </w:r>
+      <w:proofErr w:type="spellStart"/>
+      <w:r>
+        <w:rPr>
+          <w:color w:val="000000" w:themeColor="text1"/>
+        </w:rPr>
+        <w:t>Ioc</w:t>
+      </w:r>
+      <w:proofErr w:type="spellEnd"/>
+      <w:r>
+        <w:rPr>
+          <w:color w:val="000000" w:themeColor="text1"/>
+        </w:rPr>
+        <w:t xml:space="preserve"> (inversion of control) </w:t>
+      </w:r>
+      <w:r>
+        <w:rPr>
+          <w:color w:val="000000" w:themeColor="text1"/>
+        </w:rPr>
+        <w:t>container provided by Spring framework.</w:t>
+      </w:r>
+    </w:p>
+    <w:p>
+      <w:pPr>
+        <w:spacing w:after="0"/>
+        <w:rPr>
+          <w:color w:val="000000" w:themeColor="text1"/>
+        </w:rPr>
+      </w:pPr>
+      <w:r>
+        <w:rPr>
+          <w:color w:val="000000" w:themeColor="text1"/>
+        </w:rPr>
+        <w:t xml:space="preserve">It is responsible </w:t>
+      </w:r>
+      <w:proofErr w:type="gramStart"/>
+      <w:r>
+        <w:rPr>
+          <w:color w:val="000000" w:themeColor="text1"/>
+        </w:rPr>
+        <w:t>for :</w:t>
+      </w:r>
+      <w:proofErr w:type="gramEnd"/>
+      <w:r>
+        <w:rPr>
+          <w:color w:val="000000" w:themeColor="text1"/>
+        </w:rPr>
+        <w:t xml:space="preserve"> managing beans, dependency injection, lifecycle management, event handling</w:t>
+      </w:r>
+    </w:p>
+    <w:p>
+      <w:pPr>
+        <w:spacing w:after="0"/>
+        <w:rPr>
+          <w:color w:val="000000" w:themeColor="text1"/>
+        </w:rPr>
+      </w:pPr>
+      <w:r>
+        <w:rPr>
+          <w:color w:val="000000" w:themeColor="text1"/>
+        </w:rPr>
+        <w:t>SERVLET</w:t>
+      </w:r>
+      <w:r>
+        <w:rPr>
+          <w:color w:val="000000" w:themeColor="text1"/>
+        </w:rPr>
+        <w:t xml:space="preserve"> - </w:t>
+      </w:r>
+      <w:proofErr w:type="spellStart"/>
+      <w:r>
+        <w:rPr>
+          <w:color w:val="000000" w:themeColor="text1"/>
+        </w:rPr>
+        <w:t>ApplicationConfigServletWebServerApplicationContext</w:t>
+      </w:r>
+      <w:proofErr w:type="spellEnd"/>
+      <w:r>
+        <w:rPr>
+          <w:color w:val="000000" w:themeColor="text1"/>
+        </w:rPr>
+        <w:t>,</w:t>
+      </w:r>
+    </w:p>
+    <w:p>
+      <w:pPr>
+        <w:spacing w:after="0"/>
+        <w:rPr>
+          <w:color w:val="000000" w:themeColor="text1"/>
+        </w:rPr>
+      </w:pPr>
+      <w:r>
+        <w:rPr>
+          <w:color w:val="000000" w:themeColor="text1"/>
+        </w:rPr>
+        <w:t>REACTIVE</w:t>
+      </w:r>
+      <w:r>
+        <w:rPr>
+          <w:color w:val="000000" w:themeColor="text1"/>
+        </w:rPr>
+        <w:t xml:space="preserve"> - </w:t>
+      </w:r>
+      <w:proofErr w:type="spellStart"/>
+      <w:r>
+        <w:rPr>
+          <w:color w:val="000000" w:themeColor="text1"/>
+        </w:rPr>
+        <w:t>Reactive</w:t>
+      </w:r>
+      <w:r>
+        <w:rPr>
+          <w:color w:val="000000" w:themeColor="text1"/>
+        </w:rPr>
+        <w:t>ApplicationContext</w:t>
+      </w:r>
+      <w:proofErr w:type="spellEnd"/>
+      <w:r>
+        <w:rPr>
+          <w:color w:val="000000" w:themeColor="text1"/>
+        </w:rPr>
+        <w:t>,</w:t>
+      </w:r>
+    </w:p>
+    <w:p>
+      <w:pPr>
+        <w:spacing w:after="0"/>
+        <w:rPr>
+          <w:color w:val="000000" w:themeColor="text1"/>
+        </w:rPr>
+      </w:pPr>
+      <w:r>
+        <w:rPr>
+          <w:color w:val="000000" w:themeColor="text1"/>
+        </w:rPr>
+        <w:t>NONE</w:t>
+      </w:r>
+      <w:r>
+        <w:rPr>
+          <w:color w:val="000000" w:themeColor="text1"/>
+        </w:rPr>
+        <w:t xml:space="preserve"> </w:t>
+      </w:r>
+      <w:r>
+        <w:rPr>
+          <w:color w:val="000000" w:themeColor="text1"/>
+        </w:rPr>
+        <w:t>–</w:t>
+      </w:r>
+      <w:r>
+        <w:rPr>
+          <w:color w:val="000000" w:themeColor="text1"/>
+        </w:rPr>
+        <w:t xml:space="preserve"> </w:t>
+      </w:r>
+      <w:proofErr w:type="spellStart"/>
+      <w:r>
+        <w:rPr>
+          <w:color w:val="000000" w:themeColor="text1"/>
+        </w:rPr>
+        <w:t>AnnotationConfig</w:t>
+      </w:r>
+      <w:r>
+        <w:rPr>
+          <w:color w:val="000000" w:themeColor="text1"/>
+        </w:rPr>
+        <w:t>ApplicationContext</w:t>
+      </w:r>
+      <w:proofErr w:type="spellEnd"/>
+    </w:p>
+    <w:p>
+      <w:pPr>
+        <w:spacing w:after="0"/>
+        <w:rPr>
+          <w:color w:val="000000" w:themeColor="text1"/>
+        </w:rPr>
+      </w:pPr>
+    </w:p>
+    <w:p>
+      <w:pPr>
+        <w:spacing w:after="0"/>
+        <w:rPr>
+          <w:color w:val="000000" w:themeColor="text1"/>
+        </w:rPr>
+      </w:pPr>
+      <w:proofErr w:type="spellStart"/>
+      <w:r>
+        <w:rPr>
+          <w:color w:val="000000" w:themeColor="text1"/>
+        </w:rPr>
+        <w:t>SpringBoot</w:t>
+      </w:r>
+      <w:proofErr w:type="spellEnd"/>
+      <w:r>
+        <w:rPr>
+          <w:color w:val="000000" w:themeColor="text1"/>
+        </w:rPr>
+        <w:t xml:space="preserve"> simply chooses the correct context implementation.</w:t>
+      </w:r>
+    </w:p>
+    <w:p>
+      <w:pPr>
+        <w:spacing w:after="0"/>
+        <w:rPr>
+          <w:color w:val="000000" w:themeColor="text1"/>
+        </w:rPr>
+      </w:pPr>
+      <w:r>
+        <w:rPr>
+          <w:color w:val="000000" w:themeColor="text1"/>
+        </w:rPr>
+        <w:t xml:space="preserve">For web application boot creates – </w:t>
+      </w:r>
+      <w:proofErr w:type="spellStart"/>
+      <w:r>
+        <w:rPr>
+          <w:color w:val="000000" w:themeColor="text1"/>
+        </w:rPr>
+        <w:t>ApplicationConfigServletWebServerApplicationContext</w:t>
+      </w:r>
+      <w:proofErr w:type="spellEnd"/>
+      <w:r>
+        <w:rPr>
+          <w:color w:val="000000" w:themeColor="text1"/>
+        </w:rPr>
+        <w:t>, this context can start an embedded web server</w:t>
+      </w:r>
+    </w:p>
+    <w:p>
+      <w:pPr>
+        <w:spacing w:after="0"/>
+        <w:rPr>
+          <w:color w:val="000000" w:themeColor="text1"/>
+        </w:rPr>
+      </w:pPr>
+    </w:p>
+    <w:p>
+      <w:pPr>
+        <w:spacing w:after="0"/>
+        <w:rPr>
+          <w:color w:val="000000" w:themeColor="text1"/>
+        </w:rPr>
+      </w:pPr>
+      <w:r>
+        <w:rPr>
+          <w:b/>
+          <w:bCs/>
+        </w:rPr>
+        <w:t xml:space="preserve">Phase </w:t>
+      </w:r>
+      <w:r>
+        <w:rPr>
+          <w:b/>
+          <w:bCs/>
+        </w:rPr>
+        <w:t>4</w:t>
+      </w:r>
+      <w:r>
+        <w:rPr>
+          <w:b/>
+          <w:bCs/>
+        </w:rPr>
+        <w:t>)</w:t>
+      </w:r>
+      <w:r>
+        <w:rPr>
+          <w:b/>
+          <w:bCs/>
+        </w:rPr>
+        <w:t xml:space="preserve"> </w:t>
+      </w:r>
+      <w:r>
+        <w:rPr>
+          <w:color w:val="000000" w:themeColor="text1"/>
+        </w:rPr>
+        <w:t>A</w:t>
+      </w:r>
+      <w:r>
+        <w:rPr>
+          <w:color w:val="000000" w:themeColor="text1"/>
+        </w:rPr>
+        <w:t>uto configuration</w:t>
+      </w:r>
+      <w:r>
+        <w:rPr>
+          <w:color w:val="000000" w:themeColor="text1"/>
+        </w:rPr>
+        <w:t xml:space="preserve"> </w:t>
+      </w:r>
+    </w:p>
+    <w:p>
+      <w:pPr>
+        <w:spacing w:after="0"/>
+        <w:rPr>
+          <w:color w:val="000000" w:themeColor="text1"/>
+        </w:rPr>
+      </w:pPr>
+      <w:r>
+        <w:rPr>
+          <w:color w:val="000000" w:themeColor="text1"/>
+        </w:rPr>
+        <w:t>auto configuration</w:t>
+      </w:r>
+      <w:r>
+        <w:rPr>
+          <w:color w:val="000000" w:themeColor="text1"/>
+        </w:rPr>
+        <w:t xml:space="preserve"> configures </w:t>
+      </w:r>
+      <w:proofErr w:type="spellStart"/>
+      <w:r>
+        <w:rPr>
+          <w:color w:val="000000" w:themeColor="text1"/>
+        </w:rPr>
+        <w:t>DataSource</w:t>
+      </w:r>
+      <w:proofErr w:type="spellEnd"/>
+      <w:r>
+        <w:rPr>
+          <w:color w:val="000000" w:themeColor="text1"/>
+        </w:rPr>
+        <w:t>, Jackson, Spring MVC, Message Converters</w:t>
+      </w:r>
+    </w:p>
+    <w:p>
+      <w:pPr>
+        <w:spacing w:after="0"/>
+        <w:rPr>
+          <w:color w:val="000000" w:themeColor="text1"/>
+        </w:rPr>
+      </w:pPr>
+      <w:r>
+        <w:rPr>
+          <w:color w:val="000000" w:themeColor="text1"/>
+        </w:rPr>
+        <w:t>auto configuration</w:t>
+      </w:r>
+      <w:r>
+        <w:rPr>
+          <w:color w:val="000000" w:themeColor="text1"/>
+        </w:rPr>
+        <w:t xml:space="preserve"> </w:t>
+      </w:r>
+      <w:proofErr w:type="gramStart"/>
+      <w:r>
+        <w:rPr>
+          <w:color w:val="000000" w:themeColor="text1"/>
+        </w:rPr>
+        <w:t>pipeline :</w:t>
+      </w:r>
+      <w:proofErr w:type="gramEnd"/>
+    </w:p>
+    <w:p>
+      <w:pPr>
+        <w:spacing w:after="0"/>
+        <w:rPr>
+          <w:color w:val="000000" w:themeColor="text1"/>
+        </w:rPr>
+      </w:pPr>
+      <w:r>
+        <w:rPr>
+          <w:color w:val="000000" w:themeColor="text1"/>
+        </w:rPr>
+        <w:t>@SpringBootApplication</w:t>
+      </w:r>
+    </w:p>
+    <w:p>
+      <w:pPr>
+        <w:spacing w:after="0"/>
+        <w:rPr>
+          <w:color w:val="000000" w:themeColor="text1"/>
+        </w:rPr>
+      </w:pPr>
+      <w:r>
+        <w:rPr>
+          <w:color w:val="000000" w:themeColor="text1"/>
+        </w:rPr>
+        <w:t xml:space="preserve">         </w:t>
+      </w:r>
+      <w:r>
+        <w:rPr>
+          <w:color w:val="000000" w:themeColor="text1"/>
+        </w:rPr>
+        <w:t>↓</w:t>
+      </w:r>
+    </w:p>
+    <w:p>
+      <w:pPr>
+        <w:spacing w:after="0"/>
+        <w:rPr>
+          <w:color w:val="000000" w:themeColor="text1"/>
+        </w:rPr>
+      </w:pPr>
+      <w:r>
+        <w:rPr>
+          <w:color w:val="000000" w:themeColor="text1"/>
+        </w:rPr>
+        <w:t>@</w:t>
+      </w:r>
+      <w:r>
+        <w:rPr>
+          <w:color w:val="000000" w:themeColor="text1"/>
+        </w:rPr>
+        <w:t>EnableAutoConfiguration</w:t>
+      </w:r>
+    </w:p>
+    <w:p>
+      <w:pPr>
+        <w:spacing w:after="0"/>
+        <w:rPr>
+          <w:color w:val="000000" w:themeColor="text1"/>
+        </w:rPr>
+      </w:pPr>
+      <w:r>
+        <w:rPr>
+          <w:color w:val="000000" w:themeColor="text1"/>
+        </w:rPr>
+        <w:t xml:space="preserve">         </w:t>
+      </w:r>
+      <w:r>
+        <w:rPr>
+          <w:color w:val="000000" w:themeColor="text1"/>
+        </w:rPr>
+        <w:t>↓</w:t>
+      </w:r>
+    </w:p>
+    <w:p>
+      <w:pPr>
+        <w:spacing w:after="0"/>
+        <w:rPr>
+          <w:color w:val="000000" w:themeColor="text1"/>
+        </w:rPr>
+      </w:pPr>
+      <w:proofErr w:type="spellStart"/>
+      <w:r>
+        <w:rPr>
+          <w:color w:val="000000" w:themeColor="text1"/>
+        </w:rPr>
+        <w:t>AutoConfiguration</w:t>
+      </w:r>
+      <w:r>
+        <w:rPr>
+          <w:color w:val="000000" w:themeColor="text1"/>
+        </w:rPr>
+        <w:t>ImportSelector</w:t>
+      </w:r>
+      <w:proofErr w:type="spellEnd"/>
+    </w:p>
+    <w:p>
+      <w:pPr>
+        <w:spacing w:after="0"/>
+        <w:rPr>
+          <w:color w:val="000000" w:themeColor="text1"/>
+        </w:rPr>
+      </w:pPr>
+      <w:r>
+        <w:rPr>
+          <w:color w:val="000000" w:themeColor="text1"/>
+        </w:rPr>
+        <w:t xml:space="preserve">         </w:t>
+      </w:r>
+      <w:r>
+        <w:rPr>
+          <w:color w:val="000000" w:themeColor="text1"/>
+        </w:rPr>
+        <w:t>↓</w:t>
+      </w:r>
+    </w:p>
+    <w:p>
+      <w:pPr>
+        <w:spacing w:after="0"/>
+        <w:rPr>
+          <w:color w:val="000000" w:themeColor="text1"/>
+        </w:rPr>
+      </w:pPr>
+      <w:r>
+        <w:rPr>
+          <w:color w:val="000000" w:themeColor="text1"/>
+        </w:rPr>
+        <w:t xml:space="preserve">Load </w:t>
+      </w:r>
+      <w:proofErr w:type="spellStart"/>
+      <w:r>
+        <w:rPr>
+          <w:color w:val="000000" w:themeColor="text1"/>
+        </w:rPr>
+        <w:t>AutoConfiguration</w:t>
+      </w:r>
+      <w:r>
+        <w:rPr>
+          <w:color w:val="000000" w:themeColor="text1"/>
+        </w:rPr>
+        <w:t>.i</w:t>
+      </w:r>
+      <w:r>
+        <w:rPr>
+          <w:color w:val="000000" w:themeColor="text1"/>
+        </w:rPr>
+        <w:t>mport</w:t>
+      </w:r>
+      <w:r>
+        <w:rPr>
+          <w:color w:val="000000" w:themeColor="text1"/>
+        </w:rPr>
+        <w:t>s</w:t>
+      </w:r>
+      <w:proofErr w:type="spellEnd"/>
+    </w:p>
+    <w:p>
+      <w:pPr>
+        <w:spacing w:after="0"/>
+        <w:rPr>
+          <w:color w:val="000000" w:themeColor="text1"/>
+        </w:rPr>
+      </w:pPr>
+      <w:r>
+        <w:rPr>
+          <w:color w:val="000000" w:themeColor="text1"/>
+        </w:rPr>
+        <w:t xml:space="preserve">         </w:t>
+      </w:r>
+      <w:r>
+        <w:rPr>
+          <w:color w:val="000000" w:themeColor="text1"/>
+        </w:rPr>
+        <w:t>↓</w:t>
+      </w:r>
+    </w:p>
+    <w:p>
+      <w:pPr>
+        <w:spacing w:after="0"/>
+        <w:rPr>
+          <w:color w:val="000000" w:themeColor="text1"/>
+        </w:rPr>
+      </w:pPr>
+      <w:r>
+        <w:rPr>
+          <w:color w:val="000000" w:themeColor="text1"/>
+        </w:rPr>
+        <w:t>Apply conditions</w:t>
+      </w:r>
+    </w:p>
+    <w:p>
+      <w:pPr>
+        <w:spacing w:after="0"/>
+        <w:rPr>
+          <w:color w:val="000000" w:themeColor="text1"/>
+        </w:rPr>
+      </w:pPr>
+      <w:r>
+        <w:rPr>
+          <w:color w:val="000000" w:themeColor="text1"/>
+        </w:rPr>
+        <w:t xml:space="preserve">         </w:t>
+      </w:r>
+      <w:r>
+        <w:rPr>
+          <w:color w:val="000000" w:themeColor="text1"/>
+        </w:rPr>
+        <w:t>↓</w:t>
+      </w:r>
+    </w:p>
+    <w:p>
+      <w:pPr>
+        <w:spacing w:after="0"/>
+        <w:rPr>
+          <w:color w:val="000000" w:themeColor="text1"/>
+        </w:rPr>
+      </w:pPr>
+      <w:r>
+        <w:rPr>
+          <w:color w:val="000000" w:themeColor="text1"/>
+        </w:rPr>
+        <w:t>Import configuration classes</w:t>
+      </w:r>
+    </w:p>
+    <w:p>
+      <w:pPr>
+        <w:spacing w:after="0"/>
+        <w:rPr>
+          <w:color w:val="000000" w:themeColor="text1"/>
+        </w:rPr>
+      </w:pPr>
+    </w:p>
+    <w:p>
+      <w:pPr>
+        <w:spacing w:after="0"/>
+        <w:rPr>
+          <w:color w:val="000000" w:themeColor="text1"/>
+        </w:rPr>
+      </w:pPr>
+      <w:r>
+        <w:rPr>
+          <w:color w:val="000000" w:themeColor="text1"/>
+        </w:rPr>
+        <w:t>The annotation @</w:t>
+      </w:r>
+      <w:r>
+        <w:rPr>
+          <w:color w:val="000000" w:themeColor="text1"/>
+        </w:rPr>
+        <w:t>SpringBootApplication</w:t>
+      </w:r>
+      <w:r>
+        <w:rPr>
+          <w:color w:val="000000" w:themeColor="text1"/>
+        </w:rPr>
+        <w:t xml:space="preserve"> includes another annotation </w:t>
+      </w:r>
+      <w:r>
+        <w:rPr>
+          <w:color w:val="000000" w:themeColor="text1"/>
+        </w:rPr>
+        <w:t>@EnableAutoConfiguration</w:t>
+      </w:r>
+      <w:r>
+        <w:rPr>
+          <w:color w:val="000000" w:themeColor="text1"/>
+        </w:rPr>
+        <w:t>.</w:t>
+      </w:r>
+    </w:p>
+    <w:p>
+      <w:pPr>
+        <w:spacing w:after="0"/>
+        <w:rPr>
+          <w:color w:val="000000" w:themeColor="text1"/>
+        </w:rPr>
+      </w:pPr>
+      <w:r>
+        <w:rPr>
+          <w:color w:val="000000" w:themeColor="text1"/>
+        </w:rPr>
+        <w:t>@EnableAutoConfiguration</w:t>
+      </w:r>
+      <w:r>
+        <w:rPr>
+          <w:color w:val="000000" w:themeColor="text1"/>
+        </w:rPr>
+        <w:t xml:space="preserve"> enables the auto configuration mechanism. Internally it imports </w:t>
+      </w:r>
+      <w:proofErr w:type="spellStart"/>
+      <w:r>
+        <w:rPr>
+          <w:color w:val="000000" w:themeColor="text1"/>
+        </w:rPr>
+        <w:t>AutoConfigurationImportSelector</w:t>
+      </w:r>
+      <w:proofErr w:type="spellEnd"/>
+      <w:r>
+        <w:rPr>
+          <w:color w:val="000000" w:themeColor="text1"/>
+        </w:rPr>
+        <w:t xml:space="preserve"> class.</w:t>
+      </w:r>
+    </w:p>
+    <w:p>
+      <w:pPr>
+        <w:spacing w:after="0"/>
+        <w:rPr>
+          <w:color w:val="000000" w:themeColor="text1"/>
+        </w:rPr>
+      </w:pPr>
+      <w:proofErr w:type="spellStart"/>
+      <w:r>
+        <w:rPr>
+          <w:color w:val="000000" w:themeColor="text1"/>
+        </w:rPr>
+        <w:t>AutoConfigurationImportSelector</w:t>
+      </w:r>
+      <w:proofErr w:type="spellEnd"/>
+      <w:r>
+        <w:rPr>
+          <w:color w:val="000000" w:themeColor="text1"/>
+        </w:rPr>
+        <w:t xml:space="preserve"> class</w:t>
+      </w:r>
+      <w:r>
+        <w:rPr>
+          <w:color w:val="000000" w:themeColor="text1"/>
+        </w:rPr>
+        <w:t xml:space="preserve"> decides which configuration classes should be applied.</w:t>
+      </w:r>
+    </w:p>
+    <w:p>
+      <w:pPr>
+        <w:spacing w:after="0"/>
+        <w:rPr>
+          <w:color w:val="000000" w:themeColor="text1"/>
+        </w:rPr>
+      </w:pPr>
+    </w:p>
+    <w:p>
+      <w:pPr>
+        <w:spacing w:after="0"/>
+        <w:rPr>
+          <w:color w:val="000000" w:themeColor="text1"/>
+        </w:rPr>
+      </w:pPr>
+      <w:r>
+        <w:rPr>
+          <w:color w:val="000000" w:themeColor="text1"/>
+        </w:rPr>
+        <w:t xml:space="preserve">From where </w:t>
+      </w:r>
+      <w:r>
+        <w:rPr>
+          <w:color w:val="000000" w:themeColor="text1"/>
+        </w:rPr>
+        <w:t>Auto</w:t>
+      </w:r>
+      <w:r>
+        <w:rPr>
+          <w:color w:val="000000" w:themeColor="text1"/>
+        </w:rPr>
+        <w:t xml:space="preserve"> </w:t>
+      </w:r>
+      <w:r>
+        <w:rPr>
+          <w:color w:val="000000" w:themeColor="text1"/>
+        </w:rPr>
+        <w:t>Configuration</w:t>
+      </w:r>
+      <w:r>
+        <w:rPr>
+          <w:color w:val="000000" w:themeColor="text1"/>
+        </w:rPr>
+        <w:t xml:space="preserve"> classes come?</w:t>
+      </w:r>
+    </w:p>
+    <w:p>
+      <w:pPr>
+        <w:spacing w:after="0"/>
+        <w:rPr>
+          <w:color w:val="000000" w:themeColor="text1"/>
+        </w:rPr>
+      </w:pPr>
+      <w:r>
+        <w:rPr>
+          <w:color w:val="000000" w:themeColor="text1"/>
+        </w:rPr>
+        <w:t>Spring boot maintains a list of all possible auto configuration classes.</w:t>
+      </w:r>
+    </w:p>
+    <w:p>
+      <w:pPr>
+        <w:spacing w:after="0"/>
+        <w:rPr>
+          <w:color w:val="000000" w:themeColor="text1"/>
+        </w:rPr>
+      </w:pPr>
+      <w:r>
+        <w:rPr>
+          <w:color w:val="000000" w:themeColor="text1"/>
+        </w:rPr>
+        <w:t xml:space="preserve">In </w:t>
+      </w:r>
+      <w:proofErr w:type="spellStart"/>
+      <w:r>
+        <w:rPr>
+          <w:color w:val="000000" w:themeColor="text1"/>
+        </w:rPr>
+        <w:t>Springboot</w:t>
+      </w:r>
+      <w:proofErr w:type="spellEnd"/>
+      <w:r>
+        <w:rPr>
+          <w:color w:val="000000" w:themeColor="text1"/>
+        </w:rPr>
+        <w:t xml:space="preserve"> 3 this list is stored in the file </w:t>
+      </w:r>
+      <w:proofErr w:type="spellStart"/>
+      <w:r>
+        <w:rPr>
+          <w:color w:val="000000" w:themeColor="text1"/>
+        </w:rPr>
+        <w:t>AutoConfiguration.imports</w:t>
+      </w:r>
+      <w:proofErr w:type="spellEnd"/>
+      <w:r>
+        <w:rPr>
+          <w:color w:val="000000" w:themeColor="text1"/>
+        </w:rPr>
+        <w:t xml:space="preserve">, </w:t>
+      </w:r>
+      <w:proofErr w:type="gramStart"/>
+      <w:r>
+        <w:rPr>
+          <w:color w:val="000000" w:themeColor="text1"/>
+        </w:rPr>
+        <w:t>This</w:t>
+      </w:r>
+      <w:proofErr w:type="gramEnd"/>
+      <w:r>
+        <w:rPr>
+          <w:color w:val="000000" w:themeColor="text1"/>
+        </w:rPr>
+        <w:t xml:space="preserve"> file contains fully classified names of configuration classes.</w:t>
+      </w:r>
+    </w:p>
+    <w:p>
+      <w:pPr>
+        <w:spacing w:after="0"/>
+        <w:rPr>
+          <w:color w:val="000000" w:themeColor="text1"/>
+        </w:rPr>
+      </w:pPr>
+    </w:p>
+    <w:p>
+      <w:pPr>
+        <w:spacing w:after="0"/>
+        <w:rPr>
+          <w:color w:val="000000" w:themeColor="text1"/>
+        </w:rPr>
+      </w:pPr>
+      <w:r>
+        <w:rPr>
+          <w:color w:val="000000" w:themeColor="text1"/>
+        </w:rPr>
+        <w:lastRenderedPageBreak/>
+        <w:t xml:space="preserve">Examples </w:t>
+      </w:r>
+      <w:proofErr w:type="gramStart"/>
+      <w:r>
+        <w:rPr>
+          <w:color w:val="000000" w:themeColor="text1"/>
+        </w:rPr>
+        <w:t>includes</w:t>
+      </w:r>
+      <w:proofErr w:type="gramEnd"/>
+      <w:r>
+        <w:rPr>
+          <w:color w:val="000000" w:themeColor="text1"/>
+        </w:rPr>
+        <w:t xml:space="preserve"> </w:t>
+      </w:r>
+      <w:proofErr w:type="spellStart"/>
+      <w:r>
+        <w:rPr>
+          <w:color w:val="000000" w:themeColor="text1"/>
+        </w:rPr>
+        <w:t>WebMvcAutoConfiguration</w:t>
+      </w:r>
+      <w:proofErr w:type="spellEnd"/>
+      <w:r>
+        <w:rPr>
+          <w:color w:val="000000" w:themeColor="text1"/>
+        </w:rPr>
+        <w:t xml:space="preserve">, </w:t>
+      </w:r>
+      <w:proofErr w:type="spellStart"/>
+      <w:r>
+        <w:rPr>
+          <w:color w:val="000000" w:themeColor="text1"/>
+        </w:rPr>
+        <w:t>DataSource</w:t>
+      </w:r>
+      <w:r>
+        <w:rPr>
+          <w:color w:val="000000" w:themeColor="text1"/>
+        </w:rPr>
+        <w:t>AutoConfiguration</w:t>
+      </w:r>
+      <w:proofErr w:type="spellEnd"/>
+      <w:r>
+        <w:rPr>
+          <w:color w:val="000000" w:themeColor="text1"/>
+        </w:rPr>
+        <w:t xml:space="preserve">, </w:t>
+      </w:r>
+      <w:proofErr w:type="spellStart"/>
+      <w:r>
+        <w:rPr>
+          <w:color w:val="000000" w:themeColor="text1"/>
+        </w:rPr>
+        <w:t>Jackson</w:t>
+      </w:r>
+      <w:r>
+        <w:rPr>
+          <w:color w:val="000000" w:themeColor="text1"/>
+        </w:rPr>
+        <w:t>AutoConfiguration</w:t>
+      </w:r>
+      <w:proofErr w:type="spellEnd"/>
+      <w:r>
+        <w:rPr>
+          <w:color w:val="000000" w:themeColor="text1"/>
+        </w:rPr>
+        <w:t>.</w:t>
+      </w:r>
+    </w:p>
+    <w:p>
+      <w:pPr>
+        <w:spacing w:after="0"/>
+        <w:rPr>
+          <w:color w:val="000000" w:themeColor="text1"/>
+        </w:rPr>
+      </w:pPr>
+      <w:r>
+        <w:rPr>
+          <w:color w:val="000000" w:themeColor="text1"/>
+        </w:rPr>
+        <w:t>Boot loads this list and then evaluates conditions.</w:t>
+      </w:r>
+    </w:p>
+    <w:p>
+      <w:pPr>
+        <w:spacing w:after="0"/>
+        <w:rPr>
+          <w:color w:val="000000" w:themeColor="text1"/>
+        </w:rPr>
+      </w:pPr>
+    </w:p>
+    <w:p>
+      <w:pPr>
+        <w:spacing w:after="0"/>
+        <w:rPr>
+          <w:color w:val="000000" w:themeColor="text1"/>
+        </w:rPr>
+      </w:pPr>
+      <w:r>
+        <w:rPr>
+          <w:b/>
+          <w:bCs/>
+          <w:color w:val="000000" w:themeColor="text1"/>
+        </w:rPr>
+        <w:t>CONDITIONAL FILTERING ENGINE</w:t>
+      </w:r>
+    </w:p>
+    <w:p>
+      <w:pPr>
+        <w:spacing w:after="0"/>
+        <w:rPr>
+          <w:color w:val="000000" w:themeColor="text1"/>
+        </w:rPr>
+      </w:pPr>
+      <w:r>
+        <w:rPr>
+          <w:color w:val="000000" w:themeColor="text1"/>
+        </w:rPr>
+        <w:t>All Auto Configurations</w:t>
+      </w:r>
+      <w:r>
+        <w:rPr>
+          <w:color w:val="000000" w:themeColor="text1"/>
+        </w:rPr>
+        <w:br/>
+        <w:t>↓</w:t>
+      </w:r>
+      <w:r>
+        <w:rPr>
+          <w:color w:val="000000" w:themeColor="text1"/>
+        </w:rPr>
+        <w:br/>
+        <w:t>Check @ConditionalOnClass</w:t>
+      </w:r>
+      <w:r>
+        <w:rPr>
+          <w:color w:val="000000" w:themeColor="text1"/>
+        </w:rPr>
+        <w:br/>
+        <w:t>↓</w:t>
+      </w:r>
+      <w:r>
+        <w:rPr>
+          <w:color w:val="000000" w:themeColor="text1"/>
+        </w:rPr>
+        <w:br/>
+        <w:t>Check @ConditionalOnMissingBean</w:t>
+      </w:r>
+      <w:r>
+        <w:rPr>
+          <w:color w:val="000000" w:themeColor="text1"/>
+        </w:rPr>
+        <w:br/>
+        <w:t>↓</w:t>
+      </w:r>
+      <w:r>
+        <w:rPr>
+          <w:color w:val="000000" w:themeColor="text1"/>
+        </w:rPr>
+        <w:br/>
+        <w:t>Check @ConditionalOnProperty</w:t>
+      </w:r>
+      <w:r>
+        <w:rPr>
+          <w:color w:val="000000" w:themeColor="text1"/>
+        </w:rPr>
+        <w:br/>
+        <w:t>↓</w:t>
+      </w:r>
+      <w:r>
+        <w:rPr>
+          <w:color w:val="000000" w:themeColor="text1"/>
+        </w:rPr>
+        <w:br/>
+        <w:t>Valid Configurations</w:t>
+      </w:r>
+    </w:p>
+    <w:p>
+      <w:pPr>
+        <w:spacing w:after="0"/>
+        <w:rPr>
+          <w:color w:val="000000" w:themeColor="text1"/>
+        </w:rPr>
+      </w:pPr>
+    </w:p>
+    <w:p>
+      <w:pPr>
+        <w:spacing w:after="0"/>
+        <w:rPr>
+          <w:color w:val="000000" w:themeColor="text1"/>
+        </w:rPr>
+      </w:pPr>
+      <w:r>
+        <w:rPr>
+          <w:color w:val="000000" w:themeColor="text1"/>
+        </w:rPr>
+        <w:t>Each auto configuration class is protected by conditional annotations.</w:t>
+      </w:r>
+    </w:p>
+    <w:p>
+      <w:pPr>
+        <w:spacing w:after="0"/>
+        <w:rPr>
+          <w:color w:val="000000" w:themeColor="text1"/>
+        </w:rPr>
+      </w:pPr>
+      <w:r>
+        <w:rPr>
+          <w:color w:val="000000" w:themeColor="text1"/>
+        </w:rPr>
+        <w:t>Some common ones include:</w:t>
+      </w:r>
+    </w:p>
+    <w:p>
+      <w:pPr>
+        <w:numPr>
+          <w:ilvl w:val="0"/>
+          <w:numId w:val="13"/>
+        </w:numPr>
+        <w:spacing w:after="0"/>
+        <w:rPr>
+          <w:color w:val="000000" w:themeColor="text1"/>
+        </w:rPr>
+      </w:pPr>
+      <w:r>
+        <w:rPr>
+          <w:color w:val="000000" w:themeColor="text1"/>
+        </w:rPr>
+        <w:t xml:space="preserve">@ConditionalOnClass </w:t>
+      </w:r>
+    </w:p>
+    <w:p>
+      <w:pPr>
+        <w:numPr>
+          <w:ilvl w:val="0"/>
+          <w:numId w:val="13"/>
+        </w:numPr>
+        <w:spacing w:after="0"/>
+        <w:rPr>
+          <w:color w:val="000000" w:themeColor="text1"/>
+        </w:rPr>
+      </w:pPr>
+      <w:r>
+        <w:rPr>
+          <w:color w:val="000000" w:themeColor="text1"/>
+        </w:rPr>
+        <w:t xml:space="preserve">@ConditionalOnMissingBean </w:t>
+      </w:r>
+    </w:p>
+    <w:p>
+      <w:pPr>
+        <w:numPr>
+          <w:ilvl w:val="0"/>
+          <w:numId w:val="13"/>
+        </w:numPr>
+        <w:spacing w:after="0"/>
+        <w:rPr>
+          <w:color w:val="000000" w:themeColor="text1"/>
+        </w:rPr>
+      </w:pPr>
+      <w:r>
+        <w:rPr>
+          <w:color w:val="000000" w:themeColor="text1"/>
+        </w:rPr>
+        <w:t xml:space="preserve">@ConditionalOnProperty </w:t>
+      </w:r>
+    </w:p>
+    <w:p>
+      <w:pPr>
+        <w:numPr>
+          <w:ilvl w:val="0"/>
+          <w:numId w:val="13"/>
+        </w:numPr>
+        <w:spacing w:after="0"/>
+        <w:rPr>
+          <w:color w:val="000000" w:themeColor="text1"/>
+        </w:rPr>
+      </w:pPr>
+      <w:r>
+        <w:rPr>
+          <w:color w:val="000000" w:themeColor="text1"/>
+        </w:rPr>
+        <w:t xml:space="preserve">@ConditionalOnWebApplication </w:t>
+      </w:r>
+    </w:p>
+    <w:p>
+      <w:pPr>
+        <w:spacing w:after="0"/>
+        <w:rPr>
+          <w:color w:val="000000" w:themeColor="text1"/>
+        </w:rPr>
+      </w:pPr>
+      <w:r>
+        <w:rPr>
+          <w:color w:val="000000" w:themeColor="text1"/>
+        </w:rPr>
+        <w:t>These annotations ensure configuration only happens when appropriate.</w:t>
+      </w:r>
+    </w:p>
+    <w:p>
+      <w:pPr>
+        <w:spacing w:after="0"/>
+        <w:rPr>
+          <w:color w:val="000000" w:themeColor="text1"/>
+        </w:rPr>
+      </w:pPr>
+      <w:r>
+        <w:rPr>
+          <w:color w:val="000000" w:themeColor="text1"/>
+        </w:rPr>
+        <w:t>For example:</w:t>
+      </w:r>
+    </w:p>
+    <w:p>
+      <w:pPr>
+        <w:spacing w:after="0"/>
+        <w:rPr>
+          <w:color w:val="000000" w:themeColor="text1"/>
+        </w:rPr>
+      </w:pPr>
+      <w:r>
+        <w:rPr>
+          <w:color w:val="000000" w:themeColor="text1"/>
+        </w:rPr>
+        <w:t>@</w:t>
+      </w:r>
+      <w:proofErr w:type="gramStart"/>
+      <w:r>
+        <w:rPr>
+          <w:color w:val="000000" w:themeColor="text1"/>
+        </w:rPr>
+        <w:t>ConditionalOnClass(</w:t>
+      </w:r>
+      <w:proofErr w:type="gramEnd"/>
+      <w:r>
+        <w:rPr>
+          <w:color w:val="000000" w:themeColor="text1"/>
+        </w:rPr>
+        <w:t>DataSource.class)</w:t>
+      </w:r>
+      <w:r>
+        <w:rPr>
+          <w:color w:val="000000" w:themeColor="text1"/>
+        </w:rPr>
+        <w:t xml:space="preserve"> // means condition will only apply if the </w:t>
+      </w:r>
+      <w:proofErr w:type="spellStart"/>
+      <w:r>
+        <w:rPr>
+          <w:color w:val="000000" w:themeColor="text1"/>
+        </w:rPr>
+        <w:t>DataSource</w:t>
+      </w:r>
+      <w:proofErr w:type="spellEnd"/>
+      <w:r>
+        <w:rPr>
+          <w:color w:val="000000" w:themeColor="text1"/>
+        </w:rPr>
+        <w:t xml:space="preserve"> class exists</w:t>
+      </w:r>
+    </w:p>
+    <w:p>
+      <w:pPr>
+        <w:spacing w:after="0"/>
+        <w:rPr>
+          <w:color w:val="000000" w:themeColor="text1"/>
+        </w:rPr>
+      </w:pPr>
+    </w:p>
+    <w:p>
+      <w:pPr>
+        <w:spacing w:after="0"/>
+        <w:rPr>
+          <w:color w:val="000000" w:themeColor="text1"/>
+        </w:rPr>
+      </w:pPr>
+      <w:r>
+        <w:rPr>
+          <w:b/>
+          <w:bCs/>
+          <w:color w:val="000000" w:themeColor="text1"/>
+        </w:rPr>
+        <w:t>BACK-OFF STRATEGY</w:t>
+      </w:r>
+    </w:p>
+    <w:p>
+      <w:pPr>
+        <w:spacing w:after="0"/>
+        <w:rPr>
+          <w:color w:val="000000" w:themeColor="text1"/>
+        </w:rPr>
+      </w:pPr>
+      <w:r>
+        <w:rPr>
+          <w:b/>
+          <w:bCs/>
+          <w:color w:val="000000" w:themeColor="text1"/>
+        </w:rPr>
+        <w:t>User Configuration</w:t>
+      </w:r>
+      <w:r>
+        <w:rPr>
+          <w:color w:val="000000" w:themeColor="text1"/>
+        </w:rPr>
+        <w:t xml:space="preserve"> </w:t>
+      </w:r>
+      <w:r>
+        <w:rPr>
+          <w:color w:val="000000" w:themeColor="text1"/>
+        </w:rPr>
+        <w:t>&gt;</w:t>
+      </w:r>
+      <w:r>
+        <w:rPr>
+          <w:color w:val="000000" w:themeColor="text1"/>
+        </w:rPr>
+        <w:t xml:space="preserve"> </w:t>
+      </w:r>
+      <w:r>
+        <w:rPr>
+          <w:b/>
+          <w:bCs/>
+          <w:color w:val="000000" w:themeColor="text1"/>
+        </w:rPr>
+        <w:t>Auto Configuration</w:t>
+      </w:r>
+    </w:p>
+    <w:p>
+      <w:pPr>
+        <w:spacing w:after="0"/>
+        <w:rPr>
+          <w:color w:val="000000" w:themeColor="text1"/>
+        </w:rPr>
+      </w:pPr>
+      <w:r>
+        <w:rPr>
+          <w:color w:val="000000" w:themeColor="text1"/>
+        </w:rPr>
+        <w:pict w14:anchorId="193FA193">
+          <v:rect id="_x0000_i1040" style="width:0;height:1.5pt" o:hralign="center" o:hrstd="t" o:hr="t" fillcolor="#a0a0a0" stroked="f"/>
+        </w:pict>
+      </w:r>
+    </w:p>
+    <w:p>
+      <w:pPr>
+        <w:spacing w:after="0"/>
+        <w:rPr>
+          <w:color w:val="000000" w:themeColor="text1"/>
+        </w:rPr>
+      </w:pPr>
+      <w:r>
+        <w:rPr>
+          <w:color w:val="000000" w:themeColor="text1"/>
+        </w:rPr>
+        <w:t xml:space="preserve">Spring Boot follows a principle called </w:t>
+      </w:r>
+      <w:r>
+        <w:rPr>
+          <w:b/>
+          <w:bCs/>
+          <w:color w:val="000000" w:themeColor="text1"/>
+        </w:rPr>
+        <w:t>Back-Off Strategy</w:t>
+      </w:r>
+      <w:r>
+        <w:rPr>
+          <w:color w:val="000000" w:themeColor="text1"/>
+        </w:rPr>
+        <w:t>.</w:t>
+      </w:r>
+      <w:r>
+        <w:rPr>
+          <w:color w:val="000000" w:themeColor="text1"/>
+        </w:rPr>
+        <w:br/>
+        <w:t>This means Boot only configures something if the user has not already defined it.</w:t>
+      </w:r>
+    </w:p>
+    <w:p>
+      <w:pPr>
+        <w:spacing w:after="0"/>
+        <w:rPr>
+          <w:color w:val="000000" w:themeColor="text1"/>
+        </w:rPr>
+      </w:pPr>
+      <w:r>
+        <w:rPr>
+          <w:color w:val="000000" w:themeColor="text1"/>
+        </w:rPr>
+        <w:t>For example:</w:t>
+      </w:r>
+    </w:p>
+    <w:p>
+      <w:pPr>
+        <w:spacing w:after="0"/>
+        <w:rPr>
+          <w:color w:val="000000" w:themeColor="text1"/>
+        </w:rPr>
+      </w:pPr>
+      <w:r>
+        <w:rPr>
+          <w:color w:val="000000" w:themeColor="text1"/>
+        </w:rPr>
+        <w:t xml:space="preserve">If the user creates a custom </w:t>
+      </w:r>
+      <w:proofErr w:type="spellStart"/>
+      <w:r>
+        <w:rPr>
+          <w:color w:val="000000" w:themeColor="text1"/>
+        </w:rPr>
+        <w:t>DataSource</w:t>
+      </w:r>
+      <w:proofErr w:type="spellEnd"/>
+      <w:r>
+        <w:rPr>
+          <w:color w:val="000000" w:themeColor="text1"/>
+        </w:rPr>
+        <w:t xml:space="preserve"> bean, Boot will not create the default one.</w:t>
+      </w:r>
+    </w:p>
+    <w:p>
+      <w:pPr>
+        <w:spacing w:after="0"/>
+        <w:rPr>
+          <w:color w:val="000000" w:themeColor="text1"/>
+        </w:rPr>
+      </w:pPr>
+      <w:r>
+        <w:rPr>
+          <w:color w:val="000000" w:themeColor="text1"/>
+        </w:rPr>
+        <w:t>This behavior is controlled by the annotation:</w:t>
+      </w:r>
+      <w:r>
+        <w:rPr>
+          <w:color w:val="000000" w:themeColor="text1"/>
+        </w:rPr>
+        <w:t xml:space="preserve"> </w:t>
+      </w:r>
+      <w:r>
+        <w:rPr>
+          <w:color w:val="000000" w:themeColor="text1"/>
+        </w:rPr>
+        <w:t>@ConditionalOnMissingBean</w:t>
+      </w:r>
+    </w:p>
+    <w:p>
+      <w:pPr>
+        <w:spacing w:after="0"/>
+        <w:rPr>
+          <w:color w:val="000000" w:themeColor="text1"/>
+        </w:rPr>
+      </w:pPr>
+    </w:p>
+    <w:p>
+      <w:pPr>
+        <w:spacing w:after="0"/>
+        <w:rPr>
+          <w:b/>
+          <w:bCs/>
+        </w:rPr>
+      </w:pPr>
+      <w:r>
+        <w:rPr>
+          <w:b/>
+          <w:bCs/>
+        </w:rPr>
+        <w:t xml:space="preserve">Phase </w:t>
+      </w:r>
+      <w:r>
+        <w:rPr>
+          <w:b/>
+          <w:bCs/>
+        </w:rPr>
+        <w:t>5</w:t>
+      </w:r>
+      <w:r>
+        <w:rPr>
+          <w:b/>
+          <w:bCs/>
+        </w:rPr>
+        <w:t>)</w:t>
+      </w:r>
+      <w:r>
+        <w:rPr>
+          <w:b/>
+          <w:bCs/>
+        </w:rPr>
+        <w:t xml:space="preserve"> </w:t>
+      </w:r>
+      <w:proofErr w:type="spellStart"/>
+      <w:r>
+        <w:rPr>
+          <w:b/>
+          <w:bCs/>
+        </w:rPr>
+        <w:t>Context.refresh</w:t>
+      </w:r>
+      <w:proofErr w:type="spellEnd"/>
+      <w:r>
+        <w:rPr>
+          <w:b/>
+          <w:bCs/>
+        </w:rPr>
+        <w:t>()</w:t>
+      </w:r>
+    </w:p>
+    <w:p>
+      <w:pPr>
+        <w:spacing w:after="0"/>
+        <w:rPr>
+          <w:color w:val="000000" w:themeColor="text1"/>
+        </w:rPr>
+      </w:pPr>
+      <w:r>
+        <w:rPr>
+          <w:color w:val="000000" w:themeColor="text1"/>
+        </w:rPr>
+        <w:t>Register configuration classes</w:t>
+      </w:r>
+      <w:r>
+        <w:rPr>
+          <w:color w:val="000000" w:themeColor="text1"/>
+        </w:rPr>
+        <w:br/>
+        <w:t>↓</w:t>
+      </w:r>
+      <w:r>
+        <w:rPr>
+          <w:color w:val="000000" w:themeColor="text1"/>
+        </w:rPr>
+        <w:br/>
+      </w:r>
+      <w:proofErr w:type="spellStart"/>
+      <w:proofErr w:type="gramStart"/>
+      <w:r>
+        <w:rPr>
+          <w:color w:val="000000" w:themeColor="text1"/>
+        </w:rPr>
+        <w:t>context.refresh</w:t>
+      </w:r>
+      <w:proofErr w:type="spellEnd"/>
+      <w:proofErr w:type="gramEnd"/>
+      <w:r>
+        <w:rPr>
+          <w:color w:val="000000" w:themeColor="text1"/>
+        </w:rPr>
+        <w:t>()</w:t>
+      </w:r>
+      <w:r>
+        <w:rPr>
+          <w:color w:val="000000" w:themeColor="text1"/>
+        </w:rPr>
+        <w:br/>
+        <w:t>↓</w:t>
+      </w:r>
+      <w:r>
+        <w:rPr>
+          <w:color w:val="000000" w:themeColor="text1"/>
+        </w:rPr>
+        <w:br/>
+        <w:t>Bean creation</w:t>
+      </w:r>
+      <w:r>
+        <w:rPr>
+          <w:color w:val="000000" w:themeColor="text1"/>
+        </w:rPr>
+        <w:br/>
+        <w:t>↓</w:t>
+      </w:r>
+      <w:r>
+        <w:rPr>
+          <w:color w:val="000000" w:themeColor="text1"/>
+        </w:rPr>
+        <w:br/>
+        <w:t>Application Ready</w:t>
+      </w:r>
+    </w:p>
+    <w:p>
+      <w:pPr>
+        <w:spacing w:after="0"/>
+        <w:rPr>
+          <w:color w:val="000000" w:themeColor="text1"/>
+        </w:rPr>
+      </w:pPr>
+      <w:r>
+        <w:rPr>
+          <w:color w:val="000000" w:themeColor="text1"/>
+        </w:rPr>
+        <w:pict w14:anchorId="3F650CC9">
+          <v:rect id="_x0000_i1048" style="width:0;height:1.5pt" o:hralign="center" o:hrstd="t" o:hr="t" fillcolor="#a0a0a0" stroked="f"/>
+        </w:pict>
+      </w:r>
+    </w:p>
+    <w:p>
+      <w:pPr>
+        <w:spacing w:after="0"/>
+        <w:rPr>
+          <w:color w:val="000000" w:themeColor="text1"/>
+        </w:rPr>
+      </w:pPr>
+      <w:r>
+        <w:rPr>
+          <w:color w:val="000000" w:themeColor="text1"/>
+        </w:rPr>
+        <w:t>After auto configuration classes are selected, they are registered with the Spring container.</w:t>
+      </w:r>
+    </w:p>
+    <w:p>
+      <w:pPr>
+        <w:spacing w:after="0"/>
+        <w:rPr>
+          <w:color w:val="000000" w:themeColor="text1"/>
+        </w:rPr>
+      </w:pPr>
+      <w:proofErr w:type="gramStart"/>
+      <w:r>
+        <w:rPr>
+          <w:color w:val="000000" w:themeColor="text1"/>
+        </w:rPr>
+        <w:t>Finally</w:t>
+      </w:r>
+      <w:proofErr w:type="gramEnd"/>
+      <w:r>
+        <w:rPr>
+          <w:color w:val="000000" w:themeColor="text1"/>
+        </w:rPr>
+        <w:t xml:space="preserve"> </w:t>
+      </w:r>
+      <w:proofErr w:type="spellStart"/>
+      <w:r>
+        <w:rPr>
+          <w:color w:val="000000" w:themeColor="text1"/>
+        </w:rPr>
+        <w:t>SpringApplication</w:t>
+      </w:r>
+      <w:proofErr w:type="spellEnd"/>
+      <w:r>
+        <w:rPr>
+          <w:color w:val="000000" w:themeColor="text1"/>
+        </w:rPr>
+        <w:t xml:space="preserve"> calls:</w:t>
+      </w:r>
+      <w:r>
+        <w:rPr>
+          <w:color w:val="000000" w:themeColor="text1"/>
+        </w:rPr>
+        <w:t xml:space="preserve"> </w:t>
+      </w:r>
+      <w:proofErr w:type="spellStart"/>
+      <w:proofErr w:type="gramStart"/>
+      <w:r>
+        <w:rPr>
+          <w:color w:val="000000" w:themeColor="text1"/>
+        </w:rPr>
+        <w:t>context.refresh</w:t>
+      </w:r>
+      <w:proofErr w:type="spellEnd"/>
+      <w:proofErr w:type="gramEnd"/>
+      <w:r>
+        <w:rPr>
+          <w:color w:val="000000" w:themeColor="text1"/>
+        </w:rPr>
+        <w:t>()</w:t>
+      </w:r>
+    </w:p>
+    <w:p>
+      <w:pPr>
+        <w:spacing w:after="0"/>
+        <w:rPr>
+          <w:color w:val="000000" w:themeColor="text1"/>
+        </w:rPr>
+      </w:pPr>
+      <w:r>
+        <w:rPr>
+          <w:color w:val="000000" w:themeColor="text1"/>
+        </w:rPr>
+        <w:t>This triggers the entire Spring container lifecycle:</w:t>
+      </w:r>
+    </w:p>
+    <w:p>
+      <w:pPr>
+        <w:numPr>
+          <w:ilvl w:val="0"/>
+          <w:numId w:val="14"/>
+        </w:numPr>
+        <w:spacing w:after="0"/>
+        <w:rPr>
+          <w:color w:val="000000" w:themeColor="text1"/>
+        </w:rPr>
+      </w:pPr>
+      <w:r>
+        <w:rPr>
+          <w:color w:val="000000" w:themeColor="text1"/>
+        </w:rPr>
+        <w:t xml:space="preserve">bean definitions processed </w:t>
+      </w:r>
+    </w:p>
+    <w:p>
+      <w:pPr>
+        <w:numPr>
+          <w:ilvl w:val="0"/>
+          <w:numId w:val="14"/>
+        </w:numPr>
+        <w:spacing w:after="0"/>
+        <w:rPr>
+          <w:color w:val="000000" w:themeColor="text1"/>
+        </w:rPr>
+      </w:pPr>
+      <w:r>
+        <w:rPr>
+          <w:color w:val="000000" w:themeColor="text1"/>
+        </w:rPr>
+        <w:t xml:space="preserve">dependencies resolved </w:t>
+      </w:r>
+    </w:p>
+    <w:p>
+      <w:pPr>
+        <w:numPr>
+          <w:ilvl w:val="0"/>
+          <w:numId w:val="14"/>
+        </w:numPr>
+        <w:spacing w:after="0"/>
+        <w:rPr>
+          <w:color w:val="000000" w:themeColor="text1"/>
+        </w:rPr>
+      </w:pPr>
+      <w:r>
+        <w:rPr>
+          <w:color w:val="000000" w:themeColor="text1"/>
+        </w:rPr>
+        <w:t xml:space="preserve">singleton beans created </w:t>
+      </w:r>
+    </w:p>
+    <w:p>
+      <w:pPr>
+        <w:spacing w:after="0"/>
+        <w:rPr>
+          <w:color w:val="000000" w:themeColor="text1"/>
+        </w:rPr>
+      </w:pPr>
+      <w:r>
+        <w:rPr>
+          <w:color w:val="000000" w:themeColor="text1"/>
+        </w:rPr>
+        <w:t>After this step the application becomes fully operational.</w:t>
+      </w:r>
+    </w:p>
+    <w:p>
+      <w:pPr>
+        <w:spacing w:after="0"/>
+        <w:rPr>
+          <w:color w:val="000000" w:themeColor="text1"/>
+        </w:rPr>
+      </w:pPr>
+    </w:p>
+    <w:p>
+      <w:pPr>
+        <w:spacing w:after="0"/>
+        <w:rPr>
+          <w:color w:val="000000" w:themeColor="text1"/>
+        </w:rPr>
+      </w:pPr>
+      <w:proofErr w:type="gramStart"/>
+      <w:r>
+        <w:rPr>
+          <w:color w:val="000000" w:themeColor="text1"/>
+        </w:rPr>
+        <w:t>Summary :</w:t>
+      </w:r>
+      <w:proofErr w:type="gramEnd"/>
+    </w:p>
+    <w:p>
+      <w:pPr>
+        <w:spacing w:after="0"/>
+        <w:rPr>
+          <w:b/>
+          <w:bCs/>
+        </w:rPr>
+      </w:pPr>
+      <w:r>
+        <w:rPr>
+          <w:b/>
+          <w:bCs/>
+        </w:rPr>
+        <w:t>It is a deterministic pipeline consisting of:</w:t>
+      </w:r>
+    </w:p>
+    <w:p>
+      <w:pPr>
+        <w:numPr>
+          <w:ilvl w:val="0"/>
+          <w:numId w:val="15"/>
+        </w:numPr>
+        <w:spacing w:after="0"/>
+        <w:rPr>
+          <w:b/>
+          <w:bCs/>
+        </w:rPr>
+      </w:pPr>
+      <w:r>
+        <w:rPr>
+          <w:b/>
+          <w:bCs/>
+        </w:rPr>
+        <w:t xml:space="preserve">environment preparation </w:t>
+      </w:r>
+    </w:p>
+    <w:p>
+      <w:pPr>
+        <w:numPr>
+          <w:ilvl w:val="0"/>
+          <w:numId w:val="15"/>
+        </w:numPr>
+        <w:spacing w:after="0"/>
+        <w:rPr>
+          <w:b/>
+          <w:bCs/>
+        </w:rPr>
+      </w:pPr>
+      <w:r>
+        <w:rPr>
+          <w:b/>
+          <w:bCs/>
+        </w:rPr>
+        <w:t xml:space="preserve">context creation </w:t>
+      </w:r>
+    </w:p>
+    <w:p>
+      <w:pPr>
+        <w:numPr>
+          <w:ilvl w:val="0"/>
+          <w:numId w:val="15"/>
+        </w:numPr>
+        <w:spacing w:after="0"/>
+        <w:rPr>
+          <w:b/>
+          <w:bCs/>
+        </w:rPr>
+      </w:pPr>
+      <w:r>
+        <w:rPr>
+          <w:b/>
+          <w:bCs/>
+        </w:rPr>
+        <w:t xml:space="preserve">conditional configuration selection </w:t>
+      </w:r>
+    </w:p>
+    <w:p>
+      <w:pPr>
+        <w:numPr>
+          <w:ilvl w:val="0"/>
+          <w:numId w:val="15"/>
+        </w:numPr>
+        <w:spacing w:after="0"/>
+        <w:rPr>
+          <w:b/>
+          <w:bCs/>
+        </w:rPr>
+      </w:pPr>
+      <w:r>
+        <w:rPr>
+          <w:b/>
+          <w:bCs/>
+        </w:rPr>
+        <w:t xml:space="preserve">container initialization </w:t>
+      </w:r>
+    </w:p>
+    <w:p>
+      <w:pPr>
+        <w:spacing w:after="0"/>
+      </w:pPr>
+      <w:r>
+        <w:t>Understanding this pipeline makes the framework much easier to debug and customize.</w:t>
+      </w:r>
+    </w:p>
+    <w:p>
+      <w:pPr>
+        <w:spacing w:after="0"/>
+        <w:rPr>
+          <w:b/>
+          <w:bCs/>
+        </w:rPr>
+      </w:pPr>
+    </w:p>
+    <w:p>
+      <w:pPr>
+        <w:spacing w:after="0"/>
+        <w:rPr>
+          <w:b/>
+          <w:bCs/>
+        </w:rPr>
+      </w:pPr>
+      <w:r>
+        <w:rPr>
+          <w:b/>
+          <w:bCs/>
+        </w:rPr>
+        <w:t xml:space="preserve">Spring MVC Request Flow </w:t>
+      </w:r>
+    </w:p>
+    <w:p>
+      <w:pPr>
+        <w:spacing w:after="0"/>
+      </w:pPr>
+      <w:r>
+        <w:t>Once boot finishes startup, app is ready to handle requests.</w:t>
+      </w:r>
+    </w:p>
+    <w:p>
+      <w:pPr>
+        <w:spacing w:after="0"/>
+      </w:pPr>
+      <w:r>
+        <w:t xml:space="preserve">What happens when a client </w:t>
+      </w:r>
+      <w:proofErr w:type="gramStart"/>
+      <w:r>
+        <w:t>send</w:t>
+      </w:r>
+      <w:proofErr w:type="gramEnd"/>
+      <w:r>
+        <w:t xml:space="preserve"> a http request to our app, to understand this we look into Spring MVC structure</w:t>
+      </w:r>
+    </w:p>
+    <w:p>
+      <w:pPr>
+        <w:spacing w:after="0"/>
+      </w:pPr>
+    </w:p>
+    <w:p>
+      <w:pPr>
+        <w:spacing w:after="0"/>
+      </w:pPr>
+      <w:r>
+        <w:rPr>
+          <w:b/>
+          <w:bCs/>
+        </w:rPr>
+        <w:t>HIGH LEVEL REQUEST FLOW</w:t>
+      </w:r>
+    </w:p>
+    <w:p>
+      <w:pPr>
+        <w:spacing w:after="0"/>
+      </w:pPr>
+      <w:r>
+        <w:t>Client (Browser/Postman)</w:t>
+      </w:r>
+      <w:r>
+        <w:br/>
+        <w:t>↓</w:t>
+      </w:r>
+      <w:r>
+        <w:br/>
+        <w:t>Web Server (Tomcat)</w:t>
+      </w:r>
+      <w:r>
+        <w:br/>
+        <w:t>↓</w:t>
+      </w:r>
+      <w:r>
+        <w:br/>
+      </w:r>
+      <w:proofErr w:type="spellStart"/>
+      <w:r>
+        <w:t>DispatcherServlet</w:t>
+      </w:r>
+      <w:proofErr w:type="spellEnd"/>
+      <w:r>
+        <w:br/>
+      </w:r>
+      <w:r>
+        <w:lastRenderedPageBreak/>
+        <w:t>↓</w:t>
+      </w:r>
+      <w:r>
+        <w:br/>
+      </w:r>
+      <w:proofErr w:type="spellStart"/>
+      <w:r>
+        <w:t>HandlerMapping</w:t>
+      </w:r>
+      <w:proofErr w:type="spellEnd"/>
+      <w:r>
+        <w:br/>
+        <w:t>↓</w:t>
+      </w:r>
+      <w:r>
+        <w:br/>
+        <w:t>Controller</w:t>
+      </w:r>
+      <w:r>
+        <w:br/>
+        <w:t>↓</w:t>
+      </w:r>
+      <w:r>
+        <w:br/>
+        <w:t>Service</w:t>
+      </w:r>
+      <w:r>
+        <w:br/>
+        <w:t>↓</w:t>
+      </w:r>
+      <w:r>
+        <w:br/>
+        <w:t>Repository</w:t>
+      </w:r>
+      <w:r>
+        <w:br/>
+        <w:t>↓</w:t>
+      </w:r>
+      <w:r>
+        <w:br/>
+        <w:t>Database</w:t>
+      </w:r>
+    </w:p>
+    <w:p>
+      <w:pPr>
+        <w:spacing w:after="0"/>
+      </w:pPr>
+    </w:p>
+    <w:p>
+      <w:pPr>
+        <w:spacing w:after="0"/>
+        <w:rPr>
+          <w:b/>
+          <w:bCs/>
+        </w:rPr>
+      </w:pPr>
+      <w:r>
+        <w:rPr>
+          <w:b/>
+          <w:bCs/>
+        </w:rPr>
+        <w:t>What Spring MVC Actually Is</w:t>
+      </w:r>
+    </w:p>
+    <w:p>
+      <w:pPr>
+        <w:spacing w:after="0"/>
+      </w:pPr>
+      <w:r>
+        <w:t xml:space="preserve">It is the web framework inside Spring that implements the </w:t>
+      </w:r>
+      <w:r>
+        <w:rPr>
+          <w:b/>
+          <w:bCs/>
+        </w:rPr>
+        <w:t>Model–View–Controller</w:t>
+      </w:r>
+      <w:r>
+        <w:t xml:space="preserve"> pattern.</w:t>
+      </w:r>
+    </w:p>
+    <w:p>
+      <w:pPr>
+        <w:spacing w:after="0"/>
+      </w:pPr>
+    </w:p>
+    <w:p>
+      <w:pPr>
+        <w:spacing w:after="0"/>
+      </w:pPr>
+      <w:r>
+        <w:t xml:space="preserve">Its responsibility is to handle </w:t>
+      </w:r>
+      <w:r>
+        <w:rPr>
+          <w:b/>
+          <w:bCs/>
+        </w:rPr>
+        <w:t>HTTP requests and responses</w:t>
+      </w:r>
+      <w:r>
+        <w:t>.</w:t>
+      </w:r>
+    </w:p>
+    <w:p>
+      <w:pPr>
+        <w:spacing w:after="0"/>
+      </w:pPr>
+      <w:r>
+        <w:t>Spring MVC infrastructure includes components like:</w:t>
+      </w:r>
+    </w:p>
+    <w:p>
+      <w:pPr>
+        <w:numPr>
+          <w:ilvl w:val="0"/>
+          <w:numId w:val="16"/>
+        </w:numPr>
+        <w:spacing w:after="0"/>
+      </w:pPr>
+      <w:proofErr w:type="spellStart"/>
+      <w:r>
+        <w:t>DispatcherServlet</w:t>
+      </w:r>
+      <w:proofErr w:type="spellEnd"/>
+      <w:r>
+        <w:t xml:space="preserve"> (front controller) </w:t>
+      </w:r>
+    </w:p>
+    <w:p>
+      <w:pPr>
+        <w:numPr>
+          <w:ilvl w:val="0"/>
+          <w:numId w:val="16"/>
+        </w:numPr>
+        <w:spacing w:after="0"/>
+      </w:pPr>
+      <w:proofErr w:type="spellStart"/>
+      <w:r>
+        <w:t>HandlerMapping</w:t>
+      </w:r>
+      <w:proofErr w:type="spellEnd"/>
+      <w:r>
+        <w:t xml:space="preserve"> </w:t>
+      </w:r>
+    </w:p>
+    <w:p>
+      <w:pPr>
+        <w:numPr>
+          <w:ilvl w:val="0"/>
+          <w:numId w:val="16"/>
+        </w:numPr>
+        <w:spacing w:after="0"/>
+      </w:pPr>
+      <w:proofErr w:type="spellStart"/>
+      <w:r>
+        <w:t>HandlerAdapter</w:t>
+      </w:r>
+      <w:proofErr w:type="spellEnd"/>
+      <w:r>
+        <w:t xml:space="preserve"> </w:t>
+      </w:r>
+    </w:p>
+    <w:p>
+      <w:pPr>
+        <w:numPr>
+          <w:ilvl w:val="0"/>
+          <w:numId w:val="16"/>
+        </w:numPr>
+        <w:spacing w:after="0"/>
+      </w:pPr>
+      <w:r>
+        <w:t xml:space="preserve">Controller </w:t>
+      </w:r>
+    </w:p>
+    <w:p>
+      <w:pPr>
+        <w:numPr>
+          <w:ilvl w:val="0"/>
+          <w:numId w:val="16"/>
+        </w:numPr>
+        <w:spacing w:after="0"/>
+      </w:pPr>
+      <w:proofErr w:type="spellStart"/>
+      <w:r>
+        <w:t>ViewResolver</w:t>
+      </w:r>
+      <w:proofErr w:type="spellEnd"/>
+      <w:r>
+        <w:t xml:space="preserve"> </w:t>
+      </w:r>
+    </w:p>
+    <w:p>
+      <w:pPr>
+        <w:numPr>
+          <w:ilvl w:val="0"/>
+          <w:numId w:val="16"/>
+        </w:numPr>
+        <w:spacing w:after="0"/>
+      </w:pPr>
+      <w:proofErr w:type="spellStart"/>
+      <w:r>
+        <w:t>HttpMessageConverters</w:t>
+      </w:r>
+      <w:proofErr w:type="spellEnd"/>
+      <w:r>
+        <w:t xml:space="preserve"> </w:t>
+      </w:r>
+    </w:p>
+    <w:p>
+      <w:pPr>
+        <w:spacing w:after="0"/>
+      </w:pPr>
+      <w:proofErr w:type="gramStart"/>
+      <w:r>
+        <w:t>So</w:t>
+      </w:r>
+      <w:proofErr w:type="gramEnd"/>
+      <w:r>
+        <w:t xml:space="preserve"> Spring MVC is basically the </w:t>
+      </w:r>
+      <w:r>
+        <w:rPr>
+          <w:b/>
+          <w:bCs/>
+        </w:rPr>
+        <w:t>web request processing engine</w:t>
+      </w:r>
+      <w:r>
+        <w:t>.</w:t>
+      </w:r>
+    </w:p>
+    <w:p>
+      <w:pPr>
+        <w:spacing w:after="0"/>
+      </w:pPr>
+      <w:r>
+        <w:pict w14:anchorId="692DEE09">
+          <v:rect id="_x0000_i1068" style="width:0;height:1.5pt" o:hralign="center" o:hrstd="t" o:hr="t" fillcolor="#a0a0a0" stroked="f"/>
+        </w:pict>
+      </w:r>
+    </w:p>
+    <w:p>
+      <w:pPr>
+        <w:spacing w:after="0"/>
+      </w:pPr>
+      <w:r>
+        <w:t xml:space="preserve">It is based on the </w:t>
+      </w:r>
+      <w:r>
+        <w:rPr>
+          <w:b/>
+          <w:bCs/>
+        </w:rPr>
+        <w:t>Front Controller design pattern</w:t>
+      </w:r>
+      <w:r>
+        <w:t>.</w:t>
+      </w:r>
+    </w:p>
+    <w:p>
+      <w:pPr>
+        <w:spacing w:after="0"/>
+      </w:pPr>
+      <w:r>
+        <w:rPr>
+          <w:b/>
+          <w:bCs/>
+        </w:rPr>
+        <w:t>Front controller means:</w:t>
+      </w:r>
+      <w:r>
+        <w:t xml:space="preserve"> </w:t>
+      </w:r>
+      <w:r>
+        <w:t xml:space="preserve">All HTTP requests first go to a </w:t>
+      </w:r>
+      <w:r>
+        <w:rPr>
+          <w:b/>
+          <w:bCs/>
+        </w:rPr>
+        <w:t>central component</w:t>
+      </w:r>
+      <w:r>
+        <w:t xml:space="preserve"> before reaching controllers.</w:t>
+      </w:r>
+    </w:p>
+    <w:p>
+      <w:pPr>
+        <w:spacing w:after="0"/>
+      </w:pPr>
+      <w:r>
+        <w:t>In Spring MVC, that central component is called:</w:t>
+      </w:r>
+      <w:r>
+        <w:t xml:space="preserve"> </w:t>
+      </w:r>
+      <w:proofErr w:type="spellStart"/>
+      <w:r>
+        <w:t>DispatcherServlet</w:t>
+      </w:r>
+      <w:proofErr w:type="spellEnd"/>
+    </w:p>
+    <w:p>
+      <w:pPr>
+        <w:spacing w:after="0"/>
+      </w:pPr>
+    </w:p>
+    <w:p>
+      <w:pPr>
+        <w:spacing w:after="0"/>
+      </w:pPr>
+      <w:r>
+        <w:t xml:space="preserve">A typical Spring Boot web application follows three layered </w:t>
+      </w:r>
+      <w:proofErr w:type="gramStart"/>
+      <w:r>
+        <w:t>architecture</w:t>
+      </w:r>
+      <w:proofErr w:type="gramEnd"/>
+      <w:r>
+        <w:t>:</w:t>
+      </w:r>
+    </w:p>
+    <w:p>
+      <w:pPr>
+        <w:numPr>
+          <w:ilvl w:val="0"/>
+          <w:numId w:val="18"/>
+        </w:numPr>
+        <w:spacing w:after="0"/>
+      </w:pPr>
+      <w:r>
+        <w:rPr>
+          <w:b/>
+          <w:bCs/>
+        </w:rPr>
+        <w:t>Controller Layer</w:t>
+      </w:r>
+      <w:r>
+        <w:t xml:space="preserve"> → handles HTTP requests </w:t>
+      </w:r>
+    </w:p>
+    <w:p>
+      <w:pPr>
+        <w:numPr>
+          <w:ilvl w:val="0"/>
+          <w:numId w:val="17"/>
+        </w:numPr>
+        <w:spacing w:after="0"/>
+      </w:pPr>
+      <w:r>
+        <w:rPr>
+          <w:b/>
+          <w:bCs/>
+        </w:rPr>
+        <w:t>Service Layer</w:t>
+      </w:r>
+      <w:r>
+        <w:t xml:space="preserve"> → contains business logic</w:t>
+      </w:r>
+    </w:p>
+    <w:p>
+      <w:pPr>
+        <w:numPr>
+          <w:ilvl w:val="0"/>
+          <w:numId w:val="18"/>
+        </w:numPr>
+        <w:spacing w:after="0"/>
+      </w:pPr>
+      <w:r>
+        <w:rPr>
+          <w:b/>
+          <w:bCs/>
+        </w:rPr>
+        <w:t>Repository Layer</w:t>
+      </w:r>
+      <w:r>
+        <w:t xml:space="preserve"> → interacts with database </w:t>
+      </w:r>
+    </w:p>
+    <w:p>
+      <w:pPr>
+        <w:spacing w:after="0"/>
+      </w:pPr>
+      <w:r>
+        <w:t xml:space="preserve">However, before reaching the controller, requests must pass through the </w:t>
+      </w:r>
+      <w:r>
+        <w:rPr>
+          <w:b/>
+          <w:bCs/>
+        </w:rPr>
+        <w:t>Spring MVC infrastructure</w:t>
+      </w:r>
+      <w:r>
+        <w:t>.</w:t>
+      </w:r>
+    </w:p>
+    <w:p>
+      <w:pPr>
+        <w:spacing w:after="0"/>
+      </w:pPr>
+    </w:p>
+    <w:p>
+      <w:pPr>
+        <w:spacing w:after="0"/>
+        <w:rPr>
+          <w:b/>
+          <w:bCs/>
+        </w:rPr>
+      </w:pPr>
+      <w:r>
+        <w:rPr>
+          <w:b/>
+          <w:bCs/>
+        </w:rPr>
+        <w:t>WEB SERVER RECEIVES REQUEST</w:t>
+      </w:r>
+    </w:p>
+    <w:p>
+      <w:pPr>
+        <w:spacing w:after="0"/>
+      </w:pPr>
+      <w:r>
+        <w:t>Spring Boot uses an embedded server.</w:t>
+      </w:r>
+      <w:r>
+        <w:t xml:space="preserve"> </w:t>
+      </w:r>
+      <w:r>
+        <w:t xml:space="preserve">By default: </w:t>
+      </w:r>
+      <w:r>
+        <w:rPr>
+          <w:b/>
+          <w:bCs/>
+        </w:rPr>
+        <w:t>Apache Tomcat</w:t>
+      </w:r>
+    </w:p>
+    <w:p>
+      <w:pPr>
+        <w:spacing w:after="0"/>
+      </w:pPr>
+      <w:r>
+        <w:t>When Boot starts, it automatically starts an embedded Tomcat server.</w:t>
+      </w:r>
+      <w:r>
+        <w:t xml:space="preserve"> </w:t>
+      </w:r>
+      <w:r>
+        <w:t xml:space="preserve">Tomcat listens on a port (default </w:t>
+      </w:r>
+      <w:r>
+        <w:rPr>
+          <w:b/>
+          <w:bCs/>
+        </w:rPr>
+        <w:t>8080</w:t>
+      </w:r>
+      <w:r>
+        <w:t>).</w:t>
+      </w:r>
+    </w:p>
+    <w:p>
+      <w:pPr>
+        <w:spacing w:after="0"/>
+      </w:pPr>
+      <w:r>
+        <w:t>When a client sends a request:</w:t>
+      </w:r>
+    </w:p>
+    <w:p>
+      <w:pPr>
+        <w:spacing w:after="0"/>
+      </w:pPr>
+      <w:r>
+        <w:t>GET /users</w:t>
+      </w:r>
+    </w:p>
+    <w:p>
+      <w:pPr>
+        <w:spacing w:after="0"/>
+      </w:pPr>
+      <w:r>
+        <w:t>Tomcat receives it.</w:t>
+      </w:r>
+    </w:p>
+    <w:p>
+      <w:pPr>
+        <w:spacing w:after="0"/>
+      </w:pPr>
+      <w:r>
+        <w:t>But Tomcat does not know about controllers.</w:t>
+      </w:r>
+    </w:p>
+    <w:p>
+      <w:pPr>
+        <w:spacing w:after="0"/>
+      </w:pPr>
+      <w:r>
+        <w:t>Instead, it forwards the request to a special servlet called:</w:t>
+      </w:r>
+      <w:r>
+        <w:t xml:space="preserve"> </w:t>
+      </w:r>
+      <w:proofErr w:type="spellStart"/>
+      <w:r>
+        <w:rPr>
+          <w:b/>
+          <w:bCs/>
+        </w:rPr>
+        <w:t>DispatcherServlet</w:t>
+      </w:r>
+      <w:proofErr w:type="spellEnd"/>
+    </w:p>
+    <w:p>
+      <w:pPr>
+        <w:spacing w:after="0"/>
+      </w:pPr>
+    </w:p>
+    <w:p>
+      <w:pPr>
+        <w:spacing w:after="0"/>
+      </w:pPr>
+      <w:proofErr w:type="spellStart"/>
+      <w:r>
+        <w:rPr>
+          <w:b/>
+          <w:bCs/>
+        </w:rPr>
+        <w:t>DispatcherServlet</w:t>
+      </w:r>
+      <w:proofErr w:type="spellEnd"/>
+      <w:r>
+        <w:t xml:space="preserve"> is the front controller in Spring MVC.</w:t>
+      </w:r>
+    </w:p>
+    <w:p>
+      <w:pPr>
+        <w:spacing w:after="0"/>
+      </w:pPr>
+      <w:r>
+        <w:rPr>
+          <w:b/>
+          <w:bCs/>
+        </w:rPr>
+        <w:t>Front controller means:</w:t>
+      </w:r>
+    </w:p>
+    <w:p>
+      <w:pPr>
+        <w:spacing w:after="0"/>
+      </w:pPr>
+      <w:r>
+        <w:t>All requests first go to a single central component.</w:t>
+      </w:r>
+    </w:p>
+    <w:p>
+      <w:pPr>
+        <w:spacing w:after="0"/>
+      </w:pPr>
+      <w:proofErr w:type="spellStart"/>
+      <w:r>
+        <w:t>DispatcherServlet</w:t>
+      </w:r>
+      <w:proofErr w:type="spellEnd"/>
+      <w:r>
+        <w:t xml:space="preserve"> coordinates the entire request lifecycle.</w:t>
+      </w:r>
+    </w:p>
+    <w:p>
+      <w:pPr>
+        <w:spacing w:after="0"/>
+      </w:pPr>
+      <w:r>
+        <w:t>It does not handle business logic.</w:t>
+      </w:r>
+    </w:p>
+    <w:p>
+      <w:pPr>
+        <w:spacing w:after="0"/>
+      </w:pPr>
+      <w:r>
+        <w:t>Instead, it delegates tasks to other components.</w:t>
+      </w:r>
+    </w:p>
+    <w:p>
+      <w:pPr>
+        <w:spacing w:after="0"/>
+      </w:pPr>
+    </w:p>
+    <w:p>
+      <w:pPr>
+        <w:spacing w:after="0"/>
+        <w:rPr>
+          <w:b/>
+          <w:bCs/>
+        </w:rPr>
+      </w:pPr>
+      <w:r>
+        <w:rPr>
+          <w:b/>
+          <w:bCs/>
+        </w:rPr>
+        <w:t xml:space="preserve">HANDLER </w:t>
+      </w:r>
+      <w:proofErr w:type="gramStart"/>
+      <w:r>
+        <w:rPr>
+          <w:b/>
+          <w:bCs/>
+        </w:rPr>
+        <w:t>MAPPING</w:t>
+      </w:r>
+      <w:r>
+        <w:rPr>
+          <w:b/>
+          <w:bCs/>
+        </w:rPr>
+        <w:t xml:space="preserve"> :</w:t>
+      </w:r>
+      <w:proofErr w:type="gramEnd"/>
+      <w:r>
+        <w:rPr>
+          <w:b/>
+          <w:bCs/>
+        </w:rPr>
+        <w:t xml:space="preserve"> </w:t>
+      </w:r>
+      <w:r>
+        <w:t xml:space="preserve">When </w:t>
+      </w:r>
+      <w:proofErr w:type="spellStart"/>
+      <w:r>
+        <w:t>DispatcherServlet</w:t>
+      </w:r>
+      <w:proofErr w:type="spellEnd"/>
+      <w:r>
+        <w:t xml:space="preserve"> receives a request, the first question is:</w:t>
+      </w:r>
+      <w:r>
+        <w:rPr>
+          <w:b/>
+          <w:bCs/>
+        </w:rPr>
+        <w:t xml:space="preserve"> </w:t>
+      </w:r>
+      <w:r>
+        <w:rPr>
+          <w:b/>
+          <w:bCs/>
+        </w:rPr>
+        <w:t>Which controller method should handle this request?</w:t>
+      </w:r>
+    </w:p>
+    <w:p>
+      <w:pPr>
+        <w:spacing w:after="0"/>
+      </w:pPr>
+      <w:r>
+        <w:t xml:space="preserve">To answer this Spring MVC uses </w:t>
+      </w:r>
+      <w:proofErr w:type="spellStart"/>
+      <w:r>
+        <w:t>HandlerMapping</w:t>
+      </w:r>
+      <w:proofErr w:type="spellEnd"/>
+      <w:r>
+        <w:t>.</w:t>
+      </w:r>
+    </w:p>
+    <w:p>
+      <w:pPr>
+        <w:spacing w:after="0"/>
+      </w:pPr>
+      <w:proofErr w:type="spellStart"/>
+      <w:r>
+        <w:t>HandlerMapping</w:t>
+      </w:r>
+      <w:proofErr w:type="spellEnd"/>
+      <w:r>
+        <w:t xml:space="preserve"> maps a request URL to a controller method.</w:t>
+      </w:r>
+    </w:p>
+    <w:p>
+      <w:pPr>
+        <w:spacing w:after="0"/>
+      </w:pPr>
+      <w:r>
+        <w:rPr>
+          <w:b/>
+          <w:bCs/>
+        </w:rPr>
+        <w:t>Example:</w:t>
+      </w:r>
+      <w:r>
+        <w:t xml:space="preserve"> </w:t>
+      </w:r>
+      <w:r>
+        <w:t>GET /users</w:t>
+      </w:r>
+    </w:p>
+    <w:p>
+      <w:pPr>
+        <w:spacing w:after="0"/>
+      </w:pPr>
+      <w:r>
+        <w:t>Mapped to:</w:t>
+      </w:r>
+      <w:r>
+        <w:t xml:space="preserve"> </w:t>
+      </w:r>
+      <w:proofErr w:type="spellStart"/>
+      <w:r>
+        <w:t>UserController.getUsers</w:t>
+      </w:r>
+      <w:proofErr w:type="spellEnd"/>
+      <w:r>
+        <w:t>()</w:t>
+      </w:r>
+    </w:p>
+    <w:p>
+      <w:pPr>
+        <w:spacing w:after="0"/>
+      </w:pPr>
+      <w:r>
+        <w:t>Spring MVC supports several handler mappings, but the most commonly used one is:</w:t>
+      </w:r>
+    </w:p>
+    <w:p>
+      <w:pPr>
+        <w:spacing w:after="0"/>
+      </w:pPr>
+      <w:proofErr w:type="spellStart"/>
+      <w:r>
+        <w:t>RequestMappingHandlerMapping</w:t>
+      </w:r>
+      <w:proofErr w:type="spellEnd"/>
+    </w:p>
+    <w:p>
+      <w:pPr>
+        <w:spacing w:after="0"/>
+      </w:pPr>
+      <w:r>
+        <w:t>This mapping reads annotations like:</w:t>
+      </w:r>
+    </w:p>
+    <w:p>
+      <w:pPr>
+        <w:numPr>
+          <w:ilvl w:val="0"/>
+          <w:numId w:val="19"/>
+        </w:numPr>
+        <w:spacing w:after="0"/>
+      </w:pPr>
+      <w:r>
+        <w:t xml:space="preserve">@GetMapping </w:t>
+      </w:r>
+    </w:p>
+    <w:p>
+      <w:pPr>
+        <w:numPr>
+          <w:ilvl w:val="0"/>
+          <w:numId w:val="19"/>
+        </w:numPr>
+        <w:spacing w:after="0"/>
+      </w:pPr>
+      <w:r>
+        <w:t xml:space="preserve">@PostMapping </w:t>
+      </w:r>
+    </w:p>
+    <w:p>
+      <w:pPr>
+        <w:numPr>
+          <w:ilvl w:val="0"/>
+          <w:numId w:val="19"/>
+        </w:numPr>
+        <w:spacing w:after="0"/>
+      </w:pPr>
+      <w:r>
+        <w:t>@RequestMapping</w:t>
+      </w:r>
+    </w:p>
+    <w:p>
+      <w:pPr>
+        <w:spacing w:after="0"/>
+        <w:rPr>
+          <w:b/>
+          <w:bCs/>
+        </w:rPr>
+      </w:pPr>
+    </w:p>
+    <w:p>
+      <w:pPr>
+        <w:spacing w:after="0"/>
+        <w:rPr>
+          <w:b/>
+          <w:bCs/>
+        </w:rPr>
+      </w:pPr>
+      <w:r>
+        <w:rPr>
+          <w:b/>
+          <w:bCs/>
+        </w:rPr>
+        <w:t>HANDLER ADAPTER</w:t>
+      </w:r>
+    </w:p>
+    <w:p>
+      <w:pPr>
+        <w:spacing w:after="0"/>
+      </w:pPr>
+      <w:r>
+        <w:t>Once Spring identifies the correct controller method, it must execute it.</w:t>
+      </w:r>
+    </w:p>
+    <w:p>
+      <w:pPr>
+        <w:spacing w:after="0"/>
+      </w:pPr>
+      <w:r>
+        <w:t>However, controllers can have different method signatures.</w:t>
+      </w:r>
+    </w:p>
+    <w:p>
+      <w:pPr>
+        <w:spacing w:after="0"/>
+      </w:pPr>
+      <w:r>
+        <w:rPr>
+          <w:b/>
+          <w:bCs/>
+        </w:rPr>
+        <w:t>Example:</w:t>
+      </w:r>
+    </w:p>
+    <w:p>
+      <w:pPr>
+        <w:spacing w:after="0"/>
+      </w:pPr>
+      <w:r>
+        <w:t>@GetMapping("/users")</w:t>
+      </w:r>
+    </w:p>
+    <w:p>
+      <w:pPr>
+        <w:spacing w:after="0"/>
+      </w:pPr>
+      <w:r>
+        <w:t xml:space="preserve">public List&lt;User&gt; </w:t>
+      </w:r>
+      <w:proofErr w:type="spellStart"/>
+      <w:proofErr w:type="gramStart"/>
+      <w:r>
+        <w:t>getUsers</w:t>
+      </w:r>
+      <w:proofErr w:type="spellEnd"/>
+      <w:r>
+        <w:t>(</w:t>
+      </w:r>
+      <w:proofErr w:type="gramEnd"/>
+      <w:r>
+        <w:t>)</w:t>
+      </w:r>
+    </w:p>
+    <w:p>
+      <w:pPr>
+        <w:spacing w:after="0"/>
+      </w:pPr>
+      <w:r>
+        <w:lastRenderedPageBreak/>
+        <w:t>Another controller might look like:</w:t>
+      </w:r>
+    </w:p>
+    <w:p>
+      <w:pPr>
+        <w:spacing w:after="0"/>
+      </w:pPr>
+      <w:r>
+        <w:t>@GetMapping("/users/{id}")</w:t>
+      </w:r>
+    </w:p>
+    <w:p>
+      <w:pPr>
+        <w:spacing w:after="0"/>
+      </w:pPr>
+      <w:r>
+        <w:t xml:space="preserve">public User </w:t>
+      </w:r>
+      <w:proofErr w:type="spellStart"/>
+      <w:proofErr w:type="gramStart"/>
+      <w:r>
+        <w:t>getUser</w:t>
+      </w:r>
+      <w:proofErr w:type="spellEnd"/>
+      <w:r>
+        <w:t>(</w:t>
+      </w:r>
+      <w:proofErr w:type="gramEnd"/>
+      <w:r>
+        <w:t>@PathVariable Long id)</w:t>
+      </w:r>
+    </w:p>
+    <w:p>
+      <w:pPr>
+        <w:spacing w:after="0"/>
+      </w:pPr>
+    </w:p>
+    <w:p>
+      <w:pPr>
+        <w:spacing w:after="0"/>
+      </w:pPr>
+      <w:r>
+        <w:t>Spring needs a way to invoke these methods generically.</w:t>
+      </w:r>
+      <w:r>
+        <w:t xml:space="preserve"> </w:t>
+      </w:r>
+      <w:r>
+        <w:t xml:space="preserve">This is done by </w:t>
+      </w:r>
+      <w:proofErr w:type="spellStart"/>
+      <w:r>
+        <w:t>HandlerAdapter</w:t>
+      </w:r>
+      <w:proofErr w:type="spellEnd"/>
+      <w:r>
+        <w:t>.</w:t>
+      </w:r>
+    </w:p>
+    <w:p>
+      <w:pPr>
+        <w:spacing w:after="0"/>
+      </w:pPr>
+      <w:proofErr w:type="spellStart"/>
+      <w:r>
+        <w:t>HandlerAdapter</w:t>
+      </w:r>
+      <w:proofErr w:type="spellEnd"/>
+      <w:r>
+        <w:t xml:space="preserve"> knows how to call controller methods.</w:t>
+      </w:r>
+    </w:p>
+    <w:p>
+      <w:pPr>
+        <w:spacing w:after="0"/>
+      </w:pPr>
+      <w:r>
+        <w:t>The most commonly used adapter is:</w:t>
+      </w:r>
+      <w:r>
+        <w:t xml:space="preserve"> </w:t>
+      </w:r>
+      <w:proofErr w:type="spellStart"/>
+      <w:r>
+        <w:rPr>
+          <w:b/>
+          <w:bCs/>
+        </w:rPr>
+        <w:t>RequestMappingHandlerAdapter</w:t>
+      </w:r>
+      <w:proofErr w:type="spellEnd"/>
+    </w:p>
+    <w:p>
+      <w:pPr>
+        <w:spacing w:after="0"/>
+      </w:pPr>
+    </w:p>
+    <w:p>
+      <w:pPr>
+        <w:spacing w:after="0"/>
+        <w:rPr>
+          <w:b/>
+          <w:bCs/>
+        </w:rPr>
+      </w:pPr>
+      <w:r>
+        <w:rPr>
+          <w:b/>
+          <w:bCs/>
+        </w:rPr>
+        <w:t>CONTROLLER EXECUTION</w:t>
+      </w:r>
+      <w:r>
+        <w:rPr>
+          <w:b/>
+          <w:bCs/>
+        </w:rPr>
+        <w:t xml:space="preserve"> </w:t>
+      </w:r>
+      <w:r>
+        <w:t>Now the controller method executes.</w:t>
+      </w:r>
+    </w:p>
+    <w:p>
+      <w:pPr>
+        <w:spacing w:after="0"/>
+      </w:pPr>
+      <w:r>
+        <w:rPr>
+          <w:b/>
+          <w:bCs/>
+        </w:rPr>
+        <w:t>Example:</w:t>
+      </w:r>
+    </w:p>
+    <w:p>
+      <w:pPr>
+        <w:spacing w:after="0"/>
+      </w:pPr>
+      <w:r>
+        <w:t>@GetMapping("/users")</w:t>
+      </w:r>
+    </w:p>
+    <w:p>
+      <w:pPr>
+        <w:spacing w:after="0"/>
+      </w:pPr>
+      <w:r>
+        <w:t xml:space="preserve">public List&lt;User&gt; </w:t>
+      </w:r>
+      <w:proofErr w:type="spellStart"/>
+      <w:proofErr w:type="gramStart"/>
+      <w:r>
+        <w:t>getUsers</w:t>
+      </w:r>
+      <w:proofErr w:type="spellEnd"/>
+      <w:r>
+        <w:t>(</w:t>
+      </w:r>
+      <w:proofErr w:type="gramEnd"/>
+      <w:r>
+        <w:t>) {</w:t>
+      </w:r>
+    </w:p>
+    <w:p>
+      <w:pPr>
+        <w:spacing w:after="0"/>
+      </w:pPr>
+      <w:r>
+        <w:t xml:space="preserve">    return </w:t>
+      </w:r>
+      <w:proofErr w:type="spellStart"/>
+      <w:r>
+        <w:t>userService.getUsers</w:t>
+      </w:r>
+      <w:proofErr w:type="spellEnd"/>
+      <w:r>
         <w:t>();</w:t>
       </w:r>
     </w:p>
     <w:p>
       <w:pPr>
         <w:spacing w:after="0"/>
-        <w:rPr>
-          <w:color w:val="000000" w:themeColor="text1"/>
-        </w:rPr>
-      </w:pPr>
-      <w:r>
-        <w:rPr>
-          <w:color w:val="000000" w:themeColor="text1"/>
-        </w:rPr>
+      </w:pPr>
+      <w:r>
         <w:t>}</w:t>
       </w:r>
     </w:p>
     <w:p>
       <w:pPr>
         <w:spacing w:after="0"/>
-        <w:rPr>
-          <w:color w:val="000000" w:themeColor="text1"/>
-        </w:rPr>
-      </w:pPr>
-      <w:r>
-        <w:rPr>
-          <w:color w:val="000000" w:themeColor="text1"/>
-        </w:rPr>
+      </w:pPr>
+    </w:p>
+    <w:p>
+      <w:pPr>
+        <w:spacing w:after="0"/>
+      </w:pPr>
+      <w:r>
+        <w:t>Controller should not contain business logic.</w:t>
+      </w:r>
+    </w:p>
+    <w:p>
+      <w:pPr>
+        <w:spacing w:after="0"/>
+      </w:pPr>
+      <w:r>
+        <w:t xml:space="preserve">Instead, it delegates to the </w:t>
+      </w:r>
+      <w:r>
+        <w:rPr>
+          <w:b/>
+          <w:bCs/>
+        </w:rPr>
+        <w:t>Service layer</w:t>
+      </w:r>
+      <w:r>
+        <w:t>.</w:t>
+      </w:r>
+    </w:p>
+    <w:p>
+      <w:pPr>
+        <w:spacing w:after="0"/>
+      </w:pPr>
+    </w:p>
+    <w:p>
+      <w:pPr>
+        <w:spacing w:after="0"/>
+        <w:rPr>
+          <w:b/>
+          <w:bCs/>
+        </w:rPr>
+      </w:pPr>
+      <w:r>
+        <w:rPr>
+          <w:b/>
+          <w:bCs/>
+        </w:rPr>
+        <w:t>SERVICE LAYER</w:t>
+      </w:r>
+      <w:r>
+        <w:rPr>
+          <w:b/>
+          <w:bCs/>
+        </w:rPr>
+        <w:t xml:space="preserve"> </w:t>
+      </w:r>
+      <w:r>
+        <w:t>Service layer contains business logic.</w:t>
+      </w:r>
+    </w:p>
+    <w:p>
+      <w:pPr>
+        <w:spacing w:after="0"/>
+      </w:pPr>
+      <w:r>
+        <w:rPr>
+          <w:b/>
+          <w:bCs/>
+        </w:rPr>
+        <w:t>Example:</w:t>
+      </w:r>
+    </w:p>
+    <w:p>
+      <w:pPr>
+        <w:spacing w:after="0"/>
+      </w:pPr>
+      <w:proofErr w:type="spellStart"/>
+      <w:r>
+        <w:t>UserService</w:t>
+      </w:r>
+      <w:proofErr w:type="spellEnd"/>
+    </w:p>
+    <w:p>
+      <w:pPr>
+        <w:spacing w:after="0"/>
+      </w:pPr>
+      <w:r>
+        <w:rPr>
+          <w:b/>
+          <w:bCs/>
+        </w:rPr>
+        <w:t>Responsibilities include:</w:t>
+      </w:r>
+    </w:p>
+    <w:p>
+      <w:pPr>
+        <w:numPr>
+          <w:ilvl w:val="0"/>
+          <w:numId w:val="20"/>
+        </w:numPr>
+        <w:spacing w:after="0"/>
+      </w:pPr>
+      <w:r>
+        <w:t xml:space="preserve">validations </w:t>
+      </w:r>
+    </w:p>
+    <w:p>
+      <w:pPr>
+        <w:numPr>
+          <w:ilvl w:val="0"/>
+          <w:numId w:val="20"/>
+        </w:numPr>
+        <w:spacing w:after="0"/>
+      </w:pPr>
+      <w:r>
+        <w:t xml:space="preserve">business rules </w:t>
+      </w:r>
+    </w:p>
+    <w:p>
+      <w:pPr>
+        <w:numPr>
+          <w:ilvl w:val="0"/>
+          <w:numId w:val="20"/>
+        </w:numPr>
+        <w:spacing w:after="0"/>
+      </w:pPr>
+      <w:r>
+        <w:t xml:space="preserve">orchestration of operations </w:t>
+      </w:r>
+    </w:p>
+    <w:p>
+      <w:pPr>
+        <w:spacing w:after="0"/>
+      </w:pPr>
+      <w:r>
+        <w:rPr>
+          <w:b/>
+          <w:bCs/>
+        </w:rPr>
+        <w:t>Example:</w:t>
+      </w:r>
+    </w:p>
+    <w:p>
+      <w:pPr>
+        <w:spacing w:after="0"/>
+      </w:pPr>
+      <w:r>
+        <w:t xml:space="preserve">public List&lt;User&gt; </w:t>
+      </w:r>
+      <w:proofErr w:type="spellStart"/>
+      <w:proofErr w:type="gramStart"/>
+      <w:r>
+        <w:t>getUsers</w:t>
+      </w:r>
+      <w:proofErr w:type="spellEnd"/>
+      <w:r>
+        <w:t>(</w:t>
+      </w:r>
+      <w:proofErr w:type="gramEnd"/>
+      <w:r>
+        <w:t>) {</w:t>
+      </w:r>
+    </w:p>
+    <w:p>
+      <w:pPr>
+        <w:spacing w:after="0"/>
+      </w:pPr>
+      <w:r>
+        <w:t xml:space="preserve">    return </w:t>
+      </w:r>
+      <w:proofErr w:type="spellStart"/>
+      <w:r>
+        <w:t>userRepository.findAll</w:t>
+      </w:r>
+      <w:proofErr w:type="spellEnd"/>
+      <w:r>
+        <w:t>();</w:t>
+      </w:r>
+    </w:p>
+    <w:p>
+      <w:pPr>
+        <w:spacing w:after="0"/>
+      </w:pPr>
+      <w:r>
         <w:t>}</w:t>
       </w:r>
     </w:p>
     <w:p>
       <w:pPr>
         <w:spacing w:after="0"/>
-        <w:rPr>
-          <w:b/>
-          <w:bCs/>
-          <w:color w:val="0070C0"/>
-        </w:rPr>
-      </w:pPr>
-      <w:r>
-        <w:rPr>
-          <w:b/>
-          <w:bCs/>
-          <w:color w:val="0070C0"/>
-        </w:rPr>
-        <w:t xml:space="preserve">How Spring internals run : </w:t>
-      </w:r>
-      <w:proofErr w:type="spellStart"/>
-      <w:r>
-        <w:rPr>
-          <w:b/>
-          <w:bCs/>
-          <w:color w:val="0070C0"/>
-        </w:rPr>
-        <w:t>SpringApplication.run</w:t>
-      </w:r>
-      <w:proofErr w:type="spellEnd"/>
-      <w:r>
-        <w:rPr>
-          <w:b/>
-          <w:bCs/>
-          <w:color w:val="0070C0"/>
-        </w:rPr>
-        <w:t xml:space="preserve">( </w:t>
-      </w:r>
-      <w:proofErr w:type="spellStart"/>
-      <w:r>
-        <w:rPr>
-          <w:b/>
-          <w:bCs/>
-          <w:color w:val="0070C0"/>
-        </w:rPr>
-        <w:t>Application.class</w:t>
-      </w:r>
-      <w:proofErr w:type="spellEnd"/>
-      <w:r>
-        <w:rPr>
-          <w:b/>
-          <w:bCs/>
-          <w:color w:val="0070C0"/>
-        </w:rPr>
-        <w:t xml:space="preserve">, </w:t>
-      </w:r>
-      <w:proofErr w:type="spellStart"/>
-      <w:r>
-        <w:rPr>
-          <w:b/>
-          <w:bCs/>
-          <w:color w:val="0070C0"/>
-        </w:rPr>
-        <w:t>args</w:t>
-      </w:r>
-      <w:proofErr w:type="spellEnd"/>
-      <w:r>
-        <w:rPr>
-          <w:b/>
-          <w:bCs/>
-          <w:color w:val="0070C0"/>
-        </w:rPr>
-        <w:t>)</w:t>
-      </w:r>
-    </w:p>
-    <w:p>
-      <w:pPr>
-        <w:spacing w:after="0"/>
-        <w:rPr>
-          <w:color w:val="000000" w:themeColor="text1"/>
-        </w:rPr>
-      </w:pPr>
-      <w:r>
-        <w:rPr>
-          <w:color w:val="000000" w:themeColor="text1"/>
-        </w:rPr>
-        <w:t xml:space="preserve">How </w:t>
-      </w:r>
-      <w:proofErr w:type="spellStart"/>
-      <w:r>
-        <w:rPr>
-          <w:color w:val="000000" w:themeColor="text1"/>
-        </w:rPr>
-        <w:t>SpringApplication.run</w:t>
-      </w:r>
-      <w:proofErr w:type="spellEnd"/>
-      <w:r>
-        <w:rPr>
-          <w:color w:val="000000" w:themeColor="text1"/>
-        </w:rPr>
-        <w:t xml:space="preserve">( </w:t>
-      </w:r>
-      <w:proofErr w:type="spellStart"/>
-      <w:r>
-        <w:rPr>
-          <w:color w:val="000000" w:themeColor="text1"/>
-        </w:rPr>
-        <w:t>Application.class</w:t>
-      </w:r>
-      <w:proofErr w:type="spellEnd"/>
-      <w:r>
-        <w:rPr>
-          <w:color w:val="000000" w:themeColor="text1"/>
-        </w:rPr>
-        <w:t xml:space="preserve">, </w:t>
-      </w:r>
-      <w:proofErr w:type="spellStart"/>
-      <w:r>
-        <w:rPr>
-          <w:color w:val="000000" w:themeColor="text1"/>
-        </w:rPr>
-        <w:t>args</w:t>
-      </w:r>
-      <w:proofErr w:type="spellEnd"/>
-      <w:r>
-        <w:rPr>
-          <w:color w:val="000000" w:themeColor="text1"/>
-        </w:rPr>
-        <w:t>)</w:t>
-      </w:r>
-      <w:r>
-        <w:rPr>
-          <w:color w:val="000000" w:themeColor="text1"/>
-        </w:rPr>
-        <w:t xml:space="preserve"> will do following : </w:t>
-      </w:r>
-    </w:p>
-    <w:p>
-      <w:pPr>
-        <w:spacing w:after="0"/>
-        <w:rPr>
-          <w:color w:val="000000" w:themeColor="text1"/>
-        </w:rPr>
-      </w:pPr>
-      <w:r>
-        <w:rPr>
-          <w:color w:val="000000" w:themeColor="text1"/>
-        </w:rPr>
-        <w:t>Application start, ii) web server starts, iii) REST APIs start working, iv) configuration happens automatically</w:t>
-      </w:r>
-    </w:p>
-    <w:p>
-      <w:pPr>
-        <w:spacing w:after="0"/>
-        <w:rPr>
-          <w:color w:val="000000" w:themeColor="text1"/>
-        </w:rPr>
-      </w:pPr>
-      <w:r>
-        <w:rPr>
-          <w:color w:val="000000" w:themeColor="text1"/>
-        </w:rPr>
-        <w:t xml:space="preserve">Will check what </w:t>
-      </w:r>
-      <w:proofErr w:type="spellStart"/>
-      <w:r>
-        <w:rPr>
-          <w:color w:val="000000" w:themeColor="text1"/>
-        </w:rPr>
-        <w:t>SpringApplication.run</w:t>
-      </w:r>
-      <w:proofErr w:type="spellEnd"/>
-      <w:r>
-        <w:rPr>
-          <w:color w:val="000000" w:themeColor="text1"/>
-        </w:rPr>
-        <w:t>() do and how config works internally</w:t>
-      </w:r>
-    </w:p>
-    <w:p>
-      <w:pPr>
-        <w:spacing w:after="0"/>
-        <w:rPr>
-          <w:color w:val="000000" w:themeColor="text1"/>
-        </w:rPr>
-      </w:pPr>
-    </w:p>
-    <w:p>
-      <w:pPr>
-        <w:spacing w:after="0"/>
-        <w:rPr>
-          <w:color w:val="000000" w:themeColor="text1"/>
-        </w:rPr>
-      </w:pPr>
-    </w:p>
-    <w:p>
-      <w:pPr>
-        <w:spacing w:after="0"/>
-      </w:pPr>
-    </w:p>
-    <w:p>
-      <w:pPr>
-        <w:spacing w:after="0"/>
-      </w:pPr>
-      <w:proofErr w:type="spellStart"/>
+      </w:pPr>
+    </w:p>
+    <w:p>
+      <w:pPr>
+        <w:spacing w:after="0"/>
+        <w:rPr>
+          <w:b/>
+          <w:bCs/>
+        </w:rPr>
+      </w:pPr>
+      <w:r>
+        <w:rPr>
+          <w:b/>
+          <w:bCs/>
+        </w:rPr>
+        <w:t>REPOSITORY LAYER</w:t>
+      </w:r>
+      <w:r>
+        <w:rPr>
+          <w:b/>
+          <w:bCs/>
+        </w:rPr>
+        <w:t xml:space="preserve"> </w:t>
+      </w:r>
+      <w:r>
+        <w:t>Repository layer interacts with the database.</w:t>
+      </w:r>
+    </w:p>
+    <w:p>
+      <w:pPr>
+        <w:spacing w:after="0"/>
+      </w:pPr>
+      <w:r>
+        <w:t>Spring Boot commonly uses:</w:t>
+      </w:r>
+    </w:p>
+    <w:p>
+      <w:pPr>
+        <w:spacing w:after="0"/>
+      </w:pPr>
+      <w:r>
+        <w:rPr>
+          <w:b/>
+          <w:bCs/>
+        </w:rPr>
+        <w:t>Spring Data JPA</w:t>
+      </w:r>
+    </w:p>
+    <w:p>
+      <w:pPr>
+        <w:spacing w:after="0"/>
+      </w:pPr>
+      <w:r>
+        <w:t>Repositories perform:</w:t>
+      </w:r>
+    </w:p>
+    <w:p>
+      <w:pPr>
+        <w:numPr>
+          <w:ilvl w:val="0"/>
+          <w:numId w:val="21"/>
+        </w:numPr>
+        <w:spacing w:after="0"/>
+      </w:pPr>
+      <w:r>
+        <w:t xml:space="preserve">CRUD operations </w:t>
+      </w:r>
+    </w:p>
+    <w:p>
+      <w:pPr>
+        <w:numPr>
+          <w:ilvl w:val="0"/>
+          <w:numId w:val="21"/>
+        </w:numPr>
+        <w:spacing w:after="0"/>
+      </w:pPr>
+      <w:r>
+        <w:t xml:space="preserve">database queries </w:t>
+      </w:r>
+    </w:p>
+    <w:p>
+      <w:pPr>
+        <w:spacing w:after="0"/>
+      </w:pPr>
+      <w:r>
+        <w:rPr>
+          <w:b/>
+          <w:bCs/>
+        </w:rPr>
+        <w:t>Example:</w:t>
+      </w:r>
+    </w:p>
+    <w:p>
+      <w:pPr>
+        <w:spacing w:after="0"/>
+      </w:pPr>
+      <w:proofErr w:type="spellStart"/>
+      <w:r>
+        <w:t>UserRepository</w:t>
+      </w:r>
+      <w:proofErr w:type="spellEnd"/>
+      <w:r>
+        <w:t xml:space="preserve"> extends </w:t>
+      </w:r>
+      <w:proofErr w:type="spellStart"/>
+      <w:r>
+        <w:t>JpaRepository</w:t>
+      </w:r>
+      <w:proofErr w:type="spellEnd"/>
+    </w:p>
+    <w:p>
+      <w:pPr>
+        <w:spacing w:after="0"/>
+      </w:pPr>
+    </w:p>
+    <w:p>
+      <w:pPr>
+        <w:spacing w:after="0"/>
+        <w:rPr>
+          <w:b/>
+          <w:bCs/>
+        </w:rPr>
+      </w:pPr>
+      <w:r>
+        <w:rPr>
+          <w:b/>
+          <w:bCs/>
+        </w:rPr>
+        <w:t>RETURNING THE RESPONSE</w:t>
+      </w:r>
+      <w:r>
+        <w:rPr>
+          <w:b/>
+          <w:bCs/>
+        </w:rPr>
+        <w:t xml:space="preserve"> </w:t>
+      </w:r>
+      <w:r>
+        <w:t>After controller returns data, Spring MVC processes the response.</w:t>
+      </w:r>
+    </w:p>
+    <w:p>
+      <w:pPr>
+        <w:spacing w:after="0"/>
+      </w:pPr>
+      <w:r>
+        <w:rPr>
+          <w:b/>
+          <w:bCs/>
+        </w:rPr>
+        <w:t>Example return:</w:t>
+      </w:r>
+    </w:p>
+    <w:p>
+      <w:pPr>
+        <w:spacing w:after="0"/>
+      </w:pPr>
+      <w:r>
+        <w:t>List&lt;User&gt;</w:t>
+      </w:r>
+    </w:p>
+    <w:p>
+      <w:pPr>
+        <w:spacing w:after="0"/>
+      </w:pPr>
+      <w:r>
+        <w:t xml:space="preserve">Spring must convert this Java object into </w:t>
+      </w:r>
+      <w:r>
+        <w:rPr>
+          <w:b/>
+          <w:bCs/>
+        </w:rPr>
+        <w:t>JSON</w:t>
+      </w:r>
+      <w:r>
+        <w:t>.</w:t>
+      </w:r>
+    </w:p>
+    <w:p>
+      <w:pPr>
+        <w:spacing w:after="0"/>
+      </w:pPr>
+      <w:r>
+        <w:t xml:space="preserve">This is handled by </w:t>
+      </w:r>
+      <w:proofErr w:type="spellStart"/>
+      <w:r>
+        <w:t>HttpMessageConverters</w:t>
+      </w:r>
+      <w:proofErr w:type="spellEnd"/>
+      <w:r>
+        <w:t>.</w:t>
+      </w:r>
+      <w:r>
+        <w:t xml:space="preserve"> </w:t>
+      </w:r>
+      <w:r>
+        <w:t>The default converter for JSON is provided by:</w:t>
+      </w:r>
+      <w:r>
+        <w:t xml:space="preserve"> </w:t>
+      </w:r>
+      <w:r>
+        <w:rPr>
+          <w:b/>
+          <w:bCs/>
+        </w:rPr>
+        <w:t>Jackson</w:t>
+      </w:r>
+    </w:p>
+    <w:p>
+      <w:pPr>
+        <w:spacing w:after="0"/>
+      </w:pPr>
+      <w:r>
+        <w:t>Jackson converts Java objects into JSON automatically.</w:t>
+      </w:r>
+    </w:p>
+    <w:p>
+      <w:pPr>
+        <w:spacing w:after="0"/>
+        <w:rPr>
+          <w:b/>
+          <w:bCs/>
+        </w:rPr>
+      </w:pPr>
+      <w:r>
+        <w:rPr>
+          <w:b/>
+          <w:bCs/>
+        </w:rPr>
+        <w:t>Flow</w:t>
+      </w:r>
+    </w:p>
+    <w:p>
+      <w:pPr>
+        <w:spacing w:after="0"/>
+      </w:pPr>
+      <w:r>
+        <w:rPr>
+          <w:b/>
+          <w:bCs/>
+        </w:rPr>
+        <w:t>Java Object</w:t>
+      </w:r>
+      <w:r>
+        <w:br/>
+        <w:t>↓</w:t>
+      </w:r>
+      <w:r>
+        <w:br/>
+      </w:r>
+      <w:proofErr w:type="spellStart"/>
+      <w:r>
+        <w:rPr>
+          <w:b/>
+          <w:bCs/>
+        </w:rPr>
+        <w:t>HttpMessageConverter</w:t>
+      </w:r>
+      <w:proofErr w:type="spellEnd"/>
+      <w:r>
+        <w:br/>
+        <w:t>↓</w:t>
+      </w:r>
+      <w:r>
+        <w:br/>
+      </w:r>
+      <w:r>
+        <w:rPr>
+          <w:b/>
+          <w:bCs/>
+        </w:rPr>
+        <w:t>JSON</w:t>
+      </w:r>
+    </w:p>
+    <w:p>
+      <w:pPr>
+        <w:spacing w:after="0"/>
+        <w:rPr>
+          <w:b/>
+          <w:bCs/>
+        </w:rPr>
+      </w:pPr>
+    </w:p>
+    <w:p>
+      <w:pPr>
+        <w:spacing w:after="0"/>
+        <w:rPr>
+          <w:b/>
+          <w:bCs/>
+        </w:rPr>
+      </w:pPr>
+      <w:r>
+        <w:rPr>
+          <w:b/>
+          <w:bCs/>
+        </w:rPr>
+        <w:t>WHERE AUTO CONFIGURATION FITS</w:t>
+      </w:r>
+    </w:p>
+    <w:p>
+      <w:pPr>
+        <w:spacing w:after="0"/>
+      </w:pPr>
+      <w:r>
+        <w:t>We saw</w:t>
+      </w:r>
+      <w:r>
+        <w:t xml:space="preserve"> </w:t>
+      </w:r>
+      <w:r>
+        <w:rPr>
+          <w:b/>
+          <w:bCs/>
+        </w:rPr>
+        <w:t>Auto configuration loads</w:t>
+      </w:r>
+      <w:r>
+        <w:t xml:space="preserve"> </w:t>
+      </w:r>
+      <w:proofErr w:type="spellStart"/>
+      <w:r>
+        <w:t>WebMvcAutoConfiguration</w:t>
+      </w:r>
+      <w:proofErr w:type="spellEnd"/>
+    </w:p>
+    <w:p>
+      <w:pPr>
+        <w:spacing w:after="0"/>
+      </w:pPr>
+      <w:r>
+        <w:t>This automatically configures:</w:t>
+      </w:r>
+    </w:p>
+    <w:p>
+      <w:pPr>
+        <w:numPr>
+          <w:ilvl w:val="0"/>
+          <w:numId w:val="22"/>
+        </w:numPr>
+        <w:spacing w:after="0"/>
+      </w:pPr>
+      <w:proofErr w:type="spellStart"/>
+      <w:r>
+        <w:t>DispatcherServlet</w:t>
+      </w:r>
+      <w:proofErr w:type="spellEnd"/>
+      <w:r>
+        <w:t xml:space="preserve"> </w:t>
+      </w:r>
+    </w:p>
+    <w:p>
+      <w:pPr>
+        <w:numPr>
+          <w:ilvl w:val="0"/>
+          <w:numId w:val="22"/>
+        </w:numPr>
+        <w:spacing w:after="0"/>
+      </w:pPr>
+      <w:proofErr w:type="spellStart"/>
+      <w:r>
+        <w:t>HandlerMapping</w:t>
+      </w:r>
+      <w:proofErr w:type="spellEnd"/>
+      <w:r>
+        <w:t xml:space="preserve"> </w:t>
+      </w:r>
+    </w:p>
+    <w:p>
+      <w:pPr>
+        <w:numPr>
+          <w:ilvl w:val="0"/>
+          <w:numId w:val="22"/>
+        </w:numPr>
+        <w:spacing w:after="0"/>
+      </w:pPr>
+      <w:proofErr w:type="spellStart"/>
+      <w:r>
+        <w:t>HandlerAdapter</w:t>
+      </w:r>
+      <w:proofErr w:type="spellEnd"/>
+      <w:r>
+        <w:t xml:space="preserve"> </w:t>
+      </w:r>
+    </w:p>
+    <w:p>
+      <w:pPr>
+        <w:numPr>
+          <w:ilvl w:val="0"/>
+          <w:numId w:val="22"/>
+        </w:numPr>
+        <w:spacing w:after="0"/>
+      </w:pPr>
+      <w:proofErr w:type="spellStart"/>
+      <w:r>
+        <w:t>MessageConverters</w:t>
+      </w:r>
+      <w:proofErr w:type="spellEnd"/>
+      <w:r>
+        <w:t xml:space="preserve"> </w:t>
+      </w:r>
+    </w:p>
+    <w:p>
+      <w:pPr>
+        <w:spacing w:after="0"/>
+      </w:pPr>
+      <w:proofErr w:type="gramStart"/>
+      <w:r>
+        <w:t>So</w:t>
+      </w:r>
+      <w:proofErr w:type="gramEnd"/>
+      <w:r>
+        <w:t xml:space="preserve"> developers only write:</w:t>
+      </w:r>
+    </w:p>
+    <w:p>
+      <w:pPr>
+        <w:spacing w:after="0"/>
+      </w:pPr>
+      <w:r>
+        <w:t>@Controller</w:t>
+      </w:r>
+    </w:p>
+    <w:p>
+      <w:pPr>
+        <w:spacing w:after="0"/>
+      </w:pPr>
+      <w:r>
+        <w:t>@GetMapping</w:t>
+      </w:r>
+    </w:p>
+    <w:p>
+      <w:pPr>
+        <w:spacing w:after="0"/>
+      </w:pPr>
+      <w:r>
+        <w:t>Spring Boot configures the infrastructure.</w:t>
+      </w:r>
+    </w:p>
+    <w:p>
+      <w:pPr>
+        <w:spacing w:after="0"/>
+      </w:pPr>
+    </w:p>
+    <w:p>
+      <w:pPr>
+        <w:spacing w:after="0"/>
+      </w:pPr>
+    </w:p>
+    <w:p>
+      <w:pPr>
+        <w:spacing w:after="0"/>
+      </w:pPr>
+    </w:p>
+    <w:p>
+      <w:pPr>
+        <w:spacing w:after="0"/>
+      </w:pPr>
+    </w:p>
+    <w:p>
+      <w:pPr>
+        <w:spacing w:after="0"/>
+      </w:pPr>
+      <w:proofErr w:type="spellStart"/>
+      <w:proofErr w:type="gramStart"/>
       <w:r>
         <w:t>Ques</w:t>
       </w:r>
       <w:proofErr w:type="spellEnd"/>
       <w:r>
-        <w:t xml:space="preserve"> : just practice like basic </w:t>
+        <w:t xml:space="preserve"> :</w:t>
+      </w:r>
+      <w:proofErr w:type="gramEnd"/>
+      <w:r>
+        <w:t xml:space="preserve"> just practice like basic </w:t>
       </w:r>
       <w:proofErr w:type="spellStart"/>
       <w:r>
@@ -2630,6 +7855,7 @@
         <w:spacing w:after="0"/>
       </w:pPr>
       <w:r>
+        <w:lastRenderedPageBreak/>
         <w:t>1, reverse a string. 2, check if a string is a palindrome. 3, find the largest element in an array.</w:t>
       </w:r>
     </w:p>
@@ -2638,7 +7864,23 @@
         <w:spacing w:after="0"/>
       </w:pPr>
       <w:r>
-        <w:t xml:space="preserve">4, count frequency of characters in a string using HashMap. 5:, count word frequency in a sentence. 6:, remove duplicates from an </w:t>
+        <w:t xml:space="preserve">4, count frequency of characters in a string using HashMap. </w:t>
+      </w:r>
+      <w:proofErr w:type="gramStart"/>
+      <w:r>
+        <w:t>5:,</w:t>
+      </w:r>
+      <w:proofErr w:type="gramEnd"/>
+      <w:r>
+        <w:t xml:space="preserve"> count word frequency in a sentence. </w:t>
+      </w:r>
+      <w:proofErr w:type="gramStart"/>
+      <w:r>
+        <w:t>6:,</w:t>
+      </w:r>
+      <w:proofErr w:type="gramEnd"/>
+      <w:r>
+        <w:t xml:space="preserve"> remove duplicates from an </w:t>
       </w:r>
       <w:proofErr w:type="spellStart"/>
       <w:r>
@@ -2653,24 +7895,55 @@
       <w:pPr>
         <w:spacing w:after="0"/>
       </w:pPr>
-      <w:r>
-        <w:t xml:space="preserve">7:, find the second largest number in an array. </w:t>
-      </w:r>
-    </w:p>
-    <w:p>
-      <w:pPr>
-        <w:spacing w:after="0"/>
-      </w:pPr>
-      <w:r>
-        <w:t xml:space="preserve">8:, find the first non-repeating character. 9:, filter even numbers from a list using streams. </w:t>
-      </w:r>
-    </w:p>
-    <w:p>
-      <w:pPr>
-        <w:spacing w:after="0"/>
-      </w:pPr>
-      <w:r>
-        <w:t xml:space="preserve">10:, create an Employee class with fields, constructor, getters, setters, and </w:t>
+      <w:proofErr w:type="gramStart"/>
+      <w:r>
+        <w:t>7:,</w:t>
+      </w:r>
+      <w:proofErr w:type="gramEnd"/>
+      <w:r>
+        <w:t xml:space="preserve"> find the second largest number in an array. </w:t>
+      </w:r>
+    </w:p>
+    <w:p>
+      <w:pPr>
+        <w:spacing w:after="0"/>
+      </w:pPr>
+      <w:proofErr w:type="gramStart"/>
+      <w:r>
+        <w:t>8:,</w:t>
+      </w:r>
+      <w:proofErr w:type="gramEnd"/>
+      <w:r>
+        <w:t xml:space="preserve"> find the first non-repeating character. </w:t>
+      </w:r>
+      <w:proofErr w:type="gramStart"/>
+      <w:r>
+        <w:t>9:,</w:t>
+      </w:r>
+      <w:proofErr w:type="gramEnd"/>
+      <w:r>
+        <w:t xml:space="preserve"> filter even numbers from a list using streams. </w:t>
+      </w:r>
+    </w:p>
+    <w:p>
+      <w:pPr>
+        <w:spacing w:after="0"/>
+      </w:pPr>
+      <w:proofErr w:type="gramStart"/>
+      <w:r>
+        <w:t>10:,</w:t>
+      </w:r>
+      <w:proofErr w:type="gramEnd"/>
+      <w:r>
+        <w:t xml:space="preserve"> create an </w:t>
+      </w:r>
+      <w:proofErr w:type="gramStart"/>
+      <w:r>
+        <w:t>Employee</w:t>
+      </w:r>
+      <w:proofErr w:type="gramEnd"/>
+      <w:r>
+        <w:t xml:space="preserve"> class with fields, constructor, getters, setters, and </w:t>
       </w:r>
       <w:proofErr w:type="spellStart"/>
       <w:r>
@@ -2704,6 +7977,95 @@
 <file path=word/numbering.xml><?xml version="1.0" encoding="utf-8"?>
 <w:numbering xmlns:wpc="http://schemas.microsoft.com/office/word/2010/wordprocessingCanvas" xmlns:cx="http://schemas.microsoft.com/office/drawing/2014/chartex" xmlns:cx1="http://schemas.microsoft.com/office/drawing/2015/9/8/chartex" xmlns:cx2="http://schemas.microsoft.com/office/drawing/2015/10/21/chartex" xmlns:cx3="http://schemas.microsoft.com/office/drawing/2016/5/9/chartex" xmlns:cx4="http://schemas.microsoft.com/office/drawing/2016/5/10/chartex" xmlns:cx5="http://schemas.microsoft.com/office/drawing/2016/5/11/chartex" xmlns:cx6="http://schemas.microsoft.com/office/drawing/2016/5/12/chartex" xmlns:cx7="http://schemas.microsoft.com/office/drawing/2016/5/13/chartex" xmlns:cx8="http://schemas.microsoft.com/office/drawing/2016/5/14/chartex" xmlns:mc="http://schemas.openxmlformats.org/markup-compatibility/2006" xmlns:aink="http://schemas.microsoft.com/office/drawing/2016/ink" xmlns:am3d="http://schemas.microsoft.com/office/drawing/2017/model3d" xmlns:o="urn:schemas-microsoft-com:office:office" xmlns:oel="http://schemas.microsoft.com/office/2019/extlst" xmlns:r="http://schemas.openxmlformats.org/officeDocument/2006/relationships" xmlns:m="http://schemas.openxmlformats.org/officeDocument/2006/math" xmlns:v="urn:schemas-microsoft-com:vml" xmlns:wp14="http://schemas.microsoft.com/office/word/2010/wordprocessingDrawing" xmlns:wp="http://schemas.openxmlformats.org/drawingml/2006/wordprocessingDrawing" xmlns:w10="urn:schemas-microsoft-com:office:word" xmlns:w="http://schemas.openxmlformats.org/wordprocessingml/2006/main" xmlns:w14="http://schemas.microsoft.com/office/word/2010/wordml" xmlns:w15="http://schemas.microsoft.com/office/word/2012/wordml" xmlns:w16cex="http://schemas.microsoft.com/office/word/2018/wordml/cex" xmlns:w16cid="http://schemas.microsoft.com/office/word/2016/wordml/cid" xmlns:w16="http://schemas.microsoft.com/office/word/2018/wordml" xmlns:w16du="http://schemas.microsoft.com/office/word/2023/wordml/word16du" xmlns:w16sdtdh="http://schemas.microsoft.com/office/word/2020/wordml/sdtdatahash" xmlns:w16sdtfl="http://schemas.microsoft.com/office/word/2024/wordml/sdtformatlock" xmlns:w16se="http://schemas.microsoft.com/office/word/2015/wordml/symex" xmlns:wpg="http://schemas.microsoft.com/office/word/2010/wordprocessingGroup" xmlns:wpi="http://schemas.microsoft.com/office/word/2010/wordprocessingInk" xmlns:wne="http://schemas.microsoft.com/office/word/2006/wordml" xmlns:wps="http://schemas.microsoft.com/office/word/2010/wordprocessingShape" mc:Ignorable="w14 w15 w16se w16cid w16 w16cex w16sdtdh w16sdtfl w16du wp14">
   <w:abstractNum w:abstractNumId="0" w15:restartNumberingAfterBreak="0">
+    <w:nsid w:val="042B0307"/>
+    <w:multiLevelType w:val="hybridMultilevel"/>
+    <w:tmpl w:val="7BF26488"/>
+    <w:lvl w:ilvl="0" w:tplc="FFFFFFFF">
+      <w:start w:val="1"/>
+      <w:numFmt w:val="lowerRoman"/>
+      <w:lvlText w:val="%1)"/>
+      <w:lvlJc w:val="left"/>
+      <w:pPr>
+        <w:ind w:left="1080" w:hanging="720"/>
+      </w:pPr>
+      <w:rPr>
+        <w:rFonts w:hint="default"/>
+      </w:rPr>
+    </w:lvl>
+    <w:lvl w:ilvl="1" w:tplc="FFFFFFFF" w:tentative="1">
+      <w:start w:val="1"/>
+      <w:numFmt w:val="lowerLetter"/>
+      <w:lvlText w:val="%2."/>
+      <w:lvlJc w:val="left"/>
+      <w:pPr>
+        <w:ind w:left="1440" w:hanging="360"/>
+      </w:pPr>
+    </w:lvl>
+    <w:lvl w:ilvl="2" w:tplc="FFFFFFFF" w:tentative="1">
+      <w:start w:val="1"/>
+      <w:numFmt w:val="lowerRoman"/>
+      <w:lvlText w:val="%3."/>
+      <w:lvlJc w:val="right"/>
+      <w:pPr>
+        <w:ind w:left="2160" w:hanging="180"/>
+      </w:pPr>
+    </w:lvl>
+    <w:lvl w:ilvl="3" w:tplc="FFFFFFFF" w:tentative="1">
+      <w:start w:val="1"/>
+      <w:numFmt w:val="decimal"/>
+      <w:lvlText w:val="%4."/>
+      <w:lvlJc w:val="left"/>
+      <w:pPr>
+        <w:ind w:left="2880" w:hanging="360"/>
+      </w:pPr>
+    </w:lvl>
+    <w:lvl w:ilvl="4" w:tplc="FFFFFFFF" w:tentative="1">
+      <w:start w:val="1"/>
+      <w:numFmt w:val="lowerLetter"/>
+      <w:lvlText w:val="%5."/>
+      <w:lvlJc w:val="left"/>
+      <w:pPr>
+        <w:ind w:left="3600" w:hanging="360"/>
+      </w:pPr>
+    </w:lvl>
+    <w:lvl w:ilvl="5" w:tplc="FFFFFFFF" w:tentative="1">
+      <w:start w:val="1"/>
+      <w:numFmt w:val="lowerRoman"/>
+      <w:lvlText w:val="%6."/>
+      <w:lvlJc w:val="right"/>
+      <w:pPr>
+        <w:ind w:left="4320" w:hanging="180"/>
+      </w:pPr>
+    </w:lvl>
+    <w:lvl w:ilvl="6" w:tplc="FFFFFFFF" w:tentative="1">
+      <w:start w:val="1"/>
+      <w:numFmt w:val="decimal"/>
+      <w:lvlText w:val="%7."/>
+      <w:lvlJc w:val="left"/>
+      <w:pPr>
+        <w:ind w:left="5040" w:hanging="360"/>
+      </w:pPr>
+    </w:lvl>
+    <w:lvl w:ilvl="7" w:tplc="FFFFFFFF" w:tentative="1">
+      <w:start w:val="1"/>
+      <w:numFmt w:val="lowerLetter"/>
+      <w:lvlText w:val="%8."/>
+      <w:lvlJc w:val="left"/>
+      <w:pPr>
+        <w:ind w:left="5760" w:hanging="360"/>
+      </w:pPr>
+    </w:lvl>
+    <w:lvl w:ilvl="8" w:tplc="FFFFFFFF" w:tentative="1">
+      <w:start w:val="1"/>
+      <w:numFmt w:val="lowerRoman"/>
+      <w:lvlText w:val="%9."/>
+      <w:lvlJc w:val="right"/>
+      <w:pPr>
+        <w:ind w:left="6480" w:hanging="180"/>
+      </w:pPr>
+    </w:lvl>
+  </w:abstractNum>
+  <w:abstractNum w:abstractNumId="1" w15:restartNumberingAfterBreak="0">
     <w:nsid w:val="0734749A"/>
     <w:multiLevelType w:val="hybridMultilevel"/>
     <w:tmpl w:val="3EC20818"/>
@@ -2792,7 +8154,305 @@
       </w:pPr>
     </w:lvl>
   </w:abstractNum>
-  <w:abstractNum w:abstractNumId="1" w15:restartNumberingAfterBreak="0">
+  <w:abstractNum w:abstractNumId="2" w15:restartNumberingAfterBreak="0">
+    <w:nsid w:val="0C606B63"/>
+    <w:multiLevelType w:val="multilevel"/>
+    <w:tmpl w:val="FBF6B34A"/>
+    <w:lvl w:ilvl="0">
+      <w:start w:val="1"/>
+      <w:numFmt w:val="bullet"/>
+      <w:lvlText w:val=""/>
+      <w:lvlJc w:val="left"/>
+      <w:pPr>
+        <w:tabs>
+          <w:tab w:val="num" w:pos="720"/>
+        </w:tabs>
+        <w:ind w:left="720" w:hanging="360"/>
+      </w:pPr>
+      <w:rPr>
+        <w:rFonts w:ascii="Symbol" w:hAnsi="Symbol" w:hint="default"/>
+        <w:sz w:val="20"/>
+      </w:rPr>
+    </w:lvl>
+    <w:lvl w:ilvl="1" w:tentative="1">
+      <w:start w:val="1"/>
+      <w:numFmt w:val="bullet"/>
+      <w:lvlText w:val="o"/>
+      <w:lvlJc w:val="left"/>
+      <w:pPr>
+        <w:tabs>
+          <w:tab w:val="num" w:pos="1440"/>
+        </w:tabs>
+        <w:ind w:left="1440" w:hanging="360"/>
+      </w:pPr>
+      <w:rPr>
+        <w:rFonts w:ascii="Courier New" w:hAnsi="Courier New" w:hint="default"/>
+        <w:sz w:val="20"/>
+      </w:rPr>
+    </w:lvl>
+    <w:lvl w:ilvl="2" w:tentative="1">
+      <w:start w:val="1"/>
+      <w:numFmt w:val="bullet"/>
+      <w:lvlText w:val=""/>
+      <w:lvlJc w:val="left"/>
+      <w:pPr>
+        <w:tabs>
+          <w:tab w:val="num" w:pos="2160"/>
+        </w:tabs>
+        <w:ind w:left="2160" w:hanging="360"/>
+      </w:pPr>
+      <w:rPr>
+        <w:rFonts w:ascii="Wingdings" w:hAnsi="Wingdings" w:hint="default"/>
+        <w:sz w:val="20"/>
+      </w:rPr>
+    </w:lvl>
+    <w:lvl w:ilvl="3" w:tentative="1">
+      <w:start w:val="1"/>
+      <w:numFmt w:val="bullet"/>
+      <w:lvlText w:val=""/>
+      <w:lvlJc w:val="left"/>
+      <w:pPr>
+        <w:tabs>
+          <w:tab w:val="num" w:pos="2880"/>
+        </w:tabs>
+        <w:ind w:left="2880" w:hanging="360"/>
+      </w:pPr>
+      <w:rPr>
+        <w:rFonts w:ascii="Wingdings" w:hAnsi="Wingdings" w:hint="default"/>
+        <w:sz w:val="20"/>
+      </w:rPr>
+    </w:lvl>
+    <w:lvl w:ilvl="4" w:tentative="1">
+      <w:start w:val="1"/>
+      <w:numFmt w:val="bullet"/>
+      <w:lvlText w:val=""/>
+      <w:lvlJc w:val="left"/>
+      <w:pPr>
+        <w:tabs>
+          <w:tab w:val="num" w:pos="3600"/>
+        </w:tabs>
+        <w:ind w:left="3600" w:hanging="360"/>
+      </w:pPr>
+      <w:rPr>
+        <w:rFonts w:ascii="Wingdings" w:hAnsi="Wingdings" w:hint="default"/>
+        <w:sz w:val="20"/>
+      </w:rPr>
+    </w:lvl>
+    <w:lvl w:ilvl="5" w:tentative="1">
+      <w:start w:val="1"/>
+      <w:numFmt w:val="bullet"/>
+      <w:lvlText w:val=""/>
+      <w:lvlJc w:val="left"/>
+      <w:pPr>
+        <w:tabs>
+          <w:tab w:val="num" w:pos="4320"/>
+        </w:tabs>
+        <w:ind w:left="4320" w:hanging="360"/>
+      </w:pPr>
+      <w:rPr>
+        <w:rFonts w:ascii="Wingdings" w:hAnsi="Wingdings" w:hint="default"/>
+        <w:sz w:val="20"/>
+      </w:rPr>
+    </w:lvl>
+    <w:lvl w:ilvl="6" w:tentative="1">
+      <w:start w:val="1"/>
+      <w:numFmt w:val="bullet"/>
+      <w:lvlText w:val=""/>
+      <w:lvlJc w:val="left"/>
+      <w:pPr>
+        <w:tabs>
+          <w:tab w:val="num" w:pos="5040"/>
+        </w:tabs>
+        <w:ind w:left="5040" w:hanging="360"/>
+      </w:pPr>
+      <w:rPr>
+        <w:rFonts w:ascii="Wingdings" w:hAnsi="Wingdings" w:hint="default"/>
+        <w:sz w:val="20"/>
+      </w:rPr>
+    </w:lvl>
+    <w:lvl w:ilvl="7" w:tentative="1">
+      <w:start w:val="1"/>
+      <w:numFmt w:val="bullet"/>
+      <w:lvlText w:val=""/>
+      <w:lvlJc w:val="left"/>
+      <w:pPr>
+        <w:tabs>
+          <w:tab w:val="num" w:pos="5760"/>
+        </w:tabs>
+        <w:ind w:left="5760" w:hanging="360"/>
+      </w:pPr>
+      <w:rPr>
+        <w:rFonts w:ascii="Wingdings" w:hAnsi="Wingdings" w:hint="default"/>
+        <w:sz w:val="20"/>
+      </w:rPr>
+    </w:lvl>
+    <w:lvl w:ilvl="8" w:tentative="1">
+      <w:start w:val="1"/>
+      <w:numFmt w:val="bullet"/>
+      <w:lvlText w:val=""/>
+      <w:lvlJc w:val="left"/>
+      <w:pPr>
+        <w:tabs>
+          <w:tab w:val="num" w:pos="6480"/>
+        </w:tabs>
+        <w:ind w:left="6480" w:hanging="360"/>
+      </w:pPr>
+      <w:rPr>
+        <w:rFonts w:ascii="Wingdings" w:hAnsi="Wingdings" w:hint="default"/>
+        <w:sz w:val="20"/>
+      </w:rPr>
+    </w:lvl>
+  </w:abstractNum>
+  <w:abstractNum w:abstractNumId="3" w15:restartNumberingAfterBreak="0">
+    <w:nsid w:val="15773899"/>
+    <w:multiLevelType w:val="multilevel"/>
+    <w:tmpl w:val="08A870A4"/>
+    <w:lvl w:ilvl="0">
+      <w:start w:val="1"/>
+      <w:numFmt w:val="bullet"/>
+      <w:lvlText w:val=""/>
+      <w:lvlJc w:val="left"/>
+      <w:pPr>
+        <w:tabs>
+          <w:tab w:val="num" w:pos="720"/>
+        </w:tabs>
+        <w:ind w:left="720" w:hanging="360"/>
+      </w:pPr>
+      <w:rPr>
+        <w:rFonts w:ascii="Symbol" w:hAnsi="Symbol" w:hint="default"/>
+        <w:sz w:val="20"/>
+      </w:rPr>
+    </w:lvl>
+    <w:lvl w:ilvl="1" w:tentative="1">
+      <w:start w:val="1"/>
+      <w:numFmt w:val="bullet"/>
+      <w:lvlText w:val="o"/>
+      <w:lvlJc w:val="left"/>
+      <w:pPr>
+        <w:tabs>
+          <w:tab w:val="num" w:pos="1440"/>
+        </w:tabs>
+        <w:ind w:left="1440" w:hanging="360"/>
+      </w:pPr>
+      <w:rPr>
+        <w:rFonts w:ascii="Courier New" w:hAnsi="Courier New" w:hint="default"/>
+        <w:sz w:val="20"/>
+      </w:rPr>
+    </w:lvl>
+    <w:lvl w:ilvl="2" w:tentative="1">
+      <w:start w:val="1"/>
+      <w:numFmt w:val="bullet"/>
+      <w:lvlText w:val=""/>
+      <w:lvlJc w:val="left"/>
+      <w:pPr>
+        <w:tabs>
+          <w:tab w:val="num" w:pos="2160"/>
+        </w:tabs>
+        <w:ind w:left="2160" w:hanging="360"/>
+      </w:pPr>
+      <w:rPr>
+        <w:rFonts w:ascii="Wingdings" w:hAnsi="Wingdings" w:hint="default"/>
+        <w:sz w:val="20"/>
+      </w:rPr>
+    </w:lvl>
+    <w:lvl w:ilvl="3" w:tentative="1">
+      <w:start w:val="1"/>
+      <w:numFmt w:val="bullet"/>
+      <w:lvlText w:val=""/>
+      <w:lvlJc w:val="left"/>
+      <w:pPr>
+        <w:tabs>
+          <w:tab w:val="num" w:pos="2880"/>
+        </w:tabs>
+        <w:ind w:left="2880" w:hanging="360"/>
+      </w:pPr>
+      <w:rPr>
+        <w:rFonts w:ascii="Wingdings" w:hAnsi="Wingdings" w:hint="default"/>
+        <w:sz w:val="20"/>
+      </w:rPr>
+    </w:lvl>
+    <w:lvl w:ilvl="4" w:tentative="1">
+      <w:start w:val="1"/>
+      <w:numFmt w:val="bullet"/>
+      <w:lvlText w:val=""/>
+      <w:lvlJc w:val="left"/>
+      <w:pPr>
+        <w:tabs>
+          <w:tab w:val="num" w:pos="3600"/>
+        </w:tabs>
+        <w:ind w:left="3600" w:hanging="360"/>
+      </w:pPr>
+      <w:rPr>
+        <w:rFonts w:ascii="Wingdings" w:hAnsi="Wingdings" w:hint="default"/>
+        <w:sz w:val="20"/>
+      </w:rPr>
+    </w:lvl>
+    <w:lvl w:ilvl="5" w:tentative="1">
+      <w:start w:val="1"/>
+      <w:numFmt w:val="bullet"/>
+      <w:lvlText w:val=""/>
+      <w:lvlJc w:val="left"/>
+      <w:pPr>
+        <w:tabs>
+          <w:tab w:val="num" w:pos="4320"/>
+        </w:tabs>
+        <w:ind w:left="4320" w:hanging="360"/>
+      </w:pPr>
+      <w:rPr>
+        <w:rFonts w:ascii="Wingdings" w:hAnsi="Wingdings" w:hint="default"/>
+        <w:sz w:val="20"/>
+      </w:rPr>
+    </w:lvl>
+    <w:lvl w:ilvl="6" w:tentative="1">
+      <w:start w:val="1"/>
+      <w:numFmt w:val="bullet"/>
+      <w:lvlText w:val=""/>
+      <w:lvlJc w:val="left"/>
+      <w:pPr>
+        <w:tabs>
+          <w:tab w:val="num" w:pos="5040"/>
+        </w:tabs>
+        <w:ind w:left="5040" w:hanging="360"/>
+      </w:pPr>
+      <w:rPr>
+        <w:rFonts w:ascii="Wingdings" w:hAnsi="Wingdings" w:hint="default"/>
+        <w:sz w:val="20"/>
+      </w:rPr>
+    </w:lvl>
+    <w:lvl w:ilvl="7" w:tentative="1">
+      <w:start w:val="1"/>
+      <w:numFmt w:val="bullet"/>
+      <w:lvlText w:val=""/>
+      <w:lvlJc w:val="left"/>
+      <w:pPr>
+        <w:tabs>
+          <w:tab w:val="num" w:pos="5760"/>
+        </w:tabs>
+        <w:ind w:left="5760" w:hanging="360"/>
+      </w:pPr>
+      <w:rPr>
+        <w:rFonts w:ascii="Wingdings" w:hAnsi="Wingdings" w:hint="default"/>
+        <w:sz w:val="20"/>
+      </w:rPr>
+    </w:lvl>
+    <w:lvl w:ilvl="8" w:tentative="1">
+      <w:start w:val="1"/>
+      <w:numFmt w:val="bullet"/>
+      <w:lvlText w:val=""/>
+      <w:lvlJc w:val="left"/>
+      <w:pPr>
+        <w:tabs>
+          <w:tab w:val="num" w:pos="6480"/>
+        </w:tabs>
+        <w:ind w:left="6480" w:hanging="360"/>
+      </w:pPr>
+      <w:rPr>
+        <w:rFonts w:ascii="Wingdings" w:hAnsi="Wingdings" w:hint="default"/>
+        <w:sz w:val="20"/>
+      </w:rPr>
+    </w:lvl>
+  </w:abstractNum>
+  <w:abstractNum w:abstractNumId="4" w15:restartNumberingAfterBreak="0">
     <w:nsid w:val="18523D9D"/>
     <w:multiLevelType w:val="hybridMultilevel"/>
     <w:tmpl w:val="8EC229DC"/>
@@ -2881,7 +8541,7 @@
       </w:pPr>
     </w:lvl>
   </w:abstractNum>
-  <w:abstractNum w:abstractNumId="2" w15:restartNumberingAfterBreak="0">
+  <w:abstractNum w:abstractNumId="5" w15:restartNumberingAfterBreak="0">
     <w:nsid w:val="20B33354"/>
     <w:multiLevelType w:val="hybridMultilevel"/>
     <w:tmpl w:val="17009E20"/>
@@ -2993,14 +8653,1975 @@
       </w:rPr>
     </w:lvl>
   </w:abstractNum>
+  <w:abstractNum w:abstractNumId="6" w15:restartNumberingAfterBreak="0">
+    <w:nsid w:val="20E35AB8"/>
+    <w:multiLevelType w:val="hybridMultilevel"/>
+    <w:tmpl w:val="48149C2A"/>
+    <w:lvl w:ilvl="0" w:tplc="D1F41E7E">
+      <w:start w:val="1"/>
+      <w:numFmt w:val="lowerRoman"/>
+      <w:lvlText w:val="%1)"/>
+      <w:lvlJc w:val="left"/>
+      <w:pPr>
+        <w:ind w:left="1080" w:hanging="720"/>
+      </w:pPr>
+      <w:rPr>
+        <w:rFonts w:hint="default"/>
+      </w:rPr>
+    </w:lvl>
+    <w:lvl w:ilvl="1" w:tplc="04090019" w:tentative="1">
+      <w:start w:val="1"/>
+      <w:numFmt w:val="lowerLetter"/>
+      <w:lvlText w:val="%2."/>
+      <w:lvlJc w:val="left"/>
+      <w:pPr>
+        <w:ind w:left="1440" w:hanging="360"/>
+      </w:pPr>
+    </w:lvl>
+    <w:lvl w:ilvl="2" w:tplc="0409001B" w:tentative="1">
+      <w:start w:val="1"/>
+      <w:numFmt w:val="lowerRoman"/>
+      <w:lvlText w:val="%3."/>
+      <w:lvlJc w:val="right"/>
+      <w:pPr>
+        <w:ind w:left="2160" w:hanging="180"/>
+      </w:pPr>
+    </w:lvl>
+    <w:lvl w:ilvl="3" w:tplc="0409000F" w:tentative="1">
+      <w:start w:val="1"/>
+      <w:numFmt w:val="decimal"/>
+      <w:lvlText w:val="%4."/>
+      <w:lvlJc w:val="left"/>
+      <w:pPr>
+        <w:ind w:left="2880" w:hanging="360"/>
+      </w:pPr>
+    </w:lvl>
+    <w:lvl w:ilvl="4" w:tplc="04090019" w:tentative="1">
+      <w:start w:val="1"/>
+      <w:numFmt w:val="lowerLetter"/>
+      <w:lvlText w:val="%5."/>
+      <w:lvlJc w:val="left"/>
+      <w:pPr>
+        <w:ind w:left="3600" w:hanging="360"/>
+      </w:pPr>
+    </w:lvl>
+    <w:lvl w:ilvl="5" w:tplc="0409001B" w:tentative="1">
+      <w:start w:val="1"/>
+      <w:numFmt w:val="lowerRoman"/>
+      <w:lvlText w:val="%6."/>
+      <w:lvlJc w:val="right"/>
+      <w:pPr>
+        <w:ind w:left="4320" w:hanging="180"/>
+      </w:pPr>
+    </w:lvl>
+    <w:lvl w:ilvl="6" w:tplc="0409000F" w:tentative="1">
+      <w:start w:val="1"/>
+      <w:numFmt w:val="decimal"/>
+      <w:lvlText w:val="%7."/>
+      <w:lvlJc w:val="left"/>
+      <w:pPr>
+        <w:ind w:left="5040" w:hanging="360"/>
+      </w:pPr>
+    </w:lvl>
+    <w:lvl w:ilvl="7" w:tplc="04090019" w:tentative="1">
+      <w:start w:val="1"/>
+      <w:numFmt w:val="lowerLetter"/>
+      <w:lvlText w:val="%8."/>
+      <w:lvlJc w:val="left"/>
+      <w:pPr>
+        <w:ind w:left="5760" w:hanging="360"/>
+      </w:pPr>
+    </w:lvl>
+    <w:lvl w:ilvl="8" w:tplc="0409001B" w:tentative="1">
+      <w:start w:val="1"/>
+      <w:numFmt w:val="lowerRoman"/>
+      <w:lvlText w:val="%9."/>
+      <w:lvlJc w:val="right"/>
+      <w:pPr>
+        <w:ind w:left="6480" w:hanging="180"/>
+      </w:pPr>
+    </w:lvl>
+  </w:abstractNum>
+  <w:abstractNum w:abstractNumId="7" w15:restartNumberingAfterBreak="0">
+    <w:nsid w:val="2E135CA1"/>
+    <w:multiLevelType w:val="multilevel"/>
+    <w:tmpl w:val="C5446A40"/>
+    <w:lvl w:ilvl="0">
+      <w:start w:val="1"/>
+      <w:numFmt w:val="bullet"/>
+      <w:lvlText w:val=""/>
+      <w:lvlJc w:val="left"/>
+      <w:pPr>
+        <w:tabs>
+          <w:tab w:val="num" w:pos="720"/>
+        </w:tabs>
+        <w:ind w:left="720" w:hanging="360"/>
+      </w:pPr>
+      <w:rPr>
+        <w:rFonts w:ascii="Symbol" w:hAnsi="Symbol" w:hint="default"/>
+        <w:sz w:val="20"/>
+      </w:rPr>
+    </w:lvl>
+    <w:lvl w:ilvl="1" w:tentative="1">
+      <w:start w:val="1"/>
+      <w:numFmt w:val="bullet"/>
+      <w:lvlText w:val="o"/>
+      <w:lvlJc w:val="left"/>
+      <w:pPr>
+        <w:tabs>
+          <w:tab w:val="num" w:pos="1440"/>
+        </w:tabs>
+        <w:ind w:left="1440" w:hanging="360"/>
+      </w:pPr>
+      <w:rPr>
+        <w:rFonts w:ascii="Courier New" w:hAnsi="Courier New" w:hint="default"/>
+        <w:sz w:val="20"/>
+      </w:rPr>
+    </w:lvl>
+    <w:lvl w:ilvl="2" w:tentative="1">
+      <w:start w:val="1"/>
+      <w:numFmt w:val="bullet"/>
+      <w:lvlText w:val=""/>
+      <w:lvlJc w:val="left"/>
+      <w:pPr>
+        <w:tabs>
+          <w:tab w:val="num" w:pos="2160"/>
+        </w:tabs>
+        <w:ind w:left="2160" w:hanging="360"/>
+      </w:pPr>
+      <w:rPr>
+        <w:rFonts w:ascii="Wingdings" w:hAnsi="Wingdings" w:hint="default"/>
+        <w:sz w:val="20"/>
+      </w:rPr>
+    </w:lvl>
+    <w:lvl w:ilvl="3" w:tentative="1">
+      <w:start w:val="1"/>
+      <w:numFmt w:val="bullet"/>
+      <w:lvlText w:val=""/>
+      <w:lvlJc w:val="left"/>
+      <w:pPr>
+        <w:tabs>
+          <w:tab w:val="num" w:pos="2880"/>
+        </w:tabs>
+        <w:ind w:left="2880" w:hanging="360"/>
+      </w:pPr>
+      <w:rPr>
+        <w:rFonts w:ascii="Wingdings" w:hAnsi="Wingdings" w:hint="default"/>
+        <w:sz w:val="20"/>
+      </w:rPr>
+    </w:lvl>
+    <w:lvl w:ilvl="4" w:tentative="1">
+      <w:start w:val="1"/>
+      <w:numFmt w:val="bullet"/>
+      <w:lvlText w:val=""/>
+      <w:lvlJc w:val="left"/>
+      <w:pPr>
+        <w:tabs>
+          <w:tab w:val="num" w:pos="3600"/>
+        </w:tabs>
+        <w:ind w:left="3600" w:hanging="360"/>
+      </w:pPr>
+      <w:rPr>
+        <w:rFonts w:ascii="Wingdings" w:hAnsi="Wingdings" w:hint="default"/>
+        <w:sz w:val="20"/>
+      </w:rPr>
+    </w:lvl>
+    <w:lvl w:ilvl="5" w:tentative="1">
+      <w:start w:val="1"/>
+      <w:numFmt w:val="bullet"/>
+      <w:lvlText w:val=""/>
+      <w:lvlJc w:val="left"/>
+      <w:pPr>
+        <w:tabs>
+          <w:tab w:val="num" w:pos="4320"/>
+        </w:tabs>
+        <w:ind w:left="4320" w:hanging="360"/>
+      </w:pPr>
+      <w:rPr>
+        <w:rFonts w:ascii="Wingdings" w:hAnsi="Wingdings" w:hint="default"/>
+        <w:sz w:val="20"/>
+      </w:rPr>
+    </w:lvl>
+    <w:lvl w:ilvl="6" w:tentative="1">
+      <w:start w:val="1"/>
+      <w:numFmt w:val="bullet"/>
+      <w:lvlText w:val=""/>
+      <w:lvlJc w:val="left"/>
+      <w:pPr>
+        <w:tabs>
+          <w:tab w:val="num" w:pos="5040"/>
+        </w:tabs>
+        <w:ind w:left="5040" w:hanging="360"/>
+      </w:pPr>
+      <w:rPr>
+        <w:rFonts w:ascii="Wingdings" w:hAnsi="Wingdings" w:hint="default"/>
+        <w:sz w:val="20"/>
+      </w:rPr>
+    </w:lvl>
+    <w:lvl w:ilvl="7" w:tentative="1">
+      <w:start w:val="1"/>
+      <w:numFmt w:val="bullet"/>
+      <w:lvlText w:val=""/>
+      <w:lvlJc w:val="left"/>
+      <w:pPr>
+        <w:tabs>
+          <w:tab w:val="num" w:pos="5760"/>
+        </w:tabs>
+        <w:ind w:left="5760" w:hanging="360"/>
+      </w:pPr>
+      <w:rPr>
+        <w:rFonts w:ascii="Wingdings" w:hAnsi="Wingdings" w:hint="default"/>
+        <w:sz w:val="20"/>
+      </w:rPr>
+    </w:lvl>
+    <w:lvl w:ilvl="8" w:tentative="1">
+      <w:start w:val="1"/>
+      <w:numFmt w:val="bullet"/>
+      <w:lvlText w:val=""/>
+      <w:lvlJc w:val="left"/>
+      <w:pPr>
+        <w:tabs>
+          <w:tab w:val="num" w:pos="6480"/>
+        </w:tabs>
+        <w:ind w:left="6480" w:hanging="360"/>
+      </w:pPr>
+      <w:rPr>
+        <w:rFonts w:ascii="Wingdings" w:hAnsi="Wingdings" w:hint="default"/>
+        <w:sz w:val="20"/>
+      </w:rPr>
+    </w:lvl>
+  </w:abstractNum>
+  <w:abstractNum w:abstractNumId="8" w15:restartNumberingAfterBreak="0">
+    <w:nsid w:val="36FF0F71"/>
+    <w:multiLevelType w:val="hybridMultilevel"/>
+    <w:tmpl w:val="7BF26488"/>
+    <w:lvl w:ilvl="0" w:tplc="FFFFFFFF">
+      <w:start w:val="1"/>
+      <w:numFmt w:val="lowerRoman"/>
+      <w:lvlText w:val="%1)"/>
+      <w:lvlJc w:val="left"/>
+      <w:pPr>
+        <w:ind w:left="1080" w:hanging="720"/>
+      </w:pPr>
+      <w:rPr>
+        <w:rFonts w:hint="default"/>
+      </w:rPr>
+    </w:lvl>
+    <w:lvl w:ilvl="1" w:tplc="FFFFFFFF" w:tentative="1">
+      <w:start w:val="1"/>
+      <w:numFmt w:val="lowerLetter"/>
+      <w:lvlText w:val="%2."/>
+      <w:lvlJc w:val="left"/>
+      <w:pPr>
+        <w:ind w:left="1440" w:hanging="360"/>
+      </w:pPr>
+    </w:lvl>
+    <w:lvl w:ilvl="2" w:tplc="FFFFFFFF" w:tentative="1">
+      <w:start w:val="1"/>
+      <w:numFmt w:val="lowerRoman"/>
+      <w:lvlText w:val="%3."/>
+      <w:lvlJc w:val="right"/>
+      <w:pPr>
+        <w:ind w:left="2160" w:hanging="180"/>
+      </w:pPr>
+    </w:lvl>
+    <w:lvl w:ilvl="3" w:tplc="FFFFFFFF" w:tentative="1">
+      <w:start w:val="1"/>
+      <w:numFmt w:val="decimal"/>
+      <w:lvlText w:val="%4."/>
+      <w:lvlJc w:val="left"/>
+      <w:pPr>
+        <w:ind w:left="2880" w:hanging="360"/>
+      </w:pPr>
+    </w:lvl>
+    <w:lvl w:ilvl="4" w:tplc="FFFFFFFF" w:tentative="1">
+      <w:start w:val="1"/>
+      <w:numFmt w:val="lowerLetter"/>
+      <w:lvlText w:val="%5."/>
+      <w:lvlJc w:val="left"/>
+      <w:pPr>
+        <w:ind w:left="3600" w:hanging="360"/>
+      </w:pPr>
+    </w:lvl>
+    <w:lvl w:ilvl="5" w:tplc="FFFFFFFF" w:tentative="1">
+      <w:start w:val="1"/>
+      <w:numFmt w:val="lowerRoman"/>
+      <w:lvlText w:val="%6."/>
+      <w:lvlJc w:val="right"/>
+      <w:pPr>
+        <w:ind w:left="4320" w:hanging="180"/>
+      </w:pPr>
+    </w:lvl>
+    <w:lvl w:ilvl="6" w:tplc="FFFFFFFF" w:tentative="1">
+      <w:start w:val="1"/>
+      <w:numFmt w:val="decimal"/>
+      <w:lvlText w:val="%7."/>
+      <w:lvlJc w:val="left"/>
+      <w:pPr>
+        <w:ind w:left="5040" w:hanging="360"/>
+      </w:pPr>
+    </w:lvl>
+    <w:lvl w:ilvl="7" w:tplc="FFFFFFFF" w:tentative="1">
+      <w:start w:val="1"/>
+      <w:numFmt w:val="lowerLetter"/>
+      <w:lvlText w:val="%8."/>
+      <w:lvlJc w:val="left"/>
+      <w:pPr>
+        <w:ind w:left="5760" w:hanging="360"/>
+      </w:pPr>
+    </w:lvl>
+    <w:lvl w:ilvl="8" w:tplc="FFFFFFFF" w:tentative="1">
+      <w:start w:val="1"/>
+      <w:numFmt w:val="lowerRoman"/>
+      <w:lvlText w:val="%9."/>
+      <w:lvlJc w:val="right"/>
+      <w:pPr>
+        <w:ind w:left="6480" w:hanging="180"/>
+      </w:pPr>
+    </w:lvl>
+  </w:abstractNum>
+  <w:abstractNum w:abstractNumId="9" w15:restartNumberingAfterBreak="0">
+    <w:nsid w:val="38392CB1"/>
+    <w:multiLevelType w:val="multilevel"/>
+    <w:tmpl w:val="9B405E1C"/>
+    <w:lvl w:ilvl="0">
+      <w:start w:val="1"/>
+      <w:numFmt w:val="bullet"/>
+      <w:lvlText w:val=""/>
+      <w:lvlJc w:val="left"/>
+      <w:pPr>
+        <w:tabs>
+          <w:tab w:val="num" w:pos="720"/>
+        </w:tabs>
+        <w:ind w:left="720" w:hanging="360"/>
+      </w:pPr>
+      <w:rPr>
+        <w:rFonts w:ascii="Symbol" w:hAnsi="Symbol" w:hint="default"/>
+        <w:sz w:val="20"/>
+      </w:rPr>
+    </w:lvl>
+    <w:lvl w:ilvl="1" w:tentative="1">
+      <w:start w:val="1"/>
+      <w:numFmt w:val="bullet"/>
+      <w:lvlText w:val="o"/>
+      <w:lvlJc w:val="left"/>
+      <w:pPr>
+        <w:tabs>
+          <w:tab w:val="num" w:pos="1440"/>
+        </w:tabs>
+        <w:ind w:left="1440" w:hanging="360"/>
+      </w:pPr>
+      <w:rPr>
+        <w:rFonts w:ascii="Courier New" w:hAnsi="Courier New" w:hint="default"/>
+        <w:sz w:val="20"/>
+      </w:rPr>
+    </w:lvl>
+    <w:lvl w:ilvl="2" w:tentative="1">
+      <w:start w:val="1"/>
+      <w:numFmt w:val="bullet"/>
+      <w:lvlText w:val=""/>
+      <w:lvlJc w:val="left"/>
+      <w:pPr>
+        <w:tabs>
+          <w:tab w:val="num" w:pos="2160"/>
+        </w:tabs>
+        <w:ind w:left="2160" w:hanging="360"/>
+      </w:pPr>
+      <w:rPr>
+        <w:rFonts w:ascii="Wingdings" w:hAnsi="Wingdings" w:hint="default"/>
+        <w:sz w:val="20"/>
+      </w:rPr>
+    </w:lvl>
+    <w:lvl w:ilvl="3" w:tentative="1">
+      <w:start w:val="1"/>
+      <w:numFmt w:val="bullet"/>
+      <w:lvlText w:val=""/>
+      <w:lvlJc w:val="left"/>
+      <w:pPr>
+        <w:tabs>
+          <w:tab w:val="num" w:pos="2880"/>
+        </w:tabs>
+        <w:ind w:left="2880" w:hanging="360"/>
+      </w:pPr>
+      <w:rPr>
+        <w:rFonts w:ascii="Wingdings" w:hAnsi="Wingdings" w:hint="default"/>
+        <w:sz w:val="20"/>
+      </w:rPr>
+    </w:lvl>
+    <w:lvl w:ilvl="4" w:tentative="1">
+      <w:start w:val="1"/>
+      <w:numFmt w:val="bullet"/>
+      <w:lvlText w:val=""/>
+      <w:lvlJc w:val="left"/>
+      <w:pPr>
+        <w:tabs>
+          <w:tab w:val="num" w:pos="3600"/>
+        </w:tabs>
+        <w:ind w:left="3600" w:hanging="360"/>
+      </w:pPr>
+      <w:rPr>
+        <w:rFonts w:ascii="Wingdings" w:hAnsi="Wingdings" w:hint="default"/>
+        <w:sz w:val="20"/>
+      </w:rPr>
+    </w:lvl>
+    <w:lvl w:ilvl="5" w:tentative="1">
+      <w:start w:val="1"/>
+      <w:numFmt w:val="bullet"/>
+      <w:lvlText w:val=""/>
+      <w:lvlJc w:val="left"/>
+      <w:pPr>
+        <w:tabs>
+          <w:tab w:val="num" w:pos="4320"/>
+        </w:tabs>
+        <w:ind w:left="4320" w:hanging="360"/>
+      </w:pPr>
+      <w:rPr>
+        <w:rFonts w:ascii="Wingdings" w:hAnsi="Wingdings" w:hint="default"/>
+        <w:sz w:val="20"/>
+      </w:rPr>
+    </w:lvl>
+    <w:lvl w:ilvl="6" w:tentative="1">
+      <w:start w:val="1"/>
+      <w:numFmt w:val="bullet"/>
+      <w:lvlText w:val=""/>
+      <w:lvlJc w:val="left"/>
+      <w:pPr>
+        <w:tabs>
+          <w:tab w:val="num" w:pos="5040"/>
+        </w:tabs>
+        <w:ind w:left="5040" w:hanging="360"/>
+      </w:pPr>
+      <w:rPr>
+        <w:rFonts w:ascii="Wingdings" w:hAnsi="Wingdings" w:hint="default"/>
+        <w:sz w:val="20"/>
+      </w:rPr>
+    </w:lvl>
+    <w:lvl w:ilvl="7" w:tentative="1">
+      <w:start w:val="1"/>
+      <w:numFmt w:val="bullet"/>
+      <w:lvlText w:val=""/>
+      <w:lvlJc w:val="left"/>
+      <w:pPr>
+        <w:tabs>
+          <w:tab w:val="num" w:pos="5760"/>
+        </w:tabs>
+        <w:ind w:left="5760" w:hanging="360"/>
+      </w:pPr>
+      <w:rPr>
+        <w:rFonts w:ascii="Wingdings" w:hAnsi="Wingdings" w:hint="default"/>
+        <w:sz w:val="20"/>
+      </w:rPr>
+    </w:lvl>
+    <w:lvl w:ilvl="8" w:tentative="1">
+      <w:start w:val="1"/>
+      <w:numFmt w:val="bullet"/>
+      <w:lvlText w:val=""/>
+      <w:lvlJc w:val="left"/>
+      <w:pPr>
+        <w:tabs>
+          <w:tab w:val="num" w:pos="6480"/>
+        </w:tabs>
+        <w:ind w:left="6480" w:hanging="360"/>
+      </w:pPr>
+      <w:rPr>
+        <w:rFonts w:ascii="Wingdings" w:hAnsi="Wingdings" w:hint="default"/>
+        <w:sz w:val="20"/>
+      </w:rPr>
+    </w:lvl>
+  </w:abstractNum>
+  <w:abstractNum w:abstractNumId="10" w15:restartNumberingAfterBreak="0">
+    <w:nsid w:val="3ACB4692"/>
+    <w:multiLevelType w:val="hybridMultilevel"/>
+    <w:tmpl w:val="7BF26488"/>
+    <w:lvl w:ilvl="0" w:tplc="FFFFFFFF">
+      <w:start w:val="1"/>
+      <w:numFmt w:val="lowerRoman"/>
+      <w:lvlText w:val="%1)"/>
+      <w:lvlJc w:val="left"/>
+      <w:pPr>
+        <w:ind w:left="1080" w:hanging="720"/>
+      </w:pPr>
+      <w:rPr>
+        <w:rFonts w:hint="default"/>
+      </w:rPr>
+    </w:lvl>
+    <w:lvl w:ilvl="1" w:tplc="FFFFFFFF" w:tentative="1">
+      <w:start w:val="1"/>
+      <w:numFmt w:val="lowerLetter"/>
+      <w:lvlText w:val="%2."/>
+      <w:lvlJc w:val="left"/>
+      <w:pPr>
+        <w:ind w:left="1440" w:hanging="360"/>
+      </w:pPr>
+    </w:lvl>
+    <w:lvl w:ilvl="2" w:tplc="FFFFFFFF" w:tentative="1">
+      <w:start w:val="1"/>
+      <w:numFmt w:val="lowerRoman"/>
+      <w:lvlText w:val="%3."/>
+      <w:lvlJc w:val="right"/>
+      <w:pPr>
+        <w:ind w:left="2160" w:hanging="180"/>
+      </w:pPr>
+    </w:lvl>
+    <w:lvl w:ilvl="3" w:tplc="FFFFFFFF" w:tentative="1">
+      <w:start w:val="1"/>
+      <w:numFmt w:val="decimal"/>
+      <w:lvlText w:val="%4."/>
+      <w:lvlJc w:val="left"/>
+      <w:pPr>
+        <w:ind w:left="2880" w:hanging="360"/>
+      </w:pPr>
+    </w:lvl>
+    <w:lvl w:ilvl="4" w:tplc="FFFFFFFF" w:tentative="1">
+      <w:start w:val="1"/>
+      <w:numFmt w:val="lowerLetter"/>
+      <w:lvlText w:val="%5."/>
+      <w:lvlJc w:val="left"/>
+      <w:pPr>
+        <w:ind w:left="3600" w:hanging="360"/>
+      </w:pPr>
+    </w:lvl>
+    <w:lvl w:ilvl="5" w:tplc="FFFFFFFF" w:tentative="1">
+      <w:start w:val="1"/>
+      <w:numFmt w:val="lowerRoman"/>
+      <w:lvlText w:val="%6."/>
+      <w:lvlJc w:val="right"/>
+      <w:pPr>
+        <w:ind w:left="4320" w:hanging="180"/>
+      </w:pPr>
+    </w:lvl>
+    <w:lvl w:ilvl="6" w:tplc="FFFFFFFF" w:tentative="1">
+      <w:start w:val="1"/>
+      <w:numFmt w:val="decimal"/>
+      <w:lvlText w:val="%7."/>
+      <w:lvlJc w:val="left"/>
+      <w:pPr>
+        <w:ind w:left="5040" w:hanging="360"/>
+      </w:pPr>
+    </w:lvl>
+    <w:lvl w:ilvl="7" w:tplc="FFFFFFFF" w:tentative="1">
+      <w:start w:val="1"/>
+      <w:numFmt w:val="lowerLetter"/>
+      <w:lvlText w:val="%8."/>
+      <w:lvlJc w:val="left"/>
+      <w:pPr>
+        <w:ind w:left="5760" w:hanging="360"/>
+      </w:pPr>
+    </w:lvl>
+    <w:lvl w:ilvl="8" w:tplc="FFFFFFFF" w:tentative="1">
+      <w:start w:val="1"/>
+      <w:numFmt w:val="lowerRoman"/>
+      <w:lvlText w:val="%9."/>
+      <w:lvlJc w:val="right"/>
+      <w:pPr>
+        <w:ind w:left="6480" w:hanging="180"/>
+      </w:pPr>
+    </w:lvl>
+  </w:abstractNum>
+  <w:abstractNum w:abstractNumId="11" w15:restartNumberingAfterBreak="0">
+    <w:nsid w:val="3DD66AE4"/>
+    <w:multiLevelType w:val="hybridMultilevel"/>
+    <w:tmpl w:val="7BF26488"/>
+    <w:lvl w:ilvl="0" w:tplc="FFFFFFFF">
+      <w:start w:val="1"/>
+      <w:numFmt w:val="lowerRoman"/>
+      <w:lvlText w:val="%1)"/>
+      <w:lvlJc w:val="left"/>
+      <w:pPr>
+        <w:ind w:left="1080" w:hanging="720"/>
+      </w:pPr>
+      <w:rPr>
+        <w:rFonts w:hint="default"/>
+      </w:rPr>
+    </w:lvl>
+    <w:lvl w:ilvl="1" w:tplc="FFFFFFFF" w:tentative="1">
+      <w:start w:val="1"/>
+      <w:numFmt w:val="lowerLetter"/>
+      <w:lvlText w:val="%2."/>
+      <w:lvlJc w:val="left"/>
+      <w:pPr>
+        <w:ind w:left="1440" w:hanging="360"/>
+      </w:pPr>
+    </w:lvl>
+    <w:lvl w:ilvl="2" w:tplc="FFFFFFFF" w:tentative="1">
+      <w:start w:val="1"/>
+      <w:numFmt w:val="lowerRoman"/>
+      <w:lvlText w:val="%3."/>
+      <w:lvlJc w:val="right"/>
+      <w:pPr>
+        <w:ind w:left="2160" w:hanging="180"/>
+      </w:pPr>
+    </w:lvl>
+    <w:lvl w:ilvl="3" w:tplc="FFFFFFFF" w:tentative="1">
+      <w:start w:val="1"/>
+      <w:numFmt w:val="decimal"/>
+      <w:lvlText w:val="%4."/>
+      <w:lvlJc w:val="left"/>
+      <w:pPr>
+        <w:ind w:left="2880" w:hanging="360"/>
+      </w:pPr>
+    </w:lvl>
+    <w:lvl w:ilvl="4" w:tplc="FFFFFFFF" w:tentative="1">
+      <w:start w:val="1"/>
+      <w:numFmt w:val="lowerLetter"/>
+      <w:lvlText w:val="%5."/>
+      <w:lvlJc w:val="left"/>
+      <w:pPr>
+        <w:ind w:left="3600" w:hanging="360"/>
+      </w:pPr>
+    </w:lvl>
+    <w:lvl w:ilvl="5" w:tplc="FFFFFFFF" w:tentative="1">
+      <w:start w:val="1"/>
+      <w:numFmt w:val="lowerRoman"/>
+      <w:lvlText w:val="%6."/>
+      <w:lvlJc w:val="right"/>
+      <w:pPr>
+        <w:ind w:left="4320" w:hanging="180"/>
+      </w:pPr>
+    </w:lvl>
+    <w:lvl w:ilvl="6" w:tplc="FFFFFFFF" w:tentative="1">
+      <w:start w:val="1"/>
+      <w:numFmt w:val="decimal"/>
+      <w:lvlText w:val="%7."/>
+      <w:lvlJc w:val="left"/>
+      <w:pPr>
+        <w:ind w:left="5040" w:hanging="360"/>
+      </w:pPr>
+    </w:lvl>
+    <w:lvl w:ilvl="7" w:tplc="FFFFFFFF" w:tentative="1">
+      <w:start w:val="1"/>
+      <w:numFmt w:val="lowerLetter"/>
+      <w:lvlText w:val="%8."/>
+      <w:lvlJc w:val="left"/>
+      <w:pPr>
+        <w:ind w:left="5760" w:hanging="360"/>
+      </w:pPr>
+    </w:lvl>
+    <w:lvl w:ilvl="8" w:tplc="FFFFFFFF" w:tentative="1">
+      <w:start w:val="1"/>
+      <w:numFmt w:val="lowerRoman"/>
+      <w:lvlText w:val="%9."/>
+      <w:lvlJc w:val="right"/>
+      <w:pPr>
+        <w:ind w:left="6480" w:hanging="180"/>
+      </w:pPr>
+    </w:lvl>
+  </w:abstractNum>
+  <w:abstractNum w:abstractNumId="12" w15:restartNumberingAfterBreak="0">
+    <w:nsid w:val="3F4325E0"/>
+    <w:multiLevelType w:val="multilevel"/>
+    <w:tmpl w:val="91780CDA"/>
+    <w:lvl w:ilvl="0">
+      <w:start w:val="1"/>
+      <w:numFmt w:val="bullet"/>
+      <w:lvlText w:val=""/>
+      <w:lvlJc w:val="left"/>
+      <w:pPr>
+        <w:tabs>
+          <w:tab w:val="num" w:pos="720"/>
+        </w:tabs>
+        <w:ind w:left="720" w:hanging="360"/>
+      </w:pPr>
+      <w:rPr>
+        <w:rFonts w:ascii="Symbol" w:hAnsi="Symbol" w:hint="default"/>
+        <w:sz w:val="20"/>
+      </w:rPr>
+    </w:lvl>
+    <w:lvl w:ilvl="1" w:tentative="1">
+      <w:start w:val="1"/>
+      <w:numFmt w:val="bullet"/>
+      <w:lvlText w:val="o"/>
+      <w:lvlJc w:val="left"/>
+      <w:pPr>
+        <w:tabs>
+          <w:tab w:val="num" w:pos="1440"/>
+        </w:tabs>
+        <w:ind w:left="1440" w:hanging="360"/>
+      </w:pPr>
+      <w:rPr>
+        <w:rFonts w:ascii="Courier New" w:hAnsi="Courier New" w:hint="default"/>
+        <w:sz w:val="20"/>
+      </w:rPr>
+    </w:lvl>
+    <w:lvl w:ilvl="2" w:tentative="1">
+      <w:start w:val="1"/>
+      <w:numFmt w:val="bullet"/>
+      <w:lvlText w:val=""/>
+      <w:lvlJc w:val="left"/>
+      <w:pPr>
+        <w:tabs>
+          <w:tab w:val="num" w:pos="2160"/>
+        </w:tabs>
+        <w:ind w:left="2160" w:hanging="360"/>
+      </w:pPr>
+      <w:rPr>
+        <w:rFonts w:ascii="Wingdings" w:hAnsi="Wingdings" w:hint="default"/>
+        <w:sz w:val="20"/>
+      </w:rPr>
+    </w:lvl>
+    <w:lvl w:ilvl="3" w:tentative="1">
+      <w:start w:val="1"/>
+      <w:numFmt w:val="bullet"/>
+      <w:lvlText w:val=""/>
+      <w:lvlJc w:val="left"/>
+      <w:pPr>
+        <w:tabs>
+          <w:tab w:val="num" w:pos="2880"/>
+        </w:tabs>
+        <w:ind w:left="2880" w:hanging="360"/>
+      </w:pPr>
+      <w:rPr>
+        <w:rFonts w:ascii="Wingdings" w:hAnsi="Wingdings" w:hint="default"/>
+        <w:sz w:val="20"/>
+      </w:rPr>
+    </w:lvl>
+    <w:lvl w:ilvl="4" w:tentative="1">
+      <w:start w:val="1"/>
+      <w:numFmt w:val="bullet"/>
+      <w:lvlText w:val=""/>
+      <w:lvlJc w:val="left"/>
+      <w:pPr>
+        <w:tabs>
+          <w:tab w:val="num" w:pos="3600"/>
+        </w:tabs>
+        <w:ind w:left="3600" w:hanging="360"/>
+      </w:pPr>
+      <w:rPr>
+        <w:rFonts w:ascii="Wingdings" w:hAnsi="Wingdings" w:hint="default"/>
+        <w:sz w:val="20"/>
+      </w:rPr>
+    </w:lvl>
+    <w:lvl w:ilvl="5" w:tentative="1">
+      <w:start w:val="1"/>
+      <w:numFmt w:val="bullet"/>
+      <w:lvlText w:val=""/>
+      <w:lvlJc w:val="left"/>
+      <w:pPr>
+        <w:tabs>
+          <w:tab w:val="num" w:pos="4320"/>
+        </w:tabs>
+        <w:ind w:left="4320" w:hanging="360"/>
+      </w:pPr>
+      <w:rPr>
+        <w:rFonts w:ascii="Wingdings" w:hAnsi="Wingdings" w:hint="default"/>
+        <w:sz w:val="20"/>
+      </w:rPr>
+    </w:lvl>
+    <w:lvl w:ilvl="6" w:tentative="1">
+      <w:start w:val="1"/>
+      <w:numFmt w:val="bullet"/>
+      <w:lvlText w:val=""/>
+      <w:lvlJc w:val="left"/>
+      <w:pPr>
+        <w:tabs>
+          <w:tab w:val="num" w:pos="5040"/>
+        </w:tabs>
+        <w:ind w:left="5040" w:hanging="360"/>
+      </w:pPr>
+      <w:rPr>
+        <w:rFonts w:ascii="Wingdings" w:hAnsi="Wingdings" w:hint="default"/>
+        <w:sz w:val="20"/>
+      </w:rPr>
+    </w:lvl>
+    <w:lvl w:ilvl="7" w:tentative="1">
+      <w:start w:val="1"/>
+      <w:numFmt w:val="bullet"/>
+      <w:lvlText w:val=""/>
+      <w:lvlJc w:val="left"/>
+      <w:pPr>
+        <w:tabs>
+          <w:tab w:val="num" w:pos="5760"/>
+        </w:tabs>
+        <w:ind w:left="5760" w:hanging="360"/>
+      </w:pPr>
+      <w:rPr>
+        <w:rFonts w:ascii="Wingdings" w:hAnsi="Wingdings" w:hint="default"/>
+        <w:sz w:val="20"/>
+      </w:rPr>
+    </w:lvl>
+    <w:lvl w:ilvl="8" w:tentative="1">
+      <w:start w:val="1"/>
+      <w:numFmt w:val="bullet"/>
+      <w:lvlText w:val=""/>
+      <w:lvlJc w:val="left"/>
+      <w:pPr>
+        <w:tabs>
+          <w:tab w:val="num" w:pos="6480"/>
+        </w:tabs>
+        <w:ind w:left="6480" w:hanging="360"/>
+      </w:pPr>
+      <w:rPr>
+        <w:rFonts w:ascii="Wingdings" w:hAnsi="Wingdings" w:hint="default"/>
+        <w:sz w:val="20"/>
+      </w:rPr>
+    </w:lvl>
+  </w:abstractNum>
+  <w:abstractNum w:abstractNumId="13" w15:restartNumberingAfterBreak="0">
+    <w:nsid w:val="408914E3"/>
+    <w:multiLevelType w:val="multilevel"/>
+    <w:tmpl w:val="FE0A7222"/>
+    <w:lvl w:ilvl="0">
+      <w:start w:val="1"/>
+      <w:numFmt w:val="bullet"/>
+      <w:lvlText w:val=""/>
+      <w:lvlJc w:val="left"/>
+      <w:pPr>
+        <w:tabs>
+          <w:tab w:val="num" w:pos="720"/>
+        </w:tabs>
+        <w:ind w:left="720" w:hanging="360"/>
+      </w:pPr>
+      <w:rPr>
+        <w:rFonts w:ascii="Symbol" w:hAnsi="Symbol" w:hint="default"/>
+        <w:sz w:val="20"/>
+      </w:rPr>
+    </w:lvl>
+    <w:lvl w:ilvl="1" w:tentative="1">
+      <w:start w:val="1"/>
+      <w:numFmt w:val="bullet"/>
+      <w:lvlText w:val="o"/>
+      <w:lvlJc w:val="left"/>
+      <w:pPr>
+        <w:tabs>
+          <w:tab w:val="num" w:pos="1440"/>
+        </w:tabs>
+        <w:ind w:left="1440" w:hanging="360"/>
+      </w:pPr>
+      <w:rPr>
+        <w:rFonts w:ascii="Courier New" w:hAnsi="Courier New" w:hint="default"/>
+        <w:sz w:val="20"/>
+      </w:rPr>
+    </w:lvl>
+    <w:lvl w:ilvl="2" w:tentative="1">
+      <w:start w:val="1"/>
+      <w:numFmt w:val="bullet"/>
+      <w:lvlText w:val=""/>
+      <w:lvlJc w:val="left"/>
+      <w:pPr>
+        <w:tabs>
+          <w:tab w:val="num" w:pos="2160"/>
+        </w:tabs>
+        <w:ind w:left="2160" w:hanging="360"/>
+      </w:pPr>
+      <w:rPr>
+        <w:rFonts w:ascii="Wingdings" w:hAnsi="Wingdings" w:hint="default"/>
+        <w:sz w:val="20"/>
+      </w:rPr>
+    </w:lvl>
+    <w:lvl w:ilvl="3" w:tentative="1">
+      <w:start w:val="1"/>
+      <w:numFmt w:val="bullet"/>
+      <w:lvlText w:val=""/>
+      <w:lvlJc w:val="left"/>
+      <w:pPr>
+        <w:tabs>
+          <w:tab w:val="num" w:pos="2880"/>
+        </w:tabs>
+        <w:ind w:left="2880" w:hanging="360"/>
+      </w:pPr>
+      <w:rPr>
+        <w:rFonts w:ascii="Wingdings" w:hAnsi="Wingdings" w:hint="default"/>
+        <w:sz w:val="20"/>
+      </w:rPr>
+    </w:lvl>
+    <w:lvl w:ilvl="4" w:tentative="1">
+      <w:start w:val="1"/>
+      <w:numFmt w:val="bullet"/>
+      <w:lvlText w:val=""/>
+      <w:lvlJc w:val="left"/>
+      <w:pPr>
+        <w:tabs>
+          <w:tab w:val="num" w:pos="3600"/>
+        </w:tabs>
+        <w:ind w:left="3600" w:hanging="360"/>
+      </w:pPr>
+      <w:rPr>
+        <w:rFonts w:ascii="Wingdings" w:hAnsi="Wingdings" w:hint="default"/>
+        <w:sz w:val="20"/>
+      </w:rPr>
+    </w:lvl>
+    <w:lvl w:ilvl="5" w:tentative="1">
+      <w:start w:val="1"/>
+      <w:numFmt w:val="bullet"/>
+      <w:lvlText w:val=""/>
+      <w:lvlJc w:val="left"/>
+      <w:pPr>
+        <w:tabs>
+          <w:tab w:val="num" w:pos="4320"/>
+        </w:tabs>
+        <w:ind w:left="4320" w:hanging="360"/>
+      </w:pPr>
+      <w:rPr>
+        <w:rFonts w:ascii="Wingdings" w:hAnsi="Wingdings" w:hint="default"/>
+        <w:sz w:val="20"/>
+      </w:rPr>
+    </w:lvl>
+    <w:lvl w:ilvl="6" w:tentative="1">
+      <w:start w:val="1"/>
+      <w:numFmt w:val="bullet"/>
+      <w:lvlText w:val=""/>
+      <w:lvlJc w:val="left"/>
+      <w:pPr>
+        <w:tabs>
+          <w:tab w:val="num" w:pos="5040"/>
+        </w:tabs>
+        <w:ind w:left="5040" w:hanging="360"/>
+      </w:pPr>
+      <w:rPr>
+        <w:rFonts w:ascii="Wingdings" w:hAnsi="Wingdings" w:hint="default"/>
+        <w:sz w:val="20"/>
+      </w:rPr>
+    </w:lvl>
+    <w:lvl w:ilvl="7" w:tentative="1">
+      <w:start w:val="1"/>
+      <w:numFmt w:val="bullet"/>
+      <w:lvlText w:val=""/>
+      <w:lvlJc w:val="left"/>
+      <w:pPr>
+        <w:tabs>
+          <w:tab w:val="num" w:pos="5760"/>
+        </w:tabs>
+        <w:ind w:left="5760" w:hanging="360"/>
+      </w:pPr>
+      <w:rPr>
+        <w:rFonts w:ascii="Wingdings" w:hAnsi="Wingdings" w:hint="default"/>
+        <w:sz w:val="20"/>
+      </w:rPr>
+    </w:lvl>
+    <w:lvl w:ilvl="8" w:tentative="1">
+      <w:start w:val="1"/>
+      <w:numFmt w:val="bullet"/>
+      <w:lvlText w:val=""/>
+      <w:lvlJc w:val="left"/>
+      <w:pPr>
+        <w:tabs>
+          <w:tab w:val="num" w:pos="6480"/>
+        </w:tabs>
+        <w:ind w:left="6480" w:hanging="360"/>
+      </w:pPr>
+      <w:rPr>
+        <w:rFonts w:ascii="Wingdings" w:hAnsi="Wingdings" w:hint="default"/>
+        <w:sz w:val="20"/>
+      </w:rPr>
+    </w:lvl>
+  </w:abstractNum>
+  <w:abstractNum w:abstractNumId="14" w15:restartNumberingAfterBreak="0">
+    <w:nsid w:val="4A543A9C"/>
+    <w:multiLevelType w:val="hybridMultilevel"/>
+    <w:tmpl w:val="1876CD6E"/>
+    <w:lvl w:ilvl="0" w:tplc="D3AE6AFE">
+      <w:start w:val="1"/>
+      <w:numFmt w:val="lowerRoman"/>
+      <w:lvlText w:val="%1)"/>
+      <w:lvlJc w:val="left"/>
+      <w:pPr>
+        <w:ind w:left="1080" w:hanging="720"/>
+      </w:pPr>
+      <w:rPr>
+        <w:rFonts w:hint="default"/>
+      </w:rPr>
+    </w:lvl>
+    <w:lvl w:ilvl="1" w:tplc="04090019" w:tentative="1">
+      <w:start w:val="1"/>
+      <w:numFmt w:val="lowerLetter"/>
+      <w:lvlText w:val="%2."/>
+      <w:lvlJc w:val="left"/>
+      <w:pPr>
+        <w:ind w:left="1440" w:hanging="360"/>
+      </w:pPr>
+    </w:lvl>
+    <w:lvl w:ilvl="2" w:tplc="0409001B" w:tentative="1">
+      <w:start w:val="1"/>
+      <w:numFmt w:val="lowerRoman"/>
+      <w:lvlText w:val="%3."/>
+      <w:lvlJc w:val="right"/>
+      <w:pPr>
+        <w:ind w:left="2160" w:hanging="180"/>
+      </w:pPr>
+    </w:lvl>
+    <w:lvl w:ilvl="3" w:tplc="0409000F" w:tentative="1">
+      <w:start w:val="1"/>
+      <w:numFmt w:val="decimal"/>
+      <w:lvlText w:val="%4."/>
+      <w:lvlJc w:val="left"/>
+      <w:pPr>
+        <w:ind w:left="2880" w:hanging="360"/>
+      </w:pPr>
+    </w:lvl>
+    <w:lvl w:ilvl="4" w:tplc="04090019" w:tentative="1">
+      <w:start w:val="1"/>
+      <w:numFmt w:val="lowerLetter"/>
+      <w:lvlText w:val="%5."/>
+      <w:lvlJc w:val="left"/>
+      <w:pPr>
+        <w:ind w:left="3600" w:hanging="360"/>
+      </w:pPr>
+    </w:lvl>
+    <w:lvl w:ilvl="5" w:tplc="0409001B" w:tentative="1">
+      <w:start w:val="1"/>
+      <w:numFmt w:val="lowerRoman"/>
+      <w:lvlText w:val="%6."/>
+      <w:lvlJc w:val="right"/>
+      <w:pPr>
+        <w:ind w:left="4320" w:hanging="180"/>
+      </w:pPr>
+    </w:lvl>
+    <w:lvl w:ilvl="6" w:tplc="0409000F" w:tentative="1">
+      <w:start w:val="1"/>
+      <w:numFmt w:val="decimal"/>
+      <w:lvlText w:val="%7."/>
+      <w:lvlJc w:val="left"/>
+      <w:pPr>
+        <w:ind w:left="5040" w:hanging="360"/>
+      </w:pPr>
+    </w:lvl>
+    <w:lvl w:ilvl="7" w:tplc="04090019" w:tentative="1">
+      <w:start w:val="1"/>
+      <w:numFmt w:val="lowerLetter"/>
+      <w:lvlText w:val="%8."/>
+      <w:lvlJc w:val="left"/>
+      <w:pPr>
+        <w:ind w:left="5760" w:hanging="360"/>
+      </w:pPr>
+    </w:lvl>
+    <w:lvl w:ilvl="8" w:tplc="0409001B" w:tentative="1">
+      <w:start w:val="1"/>
+      <w:numFmt w:val="lowerRoman"/>
+      <w:lvlText w:val="%9."/>
+      <w:lvlJc w:val="right"/>
+      <w:pPr>
+        <w:ind w:left="6480" w:hanging="180"/>
+      </w:pPr>
+    </w:lvl>
+  </w:abstractNum>
+  <w:abstractNum w:abstractNumId="15" w15:restartNumberingAfterBreak="0">
+    <w:nsid w:val="57D26877"/>
+    <w:multiLevelType w:val="multilevel"/>
+    <w:tmpl w:val="FB4E667A"/>
+    <w:lvl w:ilvl="0">
+      <w:start w:val="1"/>
+      <w:numFmt w:val="bullet"/>
+      <w:lvlText w:val=""/>
+      <w:lvlJc w:val="left"/>
+      <w:pPr>
+        <w:tabs>
+          <w:tab w:val="num" w:pos="720"/>
+        </w:tabs>
+        <w:ind w:left="720" w:hanging="360"/>
+      </w:pPr>
+      <w:rPr>
+        <w:rFonts w:ascii="Symbol" w:hAnsi="Symbol" w:hint="default"/>
+        <w:sz w:val="20"/>
+      </w:rPr>
+    </w:lvl>
+    <w:lvl w:ilvl="1" w:tentative="1">
+      <w:start w:val="1"/>
+      <w:numFmt w:val="bullet"/>
+      <w:lvlText w:val="o"/>
+      <w:lvlJc w:val="left"/>
+      <w:pPr>
+        <w:tabs>
+          <w:tab w:val="num" w:pos="1440"/>
+        </w:tabs>
+        <w:ind w:left="1440" w:hanging="360"/>
+      </w:pPr>
+      <w:rPr>
+        <w:rFonts w:ascii="Courier New" w:hAnsi="Courier New" w:hint="default"/>
+        <w:sz w:val="20"/>
+      </w:rPr>
+    </w:lvl>
+    <w:lvl w:ilvl="2" w:tentative="1">
+      <w:start w:val="1"/>
+      <w:numFmt w:val="bullet"/>
+      <w:lvlText w:val=""/>
+      <w:lvlJc w:val="left"/>
+      <w:pPr>
+        <w:tabs>
+          <w:tab w:val="num" w:pos="2160"/>
+        </w:tabs>
+        <w:ind w:left="2160" w:hanging="360"/>
+      </w:pPr>
+      <w:rPr>
+        <w:rFonts w:ascii="Wingdings" w:hAnsi="Wingdings" w:hint="default"/>
+        <w:sz w:val="20"/>
+      </w:rPr>
+    </w:lvl>
+    <w:lvl w:ilvl="3" w:tentative="1">
+      <w:start w:val="1"/>
+      <w:numFmt w:val="bullet"/>
+      <w:lvlText w:val=""/>
+      <w:lvlJc w:val="left"/>
+      <w:pPr>
+        <w:tabs>
+          <w:tab w:val="num" w:pos="2880"/>
+        </w:tabs>
+        <w:ind w:left="2880" w:hanging="360"/>
+      </w:pPr>
+      <w:rPr>
+        <w:rFonts w:ascii="Wingdings" w:hAnsi="Wingdings" w:hint="default"/>
+        <w:sz w:val="20"/>
+      </w:rPr>
+    </w:lvl>
+    <w:lvl w:ilvl="4" w:tentative="1">
+      <w:start w:val="1"/>
+      <w:numFmt w:val="bullet"/>
+      <w:lvlText w:val=""/>
+      <w:lvlJc w:val="left"/>
+      <w:pPr>
+        <w:tabs>
+          <w:tab w:val="num" w:pos="3600"/>
+        </w:tabs>
+        <w:ind w:left="3600" w:hanging="360"/>
+      </w:pPr>
+      <w:rPr>
+        <w:rFonts w:ascii="Wingdings" w:hAnsi="Wingdings" w:hint="default"/>
+        <w:sz w:val="20"/>
+      </w:rPr>
+    </w:lvl>
+    <w:lvl w:ilvl="5" w:tentative="1">
+      <w:start w:val="1"/>
+      <w:numFmt w:val="bullet"/>
+      <w:lvlText w:val=""/>
+      <w:lvlJc w:val="left"/>
+      <w:pPr>
+        <w:tabs>
+          <w:tab w:val="num" w:pos="4320"/>
+        </w:tabs>
+        <w:ind w:left="4320" w:hanging="360"/>
+      </w:pPr>
+      <w:rPr>
+        <w:rFonts w:ascii="Wingdings" w:hAnsi="Wingdings" w:hint="default"/>
+        <w:sz w:val="20"/>
+      </w:rPr>
+    </w:lvl>
+    <w:lvl w:ilvl="6" w:tentative="1">
+      <w:start w:val="1"/>
+      <w:numFmt w:val="bullet"/>
+      <w:lvlText w:val=""/>
+      <w:lvlJc w:val="left"/>
+      <w:pPr>
+        <w:tabs>
+          <w:tab w:val="num" w:pos="5040"/>
+        </w:tabs>
+        <w:ind w:left="5040" w:hanging="360"/>
+      </w:pPr>
+      <w:rPr>
+        <w:rFonts w:ascii="Wingdings" w:hAnsi="Wingdings" w:hint="default"/>
+        <w:sz w:val="20"/>
+      </w:rPr>
+    </w:lvl>
+    <w:lvl w:ilvl="7" w:tentative="1">
+      <w:start w:val="1"/>
+      <w:numFmt w:val="bullet"/>
+      <w:lvlText w:val=""/>
+      <w:lvlJc w:val="left"/>
+      <w:pPr>
+        <w:tabs>
+          <w:tab w:val="num" w:pos="5760"/>
+        </w:tabs>
+        <w:ind w:left="5760" w:hanging="360"/>
+      </w:pPr>
+      <w:rPr>
+        <w:rFonts w:ascii="Wingdings" w:hAnsi="Wingdings" w:hint="default"/>
+        <w:sz w:val="20"/>
+      </w:rPr>
+    </w:lvl>
+    <w:lvl w:ilvl="8" w:tentative="1">
+      <w:start w:val="1"/>
+      <w:numFmt w:val="bullet"/>
+      <w:lvlText w:val=""/>
+      <w:lvlJc w:val="left"/>
+      <w:pPr>
+        <w:tabs>
+          <w:tab w:val="num" w:pos="6480"/>
+        </w:tabs>
+        <w:ind w:left="6480" w:hanging="360"/>
+      </w:pPr>
+      <w:rPr>
+        <w:rFonts w:ascii="Wingdings" w:hAnsi="Wingdings" w:hint="default"/>
+        <w:sz w:val="20"/>
+      </w:rPr>
+    </w:lvl>
+  </w:abstractNum>
+  <w:abstractNum w:abstractNumId="16" w15:restartNumberingAfterBreak="0">
+    <w:nsid w:val="5EE30644"/>
+    <w:multiLevelType w:val="hybridMultilevel"/>
+    <w:tmpl w:val="7BF26488"/>
+    <w:lvl w:ilvl="0" w:tplc="91443FFE">
+      <w:start w:val="1"/>
+      <w:numFmt w:val="lowerRoman"/>
+      <w:lvlText w:val="%1)"/>
+      <w:lvlJc w:val="left"/>
+      <w:pPr>
+        <w:ind w:left="1080" w:hanging="720"/>
+      </w:pPr>
+      <w:rPr>
+        <w:rFonts w:hint="default"/>
+      </w:rPr>
+    </w:lvl>
+    <w:lvl w:ilvl="1" w:tplc="04090019" w:tentative="1">
+      <w:start w:val="1"/>
+      <w:numFmt w:val="lowerLetter"/>
+      <w:lvlText w:val="%2."/>
+      <w:lvlJc w:val="left"/>
+      <w:pPr>
+        <w:ind w:left="1440" w:hanging="360"/>
+      </w:pPr>
+    </w:lvl>
+    <w:lvl w:ilvl="2" w:tplc="0409001B" w:tentative="1">
+      <w:start w:val="1"/>
+      <w:numFmt w:val="lowerRoman"/>
+      <w:lvlText w:val="%3."/>
+      <w:lvlJc w:val="right"/>
+      <w:pPr>
+        <w:ind w:left="2160" w:hanging="180"/>
+      </w:pPr>
+    </w:lvl>
+    <w:lvl w:ilvl="3" w:tplc="0409000F" w:tentative="1">
+      <w:start w:val="1"/>
+      <w:numFmt w:val="decimal"/>
+      <w:lvlText w:val="%4."/>
+      <w:lvlJc w:val="left"/>
+      <w:pPr>
+        <w:ind w:left="2880" w:hanging="360"/>
+      </w:pPr>
+    </w:lvl>
+    <w:lvl w:ilvl="4" w:tplc="04090019" w:tentative="1">
+      <w:start w:val="1"/>
+      <w:numFmt w:val="lowerLetter"/>
+      <w:lvlText w:val="%5."/>
+      <w:lvlJc w:val="left"/>
+      <w:pPr>
+        <w:ind w:left="3600" w:hanging="360"/>
+      </w:pPr>
+    </w:lvl>
+    <w:lvl w:ilvl="5" w:tplc="0409001B" w:tentative="1">
+      <w:start w:val="1"/>
+      <w:numFmt w:val="lowerRoman"/>
+      <w:lvlText w:val="%6."/>
+      <w:lvlJc w:val="right"/>
+      <w:pPr>
+        <w:ind w:left="4320" w:hanging="180"/>
+      </w:pPr>
+    </w:lvl>
+    <w:lvl w:ilvl="6" w:tplc="0409000F" w:tentative="1">
+      <w:start w:val="1"/>
+      <w:numFmt w:val="decimal"/>
+      <w:lvlText w:val="%7."/>
+      <w:lvlJc w:val="left"/>
+      <w:pPr>
+        <w:ind w:left="5040" w:hanging="360"/>
+      </w:pPr>
+    </w:lvl>
+    <w:lvl w:ilvl="7" w:tplc="04090019" w:tentative="1">
+      <w:start w:val="1"/>
+      <w:numFmt w:val="lowerLetter"/>
+      <w:lvlText w:val="%8."/>
+      <w:lvlJc w:val="left"/>
+      <w:pPr>
+        <w:ind w:left="5760" w:hanging="360"/>
+      </w:pPr>
+    </w:lvl>
+    <w:lvl w:ilvl="8" w:tplc="0409001B" w:tentative="1">
+      <w:start w:val="1"/>
+      <w:numFmt w:val="lowerRoman"/>
+      <w:lvlText w:val="%9."/>
+      <w:lvlJc w:val="right"/>
+      <w:pPr>
+        <w:ind w:left="6480" w:hanging="180"/>
+      </w:pPr>
+    </w:lvl>
+  </w:abstractNum>
+  <w:abstractNum w:abstractNumId="17" w15:restartNumberingAfterBreak="0">
+    <w:nsid w:val="5FB57A14"/>
+    <w:multiLevelType w:val="multilevel"/>
+    <w:tmpl w:val="29C6E800"/>
+    <w:lvl w:ilvl="0">
+      <w:start w:val="1"/>
+      <w:numFmt w:val="bullet"/>
+      <w:lvlText w:val=""/>
+      <w:lvlJc w:val="left"/>
+      <w:pPr>
+        <w:tabs>
+          <w:tab w:val="num" w:pos="720"/>
+        </w:tabs>
+        <w:ind w:left="720" w:hanging="360"/>
+      </w:pPr>
+      <w:rPr>
+        <w:rFonts w:ascii="Symbol" w:hAnsi="Symbol" w:hint="default"/>
+        <w:sz w:val="20"/>
+      </w:rPr>
+    </w:lvl>
+    <w:lvl w:ilvl="1" w:tentative="1">
+      <w:start w:val="1"/>
+      <w:numFmt w:val="bullet"/>
+      <w:lvlText w:val="o"/>
+      <w:lvlJc w:val="left"/>
+      <w:pPr>
+        <w:tabs>
+          <w:tab w:val="num" w:pos="1440"/>
+        </w:tabs>
+        <w:ind w:left="1440" w:hanging="360"/>
+      </w:pPr>
+      <w:rPr>
+        <w:rFonts w:ascii="Courier New" w:hAnsi="Courier New" w:hint="default"/>
+        <w:sz w:val="20"/>
+      </w:rPr>
+    </w:lvl>
+    <w:lvl w:ilvl="2" w:tentative="1">
+      <w:start w:val="1"/>
+      <w:numFmt w:val="bullet"/>
+      <w:lvlText w:val=""/>
+      <w:lvlJc w:val="left"/>
+      <w:pPr>
+        <w:tabs>
+          <w:tab w:val="num" w:pos="2160"/>
+        </w:tabs>
+        <w:ind w:left="2160" w:hanging="360"/>
+      </w:pPr>
+      <w:rPr>
+        <w:rFonts w:ascii="Wingdings" w:hAnsi="Wingdings" w:hint="default"/>
+        <w:sz w:val="20"/>
+      </w:rPr>
+    </w:lvl>
+    <w:lvl w:ilvl="3" w:tentative="1">
+      <w:start w:val="1"/>
+      <w:numFmt w:val="bullet"/>
+      <w:lvlText w:val=""/>
+      <w:lvlJc w:val="left"/>
+      <w:pPr>
+        <w:tabs>
+          <w:tab w:val="num" w:pos="2880"/>
+        </w:tabs>
+        <w:ind w:left="2880" w:hanging="360"/>
+      </w:pPr>
+      <w:rPr>
+        <w:rFonts w:ascii="Wingdings" w:hAnsi="Wingdings" w:hint="default"/>
+        <w:sz w:val="20"/>
+      </w:rPr>
+    </w:lvl>
+    <w:lvl w:ilvl="4" w:tentative="1">
+      <w:start w:val="1"/>
+      <w:numFmt w:val="bullet"/>
+      <w:lvlText w:val=""/>
+      <w:lvlJc w:val="left"/>
+      <w:pPr>
+        <w:tabs>
+          <w:tab w:val="num" w:pos="3600"/>
+        </w:tabs>
+        <w:ind w:left="3600" w:hanging="360"/>
+      </w:pPr>
+      <w:rPr>
+        <w:rFonts w:ascii="Wingdings" w:hAnsi="Wingdings" w:hint="default"/>
+        <w:sz w:val="20"/>
+      </w:rPr>
+    </w:lvl>
+    <w:lvl w:ilvl="5" w:tentative="1">
+      <w:start w:val="1"/>
+      <w:numFmt w:val="bullet"/>
+      <w:lvlText w:val=""/>
+      <w:lvlJc w:val="left"/>
+      <w:pPr>
+        <w:tabs>
+          <w:tab w:val="num" w:pos="4320"/>
+        </w:tabs>
+        <w:ind w:left="4320" w:hanging="360"/>
+      </w:pPr>
+      <w:rPr>
+        <w:rFonts w:ascii="Wingdings" w:hAnsi="Wingdings" w:hint="default"/>
+        <w:sz w:val="20"/>
+      </w:rPr>
+    </w:lvl>
+    <w:lvl w:ilvl="6" w:tentative="1">
+      <w:start w:val="1"/>
+      <w:numFmt w:val="bullet"/>
+      <w:lvlText w:val=""/>
+      <w:lvlJc w:val="left"/>
+      <w:pPr>
+        <w:tabs>
+          <w:tab w:val="num" w:pos="5040"/>
+        </w:tabs>
+        <w:ind w:left="5040" w:hanging="360"/>
+      </w:pPr>
+      <w:rPr>
+        <w:rFonts w:ascii="Wingdings" w:hAnsi="Wingdings" w:hint="default"/>
+        <w:sz w:val="20"/>
+      </w:rPr>
+    </w:lvl>
+    <w:lvl w:ilvl="7" w:tentative="1">
+      <w:start w:val="1"/>
+      <w:numFmt w:val="bullet"/>
+      <w:lvlText w:val=""/>
+      <w:lvlJc w:val="left"/>
+      <w:pPr>
+        <w:tabs>
+          <w:tab w:val="num" w:pos="5760"/>
+        </w:tabs>
+        <w:ind w:left="5760" w:hanging="360"/>
+      </w:pPr>
+      <w:rPr>
+        <w:rFonts w:ascii="Wingdings" w:hAnsi="Wingdings" w:hint="default"/>
+        <w:sz w:val="20"/>
+      </w:rPr>
+    </w:lvl>
+    <w:lvl w:ilvl="8" w:tentative="1">
+      <w:start w:val="1"/>
+      <w:numFmt w:val="bullet"/>
+      <w:lvlText w:val=""/>
+      <w:lvlJc w:val="left"/>
+      <w:pPr>
+        <w:tabs>
+          <w:tab w:val="num" w:pos="6480"/>
+        </w:tabs>
+        <w:ind w:left="6480" w:hanging="360"/>
+      </w:pPr>
+      <w:rPr>
+        <w:rFonts w:ascii="Wingdings" w:hAnsi="Wingdings" w:hint="default"/>
+        <w:sz w:val="20"/>
+      </w:rPr>
+    </w:lvl>
+  </w:abstractNum>
+  <w:abstractNum w:abstractNumId="18" w15:restartNumberingAfterBreak="0">
+    <w:nsid w:val="612646A0"/>
+    <w:multiLevelType w:val="hybridMultilevel"/>
+    <w:tmpl w:val="7BF26488"/>
+    <w:lvl w:ilvl="0" w:tplc="FFFFFFFF">
+      <w:start w:val="1"/>
+      <w:numFmt w:val="lowerRoman"/>
+      <w:lvlText w:val="%1)"/>
+      <w:lvlJc w:val="left"/>
+      <w:pPr>
+        <w:ind w:left="1080" w:hanging="720"/>
+      </w:pPr>
+      <w:rPr>
+        <w:rFonts w:hint="default"/>
+      </w:rPr>
+    </w:lvl>
+    <w:lvl w:ilvl="1" w:tplc="FFFFFFFF" w:tentative="1">
+      <w:start w:val="1"/>
+      <w:numFmt w:val="lowerLetter"/>
+      <w:lvlText w:val="%2."/>
+      <w:lvlJc w:val="left"/>
+      <w:pPr>
+        <w:ind w:left="1440" w:hanging="360"/>
+      </w:pPr>
+    </w:lvl>
+    <w:lvl w:ilvl="2" w:tplc="FFFFFFFF" w:tentative="1">
+      <w:start w:val="1"/>
+      <w:numFmt w:val="lowerRoman"/>
+      <w:lvlText w:val="%3."/>
+      <w:lvlJc w:val="right"/>
+      <w:pPr>
+        <w:ind w:left="2160" w:hanging="180"/>
+      </w:pPr>
+    </w:lvl>
+    <w:lvl w:ilvl="3" w:tplc="FFFFFFFF" w:tentative="1">
+      <w:start w:val="1"/>
+      <w:numFmt w:val="decimal"/>
+      <w:lvlText w:val="%4."/>
+      <w:lvlJc w:val="left"/>
+      <w:pPr>
+        <w:ind w:left="2880" w:hanging="360"/>
+      </w:pPr>
+    </w:lvl>
+    <w:lvl w:ilvl="4" w:tplc="FFFFFFFF" w:tentative="1">
+      <w:start w:val="1"/>
+      <w:numFmt w:val="lowerLetter"/>
+      <w:lvlText w:val="%5."/>
+      <w:lvlJc w:val="left"/>
+      <w:pPr>
+        <w:ind w:left="3600" w:hanging="360"/>
+      </w:pPr>
+    </w:lvl>
+    <w:lvl w:ilvl="5" w:tplc="FFFFFFFF" w:tentative="1">
+      <w:start w:val="1"/>
+      <w:numFmt w:val="lowerRoman"/>
+      <w:lvlText w:val="%6."/>
+      <w:lvlJc w:val="right"/>
+      <w:pPr>
+        <w:ind w:left="4320" w:hanging="180"/>
+      </w:pPr>
+    </w:lvl>
+    <w:lvl w:ilvl="6" w:tplc="FFFFFFFF" w:tentative="1">
+      <w:start w:val="1"/>
+      <w:numFmt w:val="decimal"/>
+      <w:lvlText w:val="%7."/>
+      <w:lvlJc w:val="left"/>
+      <w:pPr>
+        <w:ind w:left="5040" w:hanging="360"/>
+      </w:pPr>
+    </w:lvl>
+    <w:lvl w:ilvl="7" w:tplc="FFFFFFFF" w:tentative="1">
+      <w:start w:val="1"/>
+      <w:numFmt w:val="lowerLetter"/>
+      <w:lvlText w:val="%8."/>
+      <w:lvlJc w:val="left"/>
+      <w:pPr>
+        <w:ind w:left="5760" w:hanging="360"/>
+      </w:pPr>
+    </w:lvl>
+    <w:lvl w:ilvl="8" w:tplc="FFFFFFFF" w:tentative="1">
+      <w:start w:val="1"/>
+      <w:numFmt w:val="lowerRoman"/>
+      <w:lvlText w:val="%9."/>
+      <w:lvlJc w:val="right"/>
+      <w:pPr>
+        <w:ind w:left="6480" w:hanging="180"/>
+      </w:pPr>
+    </w:lvl>
+  </w:abstractNum>
+  <w:abstractNum w:abstractNumId="19" w15:restartNumberingAfterBreak="0">
+    <w:nsid w:val="64A0230B"/>
+    <w:multiLevelType w:val="multilevel"/>
+    <w:tmpl w:val="34C4A360"/>
+    <w:lvl w:ilvl="0">
+      <w:start w:val="1"/>
+      <w:numFmt w:val="bullet"/>
+      <w:lvlText w:val=""/>
+      <w:lvlJc w:val="left"/>
+      <w:pPr>
+        <w:tabs>
+          <w:tab w:val="num" w:pos="720"/>
+        </w:tabs>
+        <w:ind w:left="720" w:hanging="360"/>
+      </w:pPr>
+      <w:rPr>
+        <w:rFonts w:ascii="Symbol" w:hAnsi="Symbol" w:hint="default"/>
+        <w:sz w:val="20"/>
+      </w:rPr>
+    </w:lvl>
+    <w:lvl w:ilvl="1" w:tentative="1">
+      <w:start w:val="1"/>
+      <w:numFmt w:val="bullet"/>
+      <w:lvlText w:val="o"/>
+      <w:lvlJc w:val="left"/>
+      <w:pPr>
+        <w:tabs>
+          <w:tab w:val="num" w:pos="1440"/>
+        </w:tabs>
+        <w:ind w:left="1440" w:hanging="360"/>
+      </w:pPr>
+      <w:rPr>
+        <w:rFonts w:ascii="Courier New" w:hAnsi="Courier New" w:hint="default"/>
+        <w:sz w:val="20"/>
+      </w:rPr>
+    </w:lvl>
+    <w:lvl w:ilvl="2" w:tentative="1">
+      <w:start w:val="1"/>
+      <w:numFmt w:val="bullet"/>
+      <w:lvlText w:val=""/>
+      <w:lvlJc w:val="left"/>
+      <w:pPr>
+        <w:tabs>
+          <w:tab w:val="num" w:pos="2160"/>
+        </w:tabs>
+        <w:ind w:left="2160" w:hanging="360"/>
+      </w:pPr>
+      <w:rPr>
+        <w:rFonts w:ascii="Wingdings" w:hAnsi="Wingdings" w:hint="default"/>
+        <w:sz w:val="20"/>
+      </w:rPr>
+    </w:lvl>
+    <w:lvl w:ilvl="3" w:tentative="1">
+      <w:start w:val="1"/>
+      <w:numFmt w:val="bullet"/>
+      <w:lvlText w:val=""/>
+      <w:lvlJc w:val="left"/>
+      <w:pPr>
+        <w:tabs>
+          <w:tab w:val="num" w:pos="2880"/>
+        </w:tabs>
+        <w:ind w:left="2880" w:hanging="360"/>
+      </w:pPr>
+      <w:rPr>
+        <w:rFonts w:ascii="Wingdings" w:hAnsi="Wingdings" w:hint="default"/>
+        <w:sz w:val="20"/>
+      </w:rPr>
+    </w:lvl>
+    <w:lvl w:ilvl="4" w:tentative="1">
+      <w:start w:val="1"/>
+      <w:numFmt w:val="bullet"/>
+      <w:lvlText w:val=""/>
+      <w:lvlJc w:val="left"/>
+      <w:pPr>
+        <w:tabs>
+          <w:tab w:val="num" w:pos="3600"/>
+        </w:tabs>
+        <w:ind w:left="3600" w:hanging="360"/>
+      </w:pPr>
+      <w:rPr>
+        <w:rFonts w:ascii="Wingdings" w:hAnsi="Wingdings" w:hint="default"/>
+        <w:sz w:val="20"/>
+      </w:rPr>
+    </w:lvl>
+    <w:lvl w:ilvl="5" w:tentative="1">
+      <w:start w:val="1"/>
+      <w:numFmt w:val="bullet"/>
+      <w:lvlText w:val=""/>
+      <w:lvlJc w:val="left"/>
+      <w:pPr>
+        <w:tabs>
+          <w:tab w:val="num" w:pos="4320"/>
+        </w:tabs>
+        <w:ind w:left="4320" w:hanging="360"/>
+      </w:pPr>
+      <w:rPr>
+        <w:rFonts w:ascii="Wingdings" w:hAnsi="Wingdings" w:hint="default"/>
+        <w:sz w:val="20"/>
+      </w:rPr>
+    </w:lvl>
+    <w:lvl w:ilvl="6" w:tentative="1">
+      <w:start w:val="1"/>
+      <w:numFmt w:val="bullet"/>
+      <w:lvlText w:val=""/>
+      <w:lvlJc w:val="left"/>
+      <w:pPr>
+        <w:tabs>
+          <w:tab w:val="num" w:pos="5040"/>
+        </w:tabs>
+        <w:ind w:left="5040" w:hanging="360"/>
+      </w:pPr>
+      <w:rPr>
+        <w:rFonts w:ascii="Wingdings" w:hAnsi="Wingdings" w:hint="default"/>
+        <w:sz w:val="20"/>
+      </w:rPr>
+    </w:lvl>
+    <w:lvl w:ilvl="7" w:tentative="1">
+      <w:start w:val="1"/>
+      <w:numFmt w:val="bullet"/>
+      <w:lvlText w:val=""/>
+      <w:lvlJc w:val="left"/>
+      <w:pPr>
+        <w:tabs>
+          <w:tab w:val="num" w:pos="5760"/>
+        </w:tabs>
+        <w:ind w:left="5760" w:hanging="360"/>
+      </w:pPr>
+      <w:rPr>
+        <w:rFonts w:ascii="Wingdings" w:hAnsi="Wingdings" w:hint="default"/>
+        <w:sz w:val="20"/>
+      </w:rPr>
+    </w:lvl>
+    <w:lvl w:ilvl="8" w:tentative="1">
+      <w:start w:val="1"/>
+      <w:numFmt w:val="bullet"/>
+      <w:lvlText w:val=""/>
+      <w:lvlJc w:val="left"/>
+      <w:pPr>
+        <w:tabs>
+          <w:tab w:val="num" w:pos="6480"/>
+        </w:tabs>
+        <w:ind w:left="6480" w:hanging="360"/>
+      </w:pPr>
+      <w:rPr>
+        <w:rFonts w:ascii="Wingdings" w:hAnsi="Wingdings" w:hint="default"/>
+        <w:sz w:val="20"/>
+      </w:rPr>
+    </w:lvl>
+  </w:abstractNum>
+  <w:abstractNum w:abstractNumId="20" w15:restartNumberingAfterBreak="0">
+    <w:nsid w:val="77555715"/>
+    <w:multiLevelType w:val="multilevel"/>
+    <w:tmpl w:val="2DC8A52E"/>
+    <w:lvl w:ilvl="0">
+      <w:start w:val="1"/>
+      <w:numFmt w:val="bullet"/>
+      <w:lvlText w:val=""/>
+      <w:lvlJc w:val="left"/>
+      <w:pPr>
+        <w:tabs>
+          <w:tab w:val="num" w:pos="720"/>
+        </w:tabs>
+        <w:ind w:left="720" w:hanging="360"/>
+      </w:pPr>
+      <w:rPr>
+        <w:rFonts w:ascii="Symbol" w:hAnsi="Symbol" w:hint="default"/>
+        <w:sz w:val="20"/>
+      </w:rPr>
+    </w:lvl>
+    <w:lvl w:ilvl="1" w:tentative="1">
+      <w:start w:val="1"/>
+      <w:numFmt w:val="bullet"/>
+      <w:lvlText w:val="o"/>
+      <w:lvlJc w:val="left"/>
+      <w:pPr>
+        <w:tabs>
+          <w:tab w:val="num" w:pos="1440"/>
+        </w:tabs>
+        <w:ind w:left="1440" w:hanging="360"/>
+      </w:pPr>
+      <w:rPr>
+        <w:rFonts w:ascii="Courier New" w:hAnsi="Courier New" w:hint="default"/>
+        <w:sz w:val="20"/>
+      </w:rPr>
+    </w:lvl>
+    <w:lvl w:ilvl="2" w:tentative="1">
+      <w:start w:val="1"/>
+      <w:numFmt w:val="bullet"/>
+      <w:lvlText w:val=""/>
+      <w:lvlJc w:val="left"/>
+      <w:pPr>
+        <w:tabs>
+          <w:tab w:val="num" w:pos="2160"/>
+        </w:tabs>
+        <w:ind w:left="2160" w:hanging="360"/>
+      </w:pPr>
+      <w:rPr>
+        <w:rFonts w:ascii="Wingdings" w:hAnsi="Wingdings" w:hint="default"/>
+        <w:sz w:val="20"/>
+      </w:rPr>
+    </w:lvl>
+    <w:lvl w:ilvl="3" w:tentative="1">
+      <w:start w:val="1"/>
+      <w:numFmt w:val="bullet"/>
+      <w:lvlText w:val=""/>
+      <w:lvlJc w:val="left"/>
+      <w:pPr>
+        <w:tabs>
+          <w:tab w:val="num" w:pos="2880"/>
+        </w:tabs>
+        <w:ind w:left="2880" w:hanging="360"/>
+      </w:pPr>
+      <w:rPr>
+        <w:rFonts w:ascii="Wingdings" w:hAnsi="Wingdings" w:hint="default"/>
+        <w:sz w:val="20"/>
+      </w:rPr>
+    </w:lvl>
+    <w:lvl w:ilvl="4" w:tentative="1">
+      <w:start w:val="1"/>
+      <w:numFmt w:val="bullet"/>
+      <w:lvlText w:val=""/>
+      <w:lvlJc w:val="left"/>
+      <w:pPr>
+        <w:tabs>
+          <w:tab w:val="num" w:pos="3600"/>
+        </w:tabs>
+        <w:ind w:left="3600" w:hanging="360"/>
+      </w:pPr>
+      <w:rPr>
+        <w:rFonts w:ascii="Wingdings" w:hAnsi="Wingdings" w:hint="default"/>
+        <w:sz w:val="20"/>
+      </w:rPr>
+    </w:lvl>
+    <w:lvl w:ilvl="5" w:tentative="1">
+      <w:start w:val="1"/>
+      <w:numFmt w:val="bullet"/>
+      <w:lvlText w:val=""/>
+      <w:lvlJc w:val="left"/>
+      <w:pPr>
+        <w:tabs>
+          <w:tab w:val="num" w:pos="4320"/>
+        </w:tabs>
+        <w:ind w:left="4320" w:hanging="360"/>
+      </w:pPr>
+      <w:rPr>
+        <w:rFonts w:ascii="Wingdings" w:hAnsi="Wingdings" w:hint="default"/>
+        <w:sz w:val="20"/>
+      </w:rPr>
+    </w:lvl>
+    <w:lvl w:ilvl="6" w:tentative="1">
+      <w:start w:val="1"/>
+      <w:numFmt w:val="bullet"/>
+      <w:lvlText w:val=""/>
+      <w:lvlJc w:val="left"/>
+      <w:pPr>
+        <w:tabs>
+          <w:tab w:val="num" w:pos="5040"/>
+        </w:tabs>
+        <w:ind w:left="5040" w:hanging="360"/>
+      </w:pPr>
+      <w:rPr>
+        <w:rFonts w:ascii="Wingdings" w:hAnsi="Wingdings" w:hint="default"/>
+        <w:sz w:val="20"/>
+      </w:rPr>
+    </w:lvl>
+    <w:lvl w:ilvl="7" w:tentative="1">
+      <w:start w:val="1"/>
+      <w:numFmt w:val="bullet"/>
+      <w:lvlText w:val=""/>
+      <w:lvlJc w:val="left"/>
+      <w:pPr>
+        <w:tabs>
+          <w:tab w:val="num" w:pos="5760"/>
+        </w:tabs>
+        <w:ind w:left="5760" w:hanging="360"/>
+      </w:pPr>
+      <w:rPr>
+        <w:rFonts w:ascii="Wingdings" w:hAnsi="Wingdings" w:hint="default"/>
+        <w:sz w:val="20"/>
+      </w:rPr>
+    </w:lvl>
+    <w:lvl w:ilvl="8" w:tentative="1">
+      <w:start w:val="1"/>
+      <w:numFmt w:val="bullet"/>
+      <w:lvlText w:val=""/>
+      <w:lvlJc w:val="left"/>
+      <w:pPr>
+        <w:tabs>
+          <w:tab w:val="num" w:pos="6480"/>
+        </w:tabs>
+        <w:ind w:left="6480" w:hanging="360"/>
+      </w:pPr>
+      <w:rPr>
+        <w:rFonts w:ascii="Wingdings" w:hAnsi="Wingdings" w:hint="default"/>
+        <w:sz w:val="20"/>
+      </w:rPr>
+    </w:lvl>
+  </w:abstractNum>
+  <w:abstractNum w:abstractNumId="21" w15:restartNumberingAfterBreak="0">
+    <w:nsid w:val="7E1660A9"/>
+    <w:multiLevelType w:val="hybridMultilevel"/>
+    <w:tmpl w:val="2AD6B3BA"/>
+    <w:lvl w:ilvl="0" w:tplc="91443FFE">
+      <w:start w:val="1"/>
+      <w:numFmt w:val="lowerRoman"/>
+      <w:lvlText w:val="%1)"/>
+      <w:lvlJc w:val="left"/>
+      <w:pPr>
+        <w:ind w:left="1080" w:hanging="720"/>
+      </w:pPr>
+      <w:rPr>
+        <w:rFonts w:hint="default"/>
+      </w:rPr>
+    </w:lvl>
+    <w:lvl w:ilvl="1" w:tplc="04090019" w:tentative="1">
+      <w:start w:val="1"/>
+      <w:numFmt w:val="lowerLetter"/>
+      <w:lvlText w:val="%2."/>
+      <w:lvlJc w:val="left"/>
+      <w:pPr>
+        <w:ind w:left="1440" w:hanging="360"/>
+      </w:pPr>
+    </w:lvl>
+    <w:lvl w:ilvl="2" w:tplc="0409001B" w:tentative="1">
+      <w:start w:val="1"/>
+      <w:numFmt w:val="lowerRoman"/>
+      <w:lvlText w:val="%3."/>
+      <w:lvlJc w:val="right"/>
+      <w:pPr>
+        <w:ind w:left="2160" w:hanging="180"/>
+      </w:pPr>
+    </w:lvl>
+    <w:lvl w:ilvl="3" w:tplc="0409000F" w:tentative="1">
+      <w:start w:val="1"/>
+      <w:numFmt w:val="decimal"/>
+      <w:lvlText w:val="%4."/>
+      <w:lvlJc w:val="left"/>
+      <w:pPr>
+        <w:ind w:left="2880" w:hanging="360"/>
+      </w:pPr>
+    </w:lvl>
+    <w:lvl w:ilvl="4" w:tplc="04090019" w:tentative="1">
+      <w:start w:val="1"/>
+      <w:numFmt w:val="lowerLetter"/>
+      <w:lvlText w:val="%5."/>
+      <w:lvlJc w:val="left"/>
+      <w:pPr>
+        <w:ind w:left="3600" w:hanging="360"/>
+      </w:pPr>
+    </w:lvl>
+    <w:lvl w:ilvl="5" w:tplc="0409001B" w:tentative="1">
+      <w:start w:val="1"/>
+      <w:numFmt w:val="lowerRoman"/>
+      <w:lvlText w:val="%6."/>
+      <w:lvlJc w:val="right"/>
+      <w:pPr>
+        <w:ind w:left="4320" w:hanging="180"/>
+      </w:pPr>
+    </w:lvl>
+    <w:lvl w:ilvl="6" w:tplc="0409000F" w:tentative="1">
+      <w:start w:val="1"/>
+      <w:numFmt w:val="decimal"/>
+      <w:lvlText w:val="%7."/>
+      <w:lvlJc w:val="left"/>
+      <w:pPr>
+        <w:ind w:left="5040" w:hanging="360"/>
+      </w:pPr>
+    </w:lvl>
+    <w:lvl w:ilvl="7" w:tplc="04090019" w:tentative="1">
+      <w:start w:val="1"/>
+      <w:numFmt w:val="lowerLetter"/>
+      <w:lvlText w:val="%8."/>
+      <w:lvlJc w:val="left"/>
+      <w:pPr>
+        <w:ind w:left="5760" w:hanging="360"/>
+      </w:pPr>
+    </w:lvl>
+    <w:lvl w:ilvl="8" w:tplc="0409001B" w:tentative="1">
+      <w:start w:val="1"/>
+      <w:numFmt w:val="lowerRoman"/>
+      <w:lvlText w:val="%9."/>
+      <w:lvlJc w:val="right"/>
+      <w:pPr>
+        <w:ind w:left="6480" w:hanging="180"/>
+      </w:pPr>
+    </w:lvl>
+  </w:abstractNum>
   <w:num w:numId="1" w16cid:durableId="1443719618">
+    <w:abstractNumId w:val="5"/>
+  </w:num>
+  <w:num w:numId="2" w16cid:durableId="5987158">
+    <w:abstractNumId w:val="4"/>
+  </w:num>
+  <w:num w:numId="3" w16cid:durableId="2029603416">
+    <w:abstractNumId w:val="1"/>
+  </w:num>
+  <w:num w:numId="4" w16cid:durableId="1557475039">
+    <w:abstractNumId w:val="6"/>
+  </w:num>
+  <w:num w:numId="5" w16cid:durableId="1154954354">
+    <w:abstractNumId w:val="16"/>
+  </w:num>
+  <w:num w:numId="6" w16cid:durableId="1553148829">
+    <w:abstractNumId w:val="14"/>
+  </w:num>
+  <w:num w:numId="7" w16cid:durableId="128714534">
+    <w:abstractNumId w:val="10"/>
+  </w:num>
+  <w:num w:numId="8" w16cid:durableId="254292228">
+    <w:abstractNumId w:val="21"/>
+  </w:num>
+  <w:num w:numId="9" w16cid:durableId="2125221809">
+    <w:abstractNumId w:val="11"/>
+  </w:num>
+  <w:num w:numId="10" w16cid:durableId="40716210">
+    <w:abstractNumId w:val="8"/>
+  </w:num>
+  <w:num w:numId="11" w16cid:durableId="1148202440">
+    <w:abstractNumId w:val="0"/>
+  </w:num>
+  <w:num w:numId="12" w16cid:durableId="816188728">
+    <w:abstractNumId w:val="18"/>
+  </w:num>
+  <w:num w:numId="13" w16cid:durableId="26831232">
+    <w:abstractNumId w:val="19"/>
+  </w:num>
+  <w:num w:numId="14" w16cid:durableId="1694383383">
     <w:abstractNumId w:val="2"/>
   </w:num>
-  <w:num w:numId="2" w16cid:durableId="5987158">
-    <w:abstractNumId w:val="1"/>
+  <w:num w:numId="15" w16cid:durableId="1739134531">
+    <w:abstractNumId w:val="17"/>
   </w:num>
-  <w:num w:numId="3" w16cid:durableId="2029603416">
-    <w:abstractNumId w:val="0"/>
+  <w:num w:numId="16" w16cid:durableId="2039548699">
+    <w:abstractNumId w:val="15"/>
+  </w:num>
+  <w:num w:numId="17" w16cid:durableId="102188489">
+    <w:abstractNumId w:val="13"/>
+  </w:num>
+  <w:num w:numId="18" w16cid:durableId="944653525">
+    <w:abstractNumId w:val="20"/>
+  </w:num>
+  <w:num w:numId="19" w16cid:durableId="1054357617">
+    <w:abstractNumId w:val="12"/>
+  </w:num>
+  <w:num w:numId="20" w16cid:durableId="1904827015">
+    <w:abstractNumId w:val="3"/>
+  </w:num>
+  <w:num w:numId="21" w16cid:durableId="1425761843">
+    <w:abstractNumId w:val="7"/>
+  </w:num>
+  <w:num w:numId="22" w16cid:durableId="1938974217">
+    <w:abstractNumId w:val="9"/>
   </w:num>
 </w:numbering>
 </file>
@@ -3405,7 +11026,7 @@
   <w:style w:type="paragraph" w:default="1" w:styleId="Normal">
     <w:name w:val="Normal"/>
     <w:qFormat/>
-    <w:rsid w:val="006750B1"/>
+    <w:rsid w:val="009E7C8C"/>
   </w:style>
   <w:style w:type="paragraph" w:styleId="Heading1">
     <w:name w:val="heading 1"/>
@@ -3609,7 +11230,6 @@
   <w:style w:type="character" w:default="1" w:styleId="DefaultParagraphFont">
     <w:name w:val="Default Paragraph Font"/>
     <w:uiPriority w:val="1"/>
-    <w:semiHidden/>
     <w:unhideWhenUsed/>
   </w:style>
   <w:style w:type="table" w:default="1" w:styleId="TableNormal">

--- a/Java/SpringBoot_terms.docx
+++ b/Java/SpringBoot_terms.docx
@@ -6,11 +6,9 @@
       <w:pPr>
         <w:spacing w:after="0"/>
       </w:pPr>
-      <w:proofErr w:type="gramStart"/>
       <w:r>
         <w:t>collection :</w:t>
       </w:r>
-      <w:proofErr w:type="gramEnd"/>
     </w:p>
     <w:p>
       <w:pPr>
@@ -57,15 +55,7 @@
         <w:spacing w:after="0"/>
       </w:pPr>
       <w:r>
-        <w:t>| `HashMap`       | JS Map/</w:t>
-      </w:r>
-      <w:proofErr w:type="gramStart"/>
-      <w:r>
-        <w:t>Object  |</w:t>
-      </w:r>
-      <w:proofErr w:type="gramEnd"/>
-      <w:r>
-        <w:t xml:space="preserve"> `put`, `get`, `remove`, `</w:t>
+        <w:t>| `HashMap`       | JS Map/Object  | `put`, `get`, `remove`, `</w:t>
       </w:r>
       <w:proofErr w:type="spellStart"/>
       <w:r>
@@ -130,7 +120,6 @@
         </w:rPr>
       </w:pPr>
       <w:proofErr w:type="spellStart"/>
-      <w:proofErr w:type="gramStart"/>
       <w:r>
         <w:rPr>
           <w:b/>
@@ -144,507 +133,1632 @@
           <w:b/>
           <w:bCs/>
         </w:rPr>
+        <w:t xml:space="preserve"> : JAR</w:t>
+      </w:r>
+      <w:r>
+        <w:rPr>
+          <w:b/>
+          <w:bCs/>
+        </w:rPr>
+        <w:t xml:space="preserve"> (Java archive)</w:t>
+      </w:r>
+      <w:r>
+        <w:rPr>
+          <w:b/>
+          <w:bCs/>
+        </w:rPr>
+        <w:t xml:space="preserve"> &amp; WAR </w:t>
+      </w:r>
+      <w:r>
+        <w:rPr>
+          <w:b/>
+          <w:bCs/>
+        </w:rPr>
+        <w:t>(web application archive)</w:t>
+      </w:r>
+      <w:r>
+        <w:rPr>
+          <w:b/>
+          <w:bCs/>
+        </w:rPr>
+        <w:t>?</w:t>
+      </w:r>
+    </w:p>
+    <w:p>
+      <w:pPr>
+        <w:spacing w:after="0"/>
+      </w:pPr>
+      <w:r>
+        <w:rPr>
+          <w:rFonts w:ascii="Segoe UI Emoji" w:hAnsi="Segoe UI Emoji" w:cs="Segoe UI Emoji"/>
+        </w:rPr>
+        <w:t>✅</w:t>
+      </w:r>
+      <w:r>
+        <w:t xml:space="preserve"> ANS : "JAR and WAR are Java packaging formats.</w:t>
+      </w:r>
+    </w:p>
+    <w:p>
+      <w:pPr>
+        <w:spacing w:after="0"/>
+      </w:pPr>
+      <w:r>
+        <w:t xml:space="preserve">JAR is commonly used for standalone Spring Boot applications because it can package the application with an embedded server and run using java -jar. </w:t>
+      </w:r>
+    </w:p>
+    <w:p>
+      <w:pPr>
+        <w:spacing w:after="0"/>
+      </w:pPr>
+      <w:r>
+        <w:t xml:space="preserve">WAR is traditionally used when deploying the application to an externally managed servlet container such as Tomcat. </w:t>
+      </w:r>
+    </w:p>
+    <w:p>
+      <w:pPr>
+        <w:spacing w:after="0"/>
+      </w:pPr>
+      <w:r>
+        <w:t>Modern Spring Boot applications generally favor executable JARs.</w:t>
+      </w:r>
+    </w:p>
+    <w:p>
+      <w:pPr>
+        <w:spacing w:after="0"/>
+      </w:pPr>
+    </w:p>
+    <w:p>
+      <w:pPr>
+        <w:spacing w:after="0"/>
+        <w:rPr>
+          <w:b/>
+          <w:bCs/>
+        </w:rPr>
+      </w:pPr>
+      <w:proofErr w:type="spellStart"/>
+      <w:r>
+        <w:rPr>
+          <w:b/>
+          <w:bCs/>
+        </w:rPr>
+        <w:t>Ques</w:t>
+      </w:r>
+      <w:proofErr w:type="spellEnd"/>
+      <w:r>
+        <w:rPr>
+          <w:b/>
+          <w:bCs/>
+        </w:rPr>
+        <w:t xml:space="preserve"> : configuration properties or YAML ?</w:t>
+      </w:r>
+    </w:p>
+    <w:p>
+      <w:pPr>
+        <w:spacing w:after="0"/>
+      </w:pPr>
+      <w:r>
+        <w:rPr>
+          <w:rFonts w:ascii="Segoe UI Emoji" w:hAnsi="Segoe UI Emoji" w:cs="Segoe UI Emoji"/>
+        </w:rPr>
+        <w:t>✅</w:t>
+      </w:r>
+      <w:r>
+        <w:t xml:space="preserve"> ANS : "Spring Boot configuration properties or YAML files are external configuration sources used to configure application behavior without hardcoding environment-specific or changeable values in Java code. </w:t>
+      </w:r>
+      <w:proofErr w:type="spellStart"/>
+      <w:r>
+        <w:t>application.properties</w:t>
+      </w:r>
+      <w:proofErr w:type="spellEnd"/>
+      <w:r>
+        <w:t xml:space="preserve"> uses key-value syntax, while </w:t>
+      </w:r>
+      <w:proofErr w:type="spellStart"/>
+      <w:r>
+        <w:t>application.yml</w:t>
+      </w:r>
+      <w:proofErr w:type="spellEnd"/>
+      <w:r>
+        <w:t xml:space="preserve"> represents configuration hierarchically using YAML."</w:t>
+      </w:r>
+    </w:p>
+    <w:p>
+      <w:pPr>
+        <w:spacing w:after="0"/>
+      </w:pPr>
+    </w:p>
+    <w:p>
+      <w:pPr>
+        <w:spacing w:after="0"/>
+        <w:rPr>
+          <w:b/>
+          <w:bCs/>
+        </w:rPr>
+      </w:pPr>
+      <w:r>
+        <w:rPr>
+          <w:b/>
+          <w:bCs/>
+        </w:rPr>
+        <w:t>Ques. Spring project</w:t>
+      </w:r>
+    </w:p>
+    <w:p>
+      <w:pPr>
+        <w:spacing w:after="0"/>
+      </w:pPr>
+      <w:r>
+        <w:t>pom.xml stands for Project Object Model. You're telling Maven like "My application needs Spring MVC."</w:t>
+      </w:r>
+    </w:p>
+    <w:p>
+      <w:pPr>
+        <w:spacing w:after="0"/>
+      </w:pPr>
+      <w:r>
+        <w:t xml:space="preserve">pom.xml -&gt; "What does my project need and how should it be built?" </w:t>
+      </w:r>
+    </w:p>
+    <w:p>
+      <w:pPr>
+        <w:spacing w:after="0"/>
+      </w:pPr>
+    </w:p>
+    <w:p>
+      <w:pPr>
+        <w:spacing w:after="0"/>
+      </w:pPr>
+      <w:r>
+        <w:t>mvnw.cmd is the Maven Wrapper script for Windows.</w:t>
+      </w:r>
+    </w:p>
+    <w:p>
+      <w:pPr>
+        <w:spacing w:after="0"/>
+      </w:pPr>
+      <w:r>
+        <w:t>mvnw.cmd -&gt;"How do I run Maven on Windows without requiring Maven to be installed globally?"</w:t>
+      </w:r>
+    </w:p>
+    <w:p>
+      <w:pPr>
+        <w:spacing w:after="0"/>
+      </w:pPr>
+    </w:p>
+    <w:p>
+      <w:pPr>
+        <w:spacing w:after="0"/>
+      </w:pPr>
+      <w:r>
+        <w:t>@RestController → "This class handles REST APIs."</w:t>
+      </w:r>
+    </w:p>
+    <w:p>
+      <w:pPr>
+        <w:spacing w:after="0"/>
+      </w:pPr>
+      <w:r>
+        <w:t>@GetMapping → "This particular method handles GET requests for this URL."</w:t>
+      </w:r>
+    </w:p>
+    <w:p>
+      <w:pPr>
+        <w:spacing w:after="0"/>
+      </w:pPr>
+    </w:p>
+    <w:p>
+      <w:pPr>
+        <w:spacing w:after="0"/>
+        <w:rPr>
+          <w:b/>
+          <w:bCs/>
+        </w:rPr>
+      </w:pPr>
+      <w:r>
+        <w:rPr>
+          <w:b/>
+          <w:bCs/>
+        </w:rPr>
+        <w:t>Spring Core terms :</w:t>
+      </w:r>
+    </w:p>
+    <w:p>
+      <w:pPr>
+        <w:spacing w:after="0"/>
+      </w:pPr>
+      <w:r>
+        <w:t xml:space="preserve">IOC : inversion of control. Spring says before you were creating object in class, now </w:t>
+      </w:r>
+      <w:proofErr w:type="spellStart"/>
+      <w:r>
+        <w:t>i</w:t>
+      </w:r>
+      <w:proofErr w:type="spellEnd"/>
+      <w:r>
+        <w:t xml:space="preserve"> will create and handle it. you </w:t>
+      </w:r>
+      <w:proofErr w:type="spellStart"/>
+      <w:r>
+        <w:t>dont</w:t>
+      </w:r>
+      <w:proofErr w:type="spellEnd"/>
+      <w:r>
+        <w:t xml:space="preserve"> have to do it.</w:t>
+      </w:r>
+    </w:p>
+    <w:p>
+      <w:pPr>
+        <w:spacing w:after="0"/>
+      </w:pPr>
+    </w:p>
+    <w:p>
+      <w:pPr>
+        <w:spacing w:after="0"/>
+      </w:pPr>
+      <w:r>
+        <w:t>IoC Container : Spring has a container called Application Context.</w:t>
+      </w:r>
+    </w:p>
+    <w:p>
+      <w:pPr>
+        <w:spacing w:after="0"/>
+      </w:pPr>
+      <w:r>
+        <w:t>It creates object, stores them, injects them and manage the lifecycle.</w:t>
+      </w:r>
+    </w:p>
+    <w:p>
+      <w:pPr>
+        <w:spacing w:after="0"/>
+      </w:pPr>
+    </w:p>
+    <w:p>
+      <w:pPr>
+        <w:spacing w:after="0"/>
+      </w:pPr>
+      <w:r>
+        <w:rPr>
+          <w:b/>
+          <w:bCs/>
+        </w:rPr>
+        <w:t>Beans</w:t>
+      </w:r>
+      <w:r>
+        <w:t>: Object which are managed by Spring called as beans.(note: only object created by Spring is called as Beans)</w:t>
+      </w:r>
+    </w:p>
+    <w:p>
+      <w:pPr>
+        <w:spacing w:after="0"/>
+      </w:pPr>
+      <w:proofErr w:type="spellStart"/>
+      <w:r>
+        <w:t>eg.</w:t>
+      </w:r>
+      <w:proofErr w:type="spellEnd"/>
+      <w:r>
+        <w:t xml:space="preserve"> @Component</w:t>
+      </w:r>
+    </w:p>
+    <w:p>
+      <w:pPr>
+        <w:spacing w:after="0"/>
+      </w:pPr>
+      <w:r>
+        <w:t xml:space="preserve">     class </w:t>
+      </w:r>
+      <w:proofErr w:type="spellStart"/>
+      <w:r>
+        <w:t>DbService</w:t>
+      </w:r>
+      <w:proofErr w:type="spellEnd"/>
+      <w:r>
+        <w:t>{}</w:t>
+      </w:r>
+    </w:p>
+    <w:p>
+      <w:pPr>
+        <w:spacing w:after="0"/>
+      </w:pPr>
+      <w:r>
+        <w:t>Spring will create Sb service object, stores it in container, injects it and manages its lifecycle</w:t>
+      </w:r>
+    </w:p>
+    <w:p>
+      <w:pPr>
+        <w:spacing w:after="0"/>
+      </w:pPr>
+    </w:p>
+    <w:p>
+      <w:pPr>
+        <w:spacing w:after="0"/>
+        <w:rPr>
+          <w:b/>
+          <w:bCs/>
+        </w:rPr>
+      </w:pPr>
+      <w:r>
+        <w:rPr>
+          <w:b/>
+          <w:bCs/>
+        </w:rPr>
+        <w:t>How Spring Knows what to create :</w:t>
+      </w:r>
+      <w:r>
+        <w:rPr>
+          <w:b/>
+          <w:bCs/>
+        </w:rPr>
+        <w:t xml:space="preserve"> (use annotation</w:t>
+      </w:r>
+      <w:r>
+        <w:rPr>
+          <w:b/>
+          <w:bCs/>
+        </w:rPr>
+        <w:t xml:space="preserve"> bean</w:t>
+      </w:r>
+      <w:r>
+        <w:rPr>
+          <w:b/>
+          <w:bCs/>
+        </w:rPr>
+        <w:t>)</w:t>
+      </w:r>
+    </w:p>
+    <w:p>
+      <w:pPr>
+        <w:spacing w:after="0"/>
+      </w:pPr>
+      <w:r>
+        <w:t>Spring scans our whole project and looks for special annotations. Main ones are listed below :</w:t>
+      </w:r>
+      <w:r>
+        <w:br/>
+      </w:r>
+      <w:r>
+        <w:rPr>
+          <w:b/>
+          <w:bCs/>
+        </w:rPr>
+        <w:t>@Component</w:t>
+      </w:r>
+      <w:r>
+        <w:rPr>
+          <w:b/>
+          <w:bCs/>
+        </w:rPr>
+        <w:t xml:space="preserve"> (Generic bean)</w:t>
+      </w:r>
+      <w:r>
+        <w:rPr>
+          <w:b/>
+          <w:bCs/>
+        </w:rPr>
+        <w:br/>
+      </w:r>
+      <w:r>
+        <w:t>@</w:t>
+      </w:r>
+      <w:r>
+        <w:t>C</w:t>
+      </w:r>
+      <w:r>
+        <w:t>omponent</w:t>
+      </w:r>
+    </w:p>
+    <w:p>
+      <w:pPr>
+        <w:spacing w:after="0"/>
+      </w:pPr>
+      <w:r>
+        <w:t xml:space="preserve">class </w:t>
+      </w:r>
+      <w:proofErr w:type="spellStart"/>
+      <w:r>
+        <w:t>DbService</w:t>
+      </w:r>
+      <w:proofErr w:type="spellEnd"/>
+      <w:r>
+        <w:t>(){}</w:t>
+      </w:r>
+      <w:r>
+        <w:t xml:space="preserve"> // means spring create this object</w:t>
+      </w:r>
+    </w:p>
+    <w:p>
+      <w:pPr>
+        <w:spacing w:after="0"/>
+      </w:pPr>
+    </w:p>
+    <w:p>
+      <w:pPr>
+        <w:spacing w:after="0"/>
+      </w:pPr>
+      <w:r>
+        <w:rPr>
+          <w:b/>
+          <w:bCs/>
+        </w:rPr>
+        <w:t>@</w:t>
+      </w:r>
+      <w:r>
+        <w:rPr>
+          <w:b/>
+          <w:bCs/>
+        </w:rPr>
+        <w:t>Service (for business logic layer)</w:t>
+      </w:r>
+      <w:r>
+        <w:rPr>
+          <w:b/>
+          <w:bCs/>
+        </w:rPr>
+        <w:br/>
+      </w:r>
+      <w:r>
+        <w:t>@</w:t>
+      </w:r>
+      <w:r>
+        <w:t>Service</w:t>
+      </w:r>
+    </w:p>
+    <w:p>
+      <w:pPr>
+        <w:spacing w:after="0"/>
+      </w:pPr>
+      <w:r>
+        <w:t xml:space="preserve">class </w:t>
+      </w:r>
+      <w:proofErr w:type="spellStart"/>
+      <w:r>
+        <w:t>User</w:t>
+      </w:r>
+      <w:r>
+        <w:t>Service</w:t>
+      </w:r>
+      <w:proofErr w:type="spellEnd"/>
+      <w:r>
+        <w:t>(){}</w:t>
+      </w:r>
+      <w:r>
+        <w:t xml:space="preserve"> // means spring create this object</w:t>
+      </w:r>
+    </w:p>
+    <w:p>
+      <w:pPr>
+        <w:spacing w:after="0"/>
+      </w:pPr>
+    </w:p>
+    <w:p>
+      <w:pPr>
+        <w:spacing w:after="0"/>
+      </w:pPr>
+      <w:r>
+        <w:rPr>
+          <w:b/>
+          <w:bCs/>
+        </w:rPr>
+        <w:t>@</w:t>
+      </w:r>
+      <w:r>
+        <w:rPr>
+          <w:b/>
+          <w:bCs/>
+        </w:rPr>
+        <w:t>Repository (for database layer)</w:t>
+      </w:r>
+      <w:r>
+        <w:rPr>
+          <w:b/>
+          <w:bCs/>
+        </w:rPr>
+        <w:br/>
+      </w:r>
+      <w:r>
+        <w:t>@</w:t>
+      </w:r>
+      <w:r>
+        <w:t>Repository</w:t>
+      </w:r>
+    </w:p>
+    <w:p>
+      <w:pPr>
+        <w:spacing w:after="0"/>
+      </w:pPr>
+      <w:r>
+        <w:t xml:space="preserve">class </w:t>
+      </w:r>
+      <w:proofErr w:type="spellStart"/>
+      <w:r>
+        <w:t>User</w:t>
+      </w:r>
+      <w:r>
+        <w:t>Repository</w:t>
+      </w:r>
+      <w:proofErr w:type="spellEnd"/>
+      <w:r>
+        <w:t>(){}</w:t>
+      </w:r>
+      <w:r>
+        <w:t xml:space="preserve"> // means spring create this object</w:t>
+      </w:r>
+    </w:p>
+    <w:p>
+      <w:pPr>
+        <w:spacing w:after="0"/>
+      </w:pPr>
+    </w:p>
+    <w:p>
+      <w:pPr>
+        <w:spacing w:after="0"/>
+        <w:rPr>
+          <w:b/>
+          <w:bCs/>
+        </w:rPr>
+      </w:pPr>
+      <w:r>
+        <w:rPr>
+          <w:b/>
+          <w:bCs/>
+        </w:rPr>
+        <w:t xml:space="preserve">How Spring Knows to </w:t>
+      </w:r>
+      <w:r>
+        <w:rPr>
+          <w:b/>
+          <w:bCs/>
+        </w:rPr>
+        <w:t>do dependency injection for created repository :</w:t>
+      </w:r>
+    </w:p>
+    <w:p>
+      <w:pPr>
+        <w:spacing w:after="0"/>
+      </w:pPr>
+      <w:r>
+        <w:t xml:space="preserve">Option 1 : use </w:t>
+      </w:r>
+      <w:r>
+        <w:t xml:space="preserve">@Autowired Annotation (with this problem is we </w:t>
+      </w:r>
+      <w:proofErr w:type="spellStart"/>
+      <w:r>
+        <w:t>cant</w:t>
+      </w:r>
+      <w:proofErr w:type="spellEnd"/>
+      <w:r>
+        <w:t xml:space="preserve"> make</w:t>
+      </w:r>
+      <w:r>
+        <w:t xml:space="preserve"> final</w:t>
+      </w:r>
+    </w:p>
+    <w:p>
+      <w:pPr>
+        <w:spacing w:after="0"/>
+        <w:rPr>
+          <w:b/>
+          <w:bCs/>
+        </w:rPr>
+      </w:pPr>
+      <w:proofErr w:type="spellStart"/>
+      <w:r>
+        <w:rPr>
+          <w:b/>
+          <w:bCs/>
+        </w:rPr>
+        <w:t>UserService</w:t>
+      </w:r>
+      <w:proofErr w:type="spellEnd"/>
+      <w:r>
+        <w:rPr>
+          <w:b/>
+          <w:bCs/>
+        </w:rPr>
+        <w:t xml:space="preserve"> </w:t>
+      </w:r>
+      <w:proofErr w:type="spellStart"/>
+      <w:r>
+        <w:rPr>
+          <w:b/>
+          <w:bCs/>
+        </w:rPr>
+        <w:t>userService</w:t>
+      </w:r>
+      <w:proofErr w:type="spellEnd"/>
+      <w:r>
+        <w:rPr>
+          <w:b/>
+          <w:bCs/>
+        </w:rPr>
+        <w:t>;</w:t>
+      </w:r>
+    </w:p>
+    <w:p>
+      <w:pPr>
+        <w:spacing w:after="0"/>
+      </w:pPr>
+    </w:p>
+    <w:p>
+      <w:pPr>
+        <w:spacing w:after="0"/>
+      </w:pPr>
+      <w:r>
+        <w:t>Option 2 : use Spring constructor</w:t>
+      </w:r>
+    </w:p>
+    <w:p>
+      <w:pPr>
+        <w:spacing w:after="0"/>
+      </w:pPr>
+      <w:r>
+        <w:t xml:space="preserve">public </w:t>
+      </w:r>
+      <w:proofErr w:type="spellStart"/>
+      <w:r>
+        <w:t>D</w:t>
+      </w:r>
+      <w:r>
+        <w:t>emoApp</w:t>
+      </w:r>
+      <w:proofErr w:type="spellEnd"/>
+      <w:r>
+        <w:t>(</w:t>
+      </w:r>
+      <w:proofErr w:type="spellStart"/>
+      <w:r>
+        <w:t>UserService</w:t>
+      </w:r>
+      <w:proofErr w:type="spellEnd"/>
+      <w:r>
+        <w:t xml:space="preserve"> </w:t>
+      </w:r>
+      <w:proofErr w:type="spellStart"/>
+      <w:r>
+        <w:t>userService</w:t>
+      </w:r>
+      <w:proofErr w:type="spellEnd"/>
+      <w:r>
+        <w:t xml:space="preserve"> </w:t>
+      </w:r>
+      <w:r>
+        <w:t>)</w:t>
+      </w:r>
+      <w:r>
+        <w:t>{</w:t>
+      </w:r>
+    </w:p>
+    <w:p>
+      <w:pPr>
+        <w:spacing w:after="0"/>
+      </w:pPr>
+      <w:r>
+        <w:t>this.</w:t>
+      </w:r>
+      <w:r>
+        <w:t xml:space="preserve"> </w:t>
+      </w:r>
+      <w:proofErr w:type="spellStart"/>
+      <w:r>
+        <w:t>userService</w:t>
+      </w:r>
+      <w:proofErr w:type="spellEnd"/>
+      <w:r>
+        <w:t xml:space="preserve"> = </w:t>
+      </w:r>
+      <w:proofErr w:type="spellStart"/>
+      <w:r>
+        <w:t>userService</w:t>
+      </w:r>
+      <w:proofErr w:type="spellEnd"/>
+      <w:r>
+        <w:t>;</w:t>
+      </w:r>
+    </w:p>
+    <w:p>
+      <w:pPr>
+        <w:spacing w:after="0"/>
+      </w:pPr>
+      <w:r>
+        <w:t>}</w:t>
+      </w:r>
+    </w:p>
+    <w:p>
+      <w:pPr>
+        <w:spacing w:after="0"/>
+        <w:rPr>
+          <w:b/>
+          <w:bCs/>
+        </w:rPr>
+      </w:pPr>
+      <w:r>
+        <w:t xml:space="preserve">final </w:t>
+      </w:r>
+      <w:proofErr w:type="spellStart"/>
+      <w:r>
+        <w:rPr>
+          <w:b/>
+          <w:bCs/>
+        </w:rPr>
+        <w:t>UserService</w:t>
+      </w:r>
+      <w:proofErr w:type="spellEnd"/>
+      <w:r>
+        <w:rPr>
+          <w:b/>
+          <w:bCs/>
+        </w:rPr>
+        <w:t xml:space="preserve"> </w:t>
+      </w:r>
+      <w:proofErr w:type="spellStart"/>
+      <w:r>
+        <w:rPr>
+          <w:b/>
+          <w:bCs/>
+        </w:rPr>
+        <w:t>userService</w:t>
+      </w:r>
+      <w:proofErr w:type="spellEnd"/>
+      <w:r>
+        <w:rPr>
+          <w:b/>
+          <w:bCs/>
+        </w:rPr>
+        <w:t>;</w:t>
+      </w:r>
+    </w:p>
+    <w:p>
+      <w:pPr>
+        <w:spacing w:after="0"/>
+      </w:pPr>
+    </w:p>
+    <w:p>
+      <w:pPr>
+        <w:spacing w:after="0"/>
+      </w:pPr>
+      <w:r>
+        <w:t xml:space="preserve"> </w:t>
+      </w:r>
+      <w:r>
+        <w:rPr>
+          <w:b/>
+          <w:bCs/>
+        </w:rPr>
+        <w:t xml:space="preserve">Why construction injection is best (modern): </w:t>
+      </w:r>
+      <w:r>
+        <w:t>it forces required dependency, allows no null values, immutable, works best with testing framework</w:t>
+      </w:r>
+    </w:p>
+    <w:p>
+      <w:pPr>
+        <w:spacing w:after="0"/>
+      </w:pPr>
+    </w:p>
+    <w:p>
+      <w:pPr>
+        <w:spacing w:after="0"/>
+        <w:rPr>
+          <w:b/>
+          <w:bCs/>
+          <w:color w:val="0070C0"/>
+        </w:rPr>
+      </w:pPr>
+      <w:r>
+        <w:rPr>
+          <w:b/>
+          <w:bCs/>
+          <w:color w:val="0070C0"/>
+        </w:rPr>
+        <w:t>-:</w:t>
+      </w:r>
+      <w:r>
+        <w:rPr>
+          <w:b/>
+          <w:bCs/>
+          <w:color w:val="0070C0"/>
+        </w:rPr>
+        <w:t>How spring chooses which implementation for DB?</w:t>
+      </w:r>
+    </w:p>
+    <w:p>
+      <w:pPr>
+        <w:spacing w:after="0"/>
+      </w:pPr>
+      <w:r>
+        <w:lastRenderedPageBreak/>
+        <w:t>If multiple implementation of DB exists, spring gets confused</w:t>
+      </w:r>
+    </w:p>
+    <w:p>
+      <w:pPr>
+        <w:spacing w:after="0"/>
+      </w:pPr>
+      <w:r>
+        <w:t xml:space="preserve">Eg: class </w:t>
+      </w:r>
+      <w:proofErr w:type="spellStart"/>
+      <w:r>
+        <w:t>MySqlDatabase</w:t>
+      </w:r>
+      <w:proofErr w:type="spellEnd"/>
+      <w:r>
+        <w:t xml:space="preserve"> implements </w:t>
+      </w:r>
+      <w:proofErr w:type="spellStart"/>
+      <w:r>
+        <w:t>Datbase</w:t>
+      </w:r>
+      <w:proofErr w:type="spellEnd"/>
+      <w:r>
+        <w:t xml:space="preserve"> {} &amp; class </w:t>
+      </w:r>
+      <w:proofErr w:type="spellStart"/>
+      <w:r>
+        <w:t>MongoDatabase</w:t>
+      </w:r>
+      <w:proofErr w:type="spellEnd"/>
+      <w:r>
+        <w:t xml:space="preserve"> implements </w:t>
+      </w:r>
+      <w:proofErr w:type="spellStart"/>
+      <w:r>
+        <w:t>Datbase</w:t>
+      </w:r>
+      <w:proofErr w:type="spellEnd"/>
+      <w:r>
+        <w:t xml:space="preserve"> {}</w:t>
+      </w:r>
+    </w:p>
+    <w:p>
+      <w:pPr>
+        <w:spacing w:after="0"/>
+      </w:pPr>
+      <w:r>
+        <w:rPr>
+          <w:b/>
+          <w:bCs/>
+        </w:rPr>
+        <w:t xml:space="preserve">Fix Hackey way </w:t>
+      </w:r>
+      <w:r>
+        <w:t>(not recommended) using @</w:t>
+      </w:r>
+      <w:r>
+        <w:rPr>
+          <w:color w:val="0070C0"/>
+        </w:rPr>
+        <w:t>Qualifier</w:t>
+      </w:r>
+      <w:r>
+        <w:t xml:space="preserve">(“database_name”) :  </w:t>
+      </w:r>
+    </w:p>
+    <w:p>
+      <w:pPr>
+        <w:spacing w:after="0"/>
+      </w:pPr>
+      <w:r>
+        <w:t xml:space="preserve">public </w:t>
+      </w:r>
+      <w:proofErr w:type="spellStart"/>
+      <w:r>
+        <w:t>UserService</w:t>
+      </w:r>
+      <w:proofErr w:type="spellEnd"/>
+      <w:r>
+        <w:t>(</w:t>
+      </w:r>
+      <w:r>
+        <w:rPr>
+          <w:color w:val="0070C0"/>
+        </w:rPr>
+        <w:t xml:space="preserve">@Qualifier(“database_name”) </w:t>
+      </w:r>
+      <w:proofErr w:type="spellStart"/>
+      <w:r>
+        <w:t>UserService</w:t>
+      </w:r>
+      <w:proofErr w:type="spellEnd"/>
+      <w:r>
+        <w:t xml:space="preserve"> </w:t>
+      </w:r>
+      <w:proofErr w:type="spellStart"/>
+      <w:r>
+        <w:t>userService</w:t>
+      </w:r>
+      <w:proofErr w:type="spellEnd"/>
+      <w:r>
+        <w:t xml:space="preserve"> ){</w:t>
+      </w:r>
+    </w:p>
+    <w:p>
+      <w:pPr>
+        <w:spacing w:after="0"/>
+      </w:pPr>
+      <w:r>
+        <w:t>this.</w:t>
+      </w:r>
+      <w:r>
+        <w:t xml:space="preserve"> </w:t>
+      </w:r>
+      <w:proofErr w:type="spellStart"/>
+      <w:r>
+        <w:t>userService</w:t>
+      </w:r>
+      <w:proofErr w:type="spellEnd"/>
+      <w:r>
+        <w:t xml:space="preserve"> = </w:t>
+      </w:r>
+      <w:proofErr w:type="spellStart"/>
+      <w:r>
+        <w:t>userService</w:t>
+      </w:r>
+      <w:proofErr w:type="spellEnd"/>
+      <w:r>
+        <w:t>;</w:t>
+      </w:r>
+    </w:p>
+    <w:p>
+      <w:pPr>
+        <w:spacing w:after="0"/>
+      </w:pPr>
+      <w:r>
+        <w:t>}</w:t>
+      </w:r>
+    </w:p>
+    <w:p>
+      <w:pPr>
+        <w:spacing w:after="0"/>
+        <w:rPr>
+          <w:color w:val="0070C0"/>
+        </w:rPr>
+      </w:pPr>
+      <w:r>
+        <w:rPr>
+          <w:b/>
+          <w:bCs/>
+        </w:rPr>
+        <w:t xml:space="preserve">Fix </w:t>
+      </w:r>
+      <w:r>
+        <w:rPr>
+          <w:b/>
+          <w:bCs/>
+        </w:rPr>
+        <w:t>Hard coded on Repo level</w:t>
+      </w:r>
+      <w:r>
+        <w:rPr>
+          <w:b/>
+          <w:bCs/>
+        </w:rPr>
+        <w:t xml:space="preserve"> </w:t>
+      </w:r>
+      <w:r>
+        <w:t xml:space="preserve">(not recommended) </w:t>
+      </w:r>
+      <w:r>
+        <w:t xml:space="preserve">Option </w:t>
+      </w:r>
+      <w:r>
+        <w:t>2</w:t>
+      </w:r>
+      <w:r>
+        <w:t xml:space="preserve">: </w:t>
+      </w:r>
+      <w:r>
+        <w:rPr>
+          <w:color w:val="0070C0"/>
+        </w:rPr>
+        <w:t>@Primary</w:t>
+      </w:r>
+    </w:p>
+    <w:p>
+      <w:pPr>
+        <w:spacing w:after="0"/>
+        <w:rPr>
+          <w:color w:val="000000" w:themeColor="text1"/>
+        </w:rPr>
+      </w:pPr>
+      <w:r>
+        <w:rPr>
+          <w:color w:val="0070C0"/>
+        </w:rPr>
+        <w:t>Eg :</w:t>
+      </w:r>
+      <w:r>
+        <w:rPr>
+          <w:color w:val="000000" w:themeColor="text1"/>
+        </w:rPr>
+        <w:t xml:space="preserve"> @Primary @Repository</w:t>
+      </w:r>
+    </w:p>
+    <w:p>
+      <w:pPr>
+        <w:spacing w:after="0"/>
+        <w:rPr>
+          <w:color w:val="000000" w:themeColor="text1"/>
+        </w:rPr>
+      </w:pPr>
+      <w:r>
+        <w:rPr>
+          <w:color w:val="000000" w:themeColor="text1"/>
+        </w:rPr>
+        <w:t xml:space="preserve">       class </w:t>
+      </w:r>
+      <w:proofErr w:type="spellStart"/>
+      <w:r>
+        <w:rPr>
+          <w:color w:val="000000" w:themeColor="text1"/>
+        </w:rPr>
+        <w:t>MySqlDatabase</w:t>
+      </w:r>
+      <w:proofErr w:type="spellEnd"/>
+      <w:r>
+        <w:rPr>
+          <w:color w:val="000000" w:themeColor="text1"/>
+        </w:rPr>
+        <w:t xml:space="preserve"> implements Database {}  // now spring says use this by default</w:t>
+      </w:r>
+    </w:p>
+    <w:p>
+      <w:pPr>
+        <w:spacing w:after="0"/>
+        <w:rPr>
+          <w:color w:val="000000" w:themeColor="text1"/>
+        </w:rPr>
+      </w:pPr>
+      <w:r>
+        <w:rPr>
+          <w:color w:val="000000" w:themeColor="text1"/>
+        </w:rPr>
+        <w:t>when to use @Primary :</w:t>
+      </w:r>
+    </w:p>
+    <w:p>
+      <w:pPr>
+        <w:spacing w:after="0"/>
+        <w:rPr>
+          <w:color w:val="000000" w:themeColor="text1"/>
+        </w:rPr>
+      </w:pPr>
+      <w:r>
+        <w:rPr>
+          <w:color w:val="000000" w:themeColor="text1"/>
+        </w:rPr>
+        <w:t xml:space="preserve"> </w:t>
+      </w:r>
+      <w:proofErr w:type="spellStart"/>
+      <w:r>
+        <w:rPr>
+          <w:color w:val="000000" w:themeColor="text1"/>
+        </w:rPr>
+        <w:t>i</w:t>
+      </w:r>
+      <w:proofErr w:type="spellEnd"/>
+      <w:r>
+        <w:rPr>
+          <w:color w:val="000000" w:themeColor="text1"/>
+        </w:rPr>
+        <w:t>) When only one implementation is present ii) Simple projects</w:t>
+      </w:r>
+    </w:p>
+    <w:p>
+      <w:pPr>
+        <w:spacing w:after="0"/>
+        <w:rPr>
+          <w:color w:val="000000" w:themeColor="text1"/>
+        </w:rPr>
+      </w:pPr>
+      <w:r>
+        <w:rPr>
+          <w:color w:val="000000" w:themeColor="text1"/>
+        </w:rPr>
+        <w:t>Downside : hardcoded in code, cannot change per environment easily</w:t>
+      </w:r>
+    </w:p>
+    <w:p>
+      <w:pPr>
+        <w:spacing w:after="0"/>
+        <w:rPr>
+          <w:color w:val="000000" w:themeColor="text1"/>
+        </w:rPr>
+      </w:pPr>
+    </w:p>
+    <w:p>
+      <w:pPr>
+        <w:spacing w:after="0"/>
+        <w:rPr>
+          <w:color w:val="000000" w:themeColor="text1"/>
+        </w:rPr>
+      </w:pPr>
+      <w:r>
+        <w:rPr>
+          <w:b/>
+          <w:bCs/>
+          <w:color w:val="000000" w:themeColor="text1"/>
+        </w:rPr>
+        <w:t>Option 3 : Recommended Use Spring profiles</w:t>
+      </w:r>
+      <w:r>
+        <w:rPr>
+          <w:color w:val="000000" w:themeColor="text1"/>
+        </w:rPr>
         <w:t xml:space="preserve"> :</w:t>
       </w:r>
-      <w:proofErr w:type="gramEnd"/>
-      <w:r>
-        <w:rPr>
-          <w:b/>
-          <w:bCs/>
-        </w:rPr>
-        <w:t xml:space="preserve"> JAR &amp; </w:t>
-      </w:r>
-      <w:proofErr w:type="gramStart"/>
-      <w:r>
-        <w:rPr>
-          <w:b/>
-          <w:bCs/>
-        </w:rPr>
-        <w:t>WAR ?</w:t>
-      </w:r>
-      <w:proofErr w:type="gramEnd"/>
-    </w:p>
-    <w:p>
-      <w:pPr>
-        <w:spacing w:after="0"/>
-      </w:pPr>
-      <w:r>
-        <w:rPr>
-          <w:rFonts w:ascii="Segoe UI Emoji" w:hAnsi="Segoe UI Emoji" w:cs="Segoe UI Emoji"/>
-        </w:rPr>
-        <w:t>✅</w:t>
-      </w:r>
-      <w:r>
+    </w:p>
+    <w:p>
+      <w:pPr>
+        <w:spacing w:after="0"/>
+        <w:rPr>
+          <w:color w:val="000000" w:themeColor="text1"/>
+        </w:rPr>
+      </w:pPr>
+      <w:r>
+        <w:rPr>
+          <w:color w:val="000000" w:themeColor="text1"/>
+        </w:rPr>
+        <w:t>@Profile(“dev”) @Repository</w:t>
+      </w:r>
+    </w:p>
+    <w:p>
+      <w:pPr>
+        <w:spacing w:after="0"/>
+        <w:rPr>
+          <w:color w:val="000000" w:themeColor="text1"/>
+        </w:rPr>
+      </w:pPr>
+      <w:r>
+        <w:rPr>
+          <w:color w:val="000000" w:themeColor="text1"/>
+        </w:rPr>
+        <w:t xml:space="preserve">class </w:t>
+      </w:r>
+      <w:proofErr w:type="spellStart"/>
+      <w:r>
+        <w:rPr>
+          <w:color w:val="000000" w:themeColor="text1"/>
+        </w:rPr>
+        <w:t>MySqlDatabase</w:t>
+      </w:r>
+      <w:proofErr w:type="spellEnd"/>
+      <w:r>
+        <w:rPr>
+          <w:color w:val="000000" w:themeColor="text1"/>
+        </w:rPr>
+        <w:t xml:space="preserve"> implements Database {}  // for dev</w:t>
+      </w:r>
+    </w:p>
+    <w:p>
+      <w:pPr>
+        <w:spacing w:after="0"/>
+        <w:rPr>
+          <w:color w:val="000000" w:themeColor="text1"/>
+        </w:rPr>
+      </w:pPr>
+    </w:p>
+    <w:p>
+      <w:pPr>
+        <w:spacing w:after="0"/>
+        <w:rPr>
+          <w:color w:val="000000" w:themeColor="text1"/>
+        </w:rPr>
+      </w:pPr>
+      <w:r>
+        <w:rPr>
+          <w:color w:val="000000" w:themeColor="text1"/>
+        </w:rPr>
+        <w:t>@Profile(“prod”) @Repository</w:t>
+      </w:r>
+    </w:p>
+    <w:p>
+      <w:pPr>
+        <w:spacing w:after="0"/>
+        <w:rPr>
+          <w:color w:val="000000" w:themeColor="text1"/>
+        </w:rPr>
+      </w:pPr>
+      <w:r>
+        <w:rPr>
+          <w:color w:val="000000" w:themeColor="text1"/>
+        </w:rPr>
+        <w:t xml:space="preserve">class </w:t>
+      </w:r>
+      <w:proofErr w:type="spellStart"/>
+      <w:r>
+        <w:rPr>
+          <w:color w:val="000000" w:themeColor="text1"/>
+        </w:rPr>
+        <w:t>MySqlDatabase</w:t>
+      </w:r>
+      <w:proofErr w:type="spellEnd"/>
+      <w:r>
+        <w:rPr>
+          <w:color w:val="000000" w:themeColor="text1"/>
+        </w:rPr>
+        <w:t xml:space="preserve"> implements Database {}  // for prod</w:t>
+      </w:r>
+    </w:p>
+    <w:p>
+      <w:pPr>
+        <w:spacing w:after="0"/>
+        <w:rPr>
+          <w:color w:val="000000" w:themeColor="text1"/>
+        </w:rPr>
+      </w:pPr>
+    </w:p>
+    <w:p>
+      <w:pPr>
+        <w:spacing w:after="0"/>
+      </w:pPr>
+      <w:r>
+        <w:rPr>
+          <w:color w:val="000000" w:themeColor="text1"/>
+        </w:rPr>
+        <w:t xml:space="preserve">Activate profile in </w:t>
+      </w:r>
+      <w:proofErr w:type="spellStart"/>
+      <w:r>
+        <w:rPr>
+          <w:color w:val="000000" w:themeColor="text1"/>
+        </w:rPr>
+        <w:t>application.properties</w:t>
+      </w:r>
+      <w:proofErr w:type="spellEnd"/>
+      <w:r>
+        <w:rPr>
+          <w:color w:val="000000" w:themeColor="text1"/>
+        </w:rPr>
+        <w:t xml:space="preserve"> : </w:t>
+      </w:r>
+      <w:proofErr w:type="spellStart"/>
+      <w:r>
+        <w:rPr>
+          <w:color w:val="0070C0"/>
+        </w:rPr>
+        <w:t>spring.profile.active</w:t>
+      </w:r>
+      <w:proofErr w:type="spellEnd"/>
+      <w:r>
+        <w:rPr>
+          <w:color w:val="0070C0"/>
+        </w:rPr>
+        <w:t>=dev</w:t>
+      </w:r>
+      <w:r>
+        <w:rPr>
+          <w:color w:val="0070C0"/>
+        </w:rPr>
         <w:t xml:space="preserve"> </w:t>
       </w:r>
-      <w:proofErr w:type="gramStart"/>
-      <w:r>
-        <w:t>ANS :</w:t>
-      </w:r>
-      <w:proofErr w:type="gramEnd"/>
-      <w:r>
-        <w:t xml:space="preserve"> "JAR and WAR are Java packaging formats. A Spring Boot executable JAR typically packages the application with its dependencies and embedded server, so it can be started with java -jar. A WAR is intended for deployment to a servlet container such as an externally managed Tomcat, although Spring Boot can also create executable WARs. JAR is the common choice for modern Spring Boot applications, especially containerized deployments."</w:t>
-      </w:r>
-    </w:p>
-    <w:p>
-      <w:pPr>
-        <w:spacing w:after="0"/>
-      </w:pPr>
-    </w:p>
-    <w:p>
-      <w:pPr>
-        <w:spacing w:after="0"/>
-        <w:rPr>
-          <w:b/>
-          <w:bCs/>
-        </w:rPr>
-      </w:pPr>
-      <w:proofErr w:type="spellStart"/>
-      <w:proofErr w:type="gramStart"/>
-      <w:r>
-        <w:rPr>
-          <w:b/>
-          <w:bCs/>
-        </w:rPr>
-        <w:t>Ques</w:t>
-      </w:r>
-      <w:proofErr w:type="spellEnd"/>
-      <w:r>
-        <w:rPr>
-          <w:b/>
-          <w:bCs/>
-        </w:rPr>
-        <w:t xml:space="preserve"> :</w:t>
-      </w:r>
-      <w:proofErr w:type="gramEnd"/>
-      <w:r>
-        <w:rPr>
-          <w:b/>
-          <w:bCs/>
-        </w:rPr>
-        <w:t xml:space="preserve"> configuration properties or </w:t>
-      </w:r>
-      <w:proofErr w:type="gramStart"/>
-      <w:r>
-        <w:rPr>
-          <w:b/>
-          <w:bCs/>
-        </w:rPr>
-        <w:t>YAML ?</w:t>
-      </w:r>
-      <w:proofErr w:type="gramEnd"/>
-    </w:p>
-    <w:p>
-      <w:pPr>
-        <w:spacing w:after="0"/>
-      </w:pPr>
-      <w:r>
-        <w:rPr>
-          <w:rFonts w:ascii="Segoe UI Emoji" w:hAnsi="Segoe UI Emoji" w:cs="Segoe UI Emoji"/>
-        </w:rPr>
-        <w:t>✅</w:t>
-      </w:r>
-      <w:r>
+      <w:r>
+        <w:t>or change in env for cloud</w:t>
+      </w:r>
+    </w:p>
+    <w:p>
+      <w:pPr>
+        <w:spacing w:after="0"/>
+      </w:pPr>
+      <w:r>
+        <w:t xml:space="preserve">Benefits: clean separation per environment, no if else, very </w:t>
+      </w:r>
+      <w:proofErr w:type="spellStart"/>
+      <w:r>
+        <w:t>scalabe</w:t>
+      </w:r>
+      <w:proofErr w:type="spellEnd"/>
+    </w:p>
+    <w:p>
+      <w:pPr>
+        <w:spacing w:after="0"/>
+      </w:pPr>
+    </w:p>
+    <w:p>
+      <w:pPr>
+        <w:spacing w:after="0"/>
+        <w:rPr>
+          <w:color w:val="000000" w:themeColor="text1"/>
+        </w:rPr>
+      </w:pPr>
+      <w:r>
+        <w:rPr>
+          <w:b/>
+          <w:bCs/>
+          <w:color w:val="000000" w:themeColor="text1"/>
+        </w:rPr>
+        <w:t xml:space="preserve">Option </w:t>
+      </w:r>
+      <w:r>
+        <w:rPr>
+          <w:b/>
+          <w:bCs/>
+          <w:color w:val="000000" w:themeColor="text1"/>
+        </w:rPr>
+        <w:t>4</w:t>
+      </w:r>
+      <w:r>
+        <w:rPr>
+          <w:b/>
+          <w:bCs/>
+          <w:color w:val="000000" w:themeColor="text1"/>
+        </w:rPr>
+        <w:t xml:space="preserve">: </w:t>
+      </w:r>
+      <w:r>
+        <w:rPr>
+          <w:b/>
+          <w:bCs/>
+          <w:color w:val="000000" w:themeColor="text1"/>
+        </w:rPr>
+        <w:t xml:space="preserve">Best </w:t>
+      </w:r>
+      <w:r>
+        <w:rPr>
+          <w:b/>
+          <w:bCs/>
+          <w:color w:val="000000" w:themeColor="text1"/>
+        </w:rPr>
+        <w:t xml:space="preserve">Use </w:t>
+      </w:r>
+      <w:r>
+        <w:rPr>
+          <w:b/>
+          <w:bCs/>
+          <w:color w:val="000000" w:themeColor="text1"/>
+        </w:rPr>
+        <w:t>@ConditionalOnProperty</w:t>
+      </w:r>
+      <w:r>
+        <w:rPr>
+          <w:color w:val="000000" w:themeColor="text1"/>
+        </w:rPr>
+        <w:t>:</w:t>
+      </w:r>
+      <w:r>
+        <w:rPr>
+          <w:color w:val="000000" w:themeColor="text1"/>
+        </w:rPr>
+        <w:t xml:space="preserve"> Spring will change</w:t>
+      </w:r>
+      <w:r>
+        <w:rPr>
+          <w:b/>
+          <w:bCs/>
+          <w:color w:val="000000" w:themeColor="text1"/>
+        </w:rPr>
         <w:t xml:space="preserve"> </w:t>
       </w:r>
-      <w:proofErr w:type="gramStart"/>
-      <w:r>
-        <w:t>ANS :</w:t>
-      </w:r>
-      <w:proofErr w:type="gramEnd"/>
-      <w:r>
-        <w:t xml:space="preserve"> "Spring Boot configuration properties or YAML files are external configuration sources used to configure application behavior without hardcoding environment-specific or changeable values in Java code. </w:t>
-      </w:r>
-      <w:proofErr w:type="spellStart"/>
-      <w:proofErr w:type="gramStart"/>
-      <w:r>
+      <w:r>
+        <w:rPr>
+          <w:color w:val="000000" w:themeColor="text1"/>
+        </w:rPr>
+        <w:t>automatically, says create only matching bean and inject it. No conflict or ambiguity</w:t>
+      </w:r>
+    </w:p>
+    <w:p>
+      <w:pPr>
+        <w:spacing w:after="0"/>
+      </w:pPr>
+      <w:proofErr w:type="spellStart"/>
+      <w:r>
+        <w:rPr>
+          <w:color w:val="000000" w:themeColor="text1"/>
+        </w:rPr>
         <w:t>application.properties</w:t>
       </w:r>
       <w:proofErr w:type="spellEnd"/>
-      <w:proofErr w:type="gramEnd"/>
-      <w:r>
-        <w:t xml:space="preserve"> uses key-value syntax, while </w:t>
-      </w:r>
-      <w:proofErr w:type="spellStart"/>
-      <w:r>
-        <w:t>application.yml</w:t>
-      </w:r>
-      <w:proofErr w:type="spellEnd"/>
-      <w:r>
-        <w:t xml:space="preserve"> represents configuration hierarchically using YAML."</w:t>
-      </w:r>
-    </w:p>
-    <w:p>
-      <w:pPr>
-        <w:spacing w:after="0"/>
-      </w:pPr>
-    </w:p>
-    <w:p>
-      <w:pPr>
-        <w:spacing w:after="0"/>
-        <w:rPr>
-          <w:b/>
-          <w:bCs/>
-        </w:rPr>
-      </w:pPr>
-      <w:r>
-        <w:rPr>
-          <w:b/>
-          <w:bCs/>
-        </w:rPr>
-        <w:t>Ques. Spring project</w:t>
-      </w:r>
-    </w:p>
-    <w:p>
-      <w:pPr>
-        <w:spacing w:after="0"/>
-      </w:pPr>
-      <w:r>
-        <w:t>pom.xml stands for Project Object Model. You're telling Maven like "My application needs Spring MVC."</w:t>
-      </w:r>
-    </w:p>
-    <w:p>
-      <w:pPr>
-        <w:spacing w:after="0"/>
-      </w:pPr>
-      <w:r>
-        <w:t xml:space="preserve">pom.xml -&gt; "What does my project need and how should it be built?" </w:t>
-      </w:r>
-    </w:p>
-    <w:p>
-      <w:pPr>
-        <w:spacing w:after="0"/>
-      </w:pPr>
-    </w:p>
-    <w:p>
-      <w:pPr>
-        <w:spacing w:after="0"/>
-      </w:pPr>
-      <w:r>
-        <w:t>mvnw.cmd is the Maven Wrapper script for Windows.</w:t>
-      </w:r>
-    </w:p>
-    <w:p>
-      <w:pPr>
-        <w:spacing w:after="0"/>
-      </w:pPr>
-      <w:r>
-        <w:t>mvnw.cmd -&gt;"How do I run Maven on Windows without requiring Maven to be installed globally?"</w:t>
-      </w:r>
-    </w:p>
-    <w:p>
-      <w:pPr>
-        <w:spacing w:after="0"/>
-      </w:pPr>
-    </w:p>
-    <w:p>
-      <w:pPr>
-        <w:spacing w:after="0"/>
-      </w:pPr>
-      <w:r>
-        <w:t>@RestController → "This class handles REST APIs."</w:t>
-      </w:r>
-    </w:p>
-    <w:p>
-      <w:pPr>
-        <w:spacing w:after="0"/>
-      </w:pPr>
-      <w:r>
-        <w:t>@GetMapping → "This particular method handles GET requests for this URL."</w:t>
-      </w:r>
-    </w:p>
-    <w:p>
-      <w:pPr>
-        <w:spacing w:after="0"/>
-      </w:pPr>
-    </w:p>
-    <w:p>
-      <w:pPr>
-        <w:spacing w:after="0"/>
-        <w:rPr>
-          <w:b/>
-          <w:bCs/>
-        </w:rPr>
-      </w:pPr>
-      <w:r>
-        <w:rPr>
-          <w:b/>
-          <w:bCs/>
-        </w:rPr>
-        <w:t xml:space="preserve">Spring Core </w:t>
-      </w:r>
-      <w:proofErr w:type="gramStart"/>
-      <w:r>
-        <w:rPr>
-          <w:b/>
-          <w:bCs/>
-        </w:rPr>
-        <w:t>terms :</w:t>
-      </w:r>
-      <w:proofErr w:type="gramEnd"/>
-    </w:p>
-    <w:p>
-      <w:pPr>
-        <w:spacing w:after="0"/>
-      </w:pPr>
-      <w:proofErr w:type="gramStart"/>
-      <w:r>
-        <w:t>IOC :</w:t>
-      </w:r>
-      <w:proofErr w:type="gramEnd"/>
-      <w:r>
-        <w:t xml:space="preserve"> inversion of control. Spring says before you were creating object in class, now </w:t>
-      </w:r>
-      <w:proofErr w:type="spellStart"/>
-      <w:r>
-        <w:t>i</w:t>
-      </w:r>
-      <w:proofErr w:type="spellEnd"/>
-      <w:r>
-        <w:t xml:space="preserve"> will create and handle it. you </w:t>
-      </w:r>
-      <w:proofErr w:type="spellStart"/>
-      <w:r>
-        <w:t>dont</w:t>
-      </w:r>
-      <w:proofErr w:type="spellEnd"/>
-      <w:r>
-        <w:t xml:space="preserve"> have to do it.</w:t>
-      </w:r>
-    </w:p>
-    <w:p>
-      <w:pPr>
-        <w:spacing w:after="0"/>
-      </w:pPr>
-    </w:p>
-    <w:p>
-      <w:pPr>
-        <w:spacing w:after="0"/>
-      </w:pPr>
-      <w:r>
-        <w:t xml:space="preserve">IoC </w:t>
-      </w:r>
-      <w:proofErr w:type="gramStart"/>
-      <w:r>
-        <w:t>Container :</w:t>
-      </w:r>
-      <w:proofErr w:type="gramEnd"/>
-      <w:r>
-        <w:t xml:space="preserve"> Spring has a container called Application Context.</w:t>
-      </w:r>
-    </w:p>
-    <w:p>
-      <w:pPr>
-        <w:spacing w:after="0"/>
-      </w:pPr>
-      <w:r>
-        <w:t>It creates object, stores them, injects them and manage the lifecycle.</w:t>
-      </w:r>
-    </w:p>
-    <w:p>
-      <w:pPr>
-        <w:spacing w:after="0"/>
-      </w:pPr>
-    </w:p>
-    <w:p>
-      <w:pPr>
-        <w:spacing w:after="0"/>
-      </w:pPr>
-      <w:r>
-        <w:rPr>
-          <w:b/>
-          <w:bCs/>
-        </w:rPr>
-        <w:t>Beans</w:t>
-      </w:r>
-      <w:r>
-        <w:t xml:space="preserve">: Object which are managed by Spring called as </w:t>
-      </w:r>
-      <w:proofErr w:type="gramStart"/>
-      <w:r>
-        <w:t>beans.(</w:t>
-      </w:r>
-      <w:proofErr w:type="gramEnd"/>
-      <w:r>
-        <w:t>note: only object created by Spring is called as Beans)</w:t>
-      </w:r>
-    </w:p>
-    <w:p>
-      <w:pPr>
-        <w:spacing w:after="0"/>
-      </w:pPr>
-      <w:proofErr w:type="spellStart"/>
-      <w:r>
-        <w:t>eg.</w:t>
-      </w:r>
-      <w:proofErr w:type="spellEnd"/>
-      <w:r>
-        <w:t xml:space="preserve"> @Component</w:t>
-      </w:r>
-    </w:p>
-    <w:p>
-      <w:pPr>
-        <w:spacing w:after="0"/>
-      </w:pPr>
-      <w:r>
-        <w:t xml:space="preserve">     class </w:t>
-      </w:r>
-      <w:proofErr w:type="spellStart"/>
-      <w:proofErr w:type="gramStart"/>
-      <w:r>
-        <w:t>DbService</w:t>
-      </w:r>
-      <w:proofErr w:type="spellEnd"/>
-      <w:r>
-        <w:t>{</w:t>
-      </w:r>
-      <w:proofErr w:type="gramEnd"/>
-      <w:r>
-        <w:t>}</w:t>
-      </w:r>
-    </w:p>
-    <w:p>
-      <w:pPr>
-        <w:spacing w:after="0"/>
-      </w:pPr>
-      <w:r>
-        <w:t>Spring will create Sb service object, stores it in container, injects it and manages its lifecycle</w:t>
-      </w:r>
-    </w:p>
-    <w:p>
-      <w:pPr>
-        <w:spacing w:after="0"/>
-      </w:pPr>
-    </w:p>
-    <w:p>
-      <w:pPr>
-        <w:spacing w:after="0"/>
-        <w:rPr>
-          <w:b/>
-          <w:bCs/>
-        </w:rPr>
-      </w:pPr>
-      <w:r>
-        <w:rPr>
-          <w:b/>
-          <w:bCs/>
-        </w:rPr>
-        <w:t xml:space="preserve">How Spring Knows what to </w:t>
-      </w:r>
-      <w:proofErr w:type="gramStart"/>
-      <w:r>
-        <w:rPr>
-          <w:b/>
-          <w:bCs/>
-        </w:rPr>
-        <w:t>create :</w:t>
-      </w:r>
-      <w:proofErr w:type="gramEnd"/>
-      <w:r>
-        <w:rPr>
-          <w:b/>
-          <w:bCs/>
-        </w:rPr>
-        <w:t xml:space="preserve"> (use annotation</w:t>
-      </w:r>
-      <w:r>
-        <w:rPr>
-          <w:b/>
-          <w:bCs/>
-        </w:rPr>
-        <w:t xml:space="preserve"> bean</w:t>
-      </w:r>
-      <w:r>
-        <w:rPr>
-          <w:b/>
-          <w:bCs/>
-        </w:rPr>
-        <w:t>)</w:t>
-      </w:r>
-    </w:p>
-    <w:p>
-      <w:pPr>
-        <w:spacing w:after="0"/>
-      </w:pPr>
-      <w:r>
-        <w:t xml:space="preserve">Spring scans our whole project and looks for special annotations. Main ones are listed </w:t>
-      </w:r>
-      <w:proofErr w:type="gramStart"/>
-      <w:r>
-        <w:t>below :</w:t>
-      </w:r>
-      <w:proofErr w:type="gramEnd"/>
-      <w:r>
-        <w:br/>
-      </w:r>
-      <w:r>
-        <w:rPr>
-          <w:b/>
-          <w:bCs/>
-        </w:rPr>
-        <w:t>@Component</w:t>
-      </w:r>
-      <w:r>
-        <w:rPr>
-          <w:b/>
-          <w:bCs/>
-        </w:rPr>
-        <w:t xml:space="preserve"> (Generic bean)</w:t>
-      </w:r>
-      <w:r>
-        <w:rPr>
-          <w:b/>
-          <w:bCs/>
-        </w:rPr>
-        <w:br/>
-      </w:r>
-      <w:r>
+      <w:r>
+        <w:rPr>
+          <w:color w:val="000000" w:themeColor="text1"/>
+        </w:rPr>
+        <w:t xml:space="preserve"> : </w:t>
+      </w:r>
+      <w:proofErr w:type="spellStart"/>
+      <w:r>
+        <w:rPr>
+          <w:color w:val="0070C0"/>
+        </w:rPr>
+        <w:t>db.type</w:t>
+      </w:r>
+      <w:proofErr w:type="spellEnd"/>
+      <w:r>
+        <w:rPr>
+          <w:color w:val="0070C0"/>
+        </w:rPr>
+        <w:t>=</w:t>
+      </w:r>
+      <w:proofErr w:type="spellStart"/>
+      <w:r>
+        <w:rPr>
+          <w:color w:val="0070C0"/>
+        </w:rPr>
+        <w:t>mysql</w:t>
+      </w:r>
+      <w:proofErr w:type="spellEnd"/>
+    </w:p>
+    <w:p>
+      <w:pPr>
+        <w:spacing w:after="0"/>
+      </w:pPr>
+    </w:p>
+    <w:p>
+      <w:pPr>
+        <w:spacing w:after="0"/>
+      </w:pPr>
+      <w:r>
+        <w:rPr>
+          <w:color w:val="000000" w:themeColor="text1"/>
+        </w:rPr>
+        <w:t>@Repository</w:t>
+      </w:r>
+    </w:p>
+    <w:p>
+      <w:pPr>
+        <w:spacing w:after="0"/>
+        <w:rPr>
+          <w:color w:val="000000" w:themeColor="text1"/>
+        </w:rPr>
+      </w:pPr>
+      <w:r>
+        <w:rPr>
+          <w:color w:val="000000" w:themeColor="text1"/>
+        </w:rPr>
         <w:t>@</w:t>
       </w:r>
       <w:r>
-        <w:t>C</w:t>
-      </w:r>
-      <w:r>
-        <w:t>omponent</w:t>
-      </w:r>
-    </w:p>
-    <w:p>
-      <w:pPr>
-        <w:spacing w:after="0"/>
-      </w:pPr>
-      <w:r>
+        <w:rPr>
+          <w:b/>
+          <w:bCs/>
+          <w:color w:val="000000" w:themeColor="text1"/>
+        </w:rPr>
+        <w:t xml:space="preserve"> </w:t>
+      </w:r>
+      <w:proofErr w:type="spellStart"/>
+      <w:r>
+        <w:rPr>
+          <w:color w:val="000000" w:themeColor="text1"/>
+        </w:rPr>
+        <w:t>ConditionalOnProperty</w:t>
+      </w:r>
+      <w:proofErr w:type="spellEnd"/>
+      <w:r>
+        <w:rPr>
+          <w:color w:val="000000" w:themeColor="text1"/>
+        </w:rPr>
+        <w:t xml:space="preserve"> (name=“</w:t>
+      </w:r>
+      <w:proofErr w:type="spellStart"/>
+      <w:r>
+        <w:rPr>
+          <w:color w:val="000000" w:themeColor="text1"/>
+        </w:rPr>
+        <w:t>db.type</w:t>
+      </w:r>
+      <w:proofErr w:type="spellEnd"/>
+      <w:r>
+        <w:rPr>
+          <w:color w:val="000000" w:themeColor="text1"/>
+        </w:rPr>
+        <w:t xml:space="preserve">”, </w:t>
+      </w:r>
+      <w:proofErr w:type="spellStart"/>
+      <w:r>
+        <w:rPr>
+          <w:color w:val="000000" w:themeColor="text1"/>
+        </w:rPr>
+        <w:t>havingValue</w:t>
+      </w:r>
+      <w:proofErr w:type="spellEnd"/>
+      <w:r>
+        <w:rPr>
+          <w:color w:val="000000" w:themeColor="text1"/>
+        </w:rPr>
+        <w:t>=”</w:t>
+      </w:r>
+      <w:proofErr w:type="spellStart"/>
+      <w:r>
+        <w:rPr>
+          <w:color w:val="000000" w:themeColor="text1"/>
+        </w:rPr>
+        <w:t>mysql</w:t>
+      </w:r>
+      <w:proofErr w:type="spellEnd"/>
+      <w:r>
+        <w:rPr>
+          <w:color w:val="000000" w:themeColor="text1"/>
+        </w:rPr>
+        <w:t>”)</w:t>
+      </w:r>
+    </w:p>
+    <w:p>
+      <w:pPr>
+        <w:spacing w:after="0"/>
+      </w:pPr>
+      <w:r>
+        <w:rPr>
+          <w:color w:val="000000" w:themeColor="text1"/>
+        </w:rPr>
         <w:t xml:space="preserve">class </w:t>
       </w:r>
       <w:proofErr w:type="spellStart"/>
-      <w:proofErr w:type="gramStart"/>
-      <w:r>
-        <w:t>DbService</w:t>
-      </w:r>
-      <w:proofErr w:type="spellEnd"/>
-      <w:r>
-        <w:t>(){</w:t>
-      </w:r>
-      <w:proofErr w:type="gramEnd"/>
-      <w:r>
-        <w:t>}</w:t>
-      </w:r>
-      <w:r>
-        <w:t xml:space="preserve"> // means spring create this object</w:t>
-      </w:r>
-    </w:p>
-    <w:p>
-      <w:pPr>
-        <w:spacing w:after="0"/>
-      </w:pPr>
-    </w:p>
-    <w:p>
-      <w:pPr>
-        <w:spacing w:after="0"/>
-      </w:pPr>
-      <w:r>
-        <w:rPr>
-          <w:b/>
-          <w:bCs/>
+      <w:r>
+        <w:rPr>
+          <w:color w:val="000000" w:themeColor="text1"/>
+        </w:rPr>
+        <w:t>MySqlDatabase</w:t>
+      </w:r>
+      <w:proofErr w:type="spellEnd"/>
+      <w:r>
+        <w:rPr>
+          <w:color w:val="000000" w:themeColor="text1"/>
+        </w:rPr>
+        <w:t xml:space="preserve"> implements Database {}  // for </w:t>
+      </w:r>
+      <w:proofErr w:type="spellStart"/>
+      <w:r>
+        <w:rPr>
+          <w:color w:val="000000" w:themeColor="text1"/>
+        </w:rPr>
+        <w:t>mysql</w:t>
+      </w:r>
+      <w:proofErr w:type="spellEnd"/>
+      <w:r>
+        <w:rPr>
+          <w:color w:val="000000" w:themeColor="text1"/>
+        </w:rPr>
+        <w:t xml:space="preserve">, similarly change for </w:t>
+      </w:r>
+      <w:proofErr w:type="spellStart"/>
+      <w:r>
+        <w:rPr>
+          <w:color w:val="000000" w:themeColor="text1"/>
+        </w:rPr>
+        <w:t>mongodb</w:t>
+      </w:r>
+      <w:proofErr w:type="spellEnd"/>
+      <w:r>
+        <w:rPr>
+          <w:color w:val="000000" w:themeColor="text1"/>
+        </w:rPr>
+        <w:t xml:space="preserve"> or </w:t>
+      </w:r>
+      <w:proofErr w:type="spellStart"/>
+      <w:r>
+        <w:rPr>
+          <w:color w:val="000000" w:themeColor="text1"/>
+        </w:rPr>
+        <w:t>postgres</w:t>
+      </w:r>
+      <w:proofErr w:type="spellEnd"/>
+    </w:p>
+    <w:p>
+      <w:pPr>
+        <w:spacing w:after="0"/>
+      </w:pPr>
+    </w:p>
+    <w:p>
+      <w:pPr>
+        <w:spacing w:after="0"/>
+      </w:pPr>
+      <w:r>
+        <w:rPr>
+          <w:color w:val="000000" w:themeColor="text1"/>
+        </w:rPr>
+        <w:t>@Repository</w:t>
+      </w:r>
+    </w:p>
+    <w:p>
+      <w:pPr>
+        <w:spacing w:after="0"/>
+        <w:rPr>
+          <w:color w:val="000000" w:themeColor="text1"/>
+        </w:rPr>
+      </w:pPr>
+      <w:r>
+        <w:rPr>
+          <w:color w:val="000000" w:themeColor="text1"/>
         </w:rPr>
         <w:t>@</w:t>
       </w:r>
@@ -652,1239 +1766,32 @@
         <w:rPr>
           <w:b/>
           <w:bCs/>
-        </w:rPr>
-        <w:t>Service (for business logic layer)</w:t>
-      </w:r>
-      <w:r>
-        <w:rPr>
-          <w:b/>
-          <w:bCs/>
-        </w:rPr>
-        <w:br/>
-      </w:r>
-      <w:r>
-        <w:t>@</w:t>
-      </w:r>
-      <w:r>
-        <w:t>Service</w:t>
-      </w:r>
-    </w:p>
-    <w:p>
-      <w:pPr>
-        <w:spacing w:after="0"/>
-      </w:pPr>
-      <w:r>
-        <w:t xml:space="preserve">class </w:t>
-      </w:r>
-      <w:proofErr w:type="spellStart"/>
-      <w:proofErr w:type="gramStart"/>
-      <w:r>
-        <w:t>User</w:t>
-      </w:r>
-      <w:r>
-        <w:t>Service</w:t>
-      </w:r>
-      <w:proofErr w:type="spellEnd"/>
-      <w:r>
-        <w:t>(){</w:t>
-      </w:r>
-      <w:proofErr w:type="gramEnd"/>
-      <w:r>
-        <w:t>}</w:t>
-      </w:r>
-      <w:r>
-        <w:t xml:space="preserve"> // means spring create this object</w:t>
-      </w:r>
-    </w:p>
-    <w:p>
-      <w:pPr>
-        <w:spacing w:after="0"/>
-      </w:pPr>
-    </w:p>
-    <w:p>
-      <w:pPr>
-        <w:spacing w:after="0"/>
-      </w:pPr>
-      <w:r>
-        <w:rPr>
-          <w:b/>
-          <w:bCs/>
-        </w:rPr>
-        <w:t>@</w:t>
-      </w:r>
-      <w:r>
-        <w:rPr>
-          <w:b/>
-          <w:bCs/>
-        </w:rPr>
-        <w:t>Repository (for database layer)</w:t>
-      </w:r>
-      <w:r>
-        <w:rPr>
-          <w:b/>
-          <w:bCs/>
-        </w:rPr>
-        <w:br/>
-      </w:r>
-      <w:r>
-        <w:t>@</w:t>
-      </w:r>
-      <w:r>
-        <w:t>Repository</w:t>
-      </w:r>
-    </w:p>
-    <w:p>
-      <w:pPr>
-        <w:spacing w:after="0"/>
-      </w:pPr>
-      <w:r>
-        <w:t xml:space="preserve">class </w:t>
-      </w:r>
-      <w:proofErr w:type="spellStart"/>
-      <w:proofErr w:type="gramStart"/>
-      <w:r>
-        <w:t>User</w:t>
-      </w:r>
-      <w:r>
-        <w:t>Repository</w:t>
-      </w:r>
-      <w:proofErr w:type="spellEnd"/>
-      <w:r>
-        <w:t>(){</w:t>
-      </w:r>
-      <w:proofErr w:type="gramEnd"/>
-      <w:r>
-        <w:t>}</w:t>
-      </w:r>
-      <w:r>
-        <w:t xml:space="preserve"> // means spring create this object</w:t>
-      </w:r>
-    </w:p>
-    <w:p>
-      <w:pPr>
-        <w:spacing w:after="0"/>
-      </w:pPr>
-    </w:p>
-    <w:p>
-      <w:pPr>
-        <w:spacing w:after="0"/>
-        <w:rPr>
-          <w:b/>
-          <w:bCs/>
-        </w:rPr>
-      </w:pPr>
-      <w:r>
-        <w:rPr>
-          <w:b/>
-          <w:bCs/>
-        </w:rPr>
-        <w:t xml:space="preserve">How Spring Knows to </w:t>
-      </w:r>
-      <w:r>
-        <w:rPr>
-          <w:b/>
-          <w:bCs/>
-        </w:rPr>
-        <w:t xml:space="preserve">do dependency injection for created </w:t>
-      </w:r>
-      <w:proofErr w:type="gramStart"/>
-      <w:r>
-        <w:rPr>
-          <w:b/>
-          <w:bCs/>
-        </w:rPr>
-        <w:t>repository :</w:t>
-      </w:r>
-      <w:proofErr w:type="gramEnd"/>
-    </w:p>
-    <w:p>
-      <w:pPr>
-        <w:spacing w:after="0"/>
-      </w:pPr>
-      <w:r>
-        <w:t xml:space="preserve">Option </w:t>
-      </w:r>
-      <w:proofErr w:type="gramStart"/>
-      <w:r>
-        <w:t>1 :</w:t>
-      </w:r>
-      <w:proofErr w:type="gramEnd"/>
-      <w:r>
-        <w:t xml:space="preserve"> use </w:t>
-      </w:r>
-      <w:r>
-        <w:t xml:space="preserve">@Autowired Annotation (with this problem is we </w:t>
-      </w:r>
-      <w:proofErr w:type="spellStart"/>
-      <w:proofErr w:type="gramStart"/>
-      <w:r>
-        <w:t>cant</w:t>
-      </w:r>
-      <w:proofErr w:type="spellEnd"/>
-      <w:proofErr w:type="gramEnd"/>
-      <w:r>
-        <w:t xml:space="preserve"> make</w:t>
-      </w:r>
-      <w:r>
-        <w:t xml:space="preserve"> final</w:t>
-      </w:r>
-    </w:p>
-    <w:p>
-      <w:pPr>
-        <w:spacing w:after="0"/>
-        <w:rPr>
-          <w:b/>
-          <w:bCs/>
-        </w:rPr>
-      </w:pPr>
-      <w:proofErr w:type="spellStart"/>
-      <w:r>
-        <w:rPr>
-          <w:b/>
-          <w:bCs/>
-        </w:rPr>
-        <w:t>UserService</w:t>
-      </w:r>
-      <w:proofErr w:type="spellEnd"/>
-      <w:r>
-        <w:rPr>
-          <w:b/>
-          <w:bCs/>
+          <w:color w:val="000000" w:themeColor="text1"/>
         </w:rPr>
         <w:t xml:space="preserve"> </w:t>
       </w:r>
       <w:proofErr w:type="spellStart"/>
       <w:r>
         <w:rPr>
-          <w:b/>
-          <w:bCs/>
-        </w:rPr>
-        <w:t>userService</w:t>
-      </w:r>
-      <w:proofErr w:type="spellEnd"/>
-      <w:r>
-        <w:rPr>
-          <w:b/>
-          <w:bCs/>
-        </w:rPr>
-        <w:t>;</w:t>
-      </w:r>
-    </w:p>
-    <w:p>
-      <w:pPr>
-        <w:spacing w:after="0"/>
-      </w:pPr>
-    </w:p>
-    <w:p>
-      <w:pPr>
-        <w:spacing w:after="0"/>
-      </w:pPr>
-      <w:r>
-        <w:t xml:space="preserve">Option </w:t>
-      </w:r>
-      <w:proofErr w:type="gramStart"/>
-      <w:r>
-        <w:t>2 :</w:t>
-      </w:r>
-      <w:proofErr w:type="gramEnd"/>
-      <w:r>
-        <w:t xml:space="preserve"> use Spring constructor</w:t>
-      </w:r>
-    </w:p>
-    <w:p>
-      <w:pPr>
-        <w:spacing w:after="0"/>
-      </w:pPr>
-      <w:r>
-        <w:t xml:space="preserve">public </w:t>
-      </w:r>
-      <w:proofErr w:type="spellStart"/>
-      <w:proofErr w:type="gramStart"/>
-      <w:r>
-        <w:t>D</w:t>
-      </w:r>
-      <w:r>
-        <w:t>emoApp</w:t>
-      </w:r>
-      <w:proofErr w:type="spellEnd"/>
-      <w:r>
-        <w:t>(</w:t>
-      </w:r>
-      <w:proofErr w:type="spellStart"/>
-      <w:proofErr w:type="gramEnd"/>
-      <w:r>
-        <w:t>UserService</w:t>
-      </w:r>
-      <w:proofErr w:type="spellEnd"/>
-      <w:r>
-        <w:t xml:space="preserve"> </w:t>
-      </w:r>
-      <w:proofErr w:type="spellStart"/>
-      <w:proofErr w:type="gramStart"/>
-      <w:r>
-        <w:t>userService</w:t>
-      </w:r>
-      <w:proofErr w:type="spellEnd"/>
-      <w:r>
-        <w:t xml:space="preserve"> </w:t>
-      </w:r>
-      <w:r>
-        <w:t>)</w:t>
-      </w:r>
-      <w:proofErr w:type="gramEnd"/>
-      <w:r>
-        <w:t>{</w:t>
-      </w:r>
-    </w:p>
-    <w:p>
-      <w:pPr>
-        <w:spacing w:after="0"/>
-      </w:pPr>
-      <w:r>
-        <w:t>this.</w:t>
-      </w:r>
-      <w:r>
-        <w:t xml:space="preserve"> </w:t>
-      </w:r>
-      <w:proofErr w:type="spellStart"/>
-      <w:r>
-        <w:t>userService</w:t>
-      </w:r>
-      <w:proofErr w:type="spellEnd"/>
-      <w:r>
-        <w:t xml:space="preserve"> = </w:t>
-      </w:r>
-      <w:proofErr w:type="spellStart"/>
-      <w:r>
-        <w:t>userService</w:t>
-      </w:r>
-      <w:proofErr w:type="spellEnd"/>
-      <w:r>
-        <w:t>;</w:t>
-      </w:r>
-    </w:p>
-    <w:p>
-      <w:pPr>
-        <w:spacing w:after="0"/>
-      </w:pPr>
-      <w:r>
-        <w:t>}</w:t>
-      </w:r>
-    </w:p>
-    <w:p>
-      <w:pPr>
-        <w:spacing w:after="0"/>
-        <w:rPr>
-          <w:b/>
-          <w:bCs/>
-        </w:rPr>
-      </w:pPr>
-      <w:r>
-        <w:t xml:space="preserve">final </w:t>
-      </w:r>
-      <w:proofErr w:type="spellStart"/>
-      <w:r>
-        <w:rPr>
-          <w:b/>
-          <w:bCs/>
-        </w:rPr>
-        <w:t>UserService</w:t>
-      </w:r>
-      <w:proofErr w:type="spellEnd"/>
-      <w:r>
-        <w:rPr>
-          <w:b/>
-          <w:bCs/>
-        </w:rPr>
-        <w:t xml:space="preserve"> </w:t>
-      </w:r>
-      <w:proofErr w:type="spellStart"/>
-      <w:r>
-        <w:rPr>
-          <w:b/>
-          <w:bCs/>
-        </w:rPr>
-        <w:t>userService</w:t>
-      </w:r>
-      <w:proofErr w:type="spellEnd"/>
-      <w:r>
-        <w:rPr>
-          <w:b/>
-          <w:bCs/>
-        </w:rPr>
-        <w:t>;</w:t>
-      </w:r>
-    </w:p>
-    <w:p>
-      <w:pPr>
-        <w:spacing w:after="0"/>
-      </w:pPr>
-    </w:p>
-    <w:p>
-      <w:pPr>
-        <w:spacing w:after="0"/>
-      </w:pPr>
-      <w:r>
-        <w:t xml:space="preserve"> </w:t>
-      </w:r>
-      <w:r>
-        <w:rPr>
-          <w:b/>
-          <w:bCs/>
-        </w:rPr>
-        <w:t xml:space="preserve">Why construction injection is best (modern): </w:t>
-      </w:r>
-      <w:r>
-        <w:t>it forces required dependency, allows no null values, immutable, works best with testing framework</w:t>
-      </w:r>
-    </w:p>
-    <w:p>
-      <w:pPr>
-        <w:spacing w:after="0"/>
-      </w:pPr>
-    </w:p>
-    <w:p>
-      <w:pPr>
-        <w:spacing w:after="0"/>
-        <w:rPr>
-          <w:b/>
-          <w:bCs/>
-          <w:color w:val="0070C0"/>
-        </w:rPr>
-      </w:pPr>
-      <w:proofErr w:type="gramStart"/>
-      <w:r>
-        <w:rPr>
-          <w:b/>
-          <w:bCs/>
-          <w:color w:val="0070C0"/>
-        </w:rPr>
-        <w:t>-:</w:t>
-      </w:r>
-      <w:r>
-        <w:rPr>
-          <w:b/>
-          <w:bCs/>
-          <w:color w:val="0070C0"/>
-        </w:rPr>
-        <w:t>How</w:t>
-      </w:r>
-      <w:proofErr w:type="gramEnd"/>
-      <w:r>
-        <w:rPr>
-          <w:b/>
-          <w:bCs/>
-          <w:color w:val="0070C0"/>
-        </w:rPr>
-        <w:t xml:space="preserve"> spring chooses which implementation for DB?</w:t>
-      </w:r>
-    </w:p>
-    <w:p>
-      <w:pPr>
-        <w:spacing w:after="0"/>
-      </w:pPr>
-      <w:r>
-        <w:t xml:space="preserve">If multiple </w:t>
-      </w:r>
-      <w:proofErr w:type="gramStart"/>
-      <w:r>
-        <w:t>implementation</w:t>
-      </w:r>
-      <w:proofErr w:type="gramEnd"/>
-      <w:r>
-        <w:t xml:space="preserve"> of DB exists, spring gets confused</w:t>
-      </w:r>
-    </w:p>
-    <w:p>
-      <w:pPr>
-        <w:spacing w:after="0"/>
-      </w:pPr>
-      <w:r>
-        <w:lastRenderedPageBreak/>
-        <w:t xml:space="preserve">Eg: class </w:t>
-      </w:r>
-      <w:proofErr w:type="spellStart"/>
-      <w:r>
-        <w:t>MySqlDatabase</w:t>
-      </w:r>
-      <w:proofErr w:type="spellEnd"/>
-      <w:r>
-        <w:t xml:space="preserve"> implements </w:t>
-      </w:r>
-      <w:proofErr w:type="spellStart"/>
-      <w:r>
-        <w:t>Datbase</w:t>
-      </w:r>
-      <w:proofErr w:type="spellEnd"/>
-      <w:r>
-        <w:t xml:space="preserve"> {} &amp; class </w:t>
-      </w:r>
-      <w:proofErr w:type="spellStart"/>
-      <w:r>
-        <w:t>MongoDatabase</w:t>
-      </w:r>
-      <w:proofErr w:type="spellEnd"/>
-      <w:r>
-        <w:t xml:space="preserve"> implements </w:t>
-      </w:r>
-      <w:proofErr w:type="spellStart"/>
-      <w:r>
-        <w:t>Datbase</w:t>
-      </w:r>
-      <w:proofErr w:type="spellEnd"/>
-      <w:r>
-        <w:t xml:space="preserve"> {}</w:t>
-      </w:r>
-    </w:p>
-    <w:p>
-      <w:pPr>
-        <w:spacing w:after="0"/>
-      </w:pPr>
-      <w:r>
-        <w:rPr>
-          <w:b/>
-          <w:bCs/>
-        </w:rPr>
-        <w:t xml:space="preserve">Fix Hackey way </w:t>
-      </w:r>
-      <w:r>
-        <w:t>(not recommended) using @</w:t>
-      </w:r>
-      <w:r>
-        <w:rPr>
-          <w:color w:val="0070C0"/>
-        </w:rPr>
-        <w:t>Qualifier</w:t>
-      </w:r>
-      <w:r>
-        <w:t>(“database_name”</w:t>
-      </w:r>
-      <w:proofErr w:type="gramStart"/>
-      <w:r>
-        <w:t>) :</w:t>
-      </w:r>
-      <w:proofErr w:type="gramEnd"/>
-      <w:r>
-        <w:t xml:space="preserve">  </w:t>
-      </w:r>
-    </w:p>
-    <w:p>
-      <w:pPr>
-        <w:spacing w:after="0"/>
-      </w:pPr>
-      <w:r>
-        <w:t xml:space="preserve">public </w:t>
-      </w:r>
-      <w:proofErr w:type="spellStart"/>
-      <w:r>
-        <w:t>UserService</w:t>
-      </w:r>
-      <w:proofErr w:type="spellEnd"/>
-      <w:r>
-        <w:t>(</w:t>
-      </w:r>
-      <w:r>
-        <w:rPr>
-          <w:color w:val="0070C0"/>
-        </w:rPr>
-        <w:t xml:space="preserve">@Qualifier(“database_name”) </w:t>
-      </w:r>
-      <w:proofErr w:type="spellStart"/>
-      <w:r>
-        <w:t>UserService</w:t>
-      </w:r>
-      <w:proofErr w:type="spellEnd"/>
-      <w:r>
-        <w:t xml:space="preserve"> </w:t>
-      </w:r>
-      <w:proofErr w:type="spellStart"/>
-      <w:proofErr w:type="gramStart"/>
-      <w:r>
-        <w:t>userService</w:t>
-      </w:r>
-      <w:proofErr w:type="spellEnd"/>
-      <w:r>
-        <w:t xml:space="preserve"> )</w:t>
-      </w:r>
-      <w:proofErr w:type="gramEnd"/>
-      <w:r>
-        <w:t>{</w:t>
-      </w:r>
-    </w:p>
-    <w:p>
-      <w:pPr>
-        <w:spacing w:after="0"/>
-      </w:pPr>
-      <w:r>
-        <w:t>this.</w:t>
-      </w:r>
-      <w:r>
-        <w:t xml:space="preserve"> </w:t>
-      </w:r>
-      <w:proofErr w:type="spellStart"/>
-      <w:r>
-        <w:t>userService</w:t>
-      </w:r>
-      <w:proofErr w:type="spellEnd"/>
-      <w:r>
-        <w:t xml:space="preserve"> = </w:t>
-      </w:r>
-      <w:proofErr w:type="spellStart"/>
-      <w:r>
-        <w:t>userService</w:t>
-      </w:r>
-      <w:proofErr w:type="spellEnd"/>
-      <w:r>
-        <w:t>;</w:t>
-      </w:r>
-    </w:p>
-    <w:p>
-      <w:pPr>
-        <w:spacing w:after="0"/>
-      </w:pPr>
-      <w:r>
-        <w:t>}</w:t>
-      </w:r>
-    </w:p>
-    <w:p>
-      <w:pPr>
-        <w:spacing w:after="0"/>
-        <w:rPr>
-          <w:color w:val="0070C0"/>
-        </w:rPr>
-      </w:pPr>
-      <w:r>
-        <w:rPr>
-          <w:b/>
-          <w:bCs/>
-        </w:rPr>
-        <w:t xml:space="preserve">Fix </w:t>
-      </w:r>
-      <w:r>
-        <w:rPr>
-          <w:b/>
-          <w:bCs/>
-        </w:rPr>
-        <w:t>Hard coded on Repo level</w:t>
-      </w:r>
-      <w:r>
-        <w:rPr>
-          <w:b/>
-          <w:bCs/>
-        </w:rPr>
-        <w:t xml:space="preserve"> </w:t>
-      </w:r>
-      <w:r>
-        <w:t xml:space="preserve">(not recommended) </w:t>
-      </w:r>
-      <w:r>
-        <w:t xml:space="preserve">Option </w:t>
-      </w:r>
-      <w:r>
-        <w:t>2</w:t>
-      </w:r>
-      <w:r>
-        <w:t xml:space="preserve">: </w:t>
-      </w:r>
-      <w:r>
-        <w:rPr>
-          <w:color w:val="0070C0"/>
-        </w:rPr>
-        <w:t>@Primary</w:t>
-      </w:r>
-    </w:p>
-    <w:p>
-      <w:pPr>
-        <w:spacing w:after="0"/>
-        <w:rPr>
-          <w:color w:val="000000" w:themeColor="text1"/>
-        </w:rPr>
-      </w:pPr>
-      <w:proofErr w:type="gramStart"/>
-      <w:r>
-        <w:rPr>
-          <w:color w:val="0070C0"/>
-        </w:rPr>
-        <w:t>Eg :</w:t>
-      </w:r>
-      <w:proofErr w:type="gramEnd"/>
-      <w:r>
-        <w:rPr>
-          <w:color w:val="000000" w:themeColor="text1"/>
-        </w:rPr>
-        <w:t xml:space="preserve"> @Primary @Repository</w:t>
-      </w:r>
-    </w:p>
-    <w:p>
-      <w:pPr>
-        <w:spacing w:after="0"/>
-        <w:rPr>
-          <w:color w:val="000000" w:themeColor="text1"/>
-        </w:rPr>
-      </w:pPr>
-      <w:r>
-        <w:rPr>
-          <w:color w:val="000000" w:themeColor="text1"/>
-        </w:rPr>
-        <w:t xml:space="preserve">       class </w:t>
-      </w:r>
-      <w:proofErr w:type="spellStart"/>
-      <w:r>
-        <w:rPr>
-          <w:color w:val="000000" w:themeColor="text1"/>
-        </w:rPr>
-        <w:t>MySqlDatabase</w:t>
-      </w:r>
-      <w:proofErr w:type="spellEnd"/>
-      <w:r>
-        <w:rPr>
-          <w:color w:val="000000" w:themeColor="text1"/>
-        </w:rPr>
-        <w:t xml:space="preserve"> implements Database </w:t>
-      </w:r>
-      <w:proofErr w:type="gramStart"/>
-      <w:r>
-        <w:rPr>
-          <w:color w:val="000000" w:themeColor="text1"/>
-        </w:rPr>
-        <w:t>{}  /</w:t>
-      </w:r>
-      <w:proofErr w:type="gramEnd"/>
-      <w:r>
-        <w:rPr>
-          <w:color w:val="000000" w:themeColor="text1"/>
-        </w:rPr>
-        <w:t>/ now spring says use this by default</w:t>
-      </w:r>
-    </w:p>
-    <w:p>
-      <w:pPr>
-        <w:spacing w:after="0"/>
-        <w:rPr>
-          <w:color w:val="000000" w:themeColor="text1"/>
-        </w:rPr>
-      </w:pPr>
-      <w:r>
-        <w:rPr>
-          <w:color w:val="000000" w:themeColor="text1"/>
-        </w:rPr>
-        <w:t>when to use @</w:t>
-      </w:r>
-      <w:proofErr w:type="gramStart"/>
-      <w:r>
-        <w:rPr>
-          <w:color w:val="000000" w:themeColor="text1"/>
-        </w:rPr>
-        <w:t>Primary :</w:t>
-      </w:r>
-      <w:proofErr w:type="gramEnd"/>
-    </w:p>
-    <w:p>
-      <w:pPr>
-        <w:spacing w:after="0"/>
-        <w:rPr>
-          <w:color w:val="000000" w:themeColor="text1"/>
-        </w:rPr>
-      </w:pPr>
-      <w:r>
-        <w:rPr>
-          <w:color w:val="000000" w:themeColor="text1"/>
-        </w:rPr>
-        <w:t xml:space="preserve"> </w:t>
-      </w:r>
-      <w:proofErr w:type="spellStart"/>
-      <w:r>
-        <w:rPr>
-          <w:color w:val="000000" w:themeColor="text1"/>
-        </w:rPr>
-        <w:t>i</w:t>
-      </w:r>
-      <w:proofErr w:type="spellEnd"/>
-      <w:r>
-        <w:rPr>
-          <w:color w:val="000000" w:themeColor="text1"/>
-        </w:rPr>
-        <w:t>) When only one implementation is present ii) Simple projects</w:t>
-      </w:r>
-    </w:p>
-    <w:p>
-      <w:pPr>
-        <w:spacing w:after="0"/>
-        <w:rPr>
-          <w:color w:val="000000" w:themeColor="text1"/>
-        </w:rPr>
-      </w:pPr>
-      <w:proofErr w:type="gramStart"/>
-      <w:r>
-        <w:rPr>
-          <w:color w:val="000000" w:themeColor="text1"/>
-        </w:rPr>
-        <w:t>Downside :</w:t>
-      </w:r>
-      <w:proofErr w:type="gramEnd"/>
-      <w:r>
-        <w:rPr>
-          <w:color w:val="000000" w:themeColor="text1"/>
-        </w:rPr>
-        <w:t xml:space="preserve"> hardcoded in code, cannot change per environment easily</w:t>
-      </w:r>
-    </w:p>
-    <w:p>
-      <w:pPr>
-        <w:spacing w:after="0"/>
-        <w:rPr>
-          <w:color w:val="000000" w:themeColor="text1"/>
-        </w:rPr>
-      </w:pPr>
-    </w:p>
-    <w:p>
-      <w:pPr>
-        <w:spacing w:after="0"/>
-        <w:rPr>
-          <w:color w:val="000000" w:themeColor="text1"/>
-        </w:rPr>
-      </w:pPr>
-      <w:r>
-        <w:rPr>
-          <w:b/>
-          <w:bCs/>
-          <w:color w:val="000000" w:themeColor="text1"/>
-        </w:rPr>
-        <w:t xml:space="preserve">Option </w:t>
-      </w:r>
-      <w:proofErr w:type="gramStart"/>
-      <w:r>
-        <w:rPr>
-          <w:b/>
-          <w:bCs/>
-          <w:color w:val="000000" w:themeColor="text1"/>
-        </w:rPr>
-        <w:t>3 :</w:t>
-      </w:r>
-      <w:proofErr w:type="gramEnd"/>
-      <w:r>
-        <w:rPr>
-          <w:b/>
-          <w:bCs/>
-          <w:color w:val="000000" w:themeColor="text1"/>
-        </w:rPr>
-        <w:t xml:space="preserve"> Recommended Use Spring </w:t>
-      </w:r>
-      <w:proofErr w:type="gramStart"/>
-      <w:r>
-        <w:rPr>
-          <w:b/>
-          <w:bCs/>
-          <w:color w:val="000000" w:themeColor="text1"/>
-        </w:rPr>
-        <w:t>profiles</w:t>
-      </w:r>
-      <w:r>
-        <w:rPr>
-          <w:color w:val="000000" w:themeColor="text1"/>
-        </w:rPr>
-        <w:t xml:space="preserve"> :</w:t>
-      </w:r>
-      <w:proofErr w:type="gramEnd"/>
-    </w:p>
-    <w:p>
-      <w:pPr>
-        <w:spacing w:after="0"/>
-        <w:rPr>
-          <w:color w:val="000000" w:themeColor="text1"/>
-        </w:rPr>
-      </w:pPr>
-      <w:r>
-        <w:rPr>
-          <w:color w:val="000000" w:themeColor="text1"/>
-        </w:rPr>
-        <w:t>@Profile(“dev”) @Repository</w:t>
-      </w:r>
-    </w:p>
-    <w:p>
-      <w:pPr>
-        <w:spacing w:after="0"/>
-        <w:rPr>
-          <w:color w:val="000000" w:themeColor="text1"/>
-        </w:rPr>
-      </w:pPr>
-      <w:r>
-        <w:rPr>
-          <w:color w:val="000000" w:themeColor="text1"/>
-        </w:rPr>
-        <w:t xml:space="preserve">class </w:t>
-      </w:r>
-      <w:proofErr w:type="spellStart"/>
-      <w:r>
-        <w:rPr>
-          <w:color w:val="000000" w:themeColor="text1"/>
-        </w:rPr>
-        <w:t>MySqlDatabase</w:t>
-      </w:r>
-      <w:proofErr w:type="spellEnd"/>
-      <w:r>
-        <w:rPr>
-          <w:color w:val="000000" w:themeColor="text1"/>
-        </w:rPr>
-        <w:t xml:space="preserve"> implements Database </w:t>
-      </w:r>
-      <w:proofErr w:type="gramStart"/>
-      <w:r>
-        <w:rPr>
-          <w:color w:val="000000" w:themeColor="text1"/>
-        </w:rPr>
-        <w:t>{}  /</w:t>
-      </w:r>
-      <w:proofErr w:type="gramEnd"/>
-      <w:r>
-        <w:rPr>
-          <w:color w:val="000000" w:themeColor="text1"/>
-        </w:rPr>
-        <w:t>/ for dev</w:t>
-      </w:r>
-    </w:p>
-    <w:p>
-      <w:pPr>
-        <w:spacing w:after="0"/>
-        <w:rPr>
-          <w:color w:val="000000" w:themeColor="text1"/>
-        </w:rPr>
-      </w:pPr>
-    </w:p>
-    <w:p>
-      <w:pPr>
-        <w:spacing w:after="0"/>
-        <w:rPr>
-          <w:color w:val="000000" w:themeColor="text1"/>
-        </w:rPr>
-      </w:pPr>
-      <w:r>
-        <w:rPr>
-          <w:color w:val="000000" w:themeColor="text1"/>
-        </w:rPr>
-        <w:t>@Profile(“prod”) @Repository</w:t>
-      </w:r>
-    </w:p>
-    <w:p>
-      <w:pPr>
-        <w:spacing w:after="0"/>
-        <w:rPr>
-          <w:color w:val="000000" w:themeColor="text1"/>
-        </w:rPr>
-      </w:pPr>
-      <w:r>
-        <w:rPr>
-          <w:color w:val="000000" w:themeColor="text1"/>
-        </w:rPr>
-        <w:t xml:space="preserve">class </w:t>
-      </w:r>
-      <w:proofErr w:type="spellStart"/>
-      <w:r>
-        <w:rPr>
-          <w:color w:val="000000" w:themeColor="text1"/>
-        </w:rPr>
-        <w:t>MySqlDatabase</w:t>
-      </w:r>
-      <w:proofErr w:type="spellEnd"/>
-      <w:r>
-        <w:rPr>
-          <w:color w:val="000000" w:themeColor="text1"/>
-        </w:rPr>
-        <w:t xml:space="preserve"> implements Database </w:t>
-      </w:r>
-      <w:proofErr w:type="gramStart"/>
-      <w:r>
-        <w:rPr>
-          <w:color w:val="000000" w:themeColor="text1"/>
-        </w:rPr>
-        <w:t>{}  /</w:t>
-      </w:r>
-      <w:proofErr w:type="gramEnd"/>
-      <w:r>
-        <w:rPr>
-          <w:color w:val="000000" w:themeColor="text1"/>
-        </w:rPr>
-        <w:t>/ for prod</w:t>
-      </w:r>
-    </w:p>
-    <w:p>
-      <w:pPr>
-        <w:spacing w:after="0"/>
-        <w:rPr>
-          <w:color w:val="000000" w:themeColor="text1"/>
-        </w:rPr>
-      </w:pPr>
-    </w:p>
-    <w:p>
-      <w:pPr>
-        <w:spacing w:after="0"/>
-      </w:pPr>
-      <w:r>
-        <w:rPr>
-          <w:color w:val="000000" w:themeColor="text1"/>
-        </w:rPr>
-        <w:t xml:space="preserve">Activate profile in </w:t>
-      </w:r>
-      <w:proofErr w:type="spellStart"/>
-      <w:proofErr w:type="gramStart"/>
-      <w:r>
-        <w:rPr>
-          <w:color w:val="000000" w:themeColor="text1"/>
-        </w:rPr>
-        <w:t>application.properties</w:t>
-      </w:r>
-      <w:proofErr w:type="spellEnd"/>
-      <w:proofErr w:type="gramEnd"/>
-      <w:r>
-        <w:rPr>
-          <w:color w:val="000000" w:themeColor="text1"/>
-        </w:rPr>
-        <w:t xml:space="preserve"> : </w:t>
-      </w:r>
-      <w:proofErr w:type="spellStart"/>
-      <w:proofErr w:type="gramStart"/>
-      <w:r>
-        <w:rPr>
-          <w:color w:val="0070C0"/>
-        </w:rPr>
-        <w:t>spring.profile</w:t>
-      </w:r>
-      <w:proofErr w:type="gramEnd"/>
-      <w:r>
-        <w:rPr>
-          <w:color w:val="0070C0"/>
-        </w:rPr>
-        <w:t>.active</w:t>
-      </w:r>
-      <w:proofErr w:type="spellEnd"/>
-      <w:r>
-        <w:rPr>
-          <w:color w:val="0070C0"/>
-        </w:rPr>
-        <w:t>=dev</w:t>
-      </w:r>
-      <w:r>
-        <w:rPr>
-          <w:color w:val="0070C0"/>
-        </w:rPr>
-        <w:t xml:space="preserve"> </w:t>
-      </w:r>
-      <w:r>
-        <w:t>or change in env for cloud</w:t>
-      </w:r>
-    </w:p>
-    <w:p>
-      <w:pPr>
-        <w:spacing w:after="0"/>
-      </w:pPr>
-      <w:r>
-        <w:t xml:space="preserve">Benefits: clean separation per environment, no if else, very </w:t>
-      </w:r>
-      <w:proofErr w:type="spellStart"/>
-      <w:r>
-        <w:t>scalabe</w:t>
-      </w:r>
-      <w:proofErr w:type="spellEnd"/>
-    </w:p>
-    <w:p>
-      <w:pPr>
-        <w:spacing w:after="0"/>
-      </w:pPr>
-    </w:p>
-    <w:p>
-      <w:pPr>
-        <w:spacing w:after="0"/>
-        <w:rPr>
-          <w:color w:val="000000" w:themeColor="text1"/>
-        </w:rPr>
-      </w:pPr>
-      <w:r>
-        <w:rPr>
-          <w:b/>
-          <w:bCs/>
-          <w:color w:val="000000" w:themeColor="text1"/>
-        </w:rPr>
-        <w:t xml:space="preserve">Option </w:t>
-      </w:r>
-      <w:r>
-        <w:rPr>
-          <w:b/>
-          <w:bCs/>
-          <w:color w:val="000000" w:themeColor="text1"/>
-        </w:rPr>
-        <w:t>4</w:t>
-      </w:r>
-      <w:r>
-        <w:rPr>
-          <w:b/>
-          <w:bCs/>
-          <w:color w:val="000000" w:themeColor="text1"/>
-        </w:rPr>
-        <w:t xml:space="preserve">: </w:t>
-      </w:r>
-      <w:r>
-        <w:rPr>
-          <w:b/>
-          <w:bCs/>
-          <w:color w:val="000000" w:themeColor="text1"/>
-        </w:rPr>
-        <w:t xml:space="preserve">Best </w:t>
-      </w:r>
-      <w:r>
-        <w:rPr>
-          <w:b/>
-          <w:bCs/>
-          <w:color w:val="000000" w:themeColor="text1"/>
-        </w:rPr>
-        <w:t xml:space="preserve">Use </w:t>
-      </w:r>
-      <w:r>
-        <w:rPr>
-          <w:b/>
-          <w:bCs/>
-          <w:color w:val="000000" w:themeColor="text1"/>
-        </w:rPr>
-        <w:t>@ConditionalOnProperty</w:t>
-      </w:r>
-      <w:r>
-        <w:rPr>
-          <w:color w:val="000000" w:themeColor="text1"/>
-        </w:rPr>
-        <w:t>:</w:t>
-      </w:r>
-      <w:r>
-        <w:rPr>
-          <w:color w:val="000000" w:themeColor="text1"/>
-        </w:rPr>
-        <w:t xml:space="preserve"> Spring will change</w:t>
-      </w:r>
-      <w:r>
-        <w:rPr>
-          <w:b/>
-          <w:bCs/>
-          <w:color w:val="000000" w:themeColor="text1"/>
-        </w:rPr>
-        <w:t xml:space="preserve"> </w:t>
-      </w:r>
-      <w:r>
-        <w:rPr>
-          <w:color w:val="000000" w:themeColor="text1"/>
-        </w:rPr>
-        <w:t>automatically, says create only matching bean and inject it. No conflict or ambiguity</w:t>
-      </w:r>
-    </w:p>
-    <w:p>
-      <w:pPr>
-        <w:spacing w:after="0"/>
-      </w:pPr>
-      <w:proofErr w:type="spellStart"/>
-      <w:proofErr w:type="gramStart"/>
-      <w:r>
-        <w:rPr>
-          <w:color w:val="000000" w:themeColor="text1"/>
-        </w:rPr>
-        <w:t>application.properties</w:t>
-      </w:r>
-      <w:proofErr w:type="spellEnd"/>
-      <w:proofErr w:type="gramEnd"/>
-      <w:r>
-        <w:rPr>
-          <w:color w:val="000000" w:themeColor="text1"/>
-        </w:rPr>
-        <w:t xml:space="preserve"> : </w:t>
-      </w:r>
-      <w:proofErr w:type="spellStart"/>
-      <w:proofErr w:type="gramStart"/>
-      <w:r>
-        <w:rPr>
-          <w:color w:val="0070C0"/>
+          <w:color w:val="000000" w:themeColor="text1"/>
+        </w:rPr>
+        <w:t>ConditionalOnProperty</w:t>
+      </w:r>
+      <w:proofErr w:type="spellEnd"/>
+      <w:r>
+        <w:rPr>
+          <w:color w:val="000000" w:themeColor="text1"/>
+        </w:rPr>
+        <w:t xml:space="preserve"> (name=“</w:t>
+      </w:r>
+      <w:proofErr w:type="spellStart"/>
+      <w:r>
+        <w:rPr>
+          <w:color w:val="000000" w:themeColor="text1"/>
         </w:rPr>
         <w:t>db.type</w:t>
       </w:r>
       <w:proofErr w:type="spellEnd"/>
-      <w:proofErr w:type="gramEnd"/>
-      <w:r>
-        <w:rPr>
-          <w:color w:val="0070C0"/>
-        </w:rPr>
-        <w:t>=</w:t>
-      </w:r>
-      <w:proofErr w:type="spellStart"/>
-      <w:r>
-        <w:rPr>
-          <w:color w:val="0070C0"/>
-        </w:rPr>
-        <w:t>mysql</w:t>
-      </w:r>
-      <w:proofErr w:type="spellEnd"/>
-    </w:p>
-    <w:p>
-      <w:pPr>
-        <w:spacing w:after="0"/>
-      </w:pPr>
-    </w:p>
-    <w:p>
-      <w:pPr>
-        <w:spacing w:after="0"/>
-      </w:pPr>
-      <w:r>
-        <w:rPr>
-          <w:color w:val="000000" w:themeColor="text1"/>
-        </w:rPr>
-        <w:t>@Repository</w:t>
-      </w:r>
-    </w:p>
-    <w:p>
-      <w:pPr>
-        <w:spacing w:after="0"/>
-        <w:rPr>
-          <w:color w:val="000000" w:themeColor="text1"/>
-        </w:rPr>
-      </w:pPr>
-      <w:r>
-        <w:rPr>
-          <w:color w:val="000000" w:themeColor="text1"/>
-        </w:rPr>
-        <w:t>@</w:t>
-      </w:r>
-      <w:r>
-        <w:rPr>
-          <w:b/>
-          <w:bCs/>
-          <w:color w:val="000000" w:themeColor="text1"/>
-        </w:rPr>
-        <w:t xml:space="preserve"> </w:t>
-      </w:r>
-      <w:proofErr w:type="spellStart"/>
-      <w:r>
-        <w:rPr>
-          <w:color w:val="000000" w:themeColor="text1"/>
-        </w:rPr>
-        <w:t>ConditionalOnProperty</w:t>
-      </w:r>
-      <w:proofErr w:type="spellEnd"/>
-      <w:r>
-        <w:rPr>
-          <w:color w:val="000000" w:themeColor="text1"/>
-        </w:rPr>
-        <w:t xml:space="preserve"> (name</w:t>
-      </w:r>
-      <w:proofErr w:type="gramStart"/>
-      <w:r>
-        <w:rPr>
-          <w:color w:val="000000" w:themeColor="text1"/>
-        </w:rPr>
-        <w:t>=“</w:t>
-      </w:r>
-      <w:proofErr w:type="spellStart"/>
-      <w:r>
-        <w:rPr>
-          <w:color w:val="000000" w:themeColor="text1"/>
-        </w:rPr>
-        <w:t>db.type</w:t>
-      </w:r>
-      <w:proofErr w:type="spellEnd"/>
-      <w:proofErr w:type="gramEnd"/>
       <w:r>
         <w:rPr>
           <w:color w:val="000000" w:themeColor="text1"/>
@@ -1899,7 +1806,6 @@
         <w:t>havingValue</w:t>
       </w:r>
       <w:proofErr w:type="spellEnd"/>
-      <w:proofErr w:type="gramStart"/>
       <w:r>
         <w:rPr>
           <w:color w:val="000000" w:themeColor="text1"/>
@@ -1911,189 +1817,9 @@
         <w:rPr>
           <w:color w:val="000000" w:themeColor="text1"/>
         </w:rPr>
-        <w:t>mysql</w:t>
-      </w:r>
-      <w:proofErr w:type="spellEnd"/>
-      <w:proofErr w:type="gramEnd"/>
-      <w:r>
-        <w:rPr>
-          <w:color w:val="000000" w:themeColor="text1"/>
-        </w:rPr>
-        <w:t>”)</w:t>
-      </w:r>
-    </w:p>
-    <w:p>
-      <w:pPr>
-        <w:spacing w:after="0"/>
-      </w:pPr>
-      <w:r>
-        <w:rPr>
-          <w:color w:val="000000" w:themeColor="text1"/>
-        </w:rPr>
-        <w:t xml:space="preserve">class </w:t>
-      </w:r>
-      <w:proofErr w:type="spellStart"/>
-      <w:r>
-        <w:rPr>
-          <w:color w:val="000000" w:themeColor="text1"/>
-        </w:rPr>
-        <w:t>MySqlDatabase</w:t>
-      </w:r>
-      <w:proofErr w:type="spellEnd"/>
-      <w:r>
-        <w:rPr>
-          <w:color w:val="000000" w:themeColor="text1"/>
-        </w:rPr>
-        <w:t xml:space="preserve"> implements Database </w:t>
-      </w:r>
-      <w:proofErr w:type="gramStart"/>
-      <w:r>
-        <w:rPr>
-          <w:color w:val="000000" w:themeColor="text1"/>
-        </w:rPr>
-        <w:t>{}  /</w:t>
-      </w:r>
-      <w:proofErr w:type="gramEnd"/>
-      <w:r>
-        <w:rPr>
-          <w:color w:val="000000" w:themeColor="text1"/>
-        </w:rPr>
-        <w:t xml:space="preserve">/ for </w:t>
-      </w:r>
-      <w:proofErr w:type="spellStart"/>
-      <w:r>
-        <w:rPr>
-          <w:color w:val="000000" w:themeColor="text1"/>
-        </w:rPr>
-        <w:t>mysql</w:t>
-      </w:r>
-      <w:proofErr w:type="spellEnd"/>
-      <w:r>
-        <w:rPr>
-          <w:color w:val="000000" w:themeColor="text1"/>
-        </w:rPr>
-        <w:t xml:space="preserve">, similarly change for </w:t>
-      </w:r>
-      <w:proofErr w:type="spellStart"/>
-      <w:r>
-        <w:rPr>
-          <w:color w:val="000000" w:themeColor="text1"/>
-        </w:rPr>
-        <w:t>mongodb</w:t>
-      </w:r>
-      <w:proofErr w:type="spellEnd"/>
-      <w:r>
-        <w:rPr>
-          <w:color w:val="000000" w:themeColor="text1"/>
-        </w:rPr>
-        <w:t xml:space="preserve"> or </w:t>
-      </w:r>
-      <w:proofErr w:type="spellStart"/>
-      <w:r>
-        <w:rPr>
-          <w:color w:val="000000" w:themeColor="text1"/>
-        </w:rPr>
         <w:t>postgres</w:t>
       </w:r>
       <w:proofErr w:type="spellEnd"/>
-    </w:p>
-    <w:p>
-      <w:pPr>
-        <w:spacing w:after="0"/>
-      </w:pPr>
-    </w:p>
-    <w:p>
-      <w:pPr>
-        <w:spacing w:after="0"/>
-      </w:pPr>
-      <w:r>
-        <w:rPr>
-          <w:color w:val="000000" w:themeColor="text1"/>
-        </w:rPr>
-        <w:t>@Repository</w:t>
-      </w:r>
-    </w:p>
-    <w:p>
-      <w:pPr>
-        <w:spacing w:after="0"/>
-        <w:rPr>
-          <w:color w:val="000000" w:themeColor="text1"/>
-        </w:rPr>
-      </w:pPr>
-      <w:r>
-        <w:rPr>
-          <w:color w:val="000000" w:themeColor="text1"/>
-        </w:rPr>
-        <w:t>@</w:t>
-      </w:r>
-      <w:r>
-        <w:rPr>
-          <w:b/>
-          <w:bCs/>
-          <w:color w:val="000000" w:themeColor="text1"/>
-        </w:rPr>
-        <w:t xml:space="preserve"> </w:t>
-      </w:r>
-      <w:proofErr w:type="spellStart"/>
-      <w:r>
-        <w:rPr>
-          <w:color w:val="000000" w:themeColor="text1"/>
-        </w:rPr>
-        <w:t>ConditionalOnProperty</w:t>
-      </w:r>
-      <w:proofErr w:type="spellEnd"/>
-      <w:r>
-        <w:rPr>
-          <w:color w:val="000000" w:themeColor="text1"/>
-        </w:rPr>
-        <w:t xml:space="preserve"> (name</w:t>
-      </w:r>
-      <w:proofErr w:type="gramStart"/>
-      <w:r>
-        <w:rPr>
-          <w:color w:val="000000" w:themeColor="text1"/>
-        </w:rPr>
-        <w:t>=“</w:t>
-      </w:r>
-      <w:proofErr w:type="spellStart"/>
-      <w:r>
-        <w:rPr>
-          <w:color w:val="000000" w:themeColor="text1"/>
-        </w:rPr>
-        <w:t>db.type</w:t>
-      </w:r>
-      <w:proofErr w:type="spellEnd"/>
-      <w:proofErr w:type="gramEnd"/>
-      <w:r>
-        <w:rPr>
-          <w:color w:val="000000" w:themeColor="text1"/>
-        </w:rPr>
-        <w:t xml:space="preserve">”, </w:t>
-      </w:r>
-      <w:proofErr w:type="spellStart"/>
-      <w:r>
-        <w:rPr>
-          <w:color w:val="000000" w:themeColor="text1"/>
-        </w:rPr>
-        <w:t>havingValue</w:t>
-      </w:r>
-      <w:proofErr w:type="spellEnd"/>
-      <w:proofErr w:type="gramStart"/>
-      <w:r>
-        <w:rPr>
-          <w:color w:val="000000" w:themeColor="text1"/>
-        </w:rPr>
-        <w:t>=”</w:t>
-      </w:r>
-      <w:proofErr w:type="spellStart"/>
-      <w:r>
-        <w:rPr>
-          <w:color w:val="000000" w:themeColor="text1"/>
-        </w:rPr>
-        <w:t>postgres</w:t>
-      </w:r>
-      <w:proofErr w:type="spellEnd"/>
-      <w:proofErr w:type="gramEnd"/>
       <w:r>
         <w:rPr>
           <w:color w:val="000000" w:themeColor="text1"/>
@@ -2199,21 +1925,7 @@
           <w:color w:val="000000" w:themeColor="text1"/>
         </w:rPr>
         <w:tab/>
-        <w:t xml:space="preserve">for feature toggling and provider selection. While profile </w:t>
-      </w:r>
-      <w:proofErr w:type="gramStart"/>
-      <w:r>
-        <w:rPr>
-          <w:color w:val="000000" w:themeColor="text1"/>
-        </w:rPr>
-        <w:t>are</w:t>
-      </w:r>
-      <w:proofErr w:type="gramEnd"/>
-      <w:r>
-        <w:rPr>
-          <w:color w:val="000000" w:themeColor="text1"/>
-        </w:rPr>
-        <w:t xml:space="preserve"> for environment separation</w:t>
+        <w:t>for feature toggling and provider selection. While profile are for environment separation</w:t>
       </w:r>
     </w:p>
     <w:p>
@@ -2284,14 +1996,12 @@
           <w:color w:val="000000" w:themeColor="text1"/>
         </w:rPr>
       </w:pPr>
-      <w:proofErr w:type="gramStart"/>
       <w:r>
         <w:rPr>
           <w:color w:val="000000" w:themeColor="text1"/>
         </w:rPr>
         <w:t>Flow :</w:t>
       </w:r>
-      <w:proofErr w:type="gramEnd"/>
     </w:p>
     <w:p>
       <w:pPr>
@@ -2441,14 +2151,7 @@
         <w:rPr>
           <w:color w:val="000000" w:themeColor="text1"/>
         </w:rPr>
-        <w:t xml:space="preserve">public void </w:t>
-      </w:r>
-      <w:proofErr w:type="gramStart"/>
-      <w:r>
-        <w:rPr>
-          <w:color w:val="000000" w:themeColor="text1"/>
-        </w:rPr>
-        <w:t xml:space="preserve">start(){ </w:t>
+        <w:t xml:space="preserve">public void start(){ </w:t>
       </w:r>
       <w:proofErr w:type="spellStart"/>
       <w:r>
@@ -2458,7 +2161,6 @@
         <w:t>println</w:t>
       </w:r>
       <w:proofErr w:type="spellEnd"/>
-      <w:proofErr w:type="gramEnd"/>
       <w:r>
         <w:rPr>
           <w:color w:val="000000" w:themeColor="text1"/>
@@ -2499,14 +2201,7 @@
         <w:rPr>
           <w:color w:val="000000" w:themeColor="text1"/>
         </w:rPr>
-        <w:t xml:space="preserve">public void </w:t>
-      </w:r>
-      <w:proofErr w:type="gramStart"/>
-      <w:r>
-        <w:rPr>
-          <w:color w:val="000000" w:themeColor="text1"/>
-        </w:rPr>
-        <w:t xml:space="preserve">stop(){ </w:t>
+        <w:t xml:space="preserve">public void stop(){ </w:t>
       </w:r>
       <w:proofErr w:type="spellStart"/>
       <w:r>
@@ -2516,7 +2211,6 @@
         <w:t>println</w:t>
       </w:r>
       <w:proofErr w:type="spellEnd"/>
-      <w:proofErr w:type="gramEnd"/>
       <w:r>
         <w:rPr>
           <w:color w:val="000000" w:themeColor="text1"/>
@@ -2543,21 +2237,7 @@
         <w:rPr>
           <w:color w:val="000000" w:themeColor="text1"/>
         </w:rPr>
-        <w:t xml:space="preserve">to check </w:t>
-      </w:r>
-      <w:proofErr w:type="gramStart"/>
-      <w:r>
-        <w:rPr>
-          <w:color w:val="000000" w:themeColor="text1"/>
-        </w:rPr>
-        <w:t>config</w:t>
-      </w:r>
-      <w:proofErr w:type="gramEnd"/>
-      <w:r>
-        <w:rPr>
-          <w:color w:val="000000" w:themeColor="text1"/>
-        </w:rPr>
-        <w:t xml:space="preserve"> we can use @Value in class or @ConfigurationPropertiesScan in </w:t>
+        <w:t xml:space="preserve">to check config we can use @Value in class or @ConfigurationPropertiesScan in </w:t>
       </w:r>
       <w:proofErr w:type="spellStart"/>
       <w:r>
@@ -2585,21 +2265,7 @@
         <w:rPr>
           <w:color w:val="000000" w:themeColor="text1"/>
         </w:rPr>
-        <w:t>@Value(`${</w:t>
-      </w:r>
-      <w:proofErr w:type="gramStart"/>
-      <w:r>
-        <w:rPr>
-          <w:color w:val="000000" w:themeColor="text1"/>
-        </w:rPr>
-        <w:t>db.type</w:t>
-      </w:r>
-      <w:proofErr w:type="gramEnd"/>
-      <w:r>
-        <w:rPr>
-          <w:color w:val="000000" w:themeColor="text1"/>
-        </w:rPr>
-        <w:t>}`)</w:t>
+        <w:t>@Value(`${db.type}`)</w:t>
       </w:r>
     </w:p>
     <w:p>
@@ -2737,16 +2403,8 @@
         <w:rPr>
           <w:color w:val="000000" w:themeColor="text1"/>
         </w:rPr>
-        <w:t xml:space="preserve">Public Database </w:t>
-      </w:r>
-      <w:proofErr w:type="gramStart"/>
-      <w:r>
-        <w:rPr>
-          <w:color w:val="000000" w:themeColor="text1"/>
-        </w:rPr>
-        <w:t>database(){</w:t>
-      </w:r>
-      <w:proofErr w:type="gramEnd"/>
+        <w:t>Public Database database(){</w:t>
+      </w:r>
     </w:p>
     <w:p>
       <w:pPr>
@@ -2762,7 +2420,6 @@
         <w:t xml:space="preserve">Return new </w:t>
       </w:r>
       <w:proofErr w:type="spellStart"/>
-      <w:proofErr w:type="gramStart"/>
       <w:r>
         <w:rPr>
           <w:color w:val="000000" w:themeColor="text1"/>
@@ -2774,14 +2431,7 @@
         <w:rPr>
           <w:color w:val="000000" w:themeColor="text1"/>
         </w:rPr>
-        <w:t>(</w:t>
-      </w:r>
-      <w:proofErr w:type="gramEnd"/>
-      <w:r>
-        <w:rPr>
-          <w:color w:val="000000" w:themeColor="text1"/>
-        </w:rPr>
-        <w:t>);</w:t>
+        <w:t>();</w:t>
       </w:r>
     </w:p>
     <w:p>
@@ -2827,41 +2477,279 @@
           <w:bCs/>
           <w:color w:val="0070C0"/>
         </w:rPr>
-        <w:t xml:space="preserve">How Spring internals </w:t>
-      </w:r>
-      <w:proofErr w:type="gramStart"/>
+        <w:t xml:space="preserve">How Spring internals run : </w:t>
+      </w:r>
+      <w:proofErr w:type="spellStart"/>
       <w:r>
         <w:rPr>
           <w:b/>
           <w:bCs/>
           <w:color w:val="0070C0"/>
         </w:rPr>
-        <w:t>run :</w:t>
-      </w:r>
-      <w:proofErr w:type="gramEnd"/>
+        <w:t>SpringApplication.run</w:t>
+      </w:r>
+      <w:proofErr w:type="spellEnd"/>
       <w:r>
         <w:rPr>
           <w:b/>
           <w:bCs/>
           <w:color w:val="0070C0"/>
         </w:rPr>
+        <w:t xml:space="preserve">( </w:t>
+      </w:r>
+      <w:proofErr w:type="spellStart"/>
+      <w:r>
+        <w:rPr>
+          <w:b/>
+          <w:bCs/>
+          <w:color w:val="0070C0"/>
+        </w:rPr>
+        <w:t>Application.class</w:t>
+      </w:r>
+      <w:proofErr w:type="spellEnd"/>
+      <w:r>
+        <w:rPr>
+          <w:b/>
+          <w:bCs/>
+          <w:color w:val="0070C0"/>
+        </w:rPr>
+        <w:t xml:space="preserve">, </w:t>
+      </w:r>
+      <w:proofErr w:type="spellStart"/>
+      <w:r>
+        <w:rPr>
+          <w:b/>
+          <w:bCs/>
+          <w:color w:val="0070C0"/>
+        </w:rPr>
+        <w:t>args</w:t>
+      </w:r>
+      <w:proofErr w:type="spellEnd"/>
+      <w:r>
+        <w:rPr>
+          <w:b/>
+          <w:bCs/>
+          <w:color w:val="0070C0"/>
+        </w:rPr>
+        <w:t>)</w:t>
+      </w:r>
+    </w:p>
+    <w:p>
+      <w:pPr>
+        <w:spacing w:after="0"/>
+        <w:rPr>
+          <w:color w:val="000000" w:themeColor="text1"/>
+        </w:rPr>
+      </w:pPr>
+      <w:r>
+        <w:rPr>
+          <w:color w:val="000000" w:themeColor="text1"/>
+        </w:rPr>
+        <w:t xml:space="preserve">How </w:t>
+      </w:r>
+      <w:proofErr w:type="spellStart"/>
+      <w:r>
+        <w:rPr>
+          <w:color w:val="000000" w:themeColor="text1"/>
+        </w:rPr>
+        <w:t>SpringApplication.run</w:t>
+      </w:r>
+      <w:proofErr w:type="spellEnd"/>
+      <w:r>
+        <w:rPr>
+          <w:color w:val="000000" w:themeColor="text1"/>
+        </w:rPr>
+        <w:t xml:space="preserve">( </w:t>
+      </w:r>
+      <w:proofErr w:type="spellStart"/>
+      <w:r>
+        <w:rPr>
+          <w:color w:val="000000" w:themeColor="text1"/>
+        </w:rPr>
+        <w:t>Application.class</w:t>
+      </w:r>
+      <w:proofErr w:type="spellEnd"/>
+      <w:r>
+        <w:rPr>
+          <w:color w:val="000000" w:themeColor="text1"/>
+        </w:rPr>
+        <w:t xml:space="preserve">, </w:t>
+      </w:r>
+      <w:proofErr w:type="spellStart"/>
+      <w:r>
+        <w:rPr>
+          <w:color w:val="000000" w:themeColor="text1"/>
+        </w:rPr>
+        <w:t>args</w:t>
+      </w:r>
+      <w:proofErr w:type="spellEnd"/>
+      <w:r>
+        <w:rPr>
+          <w:color w:val="000000" w:themeColor="text1"/>
+        </w:rPr>
+        <w:t>)</w:t>
+      </w:r>
+      <w:r>
+        <w:rPr>
+          <w:color w:val="000000" w:themeColor="text1"/>
+        </w:rPr>
+        <w:t xml:space="preserve"> will do following : </w:t>
+      </w:r>
+    </w:p>
+    <w:p>
+      <w:pPr>
+        <w:spacing w:after="0"/>
+        <w:rPr>
+          <w:color w:val="000000" w:themeColor="text1"/>
+        </w:rPr>
+      </w:pPr>
+      <w:proofErr w:type="spellStart"/>
+      <w:r>
+        <w:rPr>
+          <w:color w:val="000000" w:themeColor="text1"/>
+        </w:rPr>
+        <w:t>i</w:t>
+      </w:r>
+      <w:proofErr w:type="spellEnd"/>
+      <w:r>
+        <w:rPr>
+          <w:color w:val="000000" w:themeColor="text1"/>
+        </w:rPr>
+        <w:t xml:space="preserve">) </w:t>
+      </w:r>
+      <w:r>
+        <w:rPr>
+          <w:color w:val="000000" w:themeColor="text1"/>
+        </w:rPr>
+        <w:t xml:space="preserve">Application start, </w:t>
+      </w:r>
+      <w:r>
+        <w:rPr>
+          <w:color w:val="000000" w:themeColor="text1"/>
+        </w:rPr>
+        <w:t xml:space="preserve">                </w:t>
+      </w:r>
+      <w:r>
+        <w:rPr>
+          <w:color w:val="000000" w:themeColor="text1"/>
+        </w:rPr>
+        <w:t xml:space="preserve">ii) web server starts, </w:t>
+      </w:r>
+    </w:p>
+    <w:p>
+      <w:pPr>
+        <w:spacing w:after="0"/>
+        <w:rPr>
+          <w:color w:val="000000" w:themeColor="text1"/>
+        </w:rPr>
+      </w:pPr>
+      <w:r>
+        <w:rPr>
+          <w:color w:val="000000" w:themeColor="text1"/>
+        </w:rPr>
+        <w:lastRenderedPageBreak/>
+        <w:t>iii) REST APIs start working, iv) configuration happens automatically</w:t>
+      </w:r>
+    </w:p>
+    <w:p>
+      <w:pPr>
+        <w:spacing w:after="0"/>
+        <w:rPr>
+          <w:b/>
+          <w:bCs/>
+          <w:color w:val="000000" w:themeColor="text1"/>
+        </w:rPr>
+      </w:pPr>
+      <w:r>
+        <w:rPr>
+          <w:b/>
+          <w:bCs/>
+          <w:color w:val="000000" w:themeColor="text1"/>
+        </w:rPr>
+        <w:t xml:space="preserve">Will check what </w:t>
+      </w:r>
+      <w:proofErr w:type="spellStart"/>
+      <w:r>
+        <w:rPr>
+          <w:b/>
+          <w:bCs/>
+          <w:color w:val="000000" w:themeColor="text1"/>
+        </w:rPr>
+        <w:t>SpringApplication.run</w:t>
+      </w:r>
+      <w:proofErr w:type="spellEnd"/>
+      <w:r>
+        <w:rPr>
+          <w:b/>
+          <w:bCs/>
+          <w:color w:val="000000" w:themeColor="text1"/>
+        </w:rPr>
+        <w:t>() do and how config works internally</w:t>
+      </w:r>
+      <w:r>
+        <w:rPr>
+          <w:b/>
+          <w:bCs/>
+          <w:color w:val="000000" w:themeColor="text1"/>
+        </w:rPr>
+        <w:t>?</w:t>
+      </w:r>
+    </w:p>
+    <w:p>
+      <w:pPr>
+        <w:spacing w:after="0"/>
+        <w:rPr>
+          <w:color w:val="0070C0"/>
+        </w:rPr>
+      </w:pPr>
+      <w:r>
+        <w:rPr>
+          <w:color w:val="0070C0"/>
+        </w:rPr>
+        <w:t>High Level startup pipeline</w:t>
+      </w:r>
+    </w:p>
+    <w:p>
+      <w:pPr>
+        <w:spacing w:after="0"/>
+        <w:rPr>
+          <w:color w:val="0070C0"/>
+        </w:rPr>
+      </w:pPr>
+      <w:r>
+        <w:rPr>
+          <w:color w:val="0070C0"/>
+        </w:rPr>
+        <w:t xml:space="preserve">main()     </w:t>
+      </w:r>
+      <w:r>
+        <w:rPr>
+          <w:color w:val="000000" w:themeColor="text1"/>
+        </w:rPr>
+        <w:t>calls</w:t>
+      </w:r>
+      <w:r>
+        <w:rPr>
+          <w:color w:val="000000" w:themeColor="text1"/>
+        </w:rPr>
         <w:t xml:space="preserve"> </w:t>
       </w:r>
-      <w:proofErr w:type="spellStart"/>
-      <w:proofErr w:type="gramStart"/>
-      <w:r>
-        <w:rPr>
-          <w:b/>
-          <w:bCs/>
+      <w:r>
+        <w:rPr>
           <w:color w:val="0070C0"/>
         </w:rPr>
+        <w:t xml:space="preserve">-&gt; </w:t>
+      </w:r>
+      <w:proofErr w:type="spellStart"/>
+      <w:r>
+        <w:rPr>
+          <w:color w:val="0070C0"/>
+        </w:rPr>
         <w:t>SpringApplication.run</w:t>
       </w:r>
       <w:proofErr w:type="spellEnd"/>
       <w:r>
         <w:rPr>
-          <w:b/>
-          <w:bCs/>
           <w:color w:val="0070C0"/>
         </w:rPr>
         <w:t xml:space="preserve">( </w:t>
@@ -2869,18 +2757,13 @@
       <w:proofErr w:type="spellStart"/>
       <w:r>
         <w:rPr>
-          <w:b/>
-          <w:bCs/>
           <w:color w:val="0070C0"/>
         </w:rPr>
         <w:t>Application.class</w:t>
       </w:r>
       <w:proofErr w:type="spellEnd"/>
-      <w:proofErr w:type="gramEnd"/>
-      <w:r>
-        <w:rPr>
-          <w:b/>
-          <w:bCs/>
+      <w:r>
+        <w:rPr>
           <w:color w:val="0070C0"/>
         </w:rPr>
         <w:t xml:space="preserve">, </w:t>
@@ -2888,8 +2771,6 @@
       <w:proofErr w:type="spellStart"/>
       <w:r>
         <w:rPr>
-          <w:b/>
-          <w:bCs/>
           <w:color w:val="0070C0"/>
         </w:rPr>
         <w:t>args</w:t>
@@ -2897,373 +2778,68 @@
       <w:proofErr w:type="spellEnd"/>
       <w:r>
         <w:rPr>
-          <w:b/>
-          <w:bCs/>
           <w:color w:val="0070C0"/>
         </w:rPr>
         <w:t>)</w:t>
       </w:r>
-    </w:p>
-    <w:p>
-      <w:pPr>
-        <w:spacing w:after="0"/>
-        <w:rPr>
-          <w:color w:val="000000" w:themeColor="text1"/>
-        </w:rPr>
-      </w:pPr>
-      <w:r>
-        <w:rPr>
-          <w:color w:val="000000" w:themeColor="text1"/>
-        </w:rPr>
-        <w:t xml:space="preserve">How </w:t>
-      </w:r>
-      <w:proofErr w:type="spellStart"/>
-      <w:proofErr w:type="gramStart"/>
-      <w:r>
-        <w:rPr>
-          <w:color w:val="000000" w:themeColor="text1"/>
+      <w:r>
+        <w:rPr>
+          <w:color w:val="0070C0"/>
+        </w:rPr>
+        <w:t xml:space="preserve">   </w:t>
+      </w:r>
+      <w:r>
+        <w:rPr>
+          <w:color w:val="000000" w:themeColor="text1"/>
+        </w:rPr>
+        <w:t>starts</w:t>
+      </w:r>
+      <w:r>
+        <w:rPr>
+          <w:color w:val="0070C0"/>
+        </w:rPr>
+        <w:t>-&gt; Application ready to serve</w:t>
+      </w:r>
+    </w:p>
+    <w:p>
+      <w:pPr>
+        <w:spacing w:after="0"/>
+        <w:rPr>
+          <w:b/>
+          <w:bCs/>
+          <w:color w:val="0070C0"/>
+        </w:rPr>
+      </w:pPr>
+    </w:p>
+    <w:p>
+      <w:pPr>
+        <w:spacing w:after="0"/>
+        <w:rPr>
+          <w:color w:val="0070C0"/>
+        </w:rPr>
+      </w:pPr>
+      <w:proofErr w:type="spellStart"/>
+      <w:r>
+        <w:rPr>
+          <w:color w:val="0070C0"/>
         </w:rPr>
         <w:t>SpringApplication.run</w:t>
       </w:r>
       <w:proofErr w:type="spellEnd"/>
       <w:r>
         <w:rPr>
-          <w:color w:val="000000" w:themeColor="text1"/>
+          <w:color w:val="0070C0"/>
         </w:rPr>
         <w:t xml:space="preserve">( </w:t>
       </w:r>
       <w:proofErr w:type="spellStart"/>
       <w:r>
         <w:rPr>
-          <w:color w:val="000000" w:themeColor="text1"/>
+          <w:color w:val="0070C0"/>
         </w:rPr>
         <w:t>Application.class</w:t>
       </w:r>
       <w:proofErr w:type="spellEnd"/>
-      <w:proofErr w:type="gramEnd"/>
-      <w:r>
-        <w:rPr>
-          <w:color w:val="000000" w:themeColor="text1"/>
-        </w:rPr>
-        <w:t xml:space="preserve">, </w:t>
-      </w:r>
-      <w:proofErr w:type="spellStart"/>
-      <w:r>
-        <w:rPr>
-          <w:color w:val="000000" w:themeColor="text1"/>
-        </w:rPr>
-        <w:t>args</w:t>
-      </w:r>
-      <w:proofErr w:type="spellEnd"/>
-      <w:r>
-        <w:rPr>
-          <w:color w:val="000000" w:themeColor="text1"/>
-        </w:rPr>
-        <w:t>)</w:t>
-      </w:r>
-      <w:r>
-        <w:rPr>
-          <w:color w:val="000000" w:themeColor="text1"/>
-        </w:rPr>
-        <w:t xml:space="preserve"> will do </w:t>
-      </w:r>
-      <w:proofErr w:type="gramStart"/>
-      <w:r>
-        <w:rPr>
-          <w:color w:val="000000" w:themeColor="text1"/>
-        </w:rPr>
-        <w:t>following :</w:t>
-      </w:r>
-      <w:proofErr w:type="gramEnd"/>
-      <w:r>
-        <w:rPr>
-          <w:color w:val="000000" w:themeColor="text1"/>
-        </w:rPr>
-        <w:t xml:space="preserve"> </w:t>
-      </w:r>
-    </w:p>
-    <w:p>
-      <w:pPr>
-        <w:spacing w:after="0"/>
-        <w:rPr>
-          <w:color w:val="000000" w:themeColor="text1"/>
-        </w:rPr>
-      </w:pPr>
-      <w:proofErr w:type="spellStart"/>
-      <w:r>
-        <w:rPr>
-          <w:color w:val="000000" w:themeColor="text1"/>
-        </w:rPr>
-        <w:t>i</w:t>
-      </w:r>
-      <w:proofErr w:type="spellEnd"/>
-      <w:r>
-        <w:rPr>
-          <w:color w:val="000000" w:themeColor="text1"/>
-        </w:rPr>
-        <w:t xml:space="preserve">) </w:t>
-      </w:r>
-      <w:r>
-        <w:rPr>
-          <w:color w:val="000000" w:themeColor="text1"/>
-        </w:rPr>
-        <w:t xml:space="preserve">Application </w:t>
-      </w:r>
-      <w:proofErr w:type="gramStart"/>
-      <w:r>
-        <w:rPr>
-          <w:color w:val="000000" w:themeColor="text1"/>
-        </w:rPr>
-        <w:t xml:space="preserve">start, </w:t>
-      </w:r>
-      <w:r>
-        <w:rPr>
-          <w:color w:val="000000" w:themeColor="text1"/>
-        </w:rPr>
-        <w:t xml:space="preserve">  </w:t>
-      </w:r>
-      <w:proofErr w:type="gramEnd"/>
-      <w:r>
-        <w:rPr>
-          <w:color w:val="000000" w:themeColor="text1"/>
-        </w:rPr>
-        <w:t xml:space="preserve">              </w:t>
-      </w:r>
-      <w:r>
-        <w:rPr>
-          <w:color w:val="000000" w:themeColor="text1"/>
-        </w:rPr>
-        <w:t xml:space="preserve">ii) web server starts, </w:t>
-      </w:r>
-    </w:p>
-    <w:p>
-      <w:pPr>
-        <w:spacing w:after="0"/>
-        <w:rPr>
-          <w:color w:val="000000" w:themeColor="text1"/>
-        </w:rPr>
-      </w:pPr>
-      <w:r>
-        <w:rPr>
-          <w:color w:val="000000" w:themeColor="text1"/>
-        </w:rPr>
-        <w:t>iii) REST APIs start working, iv) configuration happens automatically</w:t>
-      </w:r>
-    </w:p>
-    <w:p>
-      <w:pPr>
-        <w:spacing w:after="0"/>
-        <w:rPr>
-          <w:b/>
-          <w:bCs/>
-          <w:color w:val="000000" w:themeColor="text1"/>
-        </w:rPr>
-      </w:pPr>
-      <w:r>
-        <w:rPr>
-          <w:b/>
-          <w:bCs/>
-          <w:color w:val="000000" w:themeColor="text1"/>
-        </w:rPr>
-        <w:lastRenderedPageBreak/>
-        <w:t xml:space="preserve">Will check what </w:t>
-      </w:r>
-      <w:proofErr w:type="spellStart"/>
-      <w:proofErr w:type="gramStart"/>
-      <w:r>
-        <w:rPr>
-          <w:b/>
-          <w:bCs/>
-          <w:color w:val="000000" w:themeColor="text1"/>
-        </w:rPr>
-        <w:t>SpringApplication.run</w:t>
-      </w:r>
-      <w:proofErr w:type="spellEnd"/>
-      <w:r>
-        <w:rPr>
-          <w:b/>
-          <w:bCs/>
-          <w:color w:val="000000" w:themeColor="text1"/>
-        </w:rPr>
-        <w:t>(</w:t>
-      </w:r>
-      <w:proofErr w:type="gramEnd"/>
-      <w:r>
-        <w:rPr>
-          <w:b/>
-          <w:bCs/>
-          <w:color w:val="000000" w:themeColor="text1"/>
-        </w:rPr>
-        <w:t>) do and how config works internally</w:t>
-      </w:r>
-      <w:r>
-        <w:rPr>
-          <w:b/>
-          <w:bCs/>
-          <w:color w:val="000000" w:themeColor="text1"/>
-        </w:rPr>
-        <w:t>?</w:t>
-      </w:r>
-    </w:p>
-    <w:p>
-      <w:pPr>
-        <w:spacing w:after="0"/>
-        <w:rPr>
-          <w:color w:val="0070C0"/>
-        </w:rPr>
-      </w:pPr>
-      <w:r>
-        <w:rPr>
-          <w:color w:val="0070C0"/>
-        </w:rPr>
-        <w:t>High Level startup pipeline</w:t>
-      </w:r>
-    </w:p>
-    <w:p>
-      <w:pPr>
-        <w:spacing w:after="0"/>
-        <w:rPr>
-          <w:color w:val="0070C0"/>
-        </w:rPr>
-      </w:pPr>
-      <w:proofErr w:type="gramStart"/>
-      <w:r>
-        <w:rPr>
-          <w:color w:val="0070C0"/>
-        </w:rPr>
-        <w:t>main(</w:t>
-      </w:r>
-      <w:proofErr w:type="gramEnd"/>
-      <w:r>
-        <w:rPr>
-          <w:color w:val="0070C0"/>
-        </w:rPr>
-        <w:t xml:space="preserve">)     </w:t>
-      </w:r>
-      <w:r>
-        <w:rPr>
-          <w:color w:val="000000" w:themeColor="text1"/>
-        </w:rPr>
-        <w:t>calls</w:t>
-      </w:r>
-      <w:r>
-        <w:rPr>
-          <w:color w:val="000000" w:themeColor="text1"/>
-        </w:rPr>
-        <w:t xml:space="preserve"> </w:t>
-      </w:r>
-      <w:r>
-        <w:rPr>
-          <w:color w:val="0070C0"/>
-        </w:rPr>
-        <w:t xml:space="preserve">-&gt; </w:t>
-      </w:r>
-      <w:proofErr w:type="spellStart"/>
-      <w:proofErr w:type="gramStart"/>
-      <w:r>
-        <w:rPr>
-          <w:color w:val="0070C0"/>
-        </w:rPr>
-        <w:t>SpringApplication.run</w:t>
-      </w:r>
-      <w:proofErr w:type="spellEnd"/>
-      <w:r>
-        <w:rPr>
-          <w:color w:val="0070C0"/>
-        </w:rPr>
-        <w:t xml:space="preserve">( </w:t>
-      </w:r>
-      <w:proofErr w:type="spellStart"/>
-      <w:r>
-        <w:rPr>
-          <w:color w:val="0070C0"/>
-        </w:rPr>
-        <w:t>Application.class</w:t>
-      </w:r>
-      <w:proofErr w:type="spellEnd"/>
-      <w:proofErr w:type="gramEnd"/>
-      <w:r>
-        <w:rPr>
-          <w:color w:val="0070C0"/>
-        </w:rPr>
-        <w:t xml:space="preserve">, </w:t>
-      </w:r>
-      <w:proofErr w:type="spellStart"/>
-      <w:proofErr w:type="gramStart"/>
-      <w:r>
-        <w:rPr>
-          <w:color w:val="0070C0"/>
-        </w:rPr>
-        <w:t>args</w:t>
-      </w:r>
-      <w:proofErr w:type="spellEnd"/>
-      <w:r>
-        <w:rPr>
-          <w:color w:val="0070C0"/>
-        </w:rPr>
-        <w:t>)</w:t>
-      </w:r>
-      <w:r>
-        <w:rPr>
-          <w:color w:val="0070C0"/>
-        </w:rPr>
-        <w:t xml:space="preserve">   </w:t>
-      </w:r>
-      <w:proofErr w:type="gramEnd"/>
-      <w:r>
-        <w:rPr>
-          <w:color w:val="000000" w:themeColor="text1"/>
-        </w:rPr>
-        <w:t>starts</w:t>
-      </w:r>
-      <w:r>
-        <w:rPr>
-          <w:color w:val="0070C0"/>
-        </w:rPr>
-        <w:t>-&gt; Application ready to serve</w:t>
-      </w:r>
-    </w:p>
-    <w:p>
-      <w:pPr>
-        <w:spacing w:after="0"/>
-        <w:rPr>
-          <w:b/>
-          <w:bCs/>
-          <w:color w:val="0070C0"/>
-        </w:rPr>
-      </w:pPr>
-    </w:p>
-    <w:p>
-      <w:pPr>
-        <w:spacing w:after="0"/>
-        <w:rPr>
-          <w:color w:val="0070C0"/>
-        </w:rPr>
-      </w:pPr>
-      <w:proofErr w:type="spellStart"/>
-      <w:proofErr w:type="gramStart"/>
-      <w:r>
-        <w:rPr>
-          <w:color w:val="0070C0"/>
-        </w:rPr>
-        <w:t>SpringApplication.run</w:t>
-      </w:r>
-      <w:proofErr w:type="spellEnd"/>
-      <w:r>
-        <w:rPr>
-          <w:color w:val="0070C0"/>
-        </w:rPr>
-        <w:t xml:space="preserve">( </w:t>
-      </w:r>
-      <w:proofErr w:type="spellStart"/>
-      <w:r>
-        <w:rPr>
-          <w:color w:val="0070C0"/>
-        </w:rPr>
-        <w:t>Application.class</w:t>
-      </w:r>
-      <w:proofErr w:type="spellEnd"/>
-      <w:proofErr w:type="gramEnd"/>
       <w:r>
         <w:rPr>
           <w:color w:val="0070C0"/>
@@ -3388,7 +2964,6 @@
         </w:rPr>
       </w:pPr>
       <w:proofErr w:type="spellStart"/>
-      <w:proofErr w:type="gramStart"/>
       <w:r>
         <w:rPr>
           <w:color w:val="000000" w:themeColor="text1"/>
@@ -3396,7 +2971,6 @@
         <w:t>context.refresh</w:t>
       </w:r>
       <w:proofErr w:type="spellEnd"/>
-      <w:proofErr w:type="gramEnd"/>
       <w:r>
         <w:rPr>
           <w:color w:val="000000" w:themeColor="text1"/>
@@ -3464,7 +3038,6 @@
         <w:t xml:space="preserve"> </w:t>
       </w:r>
       <w:proofErr w:type="spellStart"/>
-      <w:proofErr w:type="gramStart"/>
       <w:r>
         <w:rPr>
           <w:color w:val="000000" w:themeColor="text1"/>
@@ -3476,14 +3049,7 @@
         <w:rPr>
           <w:color w:val="000000" w:themeColor="text1"/>
         </w:rPr>
-        <w:t>(</w:t>
-      </w:r>
-      <w:proofErr w:type="gramEnd"/>
-      <w:r>
-        <w:rPr>
-          <w:color w:val="000000" w:themeColor="text1"/>
-        </w:rPr>
-        <w:t>) -&gt;</w:t>
+        <w:t>() -&gt;</w:t>
       </w:r>
     </w:p>
     <w:p>
@@ -3654,268 +3220,208 @@
         <w:rPr>
           <w:color w:val="000000" w:themeColor="text1"/>
         </w:rPr>
-        <w:t xml:space="preserve"> supports three types of </w:t>
-      </w:r>
-      <w:proofErr w:type="gramStart"/>
-      <w:r>
-        <w:rPr>
-          <w:color w:val="000000" w:themeColor="text1"/>
-        </w:rPr>
-        <w:t>application :</w:t>
-      </w:r>
-      <w:proofErr w:type="gramEnd"/>
+        <w:t xml:space="preserve"> supports three types of application : </w:t>
+      </w:r>
+      <w:r>
+        <w:rPr>
+          <w:b/>
+          <w:bCs/>
+          <w:color w:val="000000" w:themeColor="text1"/>
+        </w:rPr>
+        <w:t>SERVLET, REACTIVE, NONE</w:t>
+      </w:r>
+    </w:p>
+    <w:p>
+      <w:pPr>
+        <w:spacing w:after="0"/>
+        <w:ind w:left="360"/>
+        <w:rPr>
+          <w:color w:val="000000" w:themeColor="text1"/>
+        </w:rPr>
+      </w:pPr>
+      <w:r>
+        <w:rPr>
+          <w:color w:val="000000" w:themeColor="text1"/>
+        </w:rPr>
+        <w:t xml:space="preserve">The framework determines this automatically by inspecting the </w:t>
+      </w:r>
+      <w:proofErr w:type="spellStart"/>
+      <w:r>
+        <w:rPr>
+          <w:color w:val="000000" w:themeColor="text1"/>
+        </w:rPr>
+        <w:t>classpath</w:t>
+      </w:r>
+      <w:proofErr w:type="spellEnd"/>
+      <w:r>
+        <w:rPr>
+          <w:color w:val="000000" w:themeColor="text1"/>
+        </w:rPr>
+        <w:t>.</w:t>
+      </w:r>
+    </w:p>
+    <w:p>
+      <w:pPr>
+        <w:spacing w:after="0"/>
+        <w:ind w:left="360"/>
+        <w:rPr>
+          <w:color w:val="000000" w:themeColor="text1"/>
+        </w:rPr>
+      </w:pPr>
+      <w:r>
+        <w:rPr>
+          <w:color w:val="000000" w:themeColor="text1"/>
+        </w:rPr>
+        <w:t>Example : if class from spring MVC or the servlet API are present, boot assumes this is a web application</w:t>
+      </w:r>
+    </w:p>
+    <w:p>
+      <w:pPr>
+        <w:spacing w:after="0"/>
+        <w:ind w:left="360"/>
+        <w:rPr>
+          <w:color w:val="000000" w:themeColor="text1"/>
+        </w:rPr>
+      </w:pPr>
+      <w:r>
+        <w:rPr>
+          <w:color w:val="000000" w:themeColor="text1"/>
+        </w:rPr>
+        <w:t xml:space="preserve">This mechanism is called </w:t>
+      </w:r>
+      <w:proofErr w:type="spellStart"/>
+      <w:r>
+        <w:rPr>
+          <w:b/>
+          <w:bCs/>
+          <w:color w:val="000000" w:themeColor="text1"/>
+        </w:rPr>
+        <w:t>Classpath</w:t>
+      </w:r>
+      <w:proofErr w:type="spellEnd"/>
+      <w:r>
+        <w:rPr>
+          <w:b/>
+          <w:bCs/>
+          <w:color w:val="000000" w:themeColor="text1"/>
+        </w:rPr>
+        <w:t>-based configuration</w:t>
+      </w:r>
+    </w:p>
+    <w:p>
+      <w:pPr>
+        <w:spacing w:after="0"/>
+      </w:pPr>
+      <w:r>
+        <w:rPr>
+          <w:b/>
+          <w:bCs/>
+          <w:color w:val="000000" w:themeColor="text1"/>
+        </w:rPr>
+        <w:t xml:space="preserve">      </w:t>
+      </w:r>
+      <w:proofErr w:type="spellStart"/>
+      <w:r>
+        <w:rPr>
+          <w:b/>
+          <w:bCs/>
+          <w:color w:val="000000" w:themeColor="text1"/>
+        </w:rPr>
+        <w:t>Classpath</w:t>
+      </w:r>
+      <w:proofErr w:type="spellEnd"/>
+      <w:r>
+        <w:rPr>
+          <w:b/>
+          <w:bCs/>
+          <w:color w:val="000000" w:themeColor="text1"/>
+        </w:rPr>
+        <w:t>-based configuration</w:t>
+      </w:r>
+      <w:r>
+        <w:rPr>
+          <w:b/>
+          <w:bCs/>
+          <w:color w:val="000000" w:themeColor="text1"/>
+        </w:rPr>
+        <w:t xml:space="preserve"> : </w:t>
+      </w:r>
+      <w:proofErr w:type="spellStart"/>
+      <w:r>
+        <w:rPr>
+          <w:color w:val="000000" w:themeColor="text1"/>
+        </w:rPr>
+        <w:t>Springboot</w:t>
+      </w:r>
+      <w:proofErr w:type="spellEnd"/>
       <w:r>
         <w:rPr>
           <w:color w:val="000000" w:themeColor="text1"/>
         </w:rPr>
         <w:t xml:space="preserve"> </w:t>
       </w:r>
-      <w:r>
-        <w:rPr>
-          <w:b/>
-          <w:bCs/>
-          <w:color w:val="000000" w:themeColor="text1"/>
-        </w:rPr>
-        <w:t>SERVLET, REACTIVE, NONE</w:t>
-      </w:r>
-    </w:p>
-    <w:p>
-      <w:pPr>
-        <w:spacing w:after="0"/>
-        <w:ind w:left="360"/>
-        <w:rPr>
-          <w:color w:val="000000" w:themeColor="text1"/>
-        </w:rPr>
-      </w:pPr>
-      <w:r>
-        <w:rPr>
-          <w:color w:val="000000" w:themeColor="text1"/>
-        </w:rPr>
-        <w:t xml:space="preserve">The framework determines this automatically by inspecting the </w:t>
-      </w:r>
-      <w:proofErr w:type="spellStart"/>
-      <w:r>
-        <w:rPr>
-          <w:color w:val="000000" w:themeColor="text1"/>
-        </w:rPr>
-        <w:t>classpath</w:t>
-      </w:r>
-      <w:proofErr w:type="spellEnd"/>
-      <w:r>
-        <w:rPr>
-          <w:color w:val="000000" w:themeColor="text1"/>
-        </w:rPr>
-        <w:t>.</w:t>
-      </w:r>
-    </w:p>
-    <w:p>
-      <w:pPr>
-        <w:spacing w:after="0"/>
-        <w:ind w:left="360"/>
-        <w:rPr>
-          <w:color w:val="000000" w:themeColor="text1"/>
-        </w:rPr>
-      </w:pPr>
-      <w:proofErr w:type="gramStart"/>
-      <w:r>
-        <w:rPr>
-          <w:color w:val="000000" w:themeColor="text1"/>
-        </w:rPr>
-        <w:t>Example :</w:t>
-      </w:r>
-      <w:proofErr w:type="gramEnd"/>
-      <w:r>
-        <w:rPr>
-          <w:color w:val="000000" w:themeColor="text1"/>
-        </w:rPr>
-        <w:t xml:space="preserve"> if class from spring MVC or the servlet API are present, boot assumes this is a web application</w:t>
-      </w:r>
-    </w:p>
-    <w:p>
-      <w:pPr>
-        <w:spacing w:after="0"/>
-        <w:ind w:left="360"/>
-        <w:rPr>
-          <w:color w:val="000000" w:themeColor="text1"/>
-        </w:rPr>
-      </w:pPr>
-      <w:r>
-        <w:rPr>
-          <w:color w:val="000000" w:themeColor="text1"/>
-        </w:rPr>
-        <w:t xml:space="preserve">This mechanism is called </w:t>
-      </w:r>
-      <w:proofErr w:type="spellStart"/>
-      <w:r>
-        <w:rPr>
-          <w:b/>
-          <w:bCs/>
-          <w:color w:val="000000" w:themeColor="text1"/>
-        </w:rPr>
-        <w:t>Classpath</w:t>
-      </w:r>
-      <w:proofErr w:type="spellEnd"/>
-      <w:r>
-        <w:rPr>
-          <w:b/>
-          <w:bCs/>
-          <w:color w:val="000000" w:themeColor="text1"/>
-        </w:rPr>
-        <w:t>-based configuration</w:t>
-      </w:r>
-    </w:p>
-    <w:p>
-      <w:pPr>
-        <w:spacing w:after="0"/>
-      </w:pPr>
-      <w:r>
-        <w:rPr>
-          <w:b/>
-          <w:bCs/>
-          <w:color w:val="000000" w:themeColor="text1"/>
-        </w:rPr>
-        <w:t xml:space="preserve">      </w:t>
-      </w:r>
-      <w:proofErr w:type="spellStart"/>
-      <w:r>
-        <w:rPr>
-          <w:b/>
-          <w:bCs/>
-          <w:color w:val="000000" w:themeColor="text1"/>
-        </w:rPr>
-        <w:t>Classpath</w:t>
-      </w:r>
-      <w:proofErr w:type="spellEnd"/>
-      <w:r>
-        <w:rPr>
-          <w:b/>
-          <w:bCs/>
-          <w:color w:val="000000" w:themeColor="text1"/>
-        </w:rPr>
-        <w:t xml:space="preserve">-based </w:t>
-      </w:r>
-      <w:proofErr w:type="gramStart"/>
-      <w:r>
-        <w:rPr>
-          <w:b/>
-          <w:bCs/>
-          <w:color w:val="000000" w:themeColor="text1"/>
-        </w:rPr>
-        <w:t>configuration</w:t>
-      </w:r>
-      <w:r>
-        <w:rPr>
-          <w:b/>
-          <w:bCs/>
-          <w:color w:val="000000" w:themeColor="text1"/>
-        </w:rPr>
-        <w:t xml:space="preserve"> :</w:t>
-      </w:r>
-      <w:proofErr w:type="gramEnd"/>
-      <w:r>
-        <w:rPr>
-          <w:b/>
-          <w:bCs/>
-          <w:color w:val="000000" w:themeColor="text1"/>
-        </w:rPr>
+      <w:proofErr w:type="spellStart"/>
+      <w:r>
+        <w:rPr>
+          <w:color w:val="000000" w:themeColor="text1"/>
+        </w:rPr>
+        <w:t>behaviour</w:t>
+      </w:r>
+      <w:proofErr w:type="spellEnd"/>
+      <w:r>
+        <w:rPr>
+          <w:color w:val="000000" w:themeColor="text1"/>
+        </w:rPr>
+        <w:t xml:space="preserve"> changes based on dependencies we include.</w:t>
+      </w:r>
+    </w:p>
+    <w:p>
+      <w:pPr>
+        <w:spacing w:after="0"/>
+      </w:pPr>
+    </w:p>
+    <w:p>
+      <w:pPr>
+        <w:spacing w:after="0"/>
+        <w:rPr>
+          <w:color w:val="000000" w:themeColor="text1"/>
+        </w:rPr>
+      </w:pPr>
+      <w:r>
+        <w:rPr>
+          <w:b/>
+          <w:bCs/>
+        </w:rPr>
+        <w:t xml:space="preserve">Phase </w:t>
+      </w:r>
+      <w:r>
+        <w:rPr>
+          <w:b/>
+          <w:bCs/>
+        </w:rPr>
+        <w:t>2</w:t>
+      </w:r>
+      <w:r>
+        <w:rPr>
+          <w:b/>
+          <w:bCs/>
+        </w:rPr>
+        <w:t>)</w:t>
+      </w:r>
+      <w:r>
         <w:t xml:space="preserve"> </w:t>
       </w:r>
-      <w:proofErr w:type="spellStart"/>
-      <w:r>
-        <w:rPr>
-          <w:color w:val="000000" w:themeColor="text1"/>
-        </w:rPr>
-        <w:t>Springboot</w:t>
-      </w:r>
-      <w:proofErr w:type="spellEnd"/>
-      <w:r>
-        <w:rPr>
-          <w:color w:val="000000" w:themeColor="text1"/>
-        </w:rPr>
-        <w:t xml:space="preserve"> </w:t>
-      </w:r>
-      <w:proofErr w:type="spellStart"/>
-      <w:r>
-        <w:rPr>
-          <w:color w:val="000000" w:themeColor="text1"/>
-        </w:rPr>
-        <w:t>behaviour</w:t>
-      </w:r>
-      <w:proofErr w:type="spellEnd"/>
-      <w:r>
-        <w:rPr>
-          <w:color w:val="000000" w:themeColor="text1"/>
-        </w:rPr>
-        <w:t xml:space="preserve"> changes based on dependencies we include.</w:t>
-      </w:r>
-    </w:p>
-    <w:p>
-      <w:pPr>
-        <w:spacing w:after="0"/>
-      </w:pPr>
-    </w:p>
-    <w:p>
-      <w:pPr>
-        <w:spacing w:after="0"/>
-        <w:rPr>
-          <w:color w:val="000000" w:themeColor="text1"/>
-        </w:rPr>
-      </w:pPr>
-      <w:r>
-        <w:rPr>
-          <w:b/>
-          <w:bCs/>
-        </w:rPr>
-        <w:t xml:space="preserve">Phase </w:t>
-      </w:r>
-      <w:r>
-        <w:rPr>
-          <w:b/>
-          <w:bCs/>
-        </w:rPr>
-        <w:t>2</w:t>
-      </w:r>
-      <w:r>
-        <w:rPr>
-          <w:b/>
-          <w:bCs/>
-        </w:rPr>
-        <w:t>)</w:t>
-      </w:r>
-      <w:r>
-        <w:t xml:space="preserve"> </w:t>
-      </w:r>
-      <w:r>
-        <w:rPr>
-          <w:color w:val="000000" w:themeColor="text1"/>
-        </w:rPr>
-        <w:t xml:space="preserve">Prepare </w:t>
-      </w:r>
-      <w:proofErr w:type="gramStart"/>
-      <w:r>
-        <w:rPr>
-          <w:color w:val="000000" w:themeColor="text1"/>
-        </w:rPr>
-        <w:t>environment</w:t>
-      </w:r>
-      <w:r>
-        <w:rPr>
-          <w:color w:val="000000" w:themeColor="text1"/>
-        </w:rPr>
-        <w:t xml:space="preserve"> :</w:t>
-      </w:r>
-      <w:proofErr w:type="gramEnd"/>
-      <w:r>
-        <w:rPr>
-          <w:color w:val="000000" w:themeColor="text1"/>
-        </w:rPr>
-        <w:t xml:space="preserve"> </w:t>
-      </w:r>
-      <w:r>
-        <w:rPr>
-          <w:color w:val="000000" w:themeColor="text1"/>
-        </w:rPr>
-        <w:t xml:space="preserve">Before starting the spring container, boot prepares an object called </w:t>
+      <w:r>
+        <w:rPr>
+          <w:color w:val="000000" w:themeColor="text1"/>
+        </w:rPr>
+        <w:t>Prepare environment</w:t>
+      </w:r>
+      <w:r>
+        <w:rPr>
+          <w:color w:val="000000" w:themeColor="text1"/>
+        </w:rPr>
+        <w:t xml:space="preserve"> : Before starting the spring container, boot prepares an object called </w:t>
       </w:r>
       <w:proofErr w:type="spellStart"/>
       <w:r>
@@ -4078,19 +3584,11 @@
           <w:color w:val="000000" w:themeColor="text1"/>
         </w:rPr>
       </w:pPr>
-      <w:proofErr w:type="gramStart"/>
-      <w:r>
-        <w:rPr>
-          <w:color w:val="000000" w:themeColor="text1"/>
-        </w:rPr>
-        <w:t>Note :Higher</w:t>
-      </w:r>
-      <w:proofErr w:type="gramEnd"/>
-      <w:r>
-        <w:rPr>
-          <w:color w:val="000000" w:themeColor="text1"/>
-        </w:rPr>
-        <w:t xml:space="preserve"> priority will override lower priority. This allows config to be overridden in production environment</w:t>
+      <w:r>
+        <w:rPr>
+          <w:color w:val="000000" w:themeColor="text1"/>
+        </w:rPr>
+        <w:t>Note :Higher priority will override lower priority. This allows config to be overridden in production environment</w:t>
       </w:r>
     </w:p>
     <w:p>
@@ -4107,7 +3605,6 @@
         <w:t xml:space="preserve">For </w:t>
       </w:r>
       <w:proofErr w:type="spellStart"/>
-      <w:proofErr w:type="gramStart"/>
       <w:r>
         <w:rPr>
           <w:color w:val="000000" w:themeColor="text1"/>
@@ -4119,14 +3616,7 @@
         <w:rPr>
           <w:color w:val="000000" w:themeColor="text1"/>
         </w:rPr>
-        <w:t xml:space="preserve"> :</w:t>
-      </w:r>
-      <w:proofErr w:type="gramEnd"/>
-      <w:r>
-        <w:rPr>
-          <w:color w:val="000000" w:themeColor="text1"/>
-        </w:rPr>
-        <w:t xml:space="preserve"> command line argument can override </w:t>
+        <w:t xml:space="preserve"> : command line argument can override </w:t>
       </w:r>
       <w:proofErr w:type="spellStart"/>
       <w:r>
@@ -4157,21 +3647,7 @@
           <w:b/>
           <w:bCs/>
         </w:rPr>
-        <w:t xml:space="preserve">Phase </w:t>
-      </w:r>
-      <w:r>
-        <w:rPr>
-          <w:b/>
-          <w:bCs/>
-        </w:rPr>
-        <w:t>3</w:t>
-      </w:r>
-      <w:r>
-        <w:rPr>
-          <w:b/>
-          <w:bCs/>
-        </w:rPr>
-        <w:t>)</w:t>
+        <w:t>Phase 3)</w:t>
       </w:r>
       <w:r>
         <w:t xml:space="preserve"> </w:t>
@@ -4180,109 +3656,213 @@
         <w:rPr>
           <w:color w:val="000000" w:themeColor="text1"/>
         </w:rPr>
-        <w:t xml:space="preserve">Create application </w:t>
-      </w:r>
-      <w:proofErr w:type="gramStart"/>
-      <w:r>
-        <w:rPr>
-          <w:color w:val="000000" w:themeColor="text1"/>
-        </w:rPr>
-        <w:t>context</w:t>
-      </w:r>
-      <w:r>
-        <w:rPr>
-          <w:color w:val="000000" w:themeColor="text1"/>
-        </w:rPr>
-        <w:t xml:space="preserve"> :</w:t>
-      </w:r>
-      <w:proofErr w:type="gramEnd"/>
+        <w:t>Create application context</w:t>
+      </w:r>
+      <w:r>
+        <w:rPr>
+          <w:color w:val="000000" w:themeColor="text1"/>
+        </w:rPr>
+        <w:t xml:space="preserve"> : </w:t>
+      </w:r>
+      <w:proofErr w:type="spellStart"/>
+      <w:r>
+        <w:rPr>
+          <w:color w:val="000000" w:themeColor="text1"/>
+        </w:rPr>
+        <w:t>ApplicationContext</w:t>
+      </w:r>
+      <w:proofErr w:type="spellEnd"/>
+      <w:r>
+        <w:rPr>
+          <w:color w:val="000000" w:themeColor="text1"/>
+        </w:rPr>
+        <w:t xml:space="preserve"> is the </w:t>
+      </w:r>
+      <w:proofErr w:type="spellStart"/>
+      <w:r>
+        <w:rPr>
+          <w:color w:val="000000" w:themeColor="text1"/>
+        </w:rPr>
+        <w:t>Ioc</w:t>
+      </w:r>
+      <w:proofErr w:type="spellEnd"/>
+      <w:r>
+        <w:rPr>
+          <w:color w:val="000000" w:themeColor="text1"/>
+        </w:rPr>
+        <w:t xml:space="preserve"> (inversion of control) </w:t>
+      </w:r>
+      <w:r>
+        <w:rPr>
+          <w:color w:val="000000" w:themeColor="text1"/>
+        </w:rPr>
+        <w:t>container provided by Spring framework.</w:t>
+      </w:r>
+    </w:p>
+    <w:p>
+      <w:pPr>
+        <w:spacing w:after="0"/>
+        <w:rPr>
+          <w:color w:val="000000" w:themeColor="text1"/>
+        </w:rPr>
+      </w:pPr>
+      <w:r>
+        <w:rPr>
+          <w:color w:val="000000" w:themeColor="text1"/>
+        </w:rPr>
+        <w:t>It is responsible for : managing beans, dependency injection, lifecycle management, event handling</w:t>
+      </w:r>
+    </w:p>
+    <w:p>
+      <w:pPr>
+        <w:spacing w:after="0"/>
+        <w:rPr>
+          <w:color w:val="000000" w:themeColor="text1"/>
+        </w:rPr>
+      </w:pPr>
+      <w:r>
+        <w:rPr>
+          <w:color w:val="000000" w:themeColor="text1"/>
+        </w:rPr>
+        <w:t>SERVLET</w:t>
+      </w:r>
+      <w:r>
+        <w:rPr>
+          <w:color w:val="000000" w:themeColor="text1"/>
+        </w:rPr>
+        <w:t xml:space="preserve"> - </w:t>
+      </w:r>
+      <w:proofErr w:type="spellStart"/>
+      <w:r>
+        <w:rPr>
+          <w:color w:val="000000" w:themeColor="text1"/>
+        </w:rPr>
+        <w:t>ApplicationConfigServletWebServerApplicationContext</w:t>
+      </w:r>
+      <w:proofErr w:type="spellEnd"/>
+      <w:r>
+        <w:rPr>
+          <w:color w:val="000000" w:themeColor="text1"/>
+        </w:rPr>
+        <w:t>,</w:t>
+      </w:r>
+    </w:p>
+    <w:p>
+      <w:pPr>
+        <w:spacing w:after="0"/>
+        <w:rPr>
+          <w:color w:val="000000" w:themeColor="text1"/>
+        </w:rPr>
+      </w:pPr>
+      <w:r>
+        <w:rPr>
+          <w:color w:val="000000" w:themeColor="text1"/>
+        </w:rPr>
+        <w:t>REACTIVE</w:t>
+      </w:r>
+      <w:r>
+        <w:rPr>
+          <w:color w:val="000000" w:themeColor="text1"/>
+        </w:rPr>
+        <w:t xml:space="preserve"> - </w:t>
+      </w:r>
+      <w:proofErr w:type="spellStart"/>
+      <w:r>
+        <w:rPr>
+          <w:color w:val="000000" w:themeColor="text1"/>
+        </w:rPr>
+        <w:t>ReactiveApplicationContext</w:t>
+      </w:r>
+      <w:proofErr w:type="spellEnd"/>
+      <w:r>
+        <w:rPr>
+          <w:color w:val="000000" w:themeColor="text1"/>
+        </w:rPr>
+        <w:t>,</w:t>
+      </w:r>
+    </w:p>
+    <w:p>
+      <w:pPr>
+        <w:spacing w:after="0"/>
+        <w:rPr>
+          <w:color w:val="000000" w:themeColor="text1"/>
+        </w:rPr>
+      </w:pPr>
+      <w:r>
+        <w:rPr>
+          <w:color w:val="000000" w:themeColor="text1"/>
+        </w:rPr>
+        <w:t>NONE</w:t>
+      </w:r>
       <w:r>
         <w:rPr>
           <w:color w:val="000000" w:themeColor="text1"/>
         </w:rPr>
         <w:t xml:space="preserve"> </w:t>
       </w:r>
-      <w:proofErr w:type="spellStart"/>
-      <w:r>
-        <w:rPr>
-          <w:color w:val="000000" w:themeColor="text1"/>
-        </w:rPr>
-        <w:t>ApplicationContext</w:t>
-      </w:r>
-      <w:proofErr w:type="spellEnd"/>
-      <w:r>
-        <w:rPr>
-          <w:color w:val="000000" w:themeColor="text1"/>
-        </w:rPr>
-        <w:t xml:space="preserve"> is the </w:t>
-      </w:r>
-      <w:proofErr w:type="spellStart"/>
-      <w:r>
-        <w:rPr>
-          <w:color w:val="000000" w:themeColor="text1"/>
-        </w:rPr>
-        <w:t>Ioc</w:t>
-      </w:r>
-      <w:proofErr w:type="spellEnd"/>
-      <w:r>
-        <w:rPr>
-          <w:color w:val="000000" w:themeColor="text1"/>
-        </w:rPr>
-        <w:t xml:space="preserve"> (inversion of control) </w:t>
-      </w:r>
-      <w:r>
-        <w:rPr>
-          <w:color w:val="000000" w:themeColor="text1"/>
-        </w:rPr>
-        <w:t>container provided by Spring framework.</w:t>
-      </w:r>
-    </w:p>
-    <w:p>
-      <w:pPr>
-        <w:spacing w:after="0"/>
-        <w:rPr>
-          <w:color w:val="000000" w:themeColor="text1"/>
-        </w:rPr>
-      </w:pPr>
-      <w:r>
-        <w:rPr>
-          <w:color w:val="000000" w:themeColor="text1"/>
-        </w:rPr>
-        <w:t xml:space="preserve">It is responsible </w:t>
-      </w:r>
-      <w:proofErr w:type="gramStart"/>
-      <w:r>
-        <w:rPr>
-          <w:color w:val="000000" w:themeColor="text1"/>
-        </w:rPr>
-        <w:t>for :</w:t>
-      </w:r>
-      <w:proofErr w:type="gramEnd"/>
-      <w:r>
-        <w:rPr>
-          <w:color w:val="000000" w:themeColor="text1"/>
-        </w:rPr>
-        <w:t xml:space="preserve"> managing beans, dependency injection, lifecycle management, event handling</w:t>
-      </w:r>
-    </w:p>
-    <w:p>
-      <w:pPr>
-        <w:spacing w:after="0"/>
-        <w:rPr>
-          <w:color w:val="000000" w:themeColor="text1"/>
-        </w:rPr>
-      </w:pPr>
-      <w:r>
-        <w:rPr>
-          <w:color w:val="000000" w:themeColor="text1"/>
-        </w:rPr>
-        <w:t>SERVLET</w:t>
-      </w:r>
-      <w:r>
-        <w:rPr>
-          <w:color w:val="000000" w:themeColor="text1"/>
-        </w:rPr>
-        <w:t xml:space="preserve"> - </w:t>
+      <w:r>
+        <w:rPr>
+          <w:color w:val="000000" w:themeColor="text1"/>
+        </w:rPr>
+        <w:t>–</w:t>
+      </w:r>
+      <w:r>
+        <w:rPr>
+          <w:color w:val="000000" w:themeColor="text1"/>
+        </w:rPr>
+        <w:t xml:space="preserve"> </w:t>
+      </w:r>
+      <w:proofErr w:type="spellStart"/>
+      <w:r>
+        <w:rPr>
+          <w:color w:val="000000" w:themeColor="text1"/>
+        </w:rPr>
+        <w:t>AnnotationConfigApplicationContext</w:t>
+      </w:r>
+      <w:proofErr w:type="spellEnd"/>
+    </w:p>
+    <w:p>
+      <w:pPr>
+        <w:spacing w:after="0"/>
+        <w:rPr>
+          <w:color w:val="000000" w:themeColor="text1"/>
+        </w:rPr>
+      </w:pPr>
+    </w:p>
+    <w:p>
+      <w:pPr>
+        <w:spacing w:after="0"/>
+        <w:rPr>
+          <w:color w:val="000000" w:themeColor="text1"/>
+        </w:rPr>
+      </w:pPr>
+      <w:proofErr w:type="spellStart"/>
+      <w:r>
+        <w:rPr>
+          <w:color w:val="000000" w:themeColor="text1"/>
+        </w:rPr>
+        <w:t>SpringBoot</w:t>
+      </w:r>
+      <w:proofErr w:type="spellEnd"/>
+      <w:r>
+        <w:rPr>
+          <w:color w:val="000000" w:themeColor="text1"/>
+        </w:rPr>
+        <w:t xml:space="preserve"> simply chooses the correct context implementation.</w:t>
+      </w:r>
+    </w:p>
+    <w:p>
+      <w:pPr>
+        <w:spacing w:after="0"/>
+        <w:rPr>
+          <w:color w:val="000000" w:themeColor="text1"/>
+        </w:rPr>
+      </w:pPr>
+      <w:r>
+        <w:rPr>
+          <w:color w:val="000000" w:themeColor="text1"/>
+        </w:rPr>
+        <w:t xml:space="preserve">For web application boot creates – </w:t>
       </w:r>
       <w:proofErr w:type="spellStart"/>
       <w:r>
@@ -4296,61 +3876,42 @@
         <w:rPr>
           <w:color w:val="000000" w:themeColor="text1"/>
         </w:rPr>
-        <w:t>,</w:t>
-      </w:r>
-    </w:p>
-    <w:p>
-      <w:pPr>
-        <w:spacing w:after="0"/>
-        <w:rPr>
-          <w:color w:val="000000" w:themeColor="text1"/>
-        </w:rPr>
-      </w:pPr>
-      <w:r>
-        <w:rPr>
-          <w:color w:val="000000" w:themeColor="text1"/>
-        </w:rPr>
-        <w:t>REACTIVE</w:t>
-      </w:r>
-      <w:r>
-        <w:rPr>
-          <w:color w:val="000000" w:themeColor="text1"/>
-        </w:rPr>
-        <w:t xml:space="preserve"> - </w:t>
-      </w:r>
-      <w:proofErr w:type="spellStart"/>
-      <w:r>
-        <w:rPr>
-          <w:color w:val="000000" w:themeColor="text1"/>
-        </w:rPr>
-        <w:t>Reactive</w:t>
-      </w:r>
-      <w:r>
-        <w:rPr>
-          <w:color w:val="000000" w:themeColor="text1"/>
-        </w:rPr>
-        <w:t>ApplicationContext</w:t>
-      </w:r>
-      <w:proofErr w:type="spellEnd"/>
-      <w:r>
-        <w:rPr>
-          <w:color w:val="000000" w:themeColor="text1"/>
-        </w:rPr>
-        <w:t>,</w:t>
-      </w:r>
-    </w:p>
-    <w:p>
-      <w:pPr>
-        <w:spacing w:after="0"/>
-        <w:rPr>
-          <w:color w:val="000000" w:themeColor="text1"/>
-        </w:rPr>
-      </w:pPr>
-      <w:r>
-        <w:rPr>
-          <w:color w:val="000000" w:themeColor="text1"/>
-        </w:rPr>
-        <w:t>NONE</w:t>
+        <w:t>, this context can start an embedded web server</w:t>
+      </w:r>
+    </w:p>
+    <w:p>
+      <w:pPr>
+        <w:spacing w:after="0"/>
+        <w:rPr>
+          <w:color w:val="000000" w:themeColor="text1"/>
+        </w:rPr>
+      </w:pPr>
+    </w:p>
+    <w:p>
+      <w:pPr>
+        <w:spacing w:after="0"/>
+        <w:rPr>
+          <w:color w:val="000000" w:themeColor="text1"/>
+        </w:rPr>
+      </w:pPr>
+      <w:r>
+        <w:rPr>
+          <w:b/>
+          <w:bCs/>
+        </w:rPr>
+        <w:t xml:space="preserve">Phase 4) </w:t>
+      </w:r>
+      <w:r>
+        <w:rPr>
+          <w:color w:val="000000" w:themeColor="text1"/>
+        </w:rPr>
+        <w:t>A</w:t>
+      </w:r>
+      <w:r>
+        <w:rPr>
+          <w:color w:val="000000" w:themeColor="text1"/>
+        </w:rPr>
+        <w:t>uto configuration</w:t>
       </w:r>
       <w:r>
         <w:rPr>
@@ -4358,152 +3919,6 @@
         </w:rPr>
         <w:t xml:space="preserve"> </w:t>
       </w:r>
-      <w:r>
-        <w:rPr>
-          <w:color w:val="000000" w:themeColor="text1"/>
-        </w:rPr>
-        <w:t>–</w:t>
-      </w:r>
-      <w:r>
-        <w:rPr>
-          <w:color w:val="000000" w:themeColor="text1"/>
-        </w:rPr>
-        <w:t xml:space="preserve"> </w:t>
-      </w:r>
-      <w:proofErr w:type="spellStart"/>
-      <w:r>
-        <w:rPr>
-          <w:color w:val="000000" w:themeColor="text1"/>
-        </w:rPr>
-        <w:t>AnnotationConfig</w:t>
-      </w:r>
-      <w:r>
-        <w:rPr>
-          <w:color w:val="000000" w:themeColor="text1"/>
-        </w:rPr>
-        <w:t>ApplicationContext</w:t>
-      </w:r>
-      <w:proofErr w:type="spellEnd"/>
-    </w:p>
-    <w:p>
-      <w:pPr>
-        <w:spacing w:after="0"/>
-        <w:rPr>
-          <w:color w:val="000000" w:themeColor="text1"/>
-        </w:rPr>
-      </w:pPr>
-    </w:p>
-    <w:p>
-      <w:pPr>
-        <w:spacing w:after="0"/>
-        <w:rPr>
-          <w:color w:val="000000" w:themeColor="text1"/>
-        </w:rPr>
-      </w:pPr>
-      <w:proofErr w:type="spellStart"/>
-      <w:r>
-        <w:rPr>
-          <w:color w:val="000000" w:themeColor="text1"/>
-        </w:rPr>
-        <w:t>SpringBoot</w:t>
-      </w:r>
-      <w:proofErr w:type="spellEnd"/>
-      <w:r>
-        <w:rPr>
-          <w:color w:val="000000" w:themeColor="text1"/>
-        </w:rPr>
-        <w:t xml:space="preserve"> simply chooses the correct context implementation.</w:t>
-      </w:r>
-    </w:p>
-    <w:p>
-      <w:pPr>
-        <w:spacing w:after="0"/>
-        <w:rPr>
-          <w:color w:val="000000" w:themeColor="text1"/>
-        </w:rPr>
-      </w:pPr>
-      <w:r>
-        <w:rPr>
-          <w:color w:val="000000" w:themeColor="text1"/>
-        </w:rPr>
-        <w:t xml:space="preserve">For web application boot creates – </w:t>
-      </w:r>
-      <w:proofErr w:type="spellStart"/>
-      <w:r>
-        <w:rPr>
-          <w:color w:val="000000" w:themeColor="text1"/>
-        </w:rPr>
-        <w:t>ApplicationConfigServletWebServerApplicationContext</w:t>
-      </w:r>
-      <w:proofErr w:type="spellEnd"/>
-      <w:r>
-        <w:rPr>
-          <w:color w:val="000000" w:themeColor="text1"/>
-        </w:rPr>
-        <w:t>, this context can start an embedded web server</w:t>
-      </w:r>
-    </w:p>
-    <w:p>
-      <w:pPr>
-        <w:spacing w:after="0"/>
-        <w:rPr>
-          <w:color w:val="000000" w:themeColor="text1"/>
-        </w:rPr>
-      </w:pPr>
-    </w:p>
-    <w:p>
-      <w:pPr>
-        <w:spacing w:after="0"/>
-        <w:rPr>
-          <w:color w:val="000000" w:themeColor="text1"/>
-        </w:rPr>
-      </w:pPr>
-      <w:r>
-        <w:rPr>
-          <w:b/>
-          <w:bCs/>
-        </w:rPr>
-        <w:t xml:space="preserve">Phase </w:t>
-      </w:r>
-      <w:r>
-        <w:rPr>
-          <w:b/>
-          <w:bCs/>
-        </w:rPr>
-        <w:t>4</w:t>
-      </w:r>
-      <w:r>
-        <w:rPr>
-          <w:b/>
-          <w:bCs/>
-        </w:rPr>
-        <w:t>)</w:t>
-      </w:r>
-      <w:r>
-        <w:rPr>
-          <w:b/>
-          <w:bCs/>
-        </w:rPr>
-        <w:t xml:space="preserve"> </w:t>
-      </w:r>
-      <w:r>
-        <w:rPr>
-          <w:color w:val="000000" w:themeColor="text1"/>
-        </w:rPr>
-        <w:t>A</w:t>
-      </w:r>
-      <w:r>
-        <w:rPr>
-          <w:color w:val="000000" w:themeColor="text1"/>
-        </w:rPr>
-        <w:t>uto configuration</w:t>
-      </w:r>
-      <w:r>
-        <w:rPr>
-          <w:color w:val="000000" w:themeColor="text1"/>
-        </w:rPr>
-        <w:t xml:space="preserve"> </w:t>
-      </w:r>
     </w:p>
     <w:p>
       <w:pPr>
@@ -4556,16 +3971,8 @@
         <w:rPr>
           <w:color w:val="000000" w:themeColor="text1"/>
         </w:rPr>
-        <w:t xml:space="preserve"> </w:t>
-      </w:r>
-      <w:proofErr w:type="gramStart"/>
-      <w:r>
-        <w:rPr>
-          <w:color w:val="000000" w:themeColor="text1"/>
-        </w:rPr>
-        <w:t>pipeline :</w:t>
-      </w:r>
-      <w:proofErr w:type="gramEnd"/>
+        <w:t xml:space="preserve"> pipeline :</w:t>
+      </w:r>
     </w:p>
     <w:p>
       <w:pPr>
@@ -4612,13 +4019,7 @@
         <w:rPr>
           <w:color w:val="000000" w:themeColor="text1"/>
         </w:rPr>
-        <w:t>@</w:t>
-      </w:r>
-      <w:r>
-        <w:rPr>
-          <w:color w:val="000000" w:themeColor="text1"/>
-        </w:rPr>
-        <w:t>EnableAutoConfiguration</w:t>
+        <w:t>@EnableAutoConfiguration</w:t>
       </w:r>
     </w:p>
     <w:p>
@@ -4653,13 +4054,7 @@
         <w:rPr>
           <w:color w:val="000000" w:themeColor="text1"/>
         </w:rPr>
-        <w:t>AutoConfiguration</w:t>
-      </w:r>
-      <w:r>
-        <w:rPr>
-          <w:color w:val="000000" w:themeColor="text1"/>
-        </w:rPr>
-        <w:t>ImportSelector</w:t>
+        <w:t>AutoConfigurationImportSelector</w:t>
       </w:r>
       <w:proofErr w:type="spellEnd"/>
     </w:p>
@@ -4701,25 +4096,7 @@
         <w:rPr>
           <w:color w:val="000000" w:themeColor="text1"/>
         </w:rPr>
-        <w:t>AutoConfiguration</w:t>
-      </w:r>
-      <w:r>
-        <w:rPr>
-          <w:color w:val="000000" w:themeColor="text1"/>
-        </w:rPr>
-        <w:t>.i</w:t>
-      </w:r>
-      <w:r>
-        <w:rPr>
-          <w:color w:val="000000" w:themeColor="text1"/>
-        </w:rPr>
-        <w:t>mport</w:t>
-      </w:r>
-      <w:r>
-        <w:rPr>
-          <w:color w:val="000000" w:themeColor="text1"/>
-        </w:rPr>
-        <w:t>s</w:t>
+        <w:t>AutoConfiguration.imports</w:t>
       </w:r>
       <w:proofErr w:type="spellEnd"/>
     </w:p>
@@ -4810,20 +4187,16 @@
         <w:rPr>
           <w:color w:val="000000" w:themeColor="text1"/>
         </w:rPr>
-        <w:t>The annotation @</w:t>
-      </w:r>
-      <w:r>
-        <w:rPr>
-          <w:color w:val="000000" w:themeColor="text1"/>
-        </w:rPr>
-        <w:t>SpringBootApplication</w:t>
-      </w:r>
-      <w:r>
-        <w:rPr>
-          <w:color w:val="000000" w:themeColor="text1"/>
-        </w:rPr>
-        <w:t xml:space="preserve"> includes another annotation </w:t>
-      </w:r>
+        <w:t>The annotation @SpringBootApplication includes another annotation @EnableAutoConfiguration.</w:t>
+      </w:r>
+    </w:p>
+    <w:p>
+      <w:pPr>
+        <w:spacing w:after="0"/>
+        <w:rPr>
+          <w:color w:val="000000" w:themeColor="text1"/>
+        </w:rPr>
+      </w:pPr>
       <w:r>
         <w:rPr>
           <w:color w:val="000000" w:themeColor="text1"/>
@@ -4834,26 +4207,6 @@
         <w:rPr>
           <w:color w:val="000000" w:themeColor="text1"/>
         </w:rPr>
-        <w:t>.</w:t>
-      </w:r>
-    </w:p>
-    <w:p>
-      <w:pPr>
-        <w:spacing w:after="0"/>
-        <w:rPr>
-          <w:color w:val="000000" w:themeColor="text1"/>
-        </w:rPr>
-      </w:pPr>
-      <w:r>
-        <w:rPr>
-          <w:color w:val="000000" w:themeColor="text1"/>
-        </w:rPr>
-        <w:t>@EnableAutoConfiguration</w:t>
-      </w:r>
-      <w:r>
-        <w:rPr>
-          <w:color w:val="000000" w:themeColor="text1"/>
-        </w:rPr>
         <w:t xml:space="preserve"> enables the auto configuration mechanism. Internally it imports </w:t>
       </w:r>
       <w:proofErr w:type="spellStart"/>
@@ -4890,59 +4243,29 @@
         <w:rPr>
           <w:color w:val="000000" w:themeColor="text1"/>
         </w:rPr>
-        <w:t xml:space="preserve"> class</w:t>
-      </w:r>
-      <w:r>
-        <w:rPr>
-          <w:color w:val="000000" w:themeColor="text1"/>
-        </w:rPr>
-        <w:t xml:space="preserve"> decides which configuration classes should be applied.</w:t>
-      </w:r>
-    </w:p>
-    <w:p>
-      <w:pPr>
-        <w:spacing w:after="0"/>
-        <w:rPr>
-          <w:color w:val="000000" w:themeColor="text1"/>
-        </w:rPr>
-      </w:pPr>
-    </w:p>
-    <w:p>
-      <w:pPr>
-        <w:spacing w:after="0"/>
-        <w:rPr>
-          <w:color w:val="000000" w:themeColor="text1"/>
-        </w:rPr>
-      </w:pPr>
-      <w:r>
-        <w:rPr>
-          <w:color w:val="000000" w:themeColor="text1"/>
-        </w:rPr>
-        <w:t xml:space="preserve">From where </w:t>
-      </w:r>
-      <w:r>
-        <w:rPr>
-          <w:color w:val="000000" w:themeColor="text1"/>
-        </w:rPr>
-        <w:t>Auto</w:t>
-      </w:r>
-      <w:r>
-        <w:rPr>
-          <w:color w:val="000000" w:themeColor="text1"/>
-        </w:rPr>
-        <w:t xml:space="preserve"> </w:t>
-      </w:r>
-      <w:r>
-        <w:rPr>
-          <w:color w:val="000000" w:themeColor="text1"/>
-        </w:rPr>
-        <w:t>Configuration</w:t>
-      </w:r>
-      <w:r>
-        <w:rPr>
-          <w:color w:val="000000" w:themeColor="text1"/>
-        </w:rPr>
-        <w:t xml:space="preserve"> classes come?</w:t>
+        <w:t xml:space="preserve"> class decides which configuration classes should be applied.</w:t>
+      </w:r>
+    </w:p>
+    <w:p>
+      <w:pPr>
+        <w:spacing w:after="0"/>
+        <w:rPr>
+          <w:color w:val="000000" w:themeColor="text1"/>
+        </w:rPr>
+      </w:pPr>
+    </w:p>
+    <w:p>
+      <w:pPr>
+        <w:spacing w:after="0"/>
+        <w:rPr>
+          <w:color w:val="000000" w:themeColor="text1"/>
+        </w:rPr>
+      </w:pPr>
+      <w:r>
+        <w:rPr>
+          <w:color w:val="000000" w:themeColor="text1"/>
+        </w:rPr>
+        <w:t>From where Auto Configuration classes come?</w:t>
       </w:r>
     </w:p>
     <w:p>
@@ -4998,65 +4321,50 @@
         <w:rPr>
           <w:color w:val="000000" w:themeColor="text1"/>
         </w:rPr>
+        <w:t>, This file contains fully classified names of configuration classes.</w:t>
+      </w:r>
+    </w:p>
+    <w:p>
+      <w:pPr>
+        <w:spacing w:after="0"/>
+        <w:rPr>
+          <w:color w:val="000000" w:themeColor="text1"/>
+        </w:rPr>
+      </w:pPr>
+    </w:p>
+    <w:p>
+      <w:pPr>
+        <w:spacing w:after="0"/>
+        <w:rPr>
+          <w:color w:val="000000" w:themeColor="text1"/>
+        </w:rPr>
+      </w:pPr>
+      <w:r>
+        <w:rPr>
+          <w:color w:val="000000" w:themeColor="text1"/>
+        </w:rPr>
+        <w:t xml:space="preserve">Examples includes </w:t>
+      </w:r>
+      <w:proofErr w:type="spellStart"/>
+      <w:r>
+        <w:rPr>
+          <w:color w:val="000000" w:themeColor="text1"/>
+        </w:rPr>
+        <w:t>WebMvcAutoConfiguration</w:t>
+      </w:r>
+      <w:proofErr w:type="spellEnd"/>
+      <w:r>
+        <w:rPr>
+          <w:color w:val="000000" w:themeColor="text1"/>
+        </w:rPr>
         <w:t xml:space="preserve">, </w:t>
       </w:r>
-      <w:proofErr w:type="gramStart"/>
-      <w:r>
-        <w:rPr>
-          <w:color w:val="000000" w:themeColor="text1"/>
-        </w:rPr>
-        <w:t>This</w:t>
-      </w:r>
-      <w:proofErr w:type="gramEnd"/>
-      <w:r>
-        <w:rPr>
-          <w:color w:val="000000" w:themeColor="text1"/>
-        </w:rPr>
-        <w:t xml:space="preserve"> file contains fully classified names of configuration classes.</w:t>
-      </w:r>
-    </w:p>
-    <w:p>
-      <w:pPr>
-        <w:spacing w:after="0"/>
-        <w:rPr>
-          <w:color w:val="000000" w:themeColor="text1"/>
-        </w:rPr>
-      </w:pPr>
-    </w:p>
-    <w:p>
-      <w:pPr>
-        <w:spacing w:after="0"/>
-        <w:rPr>
-          <w:color w:val="000000" w:themeColor="text1"/>
-        </w:rPr>
-      </w:pPr>
-      <w:r>
-        <w:rPr>
-          <w:color w:val="000000" w:themeColor="text1"/>
-        </w:rPr>
-        <w:lastRenderedPageBreak/>
-        <w:t xml:space="preserve">Examples </w:t>
-      </w:r>
-      <w:proofErr w:type="gramStart"/>
-      <w:r>
-        <w:rPr>
-          <w:color w:val="000000" w:themeColor="text1"/>
-        </w:rPr>
-        <w:t>includes</w:t>
-      </w:r>
-      <w:proofErr w:type="gramEnd"/>
-      <w:r>
-        <w:rPr>
-          <w:color w:val="000000" w:themeColor="text1"/>
-        </w:rPr>
-        <w:t xml:space="preserve"> </w:t>
-      </w:r>
-      <w:proofErr w:type="spellStart"/>
-      <w:r>
-        <w:rPr>
-          <w:color w:val="000000" w:themeColor="text1"/>
-        </w:rPr>
-        <w:t>WebMvcAutoConfiguration</w:t>
+      <w:proofErr w:type="spellStart"/>
+      <w:r>
+        <w:rPr>
+          <w:color w:val="000000" w:themeColor="text1"/>
+        </w:rPr>
+        <w:t>DataSourceAutoConfiguration</w:t>
       </w:r>
       <w:proofErr w:type="spellEnd"/>
       <w:r>
@@ -5070,33 +4378,7 @@
         <w:rPr>
           <w:color w:val="000000" w:themeColor="text1"/>
         </w:rPr>
-        <w:t>DataSource</w:t>
-      </w:r>
-      <w:r>
-        <w:rPr>
-          <w:color w:val="000000" w:themeColor="text1"/>
-        </w:rPr>
-        <w:t>AutoConfiguration</w:t>
-      </w:r>
-      <w:proofErr w:type="spellEnd"/>
-      <w:r>
-        <w:rPr>
-          <w:color w:val="000000" w:themeColor="text1"/>
-        </w:rPr>
-        <w:t xml:space="preserve">, </w:t>
-      </w:r>
-      <w:proofErr w:type="spellStart"/>
-      <w:r>
-        <w:rPr>
-          <w:color w:val="000000" w:themeColor="text1"/>
-        </w:rPr>
-        <w:t>Jackson</w:t>
-      </w:r>
-      <w:r>
-        <w:rPr>
-          <w:color w:val="000000" w:themeColor="text1"/>
-        </w:rPr>
-        <w:t>AutoConfiguration</w:t>
+        <w:t>JacksonAutoConfiguration</w:t>
       </w:r>
       <w:proofErr w:type="spellEnd"/>
       <w:r>
@@ -5361,21 +4643,7 @@
         <w:rPr>
           <w:color w:val="000000" w:themeColor="text1"/>
         </w:rPr>
-        <w:t>@</w:t>
-      </w:r>
-      <w:proofErr w:type="gramStart"/>
-      <w:r>
-        <w:rPr>
-          <w:color w:val="000000" w:themeColor="text1"/>
-        </w:rPr>
-        <w:t>ConditionalOnClass(</w:t>
-      </w:r>
-      <w:proofErr w:type="gramEnd"/>
-      <w:r>
-        <w:rPr>
-          <w:color w:val="000000" w:themeColor="text1"/>
-        </w:rPr>
-        <w:t>DataSource.class)</w:t>
+        <w:t>@ConditionalOnClass(DataSource.class)</w:t>
       </w:r>
       <w:r>
         <w:rPr>
@@ -5476,7 +4744,7 @@
           <w:color w:val="000000" w:themeColor="text1"/>
         </w:rPr>
         <w:pict w14:anchorId="193FA193">
-          <v:rect id="_x0000_i1040" style="width:0;height:1.5pt" o:hralign="center" o:hrstd="t" o:hr="t" fillcolor="#a0a0a0" stroked="f"/>
+          <v:rect id="_x0000_i1025" style="width:0;height:1.5pt" o:hralign="center" o:hrstd="t" o:hr="t" fillcolor="#a0a0a0" stroked="f"/>
         </w:pict>
       </w:r>
     </w:p>
@@ -5671,7 +4939,6 @@
         <w:br/>
       </w:r>
       <w:proofErr w:type="spellStart"/>
-      <w:proofErr w:type="gramStart"/>
       <w:r>
         <w:rPr>
           <w:color w:val="000000" w:themeColor="text1"/>
@@ -5679,7 +4946,6 @@
         <w:t>context.refresh</w:t>
       </w:r>
       <w:proofErr w:type="spellEnd"/>
-      <w:proofErr w:type="gramEnd"/>
       <w:r>
         <w:rPr>
           <w:color w:val="000000" w:themeColor="text1"/>
@@ -5727,7 +4993,7 @@
           <w:color w:val="000000" w:themeColor="text1"/>
         </w:rPr>
         <w:pict w14:anchorId="3F650CC9">
-          <v:rect id="_x0000_i1048" style="width:0;height:1.5pt" o:hralign="center" o:hrstd="t" o:hr="t" fillcolor="#a0a0a0" stroked="f"/>
+          <v:rect id="_x0000_i1026" style="width:0;height:1.5pt" o:hralign="center" o:hrstd="t" o:hr="t" fillcolor="#a0a0a0" stroked="f"/>
         </w:pict>
       </w:r>
     </w:p>
@@ -5752,14 +5018,26 @@
           <w:color w:val="000000" w:themeColor="text1"/>
         </w:rPr>
       </w:pPr>
-      <w:proofErr w:type="gramStart"/>
-      <w:r>
-        <w:rPr>
-          <w:color w:val="000000" w:themeColor="text1"/>
-        </w:rPr>
-        <w:t>Finally</w:t>
-      </w:r>
-      <w:proofErr w:type="gramEnd"/>
+      <w:r>
+        <w:rPr>
+          <w:color w:val="000000" w:themeColor="text1"/>
+        </w:rPr>
+        <w:t xml:space="preserve">Finally </w:t>
+      </w:r>
+      <w:proofErr w:type="spellStart"/>
+      <w:r>
+        <w:rPr>
+          <w:color w:val="000000" w:themeColor="text1"/>
+        </w:rPr>
+        <w:t>SpringApplication</w:t>
+      </w:r>
+      <w:proofErr w:type="spellEnd"/>
+      <w:r>
+        <w:rPr>
+          <w:color w:val="000000" w:themeColor="text1"/>
+        </w:rPr>
+        <w:t xml:space="preserve"> calls:</w:t>
+      </w:r>
       <w:r>
         <w:rPr>
           <w:color w:val="000000" w:themeColor="text1"/>
@@ -5771,31 +5049,9 @@
         <w:rPr>
           <w:color w:val="000000" w:themeColor="text1"/>
         </w:rPr>
-        <w:t>SpringApplication</w:t>
-      </w:r>
-      <w:proofErr w:type="spellEnd"/>
-      <w:r>
-        <w:rPr>
-          <w:color w:val="000000" w:themeColor="text1"/>
-        </w:rPr>
-        <w:t xml:space="preserve"> calls:</w:t>
-      </w:r>
-      <w:r>
-        <w:rPr>
-          <w:color w:val="000000" w:themeColor="text1"/>
-        </w:rPr>
-        <w:t xml:space="preserve"> </w:t>
-      </w:r>
-      <w:proofErr w:type="spellStart"/>
-      <w:proofErr w:type="gramStart"/>
-      <w:r>
-        <w:rPr>
-          <w:color w:val="000000" w:themeColor="text1"/>
-        </w:rPr>
         <w:t>context.refresh</w:t>
       </w:r>
       <w:proofErr w:type="spellEnd"/>
-      <w:proofErr w:type="gramEnd"/>
       <w:r>
         <w:rPr>
           <w:color w:val="000000" w:themeColor="text1"/>
@@ -5900,14 +5156,12 @@
           <w:color w:val="000000" w:themeColor="text1"/>
         </w:rPr>
       </w:pPr>
-      <w:proofErr w:type="gramStart"/>
       <w:r>
         <w:rPr>
           <w:color w:val="000000" w:themeColor="text1"/>
         </w:rPr>
         <w:t>Summary :</w:t>
       </w:r>
-      <w:proofErr w:type="gramEnd"/>
     </w:p>
     <w:p>
       <w:pPr>
@@ -6051,15 +5305,7 @@
         <w:spacing w:after="0"/>
       </w:pPr>
       <w:r>
-        <w:t xml:space="preserve">What happens when a client </w:t>
-      </w:r>
-      <w:proofErr w:type="gramStart"/>
-      <w:r>
-        <w:t>send</w:t>
-      </w:r>
-      <w:proofErr w:type="gramEnd"/>
-      <w:r>
-        <w:t xml:space="preserve"> a http request to our app, to understand this we look into Spring MVC structure</w:t>
+        <w:t>What happens when a client send a http request to our app, to understand this we look into Spring MVC structure</w:t>
       </w:r>
     </w:p>
     <w:p>
@@ -6103,14 +5349,12 @@
       </w:r>
       <w:proofErr w:type="spellStart"/>
       <w:r>
+        <w:lastRenderedPageBreak/>
         <w:t>DispatcherServlet</w:t>
       </w:r>
       <w:proofErr w:type="spellEnd"/>
       <w:r>
         <w:br/>
-      </w:r>
-      <w:r>
-        <w:lastRenderedPageBreak/>
         <w:t>↓</w:t>
       </w:r>
       <w:r>
@@ -6325,13 +5569,8 @@
       <w:pPr>
         <w:spacing w:after="0"/>
       </w:pPr>
-      <w:proofErr w:type="gramStart"/>
-      <w:r>
-        <w:t>So</w:t>
-      </w:r>
-      <w:proofErr w:type="gramEnd"/>
-      <w:r>
-        <w:t xml:space="preserve"> Spring MVC is basically the </w:t>
+      <w:r>
+        <w:t xml:space="preserve">So Spring MVC is basically the </w:t>
       </w:r>
       <w:r>
         <w:rPr>
@@ -6350,7 +5589,7 @@
       </w:pPr>
       <w:r>
         <w:pict w14:anchorId="692DEE09">
-          <v:rect id="_x0000_i1068" style="width:0;height:1.5pt" o:hralign="center" o:hrstd="t" o:hr="t" fillcolor="#a0a0a0" stroked="f"/>
+          <v:rect id="_x0000_i1027" style="width:0;height:1.5pt" o:hralign="center" o:hrstd="t" o:hr="t" fillcolor="#a0a0a0" stroked="f"/>
         </w:pict>
       </w:r>
     </w:p>
@@ -6426,15 +5665,7 @@
         <w:spacing w:after="0"/>
       </w:pPr>
       <w:r>
-        <w:t xml:space="preserve">A typical Spring Boot web application follows three layered </w:t>
-      </w:r>
-      <w:proofErr w:type="gramStart"/>
-      <w:r>
-        <w:t>architecture</w:t>
-      </w:r>
-      <w:proofErr w:type="gramEnd"/>
-      <w:r>
-        <w:t>:</w:t>
+        <w:t>A typical Spring Boot web application follows three layered architecture:</w:t>
       </w:r>
     </w:p>
     <w:p>
@@ -6719,30 +5950,14 @@
           <w:b/>
           <w:bCs/>
         </w:rPr>
-        <w:t xml:space="preserve">HANDLER </w:t>
-      </w:r>
-      <w:proofErr w:type="gramStart"/>
-      <w:r>
-        <w:rPr>
-          <w:b/>
-          <w:bCs/>
-        </w:rPr>
-        <w:t>MAPPING</w:t>
-      </w:r>
-      <w:r>
-        <w:rPr>
-          <w:b/>
-          <w:bCs/>
-        </w:rPr>
-        <w:t xml:space="preserve"> :</w:t>
-      </w:r>
-      <w:proofErr w:type="gramEnd"/>
-      <w:r>
-        <w:rPr>
-          <w:b/>
-          <w:bCs/>
-        </w:rPr>
-        <w:t xml:space="preserve"> </w:t>
+        <w:t>HANDLER MAPPING</w:t>
+      </w:r>
+      <w:r>
+        <w:rPr>
+          <w:b/>
+          <w:bCs/>
+        </w:rPr>
+        <w:t xml:space="preserve"> : </w:t>
       </w:r>
       <w:r>
         <w:t xml:space="preserve">When </w:t>
@@ -6964,28 +6179,23 @@
         <w:spacing w:after="0"/>
       </w:pPr>
       <w:r>
+        <w:lastRenderedPageBreak/>
         <w:t xml:space="preserve">public List&lt;User&gt; </w:t>
       </w:r>
       <w:proofErr w:type="spellStart"/>
-      <w:proofErr w:type="gramStart"/>
       <w:r>
         <w:t>getUsers</w:t>
       </w:r>
       <w:proofErr w:type="spellEnd"/>
       <w:r>
-        <w:t>(</w:t>
-      </w:r>
-      <w:proofErr w:type="gramEnd"/>
-      <w:r>
-        <w:t>)</w:t>
-      </w:r>
-    </w:p>
-    <w:p>
-      <w:pPr>
-        <w:spacing w:after="0"/>
-      </w:pPr>
-      <w:r>
-        <w:lastRenderedPageBreak/>
+        <w:t>()</w:t>
+      </w:r>
+    </w:p>
+    <w:p>
+      <w:pPr>
+        <w:spacing w:after="0"/>
+      </w:pPr>
+      <w:r>
         <w:t>Another controller might look like:</w:t>
       </w:r>
     </w:p>
@@ -7005,17 +6215,12 @@
         <w:t xml:space="preserve">public User </w:t>
       </w:r>
       <w:proofErr w:type="spellStart"/>
-      <w:proofErr w:type="gramStart"/>
       <w:r>
         <w:t>getUser</w:t>
       </w:r>
       <w:proofErr w:type="spellEnd"/>
       <w:r>
-        <w:t>(</w:t>
-      </w:r>
-      <w:proofErr w:type="gramEnd"/>
-      <w:r>
-        <w:t>@PathVariable Long id)</w:t>
+        <w:t>(@PathVariable Long id)</w:t>
       </w:r>
     </w:p>
     <w:p>
@@ -7137,17 +6342,12 @@
         <w:t xml:space="preserve">public List&lt;User&gt; </w:t>
       </w:r>
       <w:proofErr w:type="spellStart"/>
-      <w:proofErr w:type="gramStart"/>
       <w:r>
         <w:t>getUsers</w:t>
       </w:r>
       <w:proofErr w:type="spellEnd"/>
       <w:r>
-        <w:t>(</w:t>
-      </w:r>
-      <w:proofErr w:type="gramEnd"/>
-      <w:r>
-        <w:t>) {</w:t>
+        <w:t>() {</w:t>
       </w:r>
     </w:p>
     <w:p>
@@ -7326,17 +6526,12 @@
         <w:t xml:space="preserve">public List&lt;User&gt; </w:t>
       </w:r>
       <w:proofErr w:type="spellStart"/>
-      <w:proofErr w:type="gramStart"/>
       <w:r>
         <w:t>getUsers</w:t>
       </w:r>
       <w:proofErr w:type="spellEnd"/>
       <w:r>
-        <w:t>(</w:t>
-      </w:r>
-      <w:proofErr w:type="gramEnd"/>
-      <w:r>
-        <w:t>) {</w:t>
+        <w:t>() {</w:t>
       </w:r>
     </w:p>
     <w:p>
@@ -7774,13 +6969,8 @@
       <w:pPr>
         <w:spacing w:after="0"/>
       </w:pPr>
-      <w:proofErr w:type="gramStart"/>
-      <w:r>
-        <w:t>So</w:t>
-      </w:r>
-      <w:proofErr w:type="gramEnd"/>
-      <w:r>
-        <w:t xml:space="preserve"> developers only write:</w:t>
+      <w:r>
+        <w:t>So developers only write:</w:t>
       </w:r>
     </w:p>
     <w:p>
@@ -7832,17 +7022,13 @@
         <w:spacing w:after="0"/>
       </w:pPr>
       <w:proofErr w:type="spellStart"/>
-      <w:proofErr w:type="gramStart"/>
-      <w:r>
+      <w:r>
+        <w:lastRenderedPageBreak/>
         <w:t>Ques</w:t>
       </w:r>
       <w:proofErr w:type="spellEnd"/>
       <w:r>
-        <w:t xml:space="preserve"> :</w:t>
-      </w:r>
-      <w:proofErr w:type="gramEnd"/>
-      <w:r>
-        <w:t xml:space="preserve"> just practice like basic </w:t>
+        <w:t xml:space="preserve"> : just practice like basic </w:t>
       </w:r>
       <w:proofErr w:type="spellStart"/>
       <w:r>
@@ -7855,7 +7041,6 @@
         <w:spacing w:after="0"/>
       </w:pPr>
       <w:r>
-        <w:lastRenderedPageBreak/>
         <w:t>1, reverse a string. 2, check if a string is a palindrome. 3, find the largest element in an array.</w:t>
       </w:r>
     </w:p>
@@ -7864,23 +7049,7 @@
         <w:spacing w:after="0"/>
       </w:pPr>
       <w:r>
-        <w:t xml:space="preserve">4, count frequency of characters in a string using HashMap. </w:t>
-      </w:r>
-      <w:proofErr w:type="gramStart"/>
-      <w:r>
-        <w:t>5:,</w:t>
-      </w:r>
-      <w:proofErr w:type="gramEnd"/>
-      <w:r>
-        <w:t xml:space="preserve"> count word frequency in a sentence. </w:t>
-      </w:r>
-      <w:proofErr w:type="gramStart"/>
-      <w:r>
-        <w:t>6:,</w:t>
-      </w:r>
-      <w:proofErr w:type="gramEnd"/>
-      <w:r>
-        <w:t xml:space="preserve"> remove duplicates from an </w:t>
+        <w:t xml:space="preserve">4, count frequency of characters in a string using HashMap. 5:, count word frequency in a sentence. 6:, remove duplicates from an </w:t>
       </w:r>
       <w:proofErr w:type="spellStart"/>
       <w:r>
@@ -7895,55 +7064,24 @@
       <w:pPr>
         <w:spacing w:after="0"/>
       </w:pPr>
-      <w:proofErr w:type="gramStart"/>
-      <w:r>
-        <w:t>7:,</w:t>
-      </w:r>
-      <w:proofErr w:type="gramEnd"/>
-      <w:r>
-        <w:t xml:space="preserve"> find the second largest number in an array. </w:t>
-      </w:r>
-    </w:p>
-    <w:p>
-      <w:pPr>
-        <w:spacing w:after="0"/>
-      </w:pPr>
-      <w:proofErr w:type="gramStart"/>
-      <w:r>
-        <w:t>8:,</w:t>
-      </w:r>
-      <w:proofErr w:type="gramEnd"/>
-      <w:r>
-        <w:t xml:space="preserve"> find the first non-repeating character. </w:t>
-      </w:r>
-      <w:proofErr w:type="gramStart"/>
-      <w:r>
-        <w:t>9:,</w:t>
-      </w:r>
-      <w:proofErr w:type="gramEnd"/>
-      <w:r>
-        <w:t xml:space="preserve"> filter even numbers from a list using streams. </w:t>
-      </w:r>
-    </w:p>
-    <w:p>
-      <w:pPr>
-        <w:spacing w:after="0"/>
-      </w:pPr>
-      <w:proofErr w:type="gramStart"/>
-      <w:r>
-        <w:t>10:,</w:t>
-      </w:r>
-      <w:proofErr w:type="gramEnd"/>
-      <w:r>
-        <w:t xml:space="preserve"> create an </w:t>
-      </w:r>
-      <w:proofErr w:type="gramStart"/>
-      <w:r>
-        <w:t>Employee</w:t>
-      </w:r>
-      <w:proofErr w:type="gramEnd"/>
-      <w:r>
-        <w:t xml:space="preserve"> class with fields, constructor, getters, setters, and </w:t>
+      <w:r>
+        <w:t xml:space="preserve">7:, find the second largest number in an array. </w:t>
+      </w:r>
+    </w:p>
+    <w:p>
+      <w:pPr>
+        <w:spacing w:after="0"/>
+      </w:pPr>
+      <w:r>
+        <w:t xml:space="preserve">8:, find the first non-repeating character. 9:, filter even numbers from a list using streams. </w:t>
+      </w:r>
+    </w:p>
+    <w:p>
+      <w:pPr>
+        <w:spacing w:after="0"/>
+      </w:pPr>
+      <w:r>
+        <w:t xml:space="preserve">10:, create an Employee class with fields, constructor, getters, setters, and </w:t>
       </w:r>
       <w:proofErr w:type="spellStart"/>
       <w:r>

--- a/Java/SpringBoot_terms.docx
+++ b/Java/SpringBoot_terms.docx
@@ -6,110 +6,6 @@
       <w:pPr>
         <w:spacing w:after="0"/>
       </w:pPr>
-      <w:r>
-        <w:t>collection :</w:t>
-      </w:r>
-    </w:p>
-    <w:p>
-      <w:pPr>
-        <w:spacing w:after="0"/>
-      </w:pPr>
-      <w:r>
-        <w:t>| Java            | Think of it as | Must know                                             |</w:t>
-      </w:r>
-    </w:p>
-    <w:p>
-      <w:pPr>
-        <w:spacing w:after="0"/>
-      </w:pPr>
-      <w:r>
-        <w:t>| --------------- | -------------- | ----------------------------------------------------- |</w:t>
-      </w:r>
-    </w:p>
-    <w:p>
-      <w:pPr>
-        <w:spacing w:after="0"/>
-      </w:pPr>
-      <w:r>
-        <w:t>| `</w:t>
-      </w:r>
-      <w:proofErr w:type="spellStart"/>
-      <w:r>
-        <w:t>ArrayList</w:t>
-      </w:r>
-      <w:proofErr w:type="spellEnd"/>
-      <w:r>
-        <w:t>`     | JS Array       | `add`, `get`, `set`, `remove`, `size`, `contains`     |</w:t>
-      </w:r>
-    </w:p>
-    <w:p>
-      <w:pPr>
-        <w:spacing w:after="0"/>
-      </w:pPr>
-      <w:r>
-        <w:t>| `HashSet`       | JS Set         | `add`, `remove`, `contains`, `size`                   |</w:t>
-      </w:r>
-    </w:p>
-    <w:p>
-      <w:pPr>
-        <w:spacing w:after="0"/>
-      </w:pPr>
-      <w:r>
-        <w:t>| `HashMap`       | JS Map/Object  | `put`, `get`, `remove`, `</w:t>
-      </w:r>
-      <w:proofErr w:type="spellStart"/>
-      <w:r>
-        <w:t>containsKey</w:t>
-      </w:r>
-      <w:proofErr w:type="spellEnd"/>
-      <w:r>
-        <w:t>`, `</w:t>
-      </w:r>
-      <w:proofErr w:type="spellStart"/>
-      <w:r>
-        <w:t>getOrDefault</w:t>
-      </w:r>
-      <w:proofErr w:type="spellEnd"/>
-      <w:r>
-        <w:t>` |</w:t>
-      </w:r>
-    </w:p>
-    <w:p>
-      <w:pPr>
-        <w:spacing w:after="0"/>
-      </w:pPr>
-      <w:r>
-        <w:t>| `</w:t>
-      </w:r>
-      <w:proofErr w:type="spellStart"/>
-      <w:r>
-        <w:t>ArrayDeque</w:t>
-      </w:r>
-      <w:proofErr w:type="spellEnd"/>
-      <w:r>
-        <w:t>`    | Stack/Queue    | `push`, `pop`, `peek`, `offer`, `poll`                |</w:t>
-      </w:r>
-    </w:p>
-    <w:p>
-      <w:pPr>
-        <w:spacing w:after="0"/>
-      </w:pPr>
-      <w:r>
-        <w:t>| `</w:t>
-      </w:r>
-      <w:proofErr w:type="spellStart"/>
-      <w:r>
-        <w:t>PriorityQueue</w:t>
-      </w:r>
-      <w:proofErr w:type="spellEnd"/>
-      <w:r>
-        <w:t>` | Heap           | `offer`, `poll`, `peek`                               |</w:t>
-      </w:r>
-    </w:p>
-    <w:p>
-      <w:pPr>
-        <w:spacing w:after="0"/>
-      </w:pPr>
     </w:p>
     <w:p>
       <w:pPr>
@@ -330,7 +226,13 @@
         <w:spacing w:after="0"/>
       </w:pPr>
       <w:r>
-        <w:t>@RestController → "This class handles REST APIs."</w:t>
+        <w:t>@RestController → "</w:t>
+      </w:r>
+      <w:r>
+        <w:t xml:space="preserve"> Treat this class as a controller whose methods handle HTTP requests and whose return values should be written directly to the HTTP response body.</w:t>
+      </w:r>
+      <w:r>
+        <w:t>”</w:t>
       </w:r>
     </w:p>
     <w:p>
@@ -369,11 +271,9 @@
       <w:r>
         <w:t xml:space="preserve">IOC : inversion of control. Spring says before you were creating object in class, now </w:t>
       </w:r>
-      <w:proofErr w:type="spellStart"/>
-      <w:r>
-        <w:t>i</w:t>
-      </w:r>
-      <w:proofErr w:type="spellEnd"/>
+      <w:r>
+        <w:t>spring boot</w:t>
+      </w:r>
       <w:r>
         <w:t xml:space="preserve"> will create and handle it. you </w:t>
       </w:r>
@@ -461,7 +361,18 @@
         <w:spacing w:after="0"/>
       </w:pPr>
       <w:r>
-        <w:t>Spring will create Sb service object, stores it in container, injects it and manages its lifecycle</w:t>
+        <w:t xml:space="preserve">Spring will create </w:t>
+      </w:r>
+      <w:proofErr w:type="spellStart"/>
+      <w:r>
+        <w:t>DbS</w:t>
+      </w:r>
+      <w:r>
+        <w:t>ervice</w:t>
+      </w:r>
+      <w:proofErr w:type="spellEnd"/>
+      <w:r>
+        <w:t xml:space="preserve"> object, stores it in container, injects it and manages its lifecycle</w:t>
       </w:r>
     </w:p>
     <w:p>
@@ -692,6 +603,144 @@
     <w:p>
       <w:pPr>
         <w:spacing w:after="0"/>
+      </w:pPr>
+      <w:r>
+        <w:t>@Controller</w:t>
+      </w:r>
+    </w:p>
+    <w:p>
+      <w:pPr>
+        <w:spacing w:after="0"/>
+      </w:pPr>
+    </w:p>
+    <w:p>
+      <w:pPr>
+        <w:spacing w:after="0"/>
+        <w:rPr>
+          <w:rFonts w:ascii="Consolas" w:hAnsi="Consolas"/>
+          <w:sz w:val="20"/>
+          <w:szCs w:val="20"/>
+        </w:rPr>
+      </w:pPr>
+      <w:r>
+        <w:rPr>
+          <w:rFonts w:ascii="Consolas" w:hAnsi="Consolas"/>
+          <w:sz w:val="20"/>
+          <w:szCs w:val="20"/>
+        </w:rPr>
+        <w:t>@Component</w:t>
+      </w:r>
+    </w:p>
+    <w:p>
+      <w:pPr>
+        <w:spacing w:after="0"/>
+        <w:rPr>
+          <w:rFonts w:ascii="Consolas" w:hAnsi="Consolas"/>
+          <w:sz w:val="20"/>
+          <w:szCs w:val="20"/>
+        </w:rPr>
+      </w:pPr>
+      <w:r>
+        <w:rPr>
+          <w:rFonts w:ascii="Consolas" w:hAnsi="Consolas"/>
+          <w:sz w:val="20"/>
+          <w:szCs w:val="20"/>
+        </w:rPr>
+        <w:t xml:space="preserve">   </w:t>
+      </w:r>
+      <w:r>
+        <w:rPr>
+          <w:rFonts w:ascii="Consolas" w:eastAsia="MS Gothic" w:hAnsi="Consolas" w:cs="MS Gothic"/>
+          <w:sz w:val="20"/>
+          <w:szCs w:val="20"/>
+        </w:rPr>
+        <w:t>├</w:t>
+      </w:r>
+      <w:r>
+        <w:rPr>
+          <w:rFonts w:ascii="Consolas" w:hAnsi="Consolas" w:cs="Calibri"/>
+          <w:sz w:val="20"/>
+          <w:szCs w:val="20"/>
+        </w:rPr>
+        <w:t>──</w:t>
+      </w:r>
+      <w:r>
+        <w:rPr>
+          <w:rFonts w:ascii="Consolas" w:hAnsi="Consolas"/>
+          <w:sz w:val="20"/>
+          <w:szCs w:val="20"/>
+        </w:rPr>
+        <w:t xml:space="preserve"> @Service</w:t>
+      </w:r>
+    </w:p>
+    <w:p>
+      <w:pPr>
+        <w:spacing w:after="0"/>
+        <w:rPr>
+          <w:rFonts w:ascii="Consolas" w:hAnsi="Consolas"/>
+          <w:sz w:val="20"/>
+          <w:szCs w:val="20"/>
+        </w:rPr>
+      </w:pPr>
+      <w:r>
+        <w:rPr>
+          <w:rFonts w:ascii="Consolas" w:hAnsi="Consolas"/>
+          <w:sz w:val="20"/>
+          <w:szCs w:val="20"/>
+        </w:rPr>
+        <w:t xml:space="preserve">   </w:t>
+      </w:r>
+      <w:r>
+        <w:rPr>
+          <w:rFonts w:ascii="Consolas" w:eastAsia="MS Gothic" w:hAnsi="Consolas" w:cs="MS Gothic"/>
+          <w:sz w:val="20"/>
+          <w:szCs w:val="20"/>
+        </w:rPr>
+        <w:t>├</w:t>
+      </w:r>
+      <w:r>
+        <w:rPr>
+          <w:rFonts w:ascii="Consolas" w:hAnsi="Consolas" w:cs="Calibri"/>
+          <w:sz w:val="20"/>
+          <w:szCs w:val="20"/>
+        </w:rPr>
+        <w:t>──</w:t>
+      </w:r>
+      <w:r>
+        <w:rPr>
+          <w:rFonts w:ascii="Consolas" w:hAnsi="Consolas"/>
+          <w:sz w:val="20"/>
+          <w:szCs w:val="20"/>
+        </w:rPr>
+        <w:t xml:space="preserve"> @Repository</w:t>
+      </w:r>
+    </w:p>
+    <w:p>
+      <w:pPr>
+        <w:spacing w:after="0"/>
+        <w:rPr>
+          <w:rFonts w:ascii="Consolas" w:hAnsi="Consolas"/>
+          <w:sz w:val="20"/>
+          <w:szCs w:val="20"/>
+        </w:rPr>
+      </w:pPr>
+      <w:r>
+        <w:rPr>
+          <w:rFonts w:ascii="Consolas" w:hAnsi="Consolas"/>
+          <w:sz w:val="20"/>
+          <w:szCs w:val="20"/>
+        </w:rPr>
+        <w:t xml:space="preserve">   └── @Controller</w:t>
+      </w:r>
+    </w:p>
+    <w:p>
+      <w:pPr>
+        <w:spacing w:after="0"/>
+      </w:pPr>
+    </w:p>
+    <w:p>
+      <w:pPr>
+        <w:spacing w:after="0"/>
         <w:rPr>
           <w:b/>
           <w:bCs/>
@@ -967,15 +1016,15 @@
         <w:spacing w:after="0"/>
       </w:pPr>
       <w:r>
+        <w:t>If multiple implementation of DB exists, spring gets confused</w:t>
+      </w:r>
+    </w:p>
+    <w:p>
+      <w:pPr>
+        <w:spacing w:after="0"/>
+      </w:pPr>
+      <w:r>
         <w:lastRenderedPageBreak/>
-        <w:t>If multiple implementation of DB exists, spring gets confused</w:t>
-      </w:r>
-    </w:p>
-    <w:p>
-      <w:pPr>
-        <w:spacing w:after="0"/>
-      </w:pPr>
-      <w:r>
         <w:t xml:space="preserve">Eg: class </w:t>
       </w:r>
       <w:proofErr w:type="spellStart"/>
@@ -2647,25 +2696,25 @@
         <w:rPr>
           <w:color w:val="000000" w:themeColor="text1"/>
         </w:rPr>
+        <w:t>iii) REST APIs start working, iv) configuration happens automatically</w:t>
+      </w:r>
+    </w:p>
+    <w:p>
+      <w:pPr>
+        <w:spacing w:after="0"/>
+        <w:rPr>
+          <w:b/>
+          <w:bCs/>
+          <w:color w:val="000000" w:themeColor="text1"/>
+        </w:rPr>
+      </w:pPr>
+      <w:r>
+        <w:rPr>
+          <w:b/>
+          <w:bCs/>
+          <w:color w:val="000000" w:themeColor="text1"/>
+        </w:rPr>
         <w:lastRenderedPageBreak/>
-        <w:t>iii) REST APIs start working, iv) configuration happens automatically</w:t>
-      </w:r>
-    </w:p>
-    <w:p>
-      <w:pPr>
-        <w:spacing w:after="0"/>
-        <w:rPr>
-          <w:b/>
-          <w:bCs/>
-          <w:color w:val="000000" w:themeColor="text1"/>
-        </w:rPr>
-      </w:pPr>
-      <w:r>
-        <w:rPr>
-          <w:b/>
-          <w:bCs/>
-          <w:color w:val="000000" w:themeColor="text1"/>
-        </w:rPr>
         <w:t xml:space="preserve">Will check what </w:t>
       </w:r>
       <w:proofErr w:type="spellStart"/>
@@ -4343,6 +4392,7 @@
         <w:rPr>
           <w:color w:val="000000" w:themeColor="text1"/>
         </w:rPr>
+        <w:lastRenderedPageBreak/>
         <w:t xml:space="preserve">Examples includes </w:t>
       </w:r>
       <w:proofErr w:type="spellStart"/>
@@ -5349,12 +5399,14 @@
       </w:r>
       <w:proofErr w:type="spellStart"/>
       <w:r>
+        <w:t>DispatcherServlet</w:t>
+      </w:r>
+      <w:proofErr w:type="spellEnd"/>
+      <w:r>
+        <w:br/>
+      </w:r>
+      <w:r>
         <w:lastRenderedPageBreak/>
-        <w:t>DispatcherServlet</w:t>
-      </w:r>
-      <w:proofErr w:type="spellEnd"/>
-      <w:r>
-        <w:br/>
         <w:t>↓</w:t>
       </w:r>
       <w:r>
@@ -6179,23 +6231,23 @@
         <w:spacing w:after="0"/>
       </w:pPr>
       <w:r>
+        <w:t xml:space="preserve">public List&lt;User&gt; </w:t>
+      </w:r>
+      <w:proofErr w:type="spellStart"/>
+      <w:r>
+        <w:t>getUsers</w:t>
+      </w:r>
+      <w:proofErr w:type="spellEnd"/>
+      <w:r>
+        <w:t>()</w:t>
+      </w:r>
+    </w:p>
+    <w:p>
+      <w:pPr>
+        <w:spacing w:after="0"/>
+      </w:pPr>
+      <w:r>
         <w:lastRenderedPageBreak/>
-        <w:t xml:space="preserve">public List&lt;User&gt; </w:t>
-      </w:r>
-      <w:proofErr w:type="spellStart"/>
-      <w:r>
-        <w:t>getUsers</w:t>
-      </w:r>
-      <w:proofErr w:type="spellEnd"/>
-      <w:r>
-        <w:t>()</w:t>
-      </w:r>
-    </w:p>
-    <w:p>
-      <w:pPr>
-        <w:spacing w:after="0"/>
-      </w:pPr>
-      <w:r>
         <w:t>Another controller might look like:</w:t>
       </w:r>
     </w:p>
@@ -7005,102 +7057,912 @@
     <w:p>
       <w:pPr>
         <w:spacing w:after="0"/>
-      </w:pPr>
-    </w:p>
-    <w:p>
-      <w:pPr>
-        <w:spacing w:after="0"/>
-      </w:pPr>
-    </w:p>
-    <w:p>
-      <w:pPr>
-        <w:spacing w:after="0"/>
-      </w:pPr>
-    </w:p>
-    <w:p>
-      <w:pPr>
-        <w:spacing w:after="0"/>
-      </w:pPr>
-      <w:proofErr w:type="spellStart"/>
-      <w:r>
+        <w:rPr>
+          <w:color w:val="0070C0"/>
+        </w:rPr>
+      </w:pPr>
+      <w:r>
+        <w:rPr>
+          <w:color w:val="0070C0"/>
+        </w:rPr>
+        <w:t>REST APIS CREATION</w:t>
+      </w:r>
+    </w:p>
+    <w:p>
+      <w:pPr>
+        <w:spacing w:after="0"/>
+        <w:rPr>
+          <w:color w:val="000000" w:themeColor="text1"/>
+        </w:rPr>
+      </w:pPr>
+      <w:r>
+        <w:rPr>
+          <w:color w:val="000000" w:themeColor="text1"/>
+        </w:rPr>
+        <w:t xml:space="preserve">Jackson behind the scenes for object → </w:t>
+      </w:r>
+      <w:r>
+        <w:rPr>
+          <w:color w:val="000000" w:themeColor="text1"/>
+        </w:rPr>
+        <w:t xml:space="preserve"> uses </w:t>
+      </w:r>
+      <w:r>
+        <w:rPr>
+          <w:color w:val="000000" w:themeColor="text1"/>
+        </w:rPr>
+        <w:t>JSON serialization.</w:t>
+      </w:r>
+    </w:p>
+    <w:p>
+      <w:pPr>
+        <w:spacing w:after="0"/>
+        <w:rPr>
+          <w:color w:val="000000" w:themeColor="text1"/>
+        </w:rPr>
+      </w:pPr>
+      <w:r>
+        <w:rPr>
+          <w:color w:val="000000" w:themeColor="text1"/>
+        </w:rPr>
+        <w:t xml:space="preserve">In Spring Boot REST APIs, Jackson is usually the library doing the </w:t>
+      </w:r>
+      <w:r>
+        <w:rPr>
+          <w:b/>
+          <w:bCs/>
+          <w:color w:val="000000" w:themeColor="text1"/>
+        </w:rPr>
+        <w:t>JSON serialization/deserialization</w:t>
+      </w:r>
+      <w:r>
+        <w:rPr>
+          <w:color w:val="000000" w:themeColor="text1"/>
+        </w:rPr>
+        <w:t xml:space="preserve"> for you.</w:t>
+      </w:r>
+    </w:p>
+    <w:p>
+      <w:pPr>
+        <w:spacing w:after="0"/>
+      </w:pPr>
+    </w:p>
+    <w:p>
+      <w:pPr>
+        <w:spacing w:after="0"/>
+        <w:rPr>
+          <w:b/>
+          <w:bCs/>
+        </w:rPr>
+      </w:pPr>
+      <w:r>
+        <w:rPr>
+          <w:b/>
+          <w:bCs/>
+        </w:rPr>
         <w:lastRenderedPageBreak/>
-        <w:t>Ques</w:t>
-      </w:r>
-      <w:proofErr w:type="spellEnd"/>
-      <w:r>
-        <w:t xml:space="preserve"> : just practice like basic </w:t>
-      </w:r>
-      <w:proofErr w:type="spellStart"/>
-      <w:r>
-        <w:t>dsa</w:t>
-      </w:r>
-      <w:proofErr w:type="spellEnd"/>
-    </w:p>
-    <w:p>
-      <w:pPr>
-        <w:spacing w:after="0"/>
-      </w:pPr>
-      <w:r>
-        <w:t>1, reverse a string. 2, check if a string is a palindrome. 3, find the largest element in an array.</w:t>
-      </w:r>
-    </w:p>
-    <w:p>
-      <w:pPr>
-        <w:spacing w:after="0"/>
-      </w:pPr>
-      <w:r>
-        <w:t xml:space="preserve">4, count frequency of characters in a string using HashMap. 5:, count word frequency in a sentence. 6:, remove duplicates from an </w:t>
-      </w:r>
-      <w:proofErr w:type="spellStart"/>
-      <w:r>
-        <w:t>ArrayList</w:t>
-      </w:r>
-      <w:proofErr w:type="spellEnd"/>
-      <w:r>
-        <w:t xml:space="preserve">. </w:t>
-      </w:r>
-    </w:p>
-    <w:p>
-      <w:pPr>
-        <w:spacing w:after="0"/>
-      </w:pPr>
-      <w:r>
-        <w:t xml:space="preserve">7:, find the second largest number in an array. </w:t>
-      </w:r>
-    </w:p>
-    <w:p>
-      <w:pPr>
-        <w:spacing w:after="0"/>
-      </w:pPr>
-      <w:r>
-        <w:t xml:space="preserve">8:, find the first non-repeating character. 9:, filter even numbers from a list using streams. </w:t>
-      </w:r>
-    </w:p>
-    <w:p>
-      <w:pPr>
-        <w:spacing w:after="0"/>
-      </w:pPr>
-      <w:r>
-        <w:t xml:space="preserve">10:, create an Employee class with fields, constructor, getters, setters, and </w:t>
-      </w:r>
-      <w:proofErr w:type="spellStart"/>
-      <w:r>
-        <w:t>toString</w:t>
-      </w:r>
-      <w:proofErr w:type="spellEnd"/>
-      <w:r>
-        <w:t>, then create and print a few objects.</w:t>
-      </w:r>
-    </w:p>
-    <w:p>
-      <w:pPr>
-        <w:spacing w:after="0"/>
-      </w:pPr>
-    </w:p>
-    <w:p>
-      <w:pPr>
-        <w:spacing w:after="0"/>
-      </w:pPr>
+        <w:t>What is JPA</w:t>
+      </w:r>
+      <w:r>
+        <w:rPr>
+          <w:b/>
+          <w:bCs/>
+        </w:rPr>
+        <w:t xml:space="preserve"> (</w:t>
+      </w:r>
+      <w:r>
+        <w:rPr>
+          <w:b/>
+          <w:bCs/>
+        </w:rPr>
+        <w:t>Java Persistence API</w:t>
+      </w:r>
+      <w:r>
+        <w:rPr>
+          <w:b/>
+          <w:bCs/>
+        </w:rPr>
+        <w:t>)</w:t>
+      </w:r>
+      <w:r>
+        <w:rPr>
+          <w:b/>
+          <w:bCs/>
+        </w:rPr>
+        <w:t>?</w:t>
+      </w:r>
+    </w:p>
+    <w:p>
+      <w:pPr>
+        <w:spacing w:after="0"/>
+      </w:pPr>
+      <w:r>
+        <w:t xml:space="preserve">JPA is a </w:t>
+      </w:r>
+      <w:r>
+        <w:rPr>
+          <w:b/>
+          <w:bCs/>
+        </w:rPr>
+        <w:t>Java specification</w:t>
+      </w:r>
+      <w:r>
+        <w:t xml:space="preserve"> that defines how Java objects can be persisted to relational databases.</w:t>
+      </w:r>
+    </w:p>
+    <w:p>
+      <w:pPr>
+        <w:spacing w:after="0"/>
+      </w:pPr>
+      <w:r>
+        <w:rPr>
+          <w:b/>
+          <w:bCs/>
+        </w:rPr>
+        <w:t>Important</w:t>
+      </w:r>
+      <w:r>
+        <w:t>:</w:t>
+      </w:r>
+      <w:r>
+        <w:t xml:space="preserve"> </w:t>
+      </w:r>
+      <w:r>
+        <w:t>JPA itself is not the implementation that talks to the database.</w:t>
+      </w:r>
+    </w:p>
+    <w:p>
+      <w:pPr>
+        <w:spacing w:after="0"/>
+      </w:pPr>
+      <w:r>
+        <w:t>It defines rules/APIs such as:</w:t>
+      </w:r>
+    </w:p>
+    <w:p>
+      <w:pPr>
+        <w:spacing w:after="0"/>
+      </w:pPr>
+      <w:r>
+        <w:t>@Entity</w:t>
+      </w:r>
+    </w:p>
+    <w:p>
+      <w:pPr>
+        <w:spacing w:after="0"/>
+      </w:pPr>
+      <w:r>
+        <w:t>@Id</w:t>
+      </w:r>
+    </w:p>
+    <w:p>
+      <w:pPr>
+        <w:spacing w:after="0"/>
+      </w:pPr>
+      <w:r>
+        <w:t>@OneToMany</w:t>
+      </w:r>
+    </w:p>
+    <w:p>
+      <w:pPr>
+        <w:spacing w:after="0"/>
+      </w:pPr>
+      <w:r>
+        <w:t>@ManyToOne</w:t>
+      </w:r>
+    </w:p>
+    <w:p>
+      <w:pPr>
+        <w:spacing w:after="0"/>
+      </w:pPr>
+      <w:r>
+        <w:t xml:space="preserve">Think of JPA as a </w:t>
+      </w:r>
+      <w:r>
+        <w:rPr>
+          <w:b/>
+          <w:bCs/>
+        </w:rPr>
+        <w:t>contract/specification</w:t>
+      </w:r>
+      <w:r>
+        <w:t>.</w:t>
+      </w:r>
+    </w:p>
+    <w:p>
+      <w:pPr>
+        <w:spacing w:after="0"/>
+      </w:pPr>
+    </w:p>
+    <w:p>
+      <w:pPr>
+        <w:spacing w:after="0"/>
+        <w:rPr>
+          <w:b/>
+          <w:bCs/>
+        </w:rPr>
+      </w:pPr>
+      <w:r>
+        <w:rPr>
+          <w:b/>
+          <w:bCs/>
+        </w:rPr>
+        <w:t>What is Hibernate?</w:t>
+      </w:r>
+    </w:p>
+    <w:p>
+      <w:pPr>
+        <w:spacing w:after="0"/>
+      </w:pPr>
+      <w:r>
+        <w:t>Hibernate is an implementation of JPA.</w:t>
+      </w:r>
+    </w:p>
+    <w:p>
+      <w:pPr>
+        <w:spacing w:after="0"/>
+      </w:pPr>
+    </w:p>
+    <w:p>
+      <w:pPr>
+        <w:spacing w:after="0"/>
+      </w:pPr>
+      <w:r>
+        <w:t>So when you write:</w:t>
+      </w:r>
+    </w:p>
+    <w:p>
+      <w:pPr>
+        <w:spacing w:after="0"/>
+      </w:pPr>
+      <w:r>
+        <w:t>@Entity</w:t>
+      </w:r>
+    </w:p>
+    <w:p>
+      <w:pPr>
+        <w:spacing w:after="0"/>
+      </w:pPr>
+      <w:r>
+        <w:t>public class User {</w:t>
+      </w:r>
+    </w:p>
+    <w:p>
+      <w:pPr>
+        <w:spacing w:after="0"/>
+      </w:pPr>
+      <w:r>
+        <w:t>}</w:t>
+      </w:r>
+    </w:p>
+    <w:p>
+      <w:pPr>
+        <w:tabs>
+          <w:tab w:val="left" w:pos="9960"/>
+        </w:tabs>
+        <w:spacing w:after="0"/>
+      </w:pPr>
+      <w:r>
+        <w:t>you're using the JPA API, and Hibernate is typically the library actually doing the work underneath.</w:t>
+      </w:r>
+      <w:r>
+        <w:tab/>
+      </w:r>
+    </w:p>
+    <w:p>
+      <w:pPr>
+        <w:tabs>
+          <w:tab w:val="left" w:pos="9960"/>
+        </w:tabs>
+        <w:spacing w:after="0"/>
+      </w:pPr>
+    </w:p>
+    <w:p>
+      <w:pPr>
+        <w:spacing w:after="0"/>
+        <w:rPr>
+          <w:rFonts w:ascii="Consolas" w:hAnsi="Consolas"/>
+          <w:sz w:val="16"/>
+          <w:szCs w:val="16"/>
+        </w:rPr>
+      </w:pPr>
+      <w:r>
+        <w:rPr>
+          <w:rFonts w:ascii="Consolas" w:hAnsi="Consolas"/>
+          <w:sz w:val="16"/>
+          <w:szCs w:val="16"/>
+        </w:rPr>
+        <w:t>Your Java Object</w:t>
+      </w:r>
+    </w:p>
+    <w:p>
+      <w:pPr>
+        <w:spacing w:after="0"/>
+        <w:rPr>
+          <w:rFonts w:ascii="Consolas" w:hAnsi="Consolas"/>
+          <w:sz w:val="16"/>
+          <w:szCs w:val="16"/>
+        </w:rPr>
+      </w:pPr>
+      <w:r>
+        <w:rPr>
+          <w:rFonts w:ascii="Consolas" w:hAnsi="Consolas"/>
+          <w:sz w:val="16"/>
+          <w:szCs w:val="16"/>
+        </w:rPr>
+        <w:t xml:space="preserve">      ↓</w:t>
+      </w:r>
+    </w:p>
+    <w:p>
+      <w:pPr>
+        <w:spacing w:after="0"/>
+        <w:rPr>
+          <w:rFonts w:ascii="Consolas" w:hAnsi="Consolas"/>
+          <w:sz w:val="16"/>
+          <w:szCs w:val="16"/>
+        </w:rPr>
+      </w:pPr>
+      <w:r>
+        <w:rPr>
+          <w:rFonts w:ascii="Consolas" w:hAnsi="Consolas"/>
+          <w:sz w:val="16"/>
+          <w:szCs w:val="16"/>
+        </w:rPr>
+        <w:t xml:space="preserve">     JPA</w:t>
+      </w:r>
+    </w:p>
+    <w:p>
+      <w:pPr>
+        <w:spacing w:after="0"/>
+        <w:rPr>
+          <w:rFonts w:ascii="Consolas" w:hAnsi="Consolas"/>
+          <w:sz w:val="16"/>
+          <w:szCs w:val="16"/>
+        </w:rPr>
+      </w:pPr>
+      <w:r>
+        <w:rPr>
+          <w:rFonts w:ascii="Consolas" w:hAnsi="Consolas"/>
+          <w:sz w:val="16"/>
+          <w:szCs w:val="16"/>
+        </w:rPr>
+        <w:t xml:space="preserve">   (standard)</w:t>
+      </w:r>
+    </w:p>
+    <w:p>
+      <w:pPr>
+        <w:spacing w:after="0"/>
+        <w:rPr>
+          <w:rFonts w:ascii="Consolas" w:hAnsi="Consolas"/>
+          <w:sz w:val="16"/>
+          <w:szCs w:val="16"/>
+        </w:rPr>
+      </w:pPr>
+      <w:r>
+        <w:rPr>
+          <w:rFonts w:ascii="Consolas" w:hAnsi="Consolas"/>
+          <w:sz w:val="16"/>
+          <w:szCs w:val="16"/>
+        </w:rPr>
+        <w:t xml:space="preserve">      ↓</w:t>
+      </w:r>
+    </w:p>
+    <w:p>
+      <w:pPr>
+        <w:spacing w:after="0"/>
+        <w:rPr>
+          <w:rFonts w:ascii="Consolas" w:hAnsi="Consolas"/>
+          <w:sz w:val="16"/>
+          <w:szCs w:val="16"/>
+        </w:rPr>
+      </w:pPr>
+      <w:r>
+        <w:rPr>
+          <w:rFonts w:ascii="Consolas" w:hAnsi="Consolas"/>
+          <w:sz w:val="16"/>
+          <w:szCs w:val="16"/>
+        </w:rPr>
+        <w:t xml:space="preserve">  Hibernate</w:t>
+      </w:r>
+    </w:p>
+    <w:p>
+      <w:pPr>
+        <w:spacing w:after="0"/>
+        <w:rPr>
+          <w:rFonts w:ascii="Consolas" w:hAnsi="Consolas"/>
+          <w:sz w:val="16"/>
+          <w:szCs w:val="16"/>
+        </w:rPr>
+      </w:pPr>
+      <w:r>
+        <w:rPr>
+          <w:rFonts w:ascii="Consolas" w:hAnsi="Consolas"/>
+          <w:sz w:val="16"/>
+          <w:szCs w:val="16"/>
+        </w:rPr>
+        <w:t xml:space="preserve"> (implementation)</w:t>
+      </w:r>
+    </w:p>
+    <w:p>
+      <w:pPr>
+        <w:spacing w:after="0"/>
+        <w:rPr>
+          <w:rFonts w:ascii="Consolas" w:hAnsi="Consolas"/>
+          <w:sz w:val="16"/>
+          <w:szCs w:val="16"/>
+        </w:rPr>
+      </w:pPr>
+      <w:r>
+        <w:rPr>
+          <w:rFonts w:ascii="Consolas" w:hAnsi="Consolas"/>
+          <w:sz w:val="16"/>
+          <w:szCs w:val="16"/>
+        </w:rPr>
+        <w:t xml:space="preserve">      ↓</w:t>
+      </w:r>
+    </w:p>
+    <w:p>
+      <w:pPr>
+        <w:spacing w:after="0"/>
+        <w:rPr>
+          <w:rFonts w:ascii="Consolas" w:hAnsi="Consolas"/>
+          <w:sz w:val="16"/>
+          <w:szCs w:val="16"/>
+        </w:rPr>
+      </w:pPr>
+      <w:r>
+        <w:rPr>
+          <w:rFonts w:ascii="Consolas" w:hAnsi="Consolas"/>
+          <w:sz w:val="16"/>
+          <w:szCs w:val="16"/>
+        </w:rPr>
+        <w:t xml:space="preserve">    SQL</w:t>
+      </w:r>
+    </w:p>
+    <w:p>
+      <w:pPr>
+        <w:spacing w:after="0"/>
+        <w:rPr>
+          <w:rFonts w:ascii="Consolas" w:hAnsi="Consolas"/>
+          <w:sz w:val="16"/>
+          <w:szCs w:val="16"/>
+        </w:rPr>
+      </w:pPr>
+      <w:r>
+        <w:rPr>
+          <w:rFonts w:ascii="Consolas" w:hAnsi="Consolas"/>
+          <w:sz w:val="16"/>
+          <w:szCs w:val="16"/>
+        </w:rPr>
+        <w:t xml:space="preserve">      ↓</w:t>
+      </w:r>
+    </w:p>
+    <w:p>
+      <w:pPr>
+        <w:spacing w:after="0"/>
+        <w:rPr>
+          <w:rFonts w:ascii="Consolas" w:hAnsi="Consolas"/>
+          <w:sz w:val="16"/>
+          <w:szCs w:val="16"/>
+        </w:rPr>
+      </w:pPr>
+      <w:r>
+        <w:rPr>
+          <w:rFonts w:ascii="Consolas" w:hAnsi="Consolas"/>
+          <w:sz w:val="16"/>
+          <w:szCs w:val="16"/>
+        </w:rPr>
+        <w:t xml:space="preserve">  MySQL</w:t>
+      </w:r>
+    </w:p>
+    <w:p>
+      <w:pPr>
+        <w:spacing w:after="0"/>
+        <w:rPr>
+          <w:rFonts w:ascii="Consolas" w:hAnsi="Consolas"/>
+          <w:sz w:val="16"/>
+          <w:szCs w:val="16"/>
+        </w:rPr>
+      </w:pPr>
+    </w:p>
+    <w:p>
+      <w:pPr>
+        <w:spacing w:after="0"/>
+      </w:pPr>
+      <w:r>
+        <w:t>Hibernate handles things like:</w:t>
+      </w:r>
+      <w:r>
+        <w:t xml:space="preserve"> </w:t>
+      </w:r>
+      <w:r>
+        <w:t>"How do I convert this Java object into an SQL INSERT?"</w:t>
+      </w:r>
+    </w:p>
+    <w:p>
+      <w:pPr>
+        <w:spacing w:after="0"/>
+      </w:pPr>
+    </w:p>
+    <w:p>
+      <w:pPr>
+        <w:spacing w:after="0"/>
+        <w:rPr>
+          <w:b/>
+          <w:bCs/>
+        </w:rPr>
+      </w:pPr>
+      <w:r>
+        <w:rPr>
+          <w:b/>
+          <w:bCs/>
+        </w:rPr>
+        <w:t>What is Spring Data JPA?</w:t>
+      </w:r>
+    </w:p>
+    <w:p>
+      <w:pPr>
+        <w:spacing w:after="0"/>
+      </w:pPr>
+      <w:r>
+        <w:t>This is another layer.</w:t>
+      </w:r>
+    </w:p>
+    <w:p>
+      <w:pPr>
+        <w:spacing w:after="0"/>
+      </w:pPr>
+      <w:r>
+        <w:t xml:space="preserve">Spring Data JPA makes working with JPA </w:t>
+      </w:r>
+      <w:r>
+        <w:rPr>
+          <w:b/>
+          <w:bCs/>
+        </w:rPr>
+        <w:t>much easier</w:t>
+      </w:r>
+      <w:r>
+        <w:t>.</w:t>
+      </w:r>
+    </w:p>
+    <w:p>
+      <w:pPr>
+        <w:spacing w:after="0"/>
+      </w:pPr>
+      <w:r>
+        <w:t>Without Spring Data JPA, you'd have to write considerably more persistence code.</w:t>
+      </w:r>
+    </w:p>
+    <w:p>
+      <w:pPr>
+        <w:spacing w:after="0"/>
+      </w:pPr>
+    </w:p>
+    <w:p>
+      <w:pPr>
+        <w:spacing w:after="0"/>
+      </w:pPr>
+      <w:r>
+        <w:t>With it, you can simply write:</w:t>
+      </w:r>
+    </w:p>
+    <w:p>
+      <w:pPr>
+        <w:spacing w:after="0"/>
+      </w:pPr>
+    </w:p>
+    <w:p>
+      <w:pPr>
+        <w:spacing w:after="0"/>
+        <w:rPr>
+          <w:rFonts w:ascii="Consolas" w:hAnsi="Consolas" w:cs="Courier New"/>
+          <w:sz w:val="18"/>
+          <w:szCs w:val="18"/>
+        </w:rPr>
+      </w:pPr>
+      <w:r>
+        <w:rPr>
+          <w:rFonts w:ascii="Consolas" w:hAnsi="Consolas" w:cs="Courier New"/>
+          <w:sz w:val="18"/>
+          <w:szCs w:val="18"/>
+        </w:rPr>
+        <w:t xml:space="preserve">public interface </w:t>
+      </w:r>
+      <w:proofErr w:type="spellStart"/>
+      <w:r>
+        <w:rPr>
+          <w:rFonts w:ascii="Consolas" w:hAnsi="Consolas" w:cs="Courier New"/>
+          <w:sz w:val="18"/>
+          <w:szCs w:val="18"/>
+        </w:rPr>
+        <w:t>UserRepository</w:t>
+      </w:r>
+      <w:proofErr w:type="spellEnd"/>
+    </w:p>
+    <w:p>
+      <w:pPr>
+        <w:spacing w:after="0"/>
+        <w:rPr>
+          <w:rFonts w:ascii="Consolas" w:hAnsi="Consolas" w:cs="Courier New"/>
+          <w:sz w:val="18"/>
+          <w:szCs w:val="18"/>
+        </w:rPr>
+      </w:pPr>
+      <w:r>
+        <w:rPr>
+          <w:rFonts w:ascii="Consolas" w:hAnsi="Consolas" w:cs="Courier New"/>
+          <w:sz w:val="18"/>
+          <w:szCs w:val="18"/>
+        </w:rPr>
+        <w:t xml:space="preserve">        extends </w:t>
+      </w:r>
+      <w:proofErr w:type="spellStart"/>
+      <w:r>
+        <w:rPr>
+          <w:rFonts w:ascii="Consolas" w:hAnsi="Consolas" w:cs="Courier New"/>
+          <w:sz w:val="18"/>
+          <w:szCs w:val="18"/>
+        </w:rPr>
+        <w:t>JpaRepository</w:t>
+      </w:r>
+      <w:proofErr w:type="spellEnd"/>
+      <w:r>
+        <w:rPr>
+          <w:rFonts w:ascii="Consolas" w:hAnsi="Consolas" w:cs="Courier New"/>
+          <w:sz w:val="18"/>
+          <w:szCs w:val="18"/>
+        </w:rPr>
+        <w:t>&lt;User, Long&gt; {</w:t>
+      </w:r>
+    </w:p>
+    <w:p>
+      <w:pPr>
+        <w:spacing w:after="0"/>
+        <w:rPr>
+          <w:rFonts w:ascii="Consolas" w:hAnsi="Consolas" w:cs="Courier New"/>
+          <w:sz w:val="18"/>
+          <w:szCs w:val="18"/>
+        </w:rPr>
+      </w:pPr>
+      <w:r>
+        <w:rPr>
+          <w:rFonts w:ascii="Consolas" w:hAnsi="Consolas" w:cs="Courier New"/>
+          <w:sz w:val="18"/>
+          <w:szCs w:val="18"/>
+        </w:rPr>
+        <w:t>}</w:t>
+      </w:r>
+    </w:p>
+    <w:p>
+      <w:pPr>
+        <w:spacing w:after="0"/>
+        <w:rPr>
+          <w:rFonts w:ascii="Consolas" w:hAnsi="Consolas" w:cs="Courier New"/>
+          <w:sz w:val="18"/>
+          <w:szCs w:val="18"/>
+        </w:rPr>
+      </w:pPr>
+    </w:p>
+    <w:p>
+      <w:pPr>
+        <w:spacing w:after="0"/>
+      </w:pPr>
+      <w:r>
+        <w:t>And you automatically get methods such as:</w:t>
+      </w:r>
+    </w:p>
+    <w:p>
+      <w:pPr>
+        <w:spacing w:after="0"/>
+      </w:pPr>
+      <w:r>
+        <w:t>save()</w:t>
+      </w:r>
+    </w:p>
+    <w:p>
+      <w:pPr>
+        <w:spacing w:after="0"/>
+      </w:pPr>
+      <w:proofErr w:type="spellStart"/>
+      <w:r>
+        <w:t>findById</w:t>
+      </w:r>
+      <w:proofErr w:type="spellEnd"/>
+      <w:r>
+        <w:t>()</w:t>
+      </w:r>
+    </w:p>
+    <w:p>
+      <w:pPr>
+        <w:spacing w:after="0"/>
+      </w:pPr>
+      <w:proofErr w:type="spellStart"/>
+      <w:r>
+        <w:t>findAll</w:t>
+      </w:r>
+      <w:proofErr w:type="spellEnd"/>
+      <w:r>
+        <w:t>()</w:t>
+      </w:r>
+    </w:p>
+    <w:p>
+      <w:pPr>
+        <w:spacing w:after="0"/>
+      </w:pPr>
+      <w:proofErr w:type="spellStart"/>
+      <w:r>
+        <w:t>deleteById</w:t>
+      </w:r>
+      <w:proofErr w:type="spellEnd"/>
+      <w:r>
+        <w:t>()</w:t>
+      </w:r>
+    </w:p>
+    <w:p>
+      <w:pPr>
+        <w:spacing w:after="0"/>
+      </w:pPr>
+      <w:proofErr w:type="spellStart"/>
+      <w:r>
+        <w:t>existsById</w:t>
+      </w:r>
+      <w:proofErr w:type="spellEnd"/>
+      <w:r>
+        <w:t>()</w:t>
+      </w:r>
+    </w:p>
+    <w:p>
+      <w:pPr>
+        <w:spacing w:after="0"/>
+      </w:pPr>
+    </w:p>
+    <w:p>
+      <w:pPr>
+        <w:spacing w:after="0"/>
+      </w:pPr>
+      <w:r>
+        <w:t>That's why this is so powerful:</w:t>
+      </w:r>
+    </w:p>
+    <w:p>
+      <w:pPr>
+        <w:spacing w:after="0"/>
+        <w:rPr>
+          <w:rFonts w:ascii="Consolas" w:hAnsi="Consolas"/>
+          <w:sz w:val="16"/>
+          <w:szCs w:val="16"/>
+        </w:rPr>
+      </w:pPr>
+      <w:r>
+        <w:rPr>
+          <w:rFonts w:ascii="Consolas" w:hAnsi="Consolas"/>
+          <w:sz w:val="16"/>
+          <w:szCs w:val="16"/>
+        </w:rPr>
+        <w:t>Spring Data JPA</w:t>
+      </w:r>
+    </w:p>
+    <w:p>
+      <w:pPr>
+        <w:spacing w:after="0"/>
+        <w:rPr>
+          <w:rFonts w:ascii="Consolas" w:hAnsi="Consolas"/>
+          <w:sz w:val="16"/>
+          <w:szCs w:val="16"/>
+        </w:rPr>
+      </w:pPr>
+      <w:r>
+        <w:rPr>
+          <w:rFonts w:ascii="Consolas" w:hAnsi="Consolas"/>
+          <w:sz w:val="16"/>
+          <w:szCs w:val="16"/>
+        </w:rPr>
+        <w:t xml:space="preserve">       ↓</w:t>
+      </w:r>
+    </w:p>
+    <w:p>
+      <w:pPr>
+        <w:spacing w:after="0"/>
+        <w:rPr>
+          <w:rFonts w:ascii="Consolas" w:hAnsi="Consolas"/>
+          <w:sz w:val="16"/>
+          <w:szCs w:val="16"/>
+        </w:rPr>
+      </w:pPr>
+      <w:r>
+        <w:rPr>
+          <w:rFonts w:ascii="Consolas" w:hAnsi="Consolas"/>
+          <w:sz w:val="16"/>
+          <w:szCs w:val="16"/>
+        </w:rPr>
+        <w:t xml:space="preserve">      JPA</w:t>
+      </w:r>
+    </w:p>
+    <w:p>
+      <w:pPr>
+        <w:spacing w:after="0"/>
+        <w:rPr>
+          <w:rFonts w:ascii="Consolas" w:hAnsi="Consolas"/>
+          <w:sz w:val="16"/>
+          <w:szCs w:val="16"/>
+        </w:rPr>
+      </w:pPr>
+      <w:r>
+        <w:rPr>
+          <w:rFonts w:ascii="Consolas" w:hAnsi="Consolas"/>
+          <w:sz w:val="16"/>
+          <w:szCs w:val="16"/>
+        </w:rPr>
+        <w:t xml:space="preserve">       ↓</w:t>
+      </w:r>
+    </w:p>
+    <w:p>
+      <w:pPr>
+        <w:spacing w:after="0"/>
+        <w:rPr>
+          <w:rFonts w:ascii="Consolas" w:hAnsi="Consolas"/>
+          <w:sz w:val="16"/>
+          <w:szCs w:val="16"/>
+        </w:rPr>
+      </w:pPr>
+      <w:r>
+        <w:rPr>
+          <w:rFonts w:ascii="Consolas" w:hAnsi="Consolas"/>
+          <w:sz w:val="16"/>
+          <w:szCs w:val="16"/>
+        </w:rPr>
+        <w:t xml:space="preserve">   Hibernate</w:t>
+      </w:r>
+    </w:p>
+    <w:p>
+      <w:pPr>
+        <w:spacing w:after="0"/>
+        <w:rPr>
+          <w:rFonts w:ascii="Consolas" w:hAnsi="Consolas"/>
+          <w:sz w:val="16"/>
+          <w:szCs w:val="16"/>
+        </w:rPr>
+      </w:pPr>
+      <w:r>
+        <w:rPr>
+          <w:rFonts w:ascii="Consolas" w:hAnsi="Consolas"/>
+          <w:sz w:val="16"/>
+          <w:szCs w:val="16"/>
+        </w:rPr>
+        <w:t xml:space="preserve">       ↓</w:t>
+      </w:r>
+    </w:p>
+    <w:p>
+      <w:pPr>
+        <w:spacing w:after="0"/>
+        <w:rPr>
+          <w:rFonts w:ascii="Consolas" w:hAnsi="Consolas"/>
+          <w:sz w:val="16"/>
+          <w:szCs w:val="16"/>
+        </w:rPr>
+      </w:pPr>
+      <w:r>
+        <w:rPr>
+          <w:rFonts w:ascii="Consolas" w:hAnsi="Consolas"/>
+          <w:sz w:val="16"/>
+          <w:szCs w:val="16"/>
+        </w:rPr>
+        <w:t xml:space="preserve">    Database</w:t>
+      </w:r>
+    </w:p>
+    <w:p>
+      <w:pPr>
+        <w:spacing w:after="0"/>
+      </w:pPr>
+    </w:p>
+    <w:p>
+      <w:pPr>
+        <w:spacing w:after="0"/>
+      </w:pPr>
+      <w:r>
+        <w:t>Spring Data JPA gives you an abstraction over persistence, while Hibernate handles the JPA implementation and database interaction.</w:t>
+      </w:r>
     </w:p>
     <w:sectPr>
       <w:pgSz w:w="16838" w:h="23811" w:code="8"/>

--- a/Java/SpringBoot_terms.docx
+++ b/Java/SpringBoot_terms.docx
@@ -6753,7 +6753,7 @@
       </w:pPr>
       <w:r>
         <w:pict w14:anchorId="7118FBE1">
-          <v:rect id="_x0000_i1262" style="width:0;height:1.5pt" o:hralign="center" o:hrstd="t" o:hr="t" fillcolor="#a0a0a0" stroked="f"/>
+          <v:rect id="_x0000_i1028" style="width:0;height:1.5pt" o:hralign="center" o:hrstd="t" o:hr="t" fillcolor="#a0a0a0" stroked="f"/>
         </w:pict>
       </w:r>
     </w:p>
@@ -6985,7 +6985,7 @@
       </w:pPr>
       <w:r>
         <w:pict w14:anchorId="6683D974">
-          <v:rect id="_x0000_i1263" style="width:0;height:1.5pt" o:hralign="center" o:hrstd="t" o:hr="t" fillcolor="#a0a0a0" stroked="f"/>
+          <v:rect id="_x0000_i1029" style="width:0;height:1.5pt" o:hralign="center" o:hrstd="t" o:hr="t" fillcolor="#a0a0a0" stroked="f"/>
         </w:pict>
       </w:r>
     </w:p>
@@ -7075,7 +7075,7 @@
       </w:pPr>
       <w:r>
         <w:pict w14:anchorId="6B3A1493">
-          <v:rect id="_x0000_i1264" style="width:0;height:1.5pt" o:hralign="center" o:hrstd="t" o:hr="t" fillcolor="#a0a0a0" stroked="f"/>
+          <v:rect id="_x0000_i1030" style="width:0;height:1.5pt" o:hralign="center" o:hrstd="t" o:hr="t" fillcolor="#a0a0a0" stroked="f"/>
         </w:pict>
       </w:r>
     </w:p>
@@ -7170,7 +7170,7 @@
       </w:pPr>
       <w:r>
         <w:pict w14:anchorId="2E3438A6">
-          <v:rect id="_x0000_i1265" style="width:0;height:1.5pt" o:hralign="center" o:hrstd="t" o:hr="t" fillcolor="#a0a0a0" stroked="f"/>
+          <v:rect id="_x0000_i1031" style="width:0;height:1.5pt" o:hralign="center" o:hrstd="t" o:hr="t" fillcolor="#a0a0a0" stroked="f"/>
         </w:pict>
       </w:r>
     </w:p>
@@ -7264,7 +7264,7 @@
       </w:pPr>
       <w:r>
         <w:pict w14:anchorId="246E0BDA">
-          <v:rect id="_x0000_i1266" style="width:0;height:1.5pt" o:hralign="center" o:hrstd="t" o:hr="t" fillcolor="#a0a0a0" stroked="f"/>
+          <v:rect id="_x0000_i1032" style="width:0;height:1.5pt" o:hralign="center" o:hrstd="t" o:hr="t" fillcolor="#a0a0a0" stroked="f"/>
         </w:pict>
       </w:r>
     </w:p>
@@ -7322,7 +7322,7 @@
       </w:pPr>
       <w:r>
         <w:pict w14:anchorId="2CC971FA">
-          <v:rect id="_x0000_i1267" style="width:0;height:1.5pt" o:hralign="center" o:hrstd="t" o:hr="t" fillcolor="#a0a0a0" stroked="f"/>
+          <v:rect id="_x0000_i1033" style="width:0;height:1.5pt" o:hralign="center" o:hrstd="t" o:hr="t" fillcolor="#a0a0a0" stroked="f"/>
         </w:pict>
       </w:r>
     </w:p>
@@ -7392,7 +7392,7 @@
       </w:pPr>
       <w:r>
         <w:pict w14:anchorId="47265E1C">
-          <v:rect id="_x0000_i1268" style="width:0;height:1.5pt" o:hralign="center" o:hrstd="t" o:hr="t" fillcolor="#a0a0a0" stroked="f"/>
+          <v:rect id="_x0000_i1034" style="width:0;height:1.5pt" o:hralign="center" o:hrstd="t" o:hr="t" fillcolor="#a0a0a0" stroked="f"/>
         </w:pict>
       </w:r>
     </w:p>
@@ -7519,7 +7519,7 @@
       </w:pPr>
       <w:r>
         <w:pict w14:anchorId="25F52D4B">
-          <v:rect id="_x0000_i1269" style="width:0;height:1.5pt" o:hralign="center" o:hrstd="t" o:hr="t" fillcolor="#a0a0a0" stroked="f"/>
+          <v:rect id="_x0000_i1035" style="width:0;height:1.5pt" o:hralign="center" o:hrstd="t" o:hr="t" fillcolor="#a0a0a0" stroked="f"/>
         </w:pict>
       </w:r>
     </w:p>
@@ -7610,7 +7610,7 @@
       </w:pPr>
       <w:r>
         <w:pict w14:anchorId="49D756E9">
-          <v:rect id="_x0000_i1270" style="width:0;height:1.5pt" o:hralign="center" o:hrstd="t" o:hr="t" fillcolor="#a0a0a0" stroked="f"/>
+          <v:rect id="_x0000_i1036" style="width:0;height:1.5pt" o:hralign="center" o:hrstd="t" o:hr="t" fillcolor="#a0a0a0" stroked="f"/>
         </w:pict>
       </w:r>
     </w:p>
@@ -7684,7 +7684,7 @@
       </w:pPr>
       <w:r>
         <w:pict w14:anchorId="652DF91E">
-          <v:rect id="_x0000_i1271" style="width:0;height:1.5pt" o:hralign="center" o:hrstd="t" o:hr="t" fillcolor="#a0a0a0" stroked="f"/>
+          <v:rect id="_x0000_i1037" style="width:0;height:1.5pt" o:hralign="center" o:hrstd="t" o:hr="t" fillcolor="#a0a0a0" stroked="f"/>
         </w:pict>
       </w:r>
     </w:p>
@@ -7742,7 +7742,7 @@
       </w:pPr>
       <w:r>
         <w:pict w14:anchorId="2FBAD0E3">
-          <v:rect id="_x0000_i1272" style="width:0;height:1.5pt" o:hralign="center" o:hrstd="t" o:hr="t" fillcolor="#a0a0a0" stroked="f"/>
+          <v:rect id="_x0000_i1038" style="width:0;height:1.5pt" o:hralign="center" o:hrstd="t" o:hr="t" fillcolor="#a0a0a0" stroked="f"/>
         </w:pict>
       </w:r>
     </w:p>
@@ -7840,7 +7840,7 @@
       </w:pPr>
       <w:r>
         <w:pict w14:anchorId="2CEC57E7">
-          <v:rect id="_x0000_i1273" style="width:0;height:1.5pt" o:hralign="center" o:hrstd="t" o:hr="t" fillcolor="#a0a0a0" stroked="f"/>
+          <v:rect id="_x0000_i1039" style="width:0;height:1.5pt" o:hralign="center" o:hrstd="t" o:hr="t" fillcolor="#a0a0a0" stroked="f"/>
         </w:pict>
       </w:r>
     </w:p>
@@ -7914,7 +7914,7 @@
       </w:pPr>
       <w:r>
         <w:pict w14:anchorId="01F4FEAE">
-          <v:rect id="_x0000_i1274" style="width:0;height:1.5pt" o:hralign="center" o:hrstd="t" o:hr="t" fillcolor="#a0a0a0" stroked="f"/>
+          <v:rect id="_x0000_i1040" style="width:0;height:1.5pt" o:hralign="center" o:hrstd="t" o:hr="t" fillcolor="#a0a0a0" stroked="f"/>
         </w:pict>
       </w:r>
     </w:p>
@@ -7992,7 +7992,7 @@
       </w:pPr>
       <w:r>
         <w:pict w14:anchorId="2EDB10CF">
-          <v:rect id="_x0000_i1275" style="width:0;height:1.5pt" o:hralign="center" o:hrstd="t" o:hr="t" fillcolor="#a0a0a0" stroked="f"/>
+          <v:rect id="_x0000_i1041" style="width:0;height:1.5pt" o:hralign="center" o:hrstd="t" o:hr="t" fillcolor="#a0a0a0" stroked="f"/>
         </w:pict>
       </w:r>
     </w:p>
@@ -8054,7 +8054,7 @@
       </w:pPr>
       <w:r>
         <w:pict w14:anchorId="2520A680">
-          <v:rect id="_x0000_i1276" style="width:0;height:1.5pt" o:hralign="center" o:hrstd="t" o:hr="t" fillcolor="#a0a0a0" stroked="f"/>
+          <v:rect id="_x0000_i1042" style="width:0;height:1.5pt" o:hralign="center" o:hrstd="t" o:hr="t" fillcolor="#a0a0a0" stroked="f"/>
         </w:pict>
       </w:r>
     </w:p>
@@ -8126,7 +8126,7 @@
       </w:pPr>
       <w:r>
         <w:pict w14:anchorId="70A04A0C">
-          <v:rect id="_x0000_i1277" style="width:0;height:1.5pt" o:hralign="center" o:hrstd="t" o:hr="t" fillcolor="#a0a0a0" stroked="f"/>
+          <v:rect id="_x0000_i1043" style="width:0;height:1.5pt" o:hralign="center" o:hrstd="t" o:hr="t" fillcolor="#a0a0a0" stroked="f"/>
         </w:pict>
       </w:r>
     </w:p>
@@ -8200,7 +8200,7 @@
       </w:pPr>
       <w:r>
         <w:pict w14:anchorId="5045AE7C">
-          <v:rect id="_x0000_i1278" style="width:0;height:1.5pt" o:hralign="center" o:hrstd="t" o:hr="t" fillcolor="#a0a0a0" stroked="f"/>
+          <v:rect id="_x0000_i1044" style="width:0;height:1.5pt" o:hralign="center" o:hrstd="t" o:hr="t" fillcolor="#a0a0a0" stroked="f"/>
         </w:pict>
       </w:r>
     </w:p>
@@ -8259,7 +8259,7 @@
       </w:pPr>
       <w:r>
         <w:pict w14:anchorId="1C43BC44">
-          <v:rect id="_x0000_i1279" style="width:0;height:1.5pt" o:hralign="center" o:hrstd="t" o:hr="t" fillcolor="#a0a0a0" stroked="f"/>
+          <v:rect id="_x0000_i1045" style="width:0;height:1.5pt" o:hralign="center" o:hrstd="t" o:hr="t" fillcolor="#a0a0a0" stroked="f"/>
         </w:pict>
       </w:r>
     </w:p>
@@ -8309,7 +8309,7 @@
       </w:pPr>
       <w:r>
         <w:pict w14:anchorId="6D9A41C9">
-          <v:rect id="_x0000_i1280" style="width:0;height:1.5pt" o:hralign="center" o:hrstd="t" o:hr="t" fillcolor="#a0a0a0" stroked="f"/>
+          <v:rect id="_x0000_i1046" style="width:0;height:1.5pt" o:hralign="center" o:hrstd="t" o:hr="t" fillcolor="#a0a0a0" stroked="f"/>
         </w:pict>
       </w:r>
     </w:p>
@@ -8431,7 +8431,7 @@
       </w:pPr>
       <w:r>
         <w:pict w14:anchorId="51DAA7FE">
-          <v:rect id="_x0000_i1281" style="width:0;height:1.5pt" o:hralign="center" o:hrstd="t" o:hr="t" fillcolor="#a0a0a0" stroked="f"/>
+          <v:rect id="_x0000_i1047" style="width:0;height:1.5pt" o:hralign="center" o:hrstd="t" o:hr="t" fillcolor="#a0a0a0" stroked="f"/>
         </w:pict>
       </w:r>
     </w:p>
@@ -8497,7 +8497,7 @@
       </w:pPr>
       <w:r>
         <w:pict w14:anchorId="4C6B8B5F">
-          <v:rect id="_x0000_i1282" style="width:0;height:1.5pt" o:hralign="center" o:hrstd="t" o:hr="t" fillcolor="#a0a0a0" stroked="f"/>
+          <v:rect id="_x0000_i1048" style="width:0;height:1.5pt" o:hralign="center" o:hrstd="t" o:hr="t" fillcolor="#a0a0a0" stroked="f"/>
         </w:pict>
       </w:r>
     </w:p>
@@ -8549,7 +8549,7 @@
       </w:pPr>
       <w:r>
         <w:pict w14:anchorId="54CE9C05">
-          <v:rect id="_x0000_i1283" style="width:0;height:1.5pt" o:hralign="center" o:hrstd="t" o:hr="t" fillcolor="#a0a0a0" stroked="f"/>
+          <v:rect id="_x0000_i1049" style="width:0;height:1.5pt" o:hralign="center" o:hrstd="t" o:hr="t" fillcolor="#a0a0a0" stroked="f"/>
         </w:pict>
       </w:r>
     </w:p>
@@ -8636,7 +8636,7 @@
       </w:pPr>
       <w:r>
         <w:pict w14:anchorId="154443DC">
-          <v:rect id="_x0000_i1284" style="width:0;height:1.5pt" o:hralign="center" o:hrstd="t" o:hr="t" fillcolor="#a0a0a0" stroked="f"/>
+          <v:rect id="_x0000_i1050" style="width:0;height:1.5pt" o:hralign="center" o:hrstd="t" o:hr="t" fillcolor="#a0a0a0" stroked="f"/>
         </w:pict>
       </w:r>
     </w:p>
@@ -8686,7 +8686,7 @@
       </w:pPr>
       <w:r>
         <w:pict w14:anchorId="76EC12CE">
-          <v:rect id="_x0000_i1285" style="width:0;height:1.5pt" o:hralign="center" o:hrstd="t" o:hr="t" fillcolor="#a0a0a0" stroked="f"/>
+          <v:rect id="_x0000_i1051" style="width:0;height:1.5pt" o:hralign="center" o:hrstd="t" o:hr="t" fillcolor="#a0a0a0" stroked="f"/>
         </w:pict>
       </w:r>
     </w:p>
@@ -8768,7 +8768,7 @@
       </w:pPr>
       <w:r>
         <w:pict w14:anchorId="599A5867">
-          <v:rect id="_x0000_i1286" style="width:0;height:1.5pt" o:hralign="center" o:hrstd="t" o:hr="t" fillcolor="#a0a0a0" stroked="f"/>
+          <v:rect id="_x0000_i1052" style="width:0;height:1.5pt" o:hralign="center" o:hrstd="t" o:hr="t" fillcolor="#a0a0a0" stroked="f"/>
         </w:pict>
       </w:r>
     </w:p>
@@ -8862,7 +8862,7 @@
       </w:pPr>
       <w:r>
         <w:pict w14:anchorId="113E5318">
-          <v:rect id="_x0000_i1287" style="width:0;height:1.5pt" o:hralign="center" o:hrstd="t" o:hr="t" fillcolor="#a0a0a0" stroked="f"/>
+          <v:rect id="_x0000_i1053" style="width:0;height:1.5pt" o:hralign="center" o:hrstd="t" o:hr="t" fillcolor="#a0a0a0" stroked="f"/>
         </w:pict>
       </w:r>
     </w:p>
@@ -8922,7 +8922,7 @@
       </w:pPr>
       <w:r>
         <w:pict w14:anchorId="1F0673DF">
-          <v:rect id="_x0000_i1288" style="width:0;height:1.5pt" o:hralign="center" o:hrstd="t" o:hr="t" fillcolor="#a0a0a0" stroked="f"/>
+          <v:rect id="_x0000_i1054" style="width:0;height:1.5pt" o:hralign="center" o:hrstd="t" o:hr="t" fillcolor="#a0a0a0" stroked="f"/>
         </w:pict>
       </w:r>
     </w:p>
@@ -9005,7 +9005,7 @@
       </w:pPr>
       <w:r>
         <w:pict w14:anchorId="5597F5AC">
-          <v:rect id="_x0000_i1289" style="width:0;height:1.5pt" o:hralign="center" o:hrstd="t" o:hr="t" fillcolor="#a0a0a0" stroked="f"/>
+          <v:rect id="_x0000_i1055" style="width:0;height:1.5pt" o:hralign="center" o:hrstd="t" o:hr="t" fillcolor="#a0a0a0" stroked="f"/>
         </w:pict>
       </w:r>
     </w:p>
@@ -9071,7 +9071,7 @@
       </w:pPr>
       <w:r>
         <w:pict w14:anchorId="41B8A226">
-          <v:rect id="_x0000_i1290" style="width:0;height:1.5pt" o:hralign="center" o:hrstd="t" o:hr="t" fillcolor="#a0a0a0" stroked="f"/>
+          <v:rect id="_x0000_i1056" style="width:0;height:1.5pt" o:hralign="center" o:hrstd="t" o:hr="t" fillcolor="#a0a0a0" stroked="f"/>
         </w:pict>
       </w:r>
     </w:p>
@@ -9121,7 +9121,7 @@
       </w:pPr>
       <w:r>
         <w:pict w14:anchorId="63315D66">
-          <v:rect id="_x0000_i1291" style="width:0;height:1.5pt" o:hralign="center" o:hrstd="t" o:hr="t" fillcolor="#a0a0a0" stroked="f"/>
+          <v:rect id="_x0000_i1057" style="width:0;height:1.5pt" o:hralign="center" o:hrstd="t" o:hr="t" fillcolor="#a0a0a0" stroked="f"/>
         </w:pict>
       </w:r>
     </w:p>
@@ -9187,7 +9187,7 @@
       </w:pPr>
       <w:r>
         <w:pict w14:anchorId="77D90AD6">
-          <v:rect id="_x0000_i1292" style="width:0;height:1.5pt" o:hralign="center" o:hrstd="t" o:hr="t" fillcolor="#a0a0a0" stroked="f"/>
+          <v:rect id="_x0000_i1058" style="width:0;height:1.5pt" o:hralign="center" o:hrstd="t" o:hr="t" fillcolor="#a0a0a0" stroked="f"/>
         </w:pict>
       </w:r>
     </w:p>
@@ -9257,7 +9257,7 @@
       </w:pPr>
       <w:r>
         <w:pict w14:anchorId="5C81AC73">
-          <v:rect id="_x0000_i1293" style="width:0;height:1.5pt" o:hralign="center" o:hrstd="t" o:hr="t" fillcolor="#a0a0a0" stroked="f"/>
+          <v:rect id="_x0000_i1059" style="width:0;height:1.5pt" o:hralign="center" o:hrstd="t" o:hr="t" fillcolor="#a0a0a0" stroked="f"/>
         </w:pict>
       </w:r>
     </w:p>
@@ -9423,7 +9423,7 @@
       </w:pPr>
       <w:r>
         <w:pict w14:anchorId="75C1A997">
-          <v:rect id="_x0000_i1294" style="width:0;height:1.5pt" o:hralign="center" o:hrstd="t" o:hr="t" fillcolor="#a0a0a0" stroked="f"/>
+          <v:rect id="_x0000_i1060" style="width:0;height:1.5pt" o:hralign="center" o:hrstd="t" o:hr="t" fillcolor="#a0a0a0" stroked="f"/>
         </w:pict>
       </w:r>
     </w:p>
@@ -9617,7 +9617,7 @@
       </w:pPr>
       <w:r>
         <w:pict w14:anchorId="219402B0">
-          <v:rect id="_x0000_i1295" style="width:0;height:1.5pt" o:hralign="center" o:hrstd="t" o:hr="t" fillcolor="#a0a0a0" stroked="f"/>
+          <v:rect id="_x0000_i1061" style="width:0;height:1.5pt" o:hralign="center" o:hrstd="t" o:hr="t" fillcolor="#a0a0a0" stroked="f"/>
         </w:pict>
       </w:r>
     </w:p>
@@ -9840,7 +9840,7 @@
       </w:pPr>
       <w:r>
         <w:pict w14:anchorId="4637E517">
-          <v:rect id="_x0000_i1296" style="width:0;height:1.5pt" o:hralign="center" o:hrstd="t" o:hr="t" fillcolor="#a0a0a0" stroked="f"/>
+          <v:rect id="_x0000_i1062" style="width:0;height:1.5pt" o:hralign="center" o:hrstd="t" o:hr="t" fillcolor="#a0a0a0" stroked="f"/>
         </w:pict>
       </w:r>
     </w:p>
@@ -10030,7 +10030,7 @@
       </w:pPr>
       <w:r>
         <w:pict w14:anchorId="695C844F">
-          <v:rect id="_x0000_i1297" style="width:0;height:1.5pt" o:hralign="center" o:hrstd="t" o:hr="t" fillcolor="#a0a0a0" stroked="f"/>
+          <v:rect id="_x0000_i1063" style="width:0;height:1.5pt" o:hralign="center" o:hrstd="t" o:hr="t" fillcolor="#a0a0a0" stroked="f"/>
         </w:pict>
       </w:r>
     </w:p>
@@ -10279,6 +10279,10 @@
     <w:p>
       <w:pPr>
         <w:spacing w:after="0"/>
+        <w:rPr>
+          <w:b/>
+          <w:bCs/>
+        </w:rPr>
       </w:pPr>
       <w:r>
         <w:rPr>
@@ -10291,6 +10295,261 @@
     <w:p>
       <w:pPr>
         <w:spacing w:after="0"/>
+        <w:rPr>
+          <w:b/>
+          <w:bCs/>
+        </w:rPr>
+      </w:pPr>
+    </w:p>
+    <w:p>
+      <w:pPr>
+        <w:spacing w:after="0"/>
+        <w:rPr>
+          <w:b/>
+          <w:bCs/>
+          <w:color w:val="0070C0"/>
+        </w:rPr>
+      </w:pPr>
+      <w:r>
+        <w:rPr>
+          <w:b/>
+          <w:bCs/>
+          <w:color w:val="0070C0"/>
+        </w:rPr>
+        <w:t>Projects related terms :</w:t>
+      </w:r>
+    </w:p>
+    <w:p>
+      <w:pPr>
+        <w:spacing w:after="0"/>
+        <w:rPr>
+          <w:b/>
+          <w:bCs/>
+        </w:rPr>
+      </w:pPr>
+      <w:r>
+        <w:t>JpaRepository expects:</w:t>
+      </w:r>
+      <w:r>
+        <w:t xml:space="preserve"> </w:t>
+      </w:r>
+      <w:r>
+        <w:rPr>
+          <w:b/>
+          <w:bCs/>
+        </w:rPr>
+        <w:t>JpaRepository&lt;EntityType, IdType&gt;</w:t>
+      </w:r>
+    </w:p>
+    <w:p>
+      <w:pPr>
+        <w:spacing w:after="0"/>
+      </w:pPr>
+    </w:p>
+    <w:p>
+      <w:pPr>
+        <w:spacing w:after="0"/>
+      </w:pPr>
+      <w:r>
+        <w:rPr>
+          <w:b/>
+          <w:bCs/>
+        </w:rPr>
+        <w:t>Lombok</w:t>
+      </w:r>
+      <w:r>
+        <w:t xml:space="preserve"> : Inbuilt Library which has following</w:t>
+      </w:r>
+    </w:p>
+    <w:p>
+      <w:pPr>
+        <w:spacing w:after="0"/>
+      </w:pPr>
+      <w:r>
+        <w:t xml:space="preserve">@Getter </w:t>
+      </w:r>
+    </w:p>
+    <w:p>
+      <w:pPr>
+        <w:spacing w:after="0"/>
+      </w:pPr>
+      <w:r>
+        <w:t>@Setter</w:t>
+      </w:r>
+    </w:p>
+    <w:p>
+      <w:pPr>
+        <w:spacing w:after="0"/>
+      </w:pPr>
+      <w:r>
+        <w:t xml:space="preserve"> @NoArgsConstructor</w:t>
+      </w:r>
+    </w:p>
+    <w:p>
+      <w:pPr>
+        <w:spacing w:after="0"/>
+      </w:pPr>
+      <w:r>
+        <w:t xml:space="preserve"> @AllArgsConstructor</w:t>
+      </w:r>
+    </w:p>
+    <w:p>
+      <w:pPr>
+        <w:spacing w:after="0"/>
+      </w:pPr>
+    </w:p>
+    <w:p>
+      <w:pPr>
+        <w:spacing w:after="0"/>
+      </w:pPr>
+      <w:r>
+        <w:rPr>
+          <w:b/>
+          <w:bCs/>
+        </w:rPr>
+        <w:t>@</w:t>
+      </w:r>
+      <w:r>
+        <w:rPr>
+          <w:b/>
+          <w:bCs/>
+        </w:rPr>
+        <w:t>PathVariable</w:t>
+      </w:r>
+      <w:r>
+        <w:rPr>
+          <w:b/>
+          <w:bCs/>
+        </w:rPr>
+        <w:t xml:space="preserve"> : </w:t>
+      </w:r>
+      <w:r>
+        <w:t xml:space="preserve">used to get </w:t>
+      </w:r>
+      <w:r>
+        <w:t xml:space="preserve">path variable </w:t>
+      </w:r>
+      <w:r>
+        <w:t>from url eg: users/32</w:t>
+      </w:r>
+    </w:p>
+    <w:p>
+      <w:pPr>
+        <w:spacing w:after="0"/>
+      </w:pPr>
+      <w:r>
+        <w:rPr>
+          <w:b/>
+          <w:bCs/>
+        </w:rPr>
+        <w:t>@RequestParam</w:t>
+      </w:r>
+      <w:r>
+        <w:rPr>
+          <w:b/>
+          <w:bCs/>
+        </w:rPr>
+        <w:t xml:space="preserve"> : </w:t>
+      </w:r>
+      <w:r>
+        <w:t>used to get param from url eg: users</w:t>
+      </w:r>
+      <w:r>
+        <w:rPr>
+          <w:b/>
+          <w:bCs/>
+        </w:rPr>
+        <w:t>?name=vikas</w:t>
+      </w:r>
+    </w:p>
+    <w:p>
+      <w:pPr>
+        <w:spacing w:after="0"/>
+      </w:pPr>
+      <w:r>
+        <w:rPr>
+          <w:b/>
+          <w:bCs/>
+        </w:rPr>
+        <w:t>@Request</w:t>
+      </w:r>
+      <w:r>
+        <w:rPr>
+          <w:b/>
+          <w:bCs/>
+        </w:rPr>
+        <w:t>Body</w:t>
+      </w:r>
+      <w:r>
+        <w:rPr>
+          <w:b/>
+          <w:bCs/>
+        </w:rPr>
+        <w:t xml:space="preserve"> : </w:t>
+      </w:r>
+      <w:r>
+        <w:t xml:space="preserve">used to get </w:t>
+      </w:r>
+      <w:r>
+        <w:t>json body</w:t>
+      </w:r>
+      <w:r>
+        <w:t xml:space="preserve"> from url </w:t>
+      </w:r>
+    </w:p>
+    <w:p>
+      <w:pPr>
+        <w:spacing w:after="0"/>
+      </w:pPr>
+    </w:p>
+    <w:p>
+      <w:pPr>
+        <w:spacing w:after="0"/>
+      </w:pPr>
+      <w:r>
+        <w:rPr>
+          <w:b/>
+          <w:bCs/>
+        </w:rPr>
+        <w:t xml:space="preserve">ResponseEntity&lt;User&gt; </w:t>
+      </w:r>
+      <w:r>
+        <w:rPr>
+          <w:b/>
+          <w:bCs/>
+        </w:rPr>
+        <w:t xml:space="preserve"> </w:t>
+      </w:r>
+      <w:r>
+        <w:t>// to write custom headers</w:t>
+      </w:r>
+    </w:p>
+    <w:p>
+      <w:pPr>
+        <w:spacing w:after="0"/>
+      </w:pPr>
+      <w:r>
+        <w:t xml:space="preserve">return </w:t>
+      </w:r>
+      <w:r>
+        <w:t>ResponseEntity</w:t>
+      </w:r>
+      <w:r>
+        <w:t>.status(200 or Http.status.term).body(…)</w:t>
+      </w:r>
+    </w:p>
+    <w:p>
+      <w:pPr>
+        <w:spacing w:after="0"/>
+      </w:pPr>
+    </w:p>
+    <w:p>
+      <w:pPr>
+        <w:spacing w:after="0"/>
+        <w:rPr>
+          <w:b/>
+          <w:bCs/>
+        </w:rPr>
       </w:pPr>
     </w:p>
     <w:sectPr>
